--- a/projects/templates/template_code_project/output/docx/template_code_project_combined.docx
+++ b/projects/templates/template_code_project/output/docx/template_code_project_combined.docx
@@ -639,7 +639,7 @@
         <w:rPr>
           <w:rStyle w:val="VerbatimChar"/>
         </w:rPr>
-        <w:t xml:space="preserve">projects/templates/template_code_project/src/optimizer.py</w:t>
+        <w:t xml:space="preserve">projects/templates/template_code_project/src/template_code_project/core/optimizer.py</w:t>
       </w:r>
       <w:r>
         <w:t xml:space="preserve">; experiments and figures are orchestrated by</w:t>
@@ -774,7 +774,7 @@
         <w:rPr>
           <w:rStyle w:val="VerbatimChar"/>
         </w:rPr>
-        <w:t xml:space="preserve">src/figures/</w:t>
+        <w:t xml:space="preserve">src/template_code_project/figures/</w:t>
       </w:r>
       <w:r>
         <w:t xml:space="preserve"> </w:t>
@@ -789,7 +789,7 @@
         <w:rPr>
           <w:rStyle w:val="VerbatimChar"/>
         </w:rPr>
-        <w:t xml:space="preserve">src/analysis/</w:t>
+        <w:t xml:space="preserve">src/template_code_project/analysis/</w:t>
       </w:r>
       <w:r>
         <w:t xml:space="preserve">.</w:t>
@@ -2043,7 +2043,7 @@
         <w:rPr>
           <w:rStyle w:val="VerbatimChar"/>
         </w:rPr>
-        <w:t xml:space="preserve">src/figures/</w:t>
+        <w:t xml:space="preserve">src/template_code_project/figures/</w:t>
       </w:r>
       <w:r>
         <w:t xml:space="preserve"> </w:t>
@@ -3563,7 +3563,7 @@
         <w:rPr>
           <w:rStyle w:val="VerbatimChar"/>
         </w:rPr>
-        <w:t xml:space="preserve">src/analysis/</w:t>
+        <w:t xml:space="preserve">src/template_code_project/analysis/</w:t>
       </w:r>
       <w:r>
         <w:t xml:space="preserve"> </w:t>
@@ -4063,7 +4063,22 @@
         <w:t xml:space="preserve"> </w:t>
       </w:r>
       <w:r>
-        <w:t xml:space="preserve">during the infrastructure build phase.</w:t>
+        <w:t xml:space="preserve">during the infrastructure build phase (negative control: the repository lexical no-mock gate</w:t>
+      </w:r>
+      <w:r>
+        <w:t xml:space="preserve"> </w:t>
+      </w:r>
+      <w:r>
+        <w:rPr>
+          <w:rStyle w:val="VerbatimChar"/>
+        </w:rPr>
+        <w:t xml:space="preserve">scripts/audit/verify_no_mocks.py --inventory</w:t>
+      </w:r>
+      <w:r>
+        <w:t xml:space="preserve"> </w:t>
+      </w:r>
+      <w:r>
+        <w:t xml:space="preserve">flags any prohibited mock import or call and fails on dependency-replacement debt).</w:t>
       </w:r>
     </w:p>
     <w:p>
@@ -4108,7 +4123,7 @@
         <w:rPr>
           <w:rStyle w:val="VerbatimChar"/>
         </w:rPr>
-        <w:t xml:space="preserve">src/optimizer.py</w:t>
+        <w:t xml:space="preserve">src/template_code_project/core/optimizer.py</w:t>
       </w:r>
       <w:r>
         <w:t xml:space="preserve"> </w:t>
@@ -4228,7 +4243,37 @@
         <w:t xml:space="preserve"> </w:t>
       </w:r>
       <w:r>
-        <w:t xml:space="preserve">prior to treating the project as build-green.</w:t>
+        <w:t xml:space="preserve">prior to treating the project as build-green. Coverage below the floor fails the test process through</w:t>
+      </w:r>
+      <w:r>
+        <w:t xml:space="preserve"> </w:t>
+      </w:r>
+      <w:r>
+        <w:rPr>
+          <w:rStyle w:val="VerbatimChar"/>
+        </w:rPr>
+        <w:t xml:space="preserve">--cov-fail-under</w:t>
+      </w:r>
+      <w:r>
+        <w:t xml:space="preserve">, so build-green status cannot be reached while silently skipping weakened coverage.</w:t>
+      </w:r>
+      <w:r>
+        <w:t xml:space="preserve"> </w:t>
+      </w:r>
+      <w:r>
+        <w:t xml:space="preserve">Falling below that floor fails the gate outright (</w:t>
+      </w:r>
+      <w:r>
+        <w:rPr>
+          <w:rStyle w:val="VerbatimChar"/>
+        </w:rPr>
+        <w:t xml:space="preserve">--cov-fail-under</w:t>
+      </w:r>
+      <w:r>
+        <w:t xml:space="preserve"> </w:t>
+      </w:r>
+      <w:r>
+        <w:t xml:space="preserve">enforces it).</w:t>
       </w:r>
     </w:p>
     <w:bookmarkEnd w:id="41"/>
@@ -4463,7 +4508,7 @@
         <w:rPr>
           <w:rStyle w:val="VerbatimChar"/>
         </w:rPr>
-        <w:t xml:space="preserve">src/figures/</w:t>
+        <w:t xml:space="preserve">src/template_code_project/figures/</w:t>
       </w:r>
       <w:r>
         <w:t xml:space="preserve"> </w:t>
@@ -4547,7 +4592,7 @@
         <w:rPr>
           <w:rStyle w:val="VerbatimChar"/>
         </w:rPr>
-        <w:t xml:space="preserve">src/analysis/</w:t>
+        <w:t xml:space="preserve">src/template_code_project/analysis/</w:t>
       </w:r>
       <w:r>
         <w:t xml:space="preserve"> </w:t>
@@ -4939,7 +4984,7 @@
           <wp:inline>
             <wp:extent cx="5334000" cy="3707780"/>
             <wp:effectExtent b="0" l="0" r="0" t="0"/>
-            <wp:docPr descr="Figure 1: Objective value f(x_k)=\tfrac{1}{2}x_k^2 - x_k versus iteration k for gradient descent at six step sizes (legend colours follow the agency taxonomy in sec. 3: blue = conservative, green = near-optimal, orange = aggressive, red = divergent). Trajectories are produced by simulate_trajectory() in src/optimizer.py, which calls the same gradient_descent() used in tbl. 1; the upper bound on the y-axis clips the divergent \alpha=2.5 curve so that stable trajectories remain visible. Dashed grey reference line marks the analytic optimum f(x^\ast)=-0.5. Fastest configuration in this experiment: \alpha=1.0 converges in 1 iteration(s)." title="" id="49" name="Picture"/>
+            <wp:docPr descr="Figure 1: Objective value f(x_k)=\tfrac{1}{2}x_k^2 - x_k versus iteration k for gradient descent at six step sizes (legend colours follow the agency taxonomy in sec. 3: blue = conservative, green = near-optimal, orange = aggressive, red = divergent). Trajectories are produced by simulate_trajectory() in src/template_code_project/core/optimizer.py, which calls the same gradient_descent() used in tbl. 1; the upper bound on the y-axis clips the divergent \alpha=2.5 curve so that stable trajectories remain visible. Dashed grey reference line marks the analytic optimum f(x^\ast)=-0.5. Fastest configuration in this experiment: \alpha=1.0 converges in 1 iteration(s)." title="" id="49" name="Picture"/>
             <a:graphic>
               <a:graphicData uri="http://schemas.openxmlformats.org/drawingml/2006/picture">
                 <pic:pic>
@@ -5114,7 +5159,7 @@
         <w:rPr>
           <w:rStyle w:val="VerbatimChar"/>
         </w:rPr>
-        <w:t xml:space="preserve">src/optimizer.py</w:t>
+        <w:t xml:space="preserve">src/template_code_project/core/optimizer.py</w:t>
       </w:r>
       <w:r>
         <w:t xml:space="preserve">, which calls the same</w:t>
@@ -13066,7 +13111,7 @@
         <w:t xml:space="preserve">Python</w:t>
       </w:r>
       <w:r>
-        <w:t xml:space="preserve">: 3.12.12</w:t>
+        <w:t xml:space="preserve">: 3.12.13</w:t>
       </w:r>
     </w:p>
     <w:p>
@@ -13123,7 +13168,7 @@
         <w:t xml:space="preserve">Generated</w:t>
       </w:r>
       <w:r>
-        <w:t xml:space="preserve">: 2026-08-14T14:20:53Z</w:t>
+        <w:t xml:space="preserve">: 2026-09-13T21:49:02Z</w:t>
       </w:r>
     </w:p>
     <w:bookmarkEnd w:id="109"/>
@@ -14360,7 +14405,7 @@
         <w:rPr>
           <w:rStyle w:val="VerbatimChar"/>
         </w:rPr>
-        <w:t xml:space="preserve">src/benchmark_support.py</w:t>
+        <w:t xml:space="preserve">src/template_code_project/core/benchmark_support.py</w:t>
       </w:r>
       <w:r>
         <w:t xml:space="preserve">, which evaluates the pure</w:t>
@@ -15036,7 +15081,7 @@
         <w:rPr>
           <w:rStyle w:val="VerbatimChar"/>
         </w:rPr>
-        <w:t xml:space="preserve">src/optimizer.py</w:t>
+        <w:t xml:space="preserve">src/template_code_project/core/optimizer.py</w:t>
       </w:r>
       <w:r>
         <w:t xml:space="preserve">; there is no Wolfe or Armijo backtracking.</w:t>

--- a/projects/templates/template_code_project/output/docx/template_code_project_combined.docx
+++ b/projects/templates/template_code_project/output/docx/template_code_project_combined.docx
@@ -13168,7 +13168,7 @@
         <w:t xml:space="preserve">Generated</w:t>
       </w:r>
       <w:r>
-        <w:t xml:space="preserve">: 2026-09-13T21:49:02Z</w:t>
+        <w:t xml:space="preserve">: 2026-09-23T18:18:12Z</w:t>
       </w:r>
     </w:p>
     <w:bookmarkEnd w:id="109"/>

--- a/projects/templates/template_code_project/output/docx/template_code_project_combined.docx
+++ b/projects/templates/template_code_project/output/docx/template_code_project_combined.docx
@@ -13168,7 +13168,7 @@
         <w:t xml:space="preserve">Generated</w:t>
       </w:r>
       <w:r>
-        <w:t xml:space="preserve">: 2026-09-23T18:18:12Z</w:t>
+        <w:t xml:space="preserve">: 2026-09-24T17:00:31Z</w:t>
       </w:r>
     </w:p>
     <w:bookmarkEnd w:id="109"/>

--- a/projects/templates/template_code_project/output/docx/template_code_project_combined.docx
+++ b/projects/templates/template_code_project/output/docx/template_code_project_combined.docx
@@ -13111,7 +13111,7 @@
         <w:t xml:space="preserve">Python</w:t>
       </w:r>
       <w:r>
-        <w:t xml:space="preserve">: 3.12.13</w:t>
+        <w:t xml:space="preserve">: 3.14.6</w:t>
       </w:r>
     </w:p>
     <w:p>
@@ -13130,7 +13130,7 @@
         <w:t xml:space="preserve">NumPy</w:t>
       </w:r>
       <w:r>
-        <w:t xml:space="preserve">: 2.4.2</w:t>
+        <w:t xml:space="preserve">: 2.4.1</w:t>
       </w:r>
     </w:p>
     <w:p>
@@ -13168,7 +13168,7 @@
         <w:t xml:space="preserve">Generated</w:t>
       </w:r>
       <w:r>
-        <w:t xml:space="preserve">: 2026-09-24T17:00:31Z</w:t>
+        <w:t xml:space="preserve">: 2026-09-25T17:57:57Z</w:t>
       </w:r>
     </w:p>
     <w:bookmarkEnd w:id="109"/>

--- a/projects/templates/template_code_project/output/docx/template_code_project_combined.docx
+++ b/projects/templates/template_code_project/output/docx/template_code_project_combined.docx
@@ -13130,7 +13130,7 @@
         <w:t xml:space="preserve">NumPy</w:t>
       </w:r>
       <w:r>
-        <w:t xml:space="preserve">: 2.4.1</w:t>
+        <w:t xml:space="preserve">: 2.4.2</w:t>
       </w:r>
     </w:p>
     <w:p>
@@ -13168,7 +13168,7 @@
         <w:t xml:space="preserve">Generated</w:t>
       </w:r>
       <w:r>
-        <w:t xml:space="preserve">: 2026-09-25T17:57:57Z</w:t>
+        <w:t xml:space="preserve">: 2026-09-25T23:57:58Z</w:t>
       </w:r>
     </w:p>
     <w:bookmarkEnd w:id="109"/>

--- a/projects/templates/template_code_project/output/docx/template_code_project_combined.docx
+++ b/projects/templates/template_code_project/output/docx/template_code_project_combined.docx
@@ -13168,7 +13168,7 @@
         <w:t xml:space="preserve">Generated</w:t>
       </w:r>
       <w:r>
-        <w:t xml:space="preserve">: 2026-09-25T23:57:58Z</w:t>
+        <w:t xml:space="preserve">: 2026-09-28T00:45:27Z</w:t>
       </w:r>
     </w:p>
     <w:bookmarkEnd w:id="109"/>

--- a/projects/templates/template_code_project/output/docx/template_code_project_combined.docx
+++ b/projects/templates/template_code_project/output/docx/template_code_project_combined.docx
@@ -13130,7 +13130,7 @@
         <w:t xml:space="preserve">NumPy</w:t>
       </w:r>
       <w:r>
-        <w:t xml:space="preserve">: 2.4.2</w:t>
+        <w:t xml:space="preserve">: 2.4.1</w:t>
       </w:r>
     </w:p>
     <w:p>
@@ -13168,7 +13168,7 @@
         <w:t xml:space="preserve">Generated</w:t>
       </w:r>
       <w:r>
-        <w:t xml:space="preserve">: 2026-09-28T00:45:27Z</w:t>
+        <w:t xml:space="preserve">: 2026-09-28T17:16:20Z</w:t>
       </w:r>
     </w:p>
     <w:bookmarkEnd w:id="109"/>

--- a/projects/templates/template_code_project/output/docx/template_code_project_combined.docx
+++ b/projects/templates/template_code_project/output/docx/template_code_project_combined.docx
@@ -36,7 +36,17 @@
     </w:p>
     <w:p>
       <w:pPr>
-        <w:pStyle w:val="FirstParagraph"/>
+        <w:pStyle w:val="Heading1"/>
+      </w:pPr>
+      <w:bookmarkStart w:id="9" w:name="_2bf3fe69ade7ebe238cdfef671c17236f8b9615"/>
+      <w:r>
+        <w:t xml:space="preserve">BEGINNING OF TRANSMISSION</w:t>
+      </w:r>
+      <w:bookmarkEnd w:id="9"/>
+    </w:p>
+    <w:p>
+      <w:pPr>
+        <w:pStyle w:val="TemplateTransmission"/>
       </w:pPr>
       <w:r>
         <w:rPr>
@@ -54,7 +64,7 @@
     </w:p>
     <w:p>
       <w:pPr>
-        <w:pStyle w:val="BodyText"/>
+        <w:pStyle w:val="TemplateTransmission"/>
       </w:pPr>
       <w:r>
         <w:rPr>
@@ -98,6 +108,14 @@
           <w:rStyle w:val="VerbatimChar"/>
         </w:rPr>
         <w:t xml:space="preserve">pending</w:t>
+      </w:r>
+    </w:p>
+    <w:p>
+      <w:pPr>
+        <w:pStyle w:val="Heading3"/>
+      </w:pPr>
+      <w:r>
+        <w:t xml:space="preserve">Release metadata</w:t>
       </w:r>
     </w:p>
     <w:tbl>
@@ -181,7 +199,7 @@
               <w:pStyle w:val="Compact"/>
             </w:pPr>
             <w:r>
-              <w:t xml:space="preserve">2.5.2</w:t>
+              <w:t xml:space="preserve">3.0.0</w:t>
             </w:r>
           </w:p>
         </w:tc>
@@ -276,7 +294,7 @@
             <w:pPr>
               <w:pStyle w:val="Compact"/>
             </w:pPr>
-            <w:hyperlink r:id="rId9">
+            <w:hyperlink r:id="rId10">
               <w:r>
                 <w:rPr>
                   <w:rStyle w:val="Hyperlink"/>
@@ -338,6 +356,14 @@
     </w:tbl>
     <w:p>
       <w:pPr>
+        <w:pStyle w:val="Heading3"/>
+      </w:pPr>
+      <w:r>
+        <w:t xml:space="preserve">How to verify</w:t>
+      </w:r>
+    </w:p>
+    <w:p>
+      <w:pPr>
         <w:pStyle w:val="Compact"/>
         <w:numPr>
           <w:ilvl w:val="0"/>
@@ -441,18 +467,18 @@
           <wp:inline>
             <wp:extent cx="5227320" cy="1979653"/>
             <wp:effectExtent b="0" l="0" r="0" t="0"/>
-            <wp:docPr descr="Integrity QR strip" title="" id="11" name="Picture"/>
+            <wp:docPr descr="Integrity QR strip" title="" id="12" name="Picture"/>
             <a:graphic>
               <a:graphicData uri="http://schemas.openxmlformats.org/drawingml/2006/picture">
                 <pic:pic>
                   <pic:nvPicPr>
-                    <pic:cNvPr descr="../figures/transmission_integrity_strip.png" id="12" name="Picture"/>
+                    <pic:cNvPr descr="../figures/transmission_integrity_strip.png" id="13" name="Picture"/>
                     <pic:cNvPicPr>
                       <a:picLocks noChangeArrowheads="1" noChangeAspect="1"/>
                     </pic:cNvPicPr>
                   </pic:nvPicPr>
                   <pic:blipFill>
-                    <a:blip r:embed="rId10"/>
+                    <a:blip r:embed="rId11"/>
                     <a:stretch>
                       <a:fillRect/>
                     </a:stretch>
@@ -489,7 +515,7 @@
     </w:p>
     <w:p>
       <w:pPr>
-        <w:pStyle w:val="BodyText"/>
+        <w:pStyle w:val="TemplateTransmission"/>
       </w:pPr>
       <w:r>
         <w:t xml:space="preserve">Structured manifest:</w:t>
@@ -513,18 +539,18 @@
           <wp:inline>
             <wp:extent cx="1866900" cy="1066800"/>
             <wp:effectExtent b="0" l="0" r="0" t="0"/>
-            <wp:docPr descr="Publication pairing flow" title="" id="14" name="Picture"/>
+            <wp:docPr descr="Publication pairing flow" title="" id="15" name="Picture"/>
             <a:graphic>
               <a:graphicData uri="http://schemas.openxmlformats.org/drawingml/2006/picture">
                 <pic:pic>
                   <pic:nvPicPr>
-                    <pic:cNvPr descr="../figures/transmission_pairing.png" id="15" name="Picture"/>
+                    <pic:cNvPr descr="../figures/transmission_pairing.png" id="16" name="Picture"/>
                     <pic:cNvPicPr>
                       <a:picLocks noChangeArrowheads="1" noChangeAspect="1"/>
                     </pic:cNvPicPr>
                   </pic:nvPicPr>
                   <pic:blipFill>
-                    <a:blip r:embed="rId13"/>
+                    <a:blip r:embed="rId14"/>
                     <a:stretch>
                       <a:fillRect/>
                     </a:stretch>
@@ -561,7 +587,7 @@
     </w:p>
     <w:p>
       <w:pPr>
-        <w:pStyle w:val="BodyText"/>
+        <w:pStyle w:val="TemplateTransmission"/>
       </w:pPr>
       <w:r>
         <w:rPr>
@@ -586,14 +612,25 @@
         <w:t xml:space="preserve">./secure_run.sh</w:t>
       </w:r>
     </w:p>
-    <w:bookmarkStart w:id="18" w:name="sec:abstract"/>
+    <w:p>
+      <w:r>
+        <w:br w:type="page"/>
+      </w:r>
+    </w:p>
+    <w:p>
+      <w:r>
+        <w:br w:type="page"/>
+      </w:r>
+    </w:p>
     <w:p>
       <w:pPr>
         <w:pStyle w:val="Heading1"/>
       </w:pPr>
+      <w:bookmarkStart w:id="17" w:name="_042b3c159b31d95ca6546400e44fd0eb298b596"/>
       <w:r>
         <w:t xml:space="preserve">Abstract</w:t>
       </w:r>
+      <w:bookmarkEnd w:id="17"/>
     </w:p>
     <w:p>
       <w:pPr>
@@ -621,7 +658,7 @@
       <w:r>
         <w:t xml:space="preserve"> </w:t>
       </w:r>
-      <w:hyperlink r:id="rId16">
+      <w:hyperlink r:id="rId18">
         <w:r>
           <w:rPr>
             <w:rStyle w:val="Hyperlink"/>
@@ -943,7 +980,7 @@
       <w:r>
         <w:t xml:space="preserve"> </w:t>
       </w:r>
-      <w:hyperlink r:id="rId17">
+      <w:hyperlink r:id="rId19">
         <w:r>
           <w:rPr>
             <w:rStyle w:val="Hyperlink"/>
@@ -1184,15 +1221,20 @@
         <w:t xml:space="preserve">optimization algorithms, gradient descent, convergence analysis, numerical methods, mathematical programming, reproducible research, infrastructure automation</w:t>
       </w:r>
     </w:p>
-    <w:bookmarkEnd w:id="18"/>
-    <w:bookmarkStart w:id="27" w:name="sec:introduction"/>
+    <w:p>
+      <w:r>
+        <w:br w:type="page"/>
+      </w:r>
+    </w:p>
     <w:p>
       <w:pPr>
         <w:pStyle w:val="Heading1"/>
       </w:pPr>
+      <w:bookmarkStart w:id="20" w:name="_cebaa1f6ada0c89507e61caf930b3b1c7b5b035"/>
       <w:r>
         <w:t xml:space="preserve">Introduction</w:t>
       </w:r>
+      <w:bookmarkEnd w:id="20"/>
     </w:p>
     <w:p>
       <w:pPr>
@@ -1219,7 +1261,7 @@
       <w:r>
         <w:t xml:space="preserve"> </w:t>
       </w:r>
-      <w:hyperlink r:id="rId16">
+      <w:hyperlink r:id="rId18">
         <w:r>
           <w:rPr>
             <w:rStyle w:val="Hyperlink"/>
@@ -1249,14 +1291,15 @@
         <w:t xml:space="preserve">compilation.</w:t>
       </w:r>
     </w:p>
-    <w:bookmarkStart w:id="21" w:name="template-architecture-context"/>
     <w:p>
       <w:pPr>
         <w:pStyle w:val="Heading2"/>
       </w:pPr>
+      <w:bookmarkStart w:id="21" w:name="_1157cfe42ee28f5aa834c7491abd920907bd74e"/>
       <w:r>
         <w:t xml:space="preserve">Template Architecture Context</w:t>
       </w:r>
+      <w:bookmarkEnd w:id="21"/>
     </w:p>
     <w:p>
       <w:pPr>
@@ -1351,7 +1394,7 @@
       <w:r>
         <w:t xml:space="preserve"> </w:t>
       </w:r>
-      <w:hyperlink r:id="rId19">
+      <w:hyperlink r:id="rId22">
         <w:r>
           <w:rPr>
             <w:rStyle w:val="Hyperlink"/>
@@ -1435,25 +1478,12 @@
         <w:pStyle w:val="FirstParagraph"/>
       </w:pPr>
       <w:r>
-        <w:t xml:space="preserve">This implementation of gradient descent algorithms for solving optimization problems is used as the vehicle to demonstrate these pillars. The theoretical problem stated in eq. </w:t>
-      </w:r>
-      <w:r>
-        <w:rPr>
-          <w:b/>
-          <w:bCs/>
-        </w:rPr>
-        <w:t xml:space="preserve">¿eq:optimization_problem?</w:t>
-      </w:r>
-      <w:r>
-        <w:t xml:space="preserve"> </w:t>
-      </w:r>
-      <w:r>
-        <w:t xml:space="preserve">is mapped programmatically inside the</w:t>
-      </w:r>
-      <w:r>
-        <w:t xml:space="preserve"> </w:t>
-      </w:r>
-      <w:hyperlink r:id="rId20">
+        <w:t xml:space="preserve">This implementation of gradient descent algorithms for solving optimization problems is used as the vehicle to demonstrate these pillars. The theoretical problem stated in eq. 1 is mapped programmatically inside the</w:t>
+      </w:r>
+      <w:r>
+        <w:t xml:space="preserve"> </w:t>
+      </w:r>
+      <w:hyperlink r:id="rId23">
         <w:r>
           <w:rPr>
             <w:rStyle w:val="Hyperlink"/>
@@ -1469,10 +1499,92 @@
       <w:pPr>
         <w:pStyle w:val="BodyText"/>
       </w:pPr>
-    </w:p>
-    <w:p>
-      <w:pPr>
-        <w:pStyle w:val="BodyText"/>
+      <w:bookmarkStart w:id="24" w:name="_28d56e4f8b72c1ac0bf7ed6545f31fdc5c6789d"/>
+      <m:oMathPara>
+        <m:oMathParaPr>
+          <m:jc m:val="center"/>
+        </m:oMathParaPr>
+        <m:oMath>
+          <m:limLow>
+            <m:e>
+              <m:r>
+                <m:rPr>
+                  <m:sty m:val="p"/>
+                </m:rPr>
+                <m:t>min</m:t>
+              </m:r>
+            </m:e>
+            <m:lim>
+              <m:r>
+                <m:t>x</m:t>
+              </m:r>
+              <m:r>
+                <m:rPr>
+                  <m:sty m:val="p"/>
+                </m:rPr>
+                <m:t>∈</m:t>
+              </m:r>
+              <m:sSup>
+                <m:e>
+                  <m:r>
+                    <m:rPr>
+                      <m:scr m:val="double-struck"/>
+                      <m:sty m:val="p"/>
+                    </m:rPr>
+                    <m:t>R</m:t>
+                  </m:r>
+                </m:e>
+                <m:sup>
+                  <m:r>
+                    <m:t>n</m:t>
+                  </m:r>
+                </m:sup>
+              </m:sSup>
+            </m:lim>
+          </m:limLow>
+          <m:r>
+            <m:t>f</m:t>
+          </m:r>
+          <m:r>
+            <m:rPr>
+              <m:sty m:val="p"/>
+            </m:rPr>
+            <m:t>(</m:t>
+          </m:r>
+          <m:r>
+            <m:t>x</m:t>
+          </m:r>
+          <m:r>
+            <m:rPr>
+              <m:sty m:val="p"/>
+            </m:rPr>
+            <m:t>)</m:t>
+          </m:r>
+          <m:r>
+            <m:t>  </m:t>
+          </m:r>
+          <m:r>
+            <m:rPr>
+              <m:sty m:val="p"/>
+            </m:rPr>
+            <m:t>(</m:t>
+          </m:r>
+          <m:r>
+            <m:t>1</m:t>
+          </m:r>
+          <m:r>
+            <m:rPr>
+              <m:sty m:val="p"/>
+            </m:rPr>
+            <m:t>)</m:t>
+          </m:r>
+        </m:oMath>
+      </m:oMathPara>
+      <w:bookmarkEnd w:id="24"/>
+    </w:p>
+    <w:p>
+      <w:pPr>
+        <w:pStyle w:val="FirstParagraph"/>
       </w:pPr>
       <w:r>
         <w:t xml:space="preserve">where</w:t>
@@ -1527,15 +1639,15 @@
         <w:t xml:space="preserve">is a continuously differentiable objective function.</w:t>
       </w:r>
     </w:p>
-    <w:bookmarkEnd w:id="21"/>
-    <w:bookmarkStart w:id="22" w:name="infrastructure-integration"/>
     <w:p>
       <w:pPr>
         <w:pStyle w:val="Heading2"/>
       </w:pPr>
+      <w:bookmarkStart w:id="25" w:name="_51972e87a5b3dc448bdbc86f50fa97263192bed"/>
       <w:r>
         <w:t xml:space="preserve">Infrastructure Integration</w:t>
       </w:r>
+      <w:bookmarkEnd w:id="25"/>
     </w:p>
     <w:p>
       <w:pPr>
@@ -1713,42 +1825,140 @@
         <w:t xml:space="preserve">to automatically transform code outputs into this finalized manuscript.</w:t>
       </w:r>
     </w:p>
-    <w:bookmarkEnd w:id="22"/>
-    <w:bookmarkStart w:id="23" w:name="algorithm-overview"/>
     <w:p>
       <w:pPr>
         <w:pStyle w:val="Heading2"/>
       </w:pPr>
+      <w:bookmarkStart w:id="26" w:name="_f65c1617d6535f63e66dfe376acaee06767616a"/>
       <w:r>
         <w:t xml:space="preserve">Algorithm Overview</w:t>
       </w:r>
+      <w:bookmarkEnd w:id="26"/>
     </w:p>
     <w:p>
       <w:pPr>
         <w:pStyle w:val="FirstParagraph"/>
       </w:pPr>
       <w:r>
-        <w:t xml:space="preserve">The reference gradient descent algorithm iteratively updates the solution using the rule shown in eq. </w:t>
-      </w:r>
-      <w:r>
-        <w:rPr>
-          <w:b/>
-          <w:bCs/>
-        </w:rPr>
-        <w:t xml:space="preserve">¿eq:gradient_descent_update?</w:t>
-      </w:r>
-      <w:r>
-        <w:t xml:space="preserve">:</w:t>
+        <w:t xml:space="preserve">The reference gradient descent algorithm iteratively updates the solution using the rule shown in eq. 2:</w:t>
       </w:r>
     </w:p>
     <w:p>
       <w:pPr>
         <w:pStyle w:val="BodyText"/>
       </w:pPr>
-    </w:p>
-    <w:p>
-      <w:pPr>
-        <w:pStyle w:val="BodyText"/>
+      <w:bookmarkStart w:id="27" w:name="_f749dcbb3e78e1453e8d39d0d029865938ba71b"/>
+      <m:oMathPara>
+        <m:oMathParaPr>
+          <m:jc m:val="center"/>
+        </m:oMathParaPr>
+        <m:oMath>
+          <m:sSub>
+            <m:e>
+              <m:r>
+                <m:t>x</m:t>
+              </m:r>
+            </m:e>
+            <m:sub>
+              <m:r>
+                <m:t>k</m:t>
+              </m:r>
+              <m:r>
+                <m:rPr>
+                  <m:sty m:val="p"/>
+                </m:rPr>
+                <m:t>+</m:t>
+              </m:r>
+              <m:r>
+                <m:t>1</m:t>
+              </m:r>
+            </m:sub>
+          </m:sSub>
+          <m:r>
+            <m:rPr>
+              <m:sty m:val="p"/>
+            </m:rPr>
+            <m:t>=</m:t>
+          </m:r>
+          <m:sSub>
+            <m:e>
+              <m:r>
+                <m:t>x</m:t>
+              </m:r>
+            </m:e>
+            <m:sub>
+              <m:r>
+                <m:t>k</m:t>
+              </m:r>
+            </m:sub>
+          </m:sSub>
+          <m:r>
+            <m:rPr>
+              <m:sty m:val="p"/>
+            </m:rPr>
+            <m:t>−</m:t>
+          </m:r>
+          <m:r>
+            <m:t>α</m:t>
+          </m:r>
+          <m:r>
+            <m:rPr>
+              <m:sty m:val="p"/>
+            </m:rPr>
+            <m:t>∇</m:t>
+          </m:r>
+          <m:r>
+            <m:t>f</m:t>
+          </m:r>
+          <m:r>
+            <m:rPr>
+              <m:sty m:val="p"/>
+            </m:rPr>
+            <m:t>(</m:t>
+          </m:r>
+          <m:sSub>
+            <m:e>
+              <m:r>
+                <m:t>x</m:t>
+              </m:r>
+            </m:e>
+            <m:sub>
+              <m:r>
+                <m:t>k</m:t>
+              </m:r>
+            </m:sub>
+          </m:sSub>
+          <m:r>
+            <m:rPr>
+              <m:sty m:val="p"/>
+            </m:rPr>
+            <m:t>)</m:t>
+          </m:r>
+          <m:r>
+            <m:t>  </m:t>
+          </m:r>
+          <m:r>
+            <m:rPr>
+              <m:sty m:val="p"/>
+            </m:rPr>
+            <m:t>(</m:t>
+          </m:r>
+          <m:r>
+            <m:t>2</m:t>
+          </m:r>
+          <m:r>
+            <m:rPr>
+              <m:sty m:val="p"/>
+            </m:rPr>
+            <m:t>)</m:t>
+          </m:r>
+        </m:oMath>
+      </m:oMathPara>
+      <w:bookmarkEnd w:id="27"/>
+    </w:p>
+    <w:p>
+      <w:pPr>
+        <w:pStyle w:val="FirstParagraph"/>
       </w:pPr>
       <w:r>
         <w:t xml:space="preserve">where</w:t>
@@ -1832,15 +2042,15 @@
         <w:t xml:space="preserve">.</w:t>
       </w:r>
     </w:p>
-    <w:bookmarkEnd w:id="23"/>
-    <w:bookmarkStart w:id="24" w:name="exemplar-implementation-goals"/>
     <w:p>
       <w:pPr>
         <w:pStyle w:val="Heading2"/>
       </w:pPr>
+      <w:bookmarkStart w:id="28" w:name="_14fa05e69cefd0e7f360ec25469d456e033c6a1"/>
       <w:r>
         <w:t xml:space="preserve">Exemplar Implementation Goals</w:t>
       </w:r>
+      <w:bookmarkEnd w:id="28"/>
     </w:p>
     <w:p>
       <w:pPr>
@@ -1956,15 +2166,15 @@
         <w:t xml:space="preserve">guidelines, ensuring the logic remains verifiable by both human and artificial intelligence.</w:t>
       </w:r>
     </w:p>
-    <w:bookmarkEnd w:id="24"/>
-    <w:bookmarkStart w:id="25" w:name="readers-guide-to-the-manuscript"/>
     <w:p>
       <w:pPr>
         <w:pStyle w:val="Heading2"/>
       </w:pPr>
+      <w:bookmarkStart w:id="29" w:name="_7999850b20309b8a8a79ab808144956501b71d4"/>
       <w:r>
         <w:t xml:space="preserve">Reader’s guide to the manuscript</w:t>
       </w:r>
+      <w:bookmarkEnd w:id="29"/>
     </w:p>
     <w:p>
       <w:pPr>
@@ -2172,15 +2382,15 @@
         <w:t xml:space="preserve">states scope and related literature so the exemplar is not mistaken for a general-purpose optimizer benchmark suite.</w:t>
       </w:r>
     </w:p>
-    <w:bookmarkEnd w:id="25"/>
-    <w:bookmarkStart w:id="26" w:name="why-a-quadratic-model"/>
     <w:p>
       <w:pPr>
         <w:pStyle w:val="Heading2"/>
       </w:pPr>
+      <w:bookmarkStart w:id="30" w:name="_e9fe06c039d875358e1dfbd4880e2e9c1cdd183"/>
       <w:r>
         <w:t xml:space="preserve">Why a quadratic model</w:t>
       </w:r>
+      <w:bookmarkEnd w:id="30"/>
     </w:p>
     <w:p>
       <w:pPr>
@@ -2334,20 +2544,7 @@
         <w:t xml:space="preserve"> </w:t>
       </w:r>
       <w:r>
-        <w:t xml:space="preserve">reduces to a linear iteration in the error (see eq. </w:t>
-      </w:r>
-      <w:r>
-        <w:rPr>
-          <w:b/>
-          <w:bCs/>
-        </w:rPr>
-        <w:t xml:space="preserve">¿eq:scalar_linear_update?</w:t>
-      </w:r>
-      <w:r>
-        <w:t xml:space="preserve"> </w:t>
-      </w:r>
-      <w:r>
-        <w:t xml:space="preserve">in the results section). That simplicity isolates step-size effects and makes divergent choices (</w:t>
+        <w:t xml:space="preserve">reduces to a linear iteration in the error (see eq. 4 in the results section). That simplicity isolates step-size effects and makes divergent choices (</w:t>
       </w:r>
       <m:oMath>
         <m:r>
@@ -2370,16 +2567,20 @@
         <w:t xml:space="preserve">in 1D) visible in both plots and CSV rows without requiring trust-region or line-search fixes—those extensions are left to future work (sec. 8).</w:t>
       </w:r>
     </w:p>
-    <w:bookmarkEnd w:id="26"/>
-    <w:bookmarkEnd w:id="27"/>
-    <w:bookmarkStart w:id="47" w:name="sec:methodology"/>
+    <w:p>
+      <w:r>
+        <w:br w:type="page"/>
+      </w:r>
+    </w:p>
     <w:p>
       <w:pPr>
         <w:pStyle w:val="Heading1"/>
       </w:pPr>
+      <w:bookmarkStart w:id="31" w:name="_4c4468e175e68d6161b2735436bacaf8d023e63"/>
       <w:r>
         <w:t xml:space="preserve">Methodology</w:t>
       </w:r>
+      <w:bookmarkEnd w:id="31"/>
     </w:p>
     <w:p>
       <w:pPr>
@@ -2419,23 +2620,25 @@
         <w:t xml:space="preserve">ecosystems.</w:t>
       </w:r>
     </w:p>
-    <w:bookmarkStart w:id="32" w:name="algorithm-implementation"/>
     <w:p>
       <w:pPr>
         <w:pStyle w:val="Heading2"/>
       </w:pPr>
+      <w:bookmarkStart w:id="32" w:name="_c52ffc1cc16432ed894cbe16918367bc2e9de86"/>
       <w:r>
         <w:t xml:space="preserve">Algorithm Implementation</w:t>
       </w:r>
-    </w:p>
-    <w:bookmarkStart w:id="31" w:name="gradient-descent-algorithm"/>
+      <w:bookmarkEnd w:id="32"/>
+    </w:p>
     <w:p>
       <w:pPr>
         <w:pStyle w:val="Heading3"/>
       </w:pPr>
+      <w:bookmarkStart w:id="33" w:name="_68c473f1be40b9744679d33fcf6007cd47fd204"/>
       <w:r>
         <w:t xml:space="preserve">Gradient Descent Algorithm</w:t>
       </w:r>
+      <w:bookmarkEnd w:id="33"/>
     </w:p>
     <w:p>
       <w:pPr>
@@ -2447,7 +2650,7 @@
       <w:r>
         <w:t xml:space="preserve"> </w:t>
       </w:r>
-      <w:hyperlink r:id="rId20">
+      <w:hyperlink r:id="rId23">
         <w:r>
           <w:rPr>
             <w:rStyle w:val="VerbatimChar"/>
@@ -2491,7 +2694,7 @@
       <w:r>
         <w:t xml:space="preserve"> </w:t>
       </w:r>
-      <w:hyperlink r:id="rId28">
+      <w:hyperlink r:id="rId34">
         <w:r>
           <w:rPr>
             <w:rStyle w:val="Hyperlink"/>
@@ -2520,7 +2723,7 @@
       <w:r>
         <w:t xml:space="preserve"> </w:t>
       </w:r>
-      <w:hyperlink r:id="rId29">
+      <w:hyperlink r:id="rId35">
         <w:r>
           <w:rPr>
             <w:rStyle w:val="Hyperlink"/>
@@ -2550,7 +2753,7 @@
         </w:rPr>
         <w:t xml:space="preserve"> </w:t>
       </w:r>
-      <w:hyperlink r:id="rId30">
+      <w:hyperlink r:id="rId36">
         <w:r>
           <w:rPr>
             <w:rStyle w:val="Hyperlink"/>
@@ -3061,16 +3264,15 @@
         <w:t xml:space="preserve">(max iterations reached)</w:t>
       </w:r>
     </w:p>
-    <w:bookmarkEnd w:id="31"/>
-    <w:bookmarkEnd w:id="32"/>
-    <w:bookmarkStart w:id="37" w:name="infrastructure-integration-1"/>
     <w:p>
       <w:pPr>
         <w:pStyle w:val="Heading2"/>
       </w:pPr>
+      <w:bookmarkStart w:id="37" w:name="_4baef38b248fa37025613ed4968603f2480bc46"/>
       <w:r>
         <w:t xml:space="preserve">Infrastructure Integration</w:t>
       </w:r>
+      <w:bookmarkEnd w:id="37"/>
     </w:p>
     <w:p>
       <w:pPr>
@@ -3095,14 +3297,15 @@
         <w:t xml:space="preserve">module.</w:t>
       </w:r>
     </w:p>
-    <w:bookmarkStart w:id="34" w:name="numerical-stability-analysis"/>
     <w:p>
       <w:pPr>
         <w:pStyle w:val="Heading3"/>
       </w:pPr>
+      <w:bookmarkStart w:id="38" w:name="_c153bff62ba30c0332abb439452ed632da6fb71"/>
       <w:r>
         <w:t xml:space="preserve">Numerical Stability Analysis</w:t>
       </w:r>
+      <w:bookmarkEnd w:id="38"/>
     </w:p>
     <w:p>
       <w:pPr>
@@ -3152,7 +3355,7 @@
       <w:r>
         <w:t xml:space="preserve"> </w:t>
       </w:r>
-      <w:hyperlink r:id="rId33">
+      <w:hyperlink r:id="rId39">
         <w:r>
           <w:rPr>
             <w:rStyle w:val="Hyperlink"/>
@@ -3167,15 +3370,15 @@
         <w:t xml:space="preserve">execution deliberately aborts, ensuring the methodology cannot enter unrecoverable states.</w:t>
       </w:r>
     </w:p>
-    <w:bookmarkEnd w:id="34"/>
-    <w:bookmarkStart w:id="36" w:name="performance-benchmarking"/>
     <w:p>
       <w:pPr>
         <w:pStyle w:val="Heading3"/>
       </w:pPr>
+      <w:bookmarkStart w:id="40" w:name="_8a9a47ee4fbeb1400481fc3d2f798782ac1dac1"/>
       <w:r>
         <w:t xml:space="preserve">Performance Benchmarking</w:t>
       </w:r>
+      <w:bookmarkEnd w:id="40"/>
     </w:p>
     <w:p>
       <w:pPr>
@@ -3187,7 +3390,7 @@
       <w:r>
         <w:t xml:space="preserve"> </w:t>
       </w:r>
-      <w:hyperlink r:id="rId35">
+      <w:hyperlink r:id="rId41">
         <w:r>
           <w:rPr>
             <w:rStyle w:val="VerbatimChar"/>
@@ -3217,7 +3420,6 @@
         <m:r>
           <m:rPr>
             <m:nor/>
-            <m:sty m:val="p"/>
           </m:rPr>
           <m:t>iterations</m:t>
         </m:r>
@@ -3226,16 +3428,15 @@
         <w:t xml:space="preserve">; neither surface claims that one host run proves an asymptotic bound.</w:t>
       </w:r>
     </w:p>
-    <w:bookmarkEnd w:id="36"/>
-    <w:bookmarkEnd w:id="37"/>
-    <w:bookmarkStart w:id="38" w:name="convergence-analysis"/>
     <w:p>
       <w:pPr>
         <w:pStyle w:val="Heading2"/>
       </w:pPr>
+      <w:bookmarkStart w:id="42" w:name="_2c0d1da179fe4d7ff820b27f45d3ae647011e77"/>
       <w:r>
         <w:t xml:space="preserve">Convergence Analysis</w:t>
       </w:r>
+      <w:bookmarkEnd w:id="42"/>
     </w:p>
     <w:p>
       <w:pPr>
@@ -3361,10 +3562,157 @@
       <w:pPr>
         <w:pStyle w:val="BodyText"/>
       </w:pPr>
-    </w:p>
-    <w:p>
-      <w:pPr>
-        <w:pStyle w:val="BodyText"/>
+      <w:bookmarkStart w:id="43" w:name="_859b80e59db9a06a66f234fe320a04690fa2cc7"/>
+      <m:oMathPara>
+        <m:oMathParaPr>
+          <m:jc m:val="center"/>
+        </m:oMathParaPr>
+        <m:oMath>
+          <m:r>
+            <m:t>ρ</m:t>
+          </m:r>
+          <m:r>
+            <m:rPr>
+              <m:sty m:val="p"/>
+            </m:rPr>
+            <m:t>=</m:t>
+          </m:r>
+          <m:f>
+            <m:fPr>
+              <m:type m:val="bar"/>
+            </m:fPr>
+            <m:num>
+              <m:r>
+                <m:rPr>
+                  <m:sty m:val="p"/>
+                </m:rPr>
+                <m:t>|</m:t>
+              </m:r>
+              <m:sSub>
+                <m:e>
+                  <m:r>
+                    <m:t>λ</m:t>
+                  </m:r>
+                </m:e>
+                <m:sub>
+                  <m:r>
+                    <m:rPr>
+                      <m:sty m:val="p"/>
+                    </m:rPr>
+                    <m:t>max</m:t>
+                  </m:r>
+                </m:sub>
+              </m:sSub>
+              <m:r>
+                <m:rPr>
+                  <m:sty m:val="p"/>
+                </m:rPr>
+                <m:t>−</m:t>
+              </m:r>
+              <m:r>
+                <m:t>α</m:t>
+              </m:r>
+              <m:sSub>
+                <m:e>
+                  <m:r>
+                    <m:t>λ</m:t>
+                  </m:r>
+                </m:e>
+                <m:sub>
+                  <m:r>
+                    <m:rPr>
+                      <m:sty m:val="p"/>
+                    </m:rPr>
+                    <m:t>min</m:t>
+                  </m:r>
+                </m:sub>
+              </m:sSub>
+              <m:r>
+                <m:rPr>
+                  <m:sty m:val="p"/>
+                </m:rPr>
+                <m:t>|</m:t>
+              </m:r>
+            </m:num>
+            <m:den>
+              <m:r>
+                <m:rPr>
+                  <m:sty m:val="p"/>
+                </m:rPr>
+                <m:t>|</m:t>
+              </m:r>
+              <m:sSub>
+                <m:e>
+                  <m:r>
+                    <m:t>λ</m:t>
+                  </m:r>
+                </m:e>
+                <m:sub>
+                  <m:r>
+                    <m:rPr>
+                      <m:sty m:val="p"/>
+                    </m:rPr>
+                    <m:t>min</m:t>
+                  </m:r>
+                </m:sub>
+              </m:sSub>
+              <m:r>
+                <m:rPr>
+                  <m:sty m:val="p"/>
+                </m:rPr>
+                <m:t>+</m:t>
+              </m:r>
+              <m:r>
+                <m:t>α</m:t>
+              </m:r>
+              <m:sSub>
+                <m:e>
+                  <m:r>
+                    <m:t>λ</m:t>
+                  </m:r>
+                </m:e>
+                <m:sub>
+                  <m:r>
+                    <m:rPr>
+                      <m:sty m:val="p"/>
+                    </m:rPr>
+                    <m:t>max</m:t>
+                  </m:r>
+                </m:sub>
+              </m:sSub>
+              <m:r>
+                <m:rPr>
+                  <m:sty m:val="p"/>
+                </m:rPr>
+                <m:t>|</m:t>
+              </m:r>
+            </m:den>
+          </m:f>
+          <m:r>
+            <m:t>  </m:t>
+          </m:r>
+          <m:r>
+            <m:rPr>
+              <m:sty m:val="p"/>
+            </m:rPr>
+            <m:t>(</m:t>
+          </m:r>
+          <m:r>
+            <m:t>3</m:t>
+          </m:r>
+          <m:r>
+            <m:rPr>
+              <m:sty m:val="p"/>
+            </m:rPr>
+            <m:t>)</m:t>
+          </m:r>
+        </m:oMath>
+      </m:oMathPara>
+      <w:bookmarkEnd w:id="43"/>
+    </w:p>
+    <w:p>
+      <w:pPr>
+        <w:pStyle w:val="FirstParagraph"/>
       </w:pPr>
       <w:r>
         <w:t xml:space="preserve">Optimal convergence occurs when</w:t>
@@ -3485,24 +3833,25 @@
         <w:t xml:space="preserve">.</w:t>
       </w:r>
     </w:p>
-    <w:bookmarkEnd w:id="38"/>
-    <w:bookmarkStart w:id="44" w:name="experimental-setup"/>
     <w:p>
       <w:pPr>
         <w:pStyle w:val="Heading2"/>
       </w:pPr>
+      <w:bookmarkStart w:id="44" w:name="_927aaf54a6e3bb00d6ae747256ccca9fdbd5697"/>
       <w:r>
         <w:t xml:space="preserve">Experimental Setup</w:t>
       </w:r>
-    </w:p>
-    <w:bookmarkStart w:id="39" w:name="step-size-analysis"/>
+      <w:bookmarkEnd w:id="44"/>
+    </w:p>
     <w:p>
       <w:pPr>
         <w:pStyle w:val="Heading3"/>
       </w:pPr>
+      <w:bookmarkStart w:id="45" w:name="_70a5954fdcb3ede6750c33db307236bc492a23b"/>
       <w:r>
         <w:t xml:space="preserve">Step Size Analysis</w:t>
       </w:r>
+      <w:bookmarkEnd w:id="45"/>
     </w:p>
     <w:p>
       <w:pPr>
@@ -4033,15 +4382,15 @@
         <w:t xml:space="preserve">).</w:t>
       </w:r>
     </w:p>
-    <w:bookmarkEnd w:id="39"/>
-    <w:bookmarkStart w:id="41" w:name="zero-mock-testing-methodology"/>
     <w:p>
       <w:pPr>
         <w:pStyle w:val="Heading3"/>
       </w:pPr>
+      <w:bookmarkStart w:id="46" w:name="_acacbe1d7d571f2454829d3907c9d1c6a9b4e0a"/>
       <w:r>
         <w:t xml:space="preserve">Zero-Mock Testing Methodology</w:t>
       </w:r>
+      <w:bookmarkEnd w:id="46"/>
     </w:p>
     <w:p>
       <w:pPr>
@@ -4102,7 +4451,7 @@
       <w:r>
         <w:t xml:space="preserve"> </w:t>
       </w:r>
-      <w:hyperlink r:id="rId17">
+      <w:hyperlink r:id="rId19">
         <w:r>
           <w:rPr>
             <w:rStyle w:val="Hyperlink"/>
@@ -4149,7 +4498,7 @@
       <w:r>
         <w:t xml:space="preserve"> </w:t>
       </w:r>
-      <w:hyperlink r:id="rId40">
+      <w:hyperlink r:id="rId47">
         <w:r>
           <w:rPr>
             <w:rStyle w:val="Hyperlink"/>
@@ -4216,7 +4565,7 @@
       <w:r>
         <w:t xml:space="preserve"> </w:t>
       </w:r>
-      <w:hyperlink r:id="rId19">
+      <w:hyperlink r:id="rId22">
         <w:r>
           <w:rPr>
             <w:rStyle w:val="Hyperlink"/>
@@ -4276,15 +4625,15 @@
         <w:t xml:space="preserve">enforces it).</w:t>
       </w:r>
     </w:p>
-    <w:bookmarkEnd w:id="41"/>
-    <w:bookmarkStart w:id="42" w:name="stopping-rule-and-reporting"/>
     <w:p>
       <w:pPr>
         <w:pStyle w:val="Heading3"/>
       </w:pPr>
+      <w:bookmarkStart w:id="48" w:name="_6d17a3750d69d3507ce1d3ef7a5808de467bd19"/>
       <w:r>
         <w:t xml:space="preserve">Stopping rule and reporting</w:t>
       </w:r>
+      <w:bookmarkEnd w:id="48"/>
     </w:p>
     <w:p>
       <w:pPr>
@@ -4469,15 +4818,15 @@
         <w:t xml:space="preserve">placeholders so tables and prose cannot drift from the last analysis run.</w:t>
       </w:r>
     </w:p>
-    <w:bookmarkEnd w:id="42"/>
-    <w:bookmarkStart w:id="43" w:name="figure-generation-contract"/>
     <w:p>
       <w:pPr>
         <w:pStyle w:val="Heading3"/>
       </w:pPr>
+      <w:bookmarkStart w:id="49" w:name="_e0a17b6d7ae86f88574414e2554588e49c3dce8"/>
       <w:r>
         <w:t xml:space="preserve">Figure generation contract</w:t>
       </w:r>
+      <w:bookmarkEnd w:id="49"/>
     </w:p>
     <w:p>
       <w:pPr>
@@ -4675,16 +5024,15 @@
         <w:t xml:space="preserve">this metadata before promotion.</w:t>
       </w:r>
     </w:p>
-    <w:bookmarkEnd w:id="43"/>
-    <w:bookmarkEnd w:id="44"/>
-    <w:bookmarkStart w:id="46" w:name="analysis-pipeline-latex-integration"/>
     <w:p>
       <w:pPr>
         <w:pStyle w:val="Heading2"/>
       </w:pPr>
+      <w:bookmarkStart w:id="50" w:name="_e8c964fb28fc9d2308c090dd828cc810451fbf6"/>
       <w:r>
         <w:t xml:space="preserve">Analysis Pipeline &amp; LaTeX Integration</w:t>
       </w:r>
+      <w:bookmarkEnd w:id="50"/>
     </w:p>
     <w:p>
       <w:pPr>
@@ -4696,7 +5044,7 @@
       <w:r>
         <w:t xml:space="preserve"> </w:t>
       </w:r>
-      <w:hyperlink r:id="rId45">
+      <w:hyperlink r:id="rId51">
         <w:r>
           <w:rPr>
             <w:rStyle w:val="VerbatimChar"/>
@@ -4782,16 +5130,20 @@
         <w:t xml:space="preserve">, automatically linking compiled PGF plots and BibTeX citations. This automated approach ensures an unbreakable chain of custody from raw algorithmic execution to the final rendered manuscript.</w:t>
       </w:r>
     </w:p>
-    <w:bookmarkEnd w:id="46"/>
-    <w:bookmarkEnd w:id="47"/>
-    <w:bookmarkStart w:id="95" w:name="sec:results"/>
+    <w:p>
+      <w:r>
+        <w:br w:type="page"/>
+      </w:r>
+    </w:p>
     <w:p>
       <w:pPr>
         <w:pStyle w:val="Heading1"/>
       </w:pPr>
+      <w:bookmarkStart w:id="52" w:name="_a28f169358a053f7b171a621bd02ee9ea3d1d28"/>
       <w:r>
         <w:t xml:space="preserve">Results</w:t>
       </w:r>
+      <w:bookmarkEnd w:id="52"/>
     </w:p>
     <w:p>
       <w:pPr>
@@ -4818,7 +5170,7 @@
       <w:r>
         <w:t xml:space="preserve"> </w:t>
       </w:r>
-      <w:hyperlink r:id="rId28">
+      <w:hyperlink r:id="rId34">
         <w:r>
           <w:rPr>
             <w:rStyle w:val="Hyperlink"/>
@@ -4830,23 +5182,25 @@
         <w:t xml:space="preserve">. No manual transcription was permitted.</w:t>
       </w:r>
     </w:p>
-    <w:bookmarkStart w:id="58" w:name="convergence-analysis-1"/>
     <w:p>
       <w:pPr>
         <w:pStyle w:val="Heading2"/>
       </w:pPr>
+      <w:bookmarkStart w:id="53" w:name="_0907e43771bcd0e3100a094e71f3bf713cda7a3"/>
       <w:r>
         <w:t xml:space="preserve">Convergence Analysis</w:t>
       </w:r>
-    </w:p>
-    <w:bookmarkStart w:id="52" w:name="convergence-trajectories"/>
+      <w:bookmarkEnd w:id="53"/>
+    </w:p>
     <w:p>
       <w:pPr>
         <w:pStyle w:val="Heading3"/>
       </w:pPr>
+      <w:bookmarkStart w:id="54" w:name="_f7545e405d3354c891c933805b3dffdef561a67"/>
       <w:r>
         <w:t xml:space="preserve">Convergence Trajectories</w:t>
       </w:r>
+      <w:bookmarkEnd w:id="54"/>
     </w:p>
     <w:p>
       <w:pPr>
@@ -4974,7 +5328,7 @@
         <w:t xml:space="preserve">.</w:t>
       </w:r>
     </w:p>
-    <w:bookmarkStart w:id="51" w:name="fig:convergence"/>
+    <w:bookmarkStart w:id="58" w:name="_e10875b5c60d7a9fe91d42e5e1e80d06a6fb0b4"/>
     <w:p>
       <w:pPr>
         <w:pStyle w:val="CaptionedFigure"/>
@@ -4984,18 +5338,18 @@
           <wp:inline>
             <wp:extent cx="5334000" cy="3707780"/>
             <wp:effectExtent b="0" l="0" r="0" t="0"/>
-            <wp:docPr descr="Figure 1: Objective value f(x_k)=\tfrac{1}{2}x_k^2 - x_k versus iteration k for gradient descent at six step sizes (legend colours follow the agency taxonomy in sec. 3: blue = conservative, green = near-optimal, orange = aggressive, red = divergent). Trajectories are produced by simulate_trajectory() in src/template_code_project/core/optimizer.py, which calls the same gradient_descent() used in tbl. 1; the upper bound on the y-axis clips the divergent \alpha=2.5 curve so that stable trajectories remain visible. Dashed grey reference line marks the analytic optimum f(x^\ast)=-0.5. Fastest configuration in this experiment: \alpha=1.0 converges in 1 iteration(s)." title="" id="49" name="Picture"/>
+            <wp:docPr descr="Figure 1: Objective value f(x_k)=\tfrac{1}{2}x_k^2 - x_k versus iteration k for gradient descent at six step sizes (legend colours follow the agency taxonomy in sec. 3: blue = conservative, green = near-optimal, orange = aggressive, red = divergent). Trajectories are produced by simulate_trajectory() in src/template_code_project/core/optimizer.py, which calls the same gradient_descent() used in tbl. 1; the upper bound on the y-axis clips the divergent \alpha=2.5 curve so that stable trajectories remain visible. Dashed grey reference line marks the analytic optimum f(x^\ast)=-0.5. Fastest configuration in this experiment: \alpha=1.0 converges in 1 iteration(s)." title="" id="56" name="Picture"/>
             <a:graphic>
               <a:graphicData uri="http://schemas.openxmlformats.org/drawingml/2006/picture">
                 <pic:pic>
                   <pic:nvPicPr>
-                    <pic:cNvPr descr="../figures/convergence_plot.png" id="50" name="Picture"/>
+                    <pic:cNvPr descr="../figures/convergence_plot.png" id="57" name="Picture"/>
                     <pic:cNvPicPr>
                       <a:picLocks noChangeArrowheads="1" noChangeAspect="1"/>
                     </pic:cNvPicPr>
                   </pic:nvPicPr>
                   <pic:blipFill>
-                    <a:blip r:embed="rId48"/>
+                    <a:blip r:embed="rId55"/>
                     <a:stretch>
                       <a:fillRect/>
                     </a:stretch>
@@ -5279,10 +5633,10 @@
         <w:t xml:space="preserve">converges in 1 iteration(s).</w:t>
       </w:r>
     </w:p>
-    <w:bookmarkEnd w:id="51"/>
-    <w:p>
-      <w:pPr>
-        <w:pStyle w:val="BodyText"/>
+    <w:bookmarkEnd w:id="58"/>
+    <w:p>
+      <w:pPr>
+        <w:pStyle w:val="FirstParagraph"/>
       </w:pPr>
       <w:r>
         <w:rPr>
@@ -5556,15 +5910,15 @@
         <w:t xml:space="preserve">diverges</w:t>
       </w:r>
     </w:p>
-    <w:bookmarkEnd w:id="52"/>
-    <w:bookmarkStart w:id="57" w:name="step-size-sensitivity-analysis"/>
     <w:p>
       <w:pPr>
         <w:pStyle w:val="Heading3"/>
       </w:pPr>
+      <w:bookmarkStart w:id="59" w:name="_1d2963bd9d23ebb24686071d37055976204854a"/>
       <w:r>
         <w:t xml:space="preserve">Step Size Sensitivity Analysis</w:t>
       </w:r>
+      <w:bookmarkEnd w:id="59"/>
     </w:p>
     <w:p>
       <w:pPr>
@@ -5574,7 +5928,7 @@
         <w:t xml:space="preserve">fig. 2 examines how the choice of step size affects the convergence path and solution quality. The analysis reveals the trade-off between convergence speed and numerical stability.</w:t>
       </w:r>
     </w:p>
-    <w:bookmarkStart w:id="56" w:name="fig:step_sensitivity"/>
+    <w:bookmarkStart w:id="63" w:name="_9d376491a95989a043e47cabdcd323d4cf17767"/>
     <w:p>
       <w:pPr>
         <w:pStyle w:val="CaptionedFigure"/>
@@ -5584,18 +5938,18 @@
           <wp:inline>
             <wp:extent cx="5334000" cy="2250763"/>
             <wp:effectExtent b="0" l="0" r="0" t="0"/>
-            <wp:docPr descr="Figure 2: Sensitivity sweep produced by generate_step_size_sensitivity_plot() over an independent dense grid \alpha \in [0.005, 0.4] (10 points), distinct from the discrete experiment.step_sizes used elsewhere in this section. Left: iterations to convergence on log–log axes — the curve drops sharply from 500 iterations at the smallest \alpha (the max_iterations cap in this sub-experiment) to 37 iterations at \alpha=0.4, illustrating the geometric speedup as \rho(\alpha)=|1-\alpha| shrinks. Right: final f(x) versus \alpha with horizontal reference lines at f(x_0)=0 (initial) and f(x^\ast)=-0.5 (analytic optimum); every \alpha in this stable window lands on the optimum." title="" id="54" name="Picture"/>
+            <wp:docPr descr="Figure 2: Sensitivity sweep produced by generate_step_size_sensitivity_plot() over an independent dense grid \alpha \in [0.005, 0.4] (10 points), distinct from the discrete experiment.step_sizes used elsewhere in this section. Left: iterations to convergence on log–log axes — the curve drops sharply from 500 iterations at the smallest \alpha (the max_iterations cap in this sub-experiment) to 37 iterations at \alpha=0.4, illustrating the geometric speedup as \rho(\alpha)=|1-\alpha| shrinks. Right: final f(x) versus \alpha with horizontal reference lines at f(x_0)=0 (initial) and f(x^\ast)=-0.5 (analytic optimum); every \alpha in this stable window lands on the optimum." title="" id="61" name="Picture"/>
             <a:graphic>
               <a:graphicData uri="http://schemas.openxmlformats.org/drawingml/2006/picture">
                 <pic:pic>
                   <pic:nvPicPr>
-                    <pic:cNvPr descr="../figures/step_size_sensitivity.png" id="55" name="Picture"/>
+                    <pic:cNvPr descr="../figures/step_size_sensitivity.png" id="62" name="Picture"/>
                     <pic:cNvPicPr>
                       <a:picLocks noChangeArrowheads="1" noChangeAspect="1"/>
                     </pic:cNvPicPr>
                   </pic:nvPicPr>
                   <pic:blipFill>
-                    <a:blip r:embed="rId53"/>
+                    <a:blip r:embed="rId60"/>
                     <a:stretch>
                       <a:fillRect/>
                     </a:stretch>
@@ -5972,17 +6326,16 @@
         <w:t xml:space="preserve">in this stable window lands on the optimum.</w:t>
       </w:r>
     </w:p>
-    <w:bookmarkEnd w:id="56"/>
-    <w:bookmarkEnd w:id="57"/>
-    <w:bookmarkEnd w:id="58"/>
-    <w:bookmarkStart w:id="61" w:name="quantitative-results"/>
+    <w:bookmarkEnd w:id="63"/>
     <w:p>
       <w:pPr>
         <w:pStyle w:val="Heading2"/>
       </w:pPr>
+      <w:bookmarkStart w:id="64" w:name="_4670f17c296d1e3ce673bbc117b49c7743ff766"/>
       <w:r>
         <w:t xml:space="preserve">Quantitative Results</w:t>
       </w:r>
+      <w:bookmarkEnd w:id="64"/>
     </w:p>
     <w:p>
       <w:pPr>
@@ -5994,7 +6347,7 @@
       <w:r>
         <w:t xml:space="preserve"> </w:t>
       </w:r>
-      <w:hyperlink r:id="rId59">
+      <w:hyperlink r:id="rId65">
         <w:r>
           <w:rPr>
             <w:rStyle w:val="VerbatimChar"/>
@@ -6084,7 +6437,7 @@
         <w:t xml:space="preserve">).</w:t>
       </w:r>
     </w:p>
-    <w:bookmarkStart w:id="60" w:name="tbl:opt_results"/>
+    <w:bookmarkStart w:id="66" w:name="_8a04e4e59be3d1d3235c1daf1f75f2dc51bc128"/>
     <w:p>
       <w:pPr>
         <w:pStyle w:val="TableCaption"/>
@@ -6669,7 +7022,7 @@
               <w:pStyle w:val="Compact"/>
             </w:pPr>
             <w:r>
-              <w:t xml:space="preserve">-18027808360396904929014313133756094602021490593623455934143098782085898358268968910321926429082931340564236187769460640748166785144621899661251320903368704.0000</w:t>
+              <w:t xml:space="preserve">-1.8028e+154</w:t>
             </w:r>
           </w:p>
         </w:tc>
@@ -6680,7 +7033,7 @@
               <w:pStyle w:val="Compact"/>
             </w:pPr>
             <w:r>
-              <w:t xml:space="preserve">162500937139598269661779749391931612290431672893591152510335296183621559147095059174363943753278426469403184325060604037672721111493697147195103358138591980698705733738747223639633375614563987655337958785982898164996799665358767974385539800466556596391365426397418791309924510722911320257856182821332197572608.0000</w:t>
+              <w:t xml:space="preserve">1.6250e+308</w:t>
             </w:r>
           </w:p>
         </w:tc>
@@ -6719,25 +7072,26 @@
         </w:tc>
       </w:tr>
     </w:tbl>
-    <w:bookmarkEnd w:id="60"/>
-    <w:bookmarkEnd w:id="61"/>
-    <w:bookmarkStart w:id="69" w:name="convergence-rate-analysis"/>
+    <w:bookmarkEnd w:id="66"/>
     <w:p>
       <w:pPr>
         <w:pStyle w:val="Heading2"/>
       </w:pPr>
+      <w:bookmarkStart w:id="67" w:name="_d37908b18825479a675cb2be956d41efc6f0466"/>
       <w:r>
         <w:t xml:space="preserve">Convergence Rate Analysis</w:t>
       </w:r>
-    </w:p>
-    <w:bookmarkStart w:id="66" w:name="theoretical-vs-empirical-convergence"/>
+      <w:bookmarkEnd w:id="67"/>
+    </w:p>
     <w:p>
       <w:pPr>
         <w:pStyle w:val="Heading3"/>
       </w:pPr>
+      <w:bookmarkStart w:id="68" w:name="_9a10707767efc1f8a0db54ba1150fdc4971f04a"/>
       <w:r>
         <w:t xml:space="preserve">Theoretical vs Empirical Convergence</w:t>
       </w:r>
+      <w:bookmarkEnd w:id="68"/>
     </w:p>
     <w:p>
       <w:pPr>
@@ -6764,7 +7118,7 @@
         <w:t xml:space="preserve">fig. 3 provides a comparative analysis of convergence rates across different step sizes, validating theoretical predictions against empirical results.</w:t>
       </w:r>
     </w:p>
-    <w:bookmarkStart w:id="65" w:name="fig:convergence_rate"/>
+    <w:bookmarkStart w:id="72" w:name="_316d52f68827a3a8b9808da7083e6bf5fb2df8c"/>
     <w:p>
       <w:pPr>
         <w:pStyle w:val="CaptionedFigure"/>
@@ -6774,18 +7128,18 @@
           <wp:inline>
             <wp:extent cx="5334000" cy="3754843"/>
             <wp:effectExtent b="0" l="0" r="0" t="0"/>
-            <wp:docPr descr="Figure 3: Absolute objective error |f(x_k)-f(x^\ast)| versus iteration on a logarithmic y-axis, generated by generate_convergence_rate_plot(). Stable step sizes produce straight lines whose slopes equal 2\log_{10}\rho(\alpha) (per eq. ¿eq:convergence_bound?); \alpha=1.0 (\rho=0) collapses to the optimum in one step (vertical green line at k=1); \alpha=1.5 (orange) descends fastest among the multi-step contractions because \rho=0.5; the divergent \alpha=2.5 curve (red) climbs upward at slope 2\log_{10}(1.5). Horizontal dashed line marks the gradient-norm tolerance \varepsilon = 10^{-8} read from experiment.convergence_tolerance." title="" id="63" name="Picture"/>
+            <wp:docPr descr="Figure 3: Absolute objective error |f(x_k)-f(x^\ast)| versus iteration on a logarithmic y-axis, generated by generate_convergence_rate_plot(). Stable step sizes produce straight lines whose slopes equal 2\log_{10}\rho(\alpha) (per eq. 5); \alpha=1.0 (\rho=0) collapses to the optimum in one step (vertical green line at k=1); \alpha=1.5 (orange) descends fastest among the multi-step contractions because \rho=0.5; the divergent \alpha=2.5 curve (red) climbs upward at slope 2\log_{10}(1.5). Horizontal dashed line marks the gradient-norm tolerance \varepsilon = 10^{-8} read from experiment.convergence_tolerance." title="" id="70" name="Picture"/>
             <a:graphic>
               <a:graphicData uri="http://schemas.openxmlformats.org/drawingml/2006/picture">
                 <pic:pic>
                   <pic:nvPicPr>
-                    <pic:cNvPr descr="../figures/convergence_rate_comparison.png" id="64" name="Picture"/>
+                    <pic:cNvPr descr="../figures/convergence_rate_comparison.png" id="71" name="Picture"/>
                     <pic:cNvPicPr>
                       <a:picLocks noChangeArrowheads="1" noChangeAspect="1"/>
                     </pic:cNvPicPr>
                   </pic:nvPicPr>
                   <pic:blipFill>
-                    <a:blip r:embed="rId62"/>
+                    <a:blip r:embed="rId69"/>
                     <a:stretch>
                       <a:fillRect/>
                     </a:stretch>
@@ -6962,17 +7316,7 @@
         <w:t xml:space="preserve"> </w:t>
       </w:r>
       <w:r>
-        <w:t xml:space="preserve">(per eq. </w:t>
-      </w:r>
-      <w:r>
-        <w:rPr>
-          <w:b/>
-          <w:bCs/>
-        </w:rPr>
-        <w:t xml:space="preserve">¿eq:convergence_bound?</w:t>
-      </w:r>
-      <w:r>
-        <w:t xml:space="preserve">);</w:t>
+        <w:t xml:space="preserve">(per eq. 5);</w:t>
       </w:r>
       <w:r>
         <w:t xml:space="preserve"> </w:t>
@@ -7192,10 +7536,10 @@
         <w:t xml:space="preserve">.</w:t>
       </w:r>
     </w:p>
-    <w:bookmarkEnd w:id="65"/>
-    <w:p>
-      <w:pPr>
-        <w:pStyle w:val="BodyText"/>
+    <w:bookmarkEnd w:id="72"/>
+    <w:p>
+      <w:pPr>
+        <w:pStyle w:val="FirstParagraph"/>
       </w:pPr>
       <w:r>
         <w:t xml:space="preserve">For the scalar problem with</w:t>
@@ -7272,6 +7616,166 @@
       <w:r>
         <w:t xml:space="preserve"> </w:t>
       </w:r>
+    </w:p>
+    <w:p>
+      <w:pPr>
+        <w:pStyle w:val="BodyText"/>
+      </w:pPr>
+      <w:bookmarkStart w:id="73" w:name="_bbf9c3c5748ecc77b996e65ee6c005482ac1470"/>
+      <m:oMathPara>
+        <m:oMathParaPr>
+          <m:jc m:val="center"/>
+        </m:oMathParaPr>
+        <m:oMath>
+          <m:sSub>
+            <m:e>
+              <m:r>
+                <m:t>x</m:t>
+              </m:r>
+            </m:e>
+            <m:sub>
+              <m:r>
+                <m:t>k</m:t>
+              </m:r>
+              <m:r>
+                <m:rPr>
+                  <m:sty m:val="p"/>
+                </m:rPr>
+                <m:t>+</m:t>
+              </m:r>
+              <m:r>
+                <m:t>1</m:t>
+              </m:r>
+            </m:sub>
+          </m:sSub>
+          <m:r>
+            <m:rPr>
+              <m:sty m:val="p"/>
+            </m:rPr>
+            <m:t>−</m:t>
+          </m:r>
+          <m:sSup>
+            <m:e>
+              <m:r>
+                <m:t>x</m:t>
+              </m:r>
+            </m:e>
+            <m:sup>
+              <m:r>
+                <m:rPr>
+                  <m:sty m:val="p"/>
+                </m:rPr>
+                <m:t>*</m:t>
+              </m:r>
+            </m:sup>
+          </m:sSup>
+          <m:r>
+            <m:rPr>
+              <m:sty m:val="p"/>
+            </m:rPr>
+            <m:t>=</m:t>
+          </m:r>
+          <m:r>
+            <m:rPr>
+              <m:sty m:val="p"/>
+            </m:rPr>
+            <m:t>(</m:t>
+          </m:r>
+          <m:r>
+            <m:t>1</m:t>
+          </m:r>
+          <m:r>
+            <m:rPr>
+              <m:sty m:val="p"/>
+            </m:rPr>
+            <m:t>−</m:t>
+          </m:r>
+          <m:r>
+            <m:t>α</m:t>
+          </m:r>
+          <m:r>
+            <m:rPr>
+              <m:sty m:val="p"/>
+            </m:rPr>
+            <m:t>)</m:t>
+          </m:r>
+          <m:r>
+            <m:rPr>
+              <m:sty m:val="p"/>
+            </m:rPr>
+            <m:t>(</m:t>
+          </m:r>
+          <m:sSub>
+            <m:e>
+              <m:r>
+                <m:t>x</m:t>
+              </m:r>
+            </m:e>
+            <m:sub>
+              <m:r>
+                <m:t>k</m:t>
+              </m:r>
+            </m:sub>
+          </m:sSub>
+          <m:r>
+            <m:rPr>
+              <m:sty m:val="p"/>
+            </m:rPr>
+            <m:t>−</m:t>
+          </m:r>
+          <m:sSup>
+            <m:e>
+              <m:r>
+                <m:t>x</m:t>
+              </m:r>
+            </m:e>
+            <m:sup>
+              <m:r>
+                <m:rPr>
+                  <m:sty m:val="p"/>
+                </m:rPr>
+                <m:t>*</m:t>
+              </m:r>
+            </m:sup>
+          </m:sSup>
+          <m:r>
+            <m:rPr>
+              <m:sty m:val="p"/>
+            </m:rPr>
+            <m:t>)</m:t>
+          </m:r>
+          <m:r>
+            <m:rPr>
+              <m:sty m:val="p"/>
+            </m:rPr>
+            <m:t>,</m:t>
+          </m:r>
+          <m:r>
+            <m:t>  </m:t>
+          </m:r>
+          <m:r>
+            <m:rPr>
+              <m:sty m:val="p"/>
+            </m:rPr>
+            <m:t>(</m:t>
+          </m:r>
+          <m:r>
+            <m:t>4</m:t>
+          </m:r>
+          <m:r>
+            <m:rPr>
+              <m:sty m:val="p"/>
+            </m:rPr>
+            <m:t>)</m:t>
+          </m:r>
+        </m:oMath>
+      </m:oMathPara>
+      <w:bookmarkEnd w:id="73"/>
+    </w:p>
+    <w:p>
+      <w:pPr>
+        <w:pStyle w:val="FirstParagraph"/>
+      </w:pPr>
       <w:r>
         <w:t xml:space="preserve"> </w:t>
       </w:r>
@@ -7371,6 +7875,238 @@
       <w:r>
         <w:t xml:space="preserve"> </w:t>
       </w:r>
+    </w:p>
+    <w:p>
+      <w:pPr>
+        <w:pStyle w:val="BodyText"/>
+      </w:pPr>
+      <w:bookmarkStart w:id="74" w:name="_3d9aaa09830521ee7444151aee0d5109053249c"/>
+      <m:oMathPara>
+        <m:oMathParaPr>
+          <m:jc m:val="center"/>
+        </m:oMathParaPr>
+        <m:oMath>
+          <m:r>
+            <m:rPr>
+              <m:sty m:val="p"/>
+            </m:rPr>
+            <m:t>|</m:t>
+          </m:r>
+          <m:r>
+            <m:t>f</m:t>
+          </m:r>
+          <m:r>
+            <m:rPr>
+              <m:sty m:val="p"/>
+            </m:rPr>
+            <m:t>(</m:t>
+          </m:r>
+          <m:sSub>
+            <m:e>
+              <m:r>
+                <m:t>x</m:t>
+              </m:r>
+            </m:e>
+            <m:sub>
+              <m:r>
+                <m:t>k</m:t>
+              </m:r>
+              <m:r>
+                <m:rPr>
+                  <m:sty m:val="p"/>
+                </m:rPr>
+                <m:t>+</m:t>
+              </m:r>
+              <m:r>
+                <m:t>1</m:t>
+              </m:r>
+            </m:sub>
+          </m:sSub>
+          <m:r>
+            <m:rPr>
+              <m:sty m:val="p"/>
+            </m:rPr>
+            <m:t>)</m:t>
+          </m:r>
+          <m:r>
+            <m:rPr>
+              <m:sty m:val="p"/>
+            </m:rPr>
+            <m:t>−</m:t>
+          </m:r>
+          <m:r>
+            <m:t>f</m:t>
+          </m:r>
+          <m:r>
+            <m:rPr>
+              <m:sty m:val="p"/>
+            </m:rPr>
+            <m:t>(</m:t>
+          </m:r>
+          <m:sSup>
+            <m:e>
+              <m:r>
+                <m:t>x</m:t>
+              </m:r>
+            </m:e>
+            <m:sup>
+              <m:r>
+                <m:rPr>
+                  <m:sty m:val="p"/>
+                </m:rPr>
+                <m:t>*</m:t>
+              </m:r>
+            </m:sup>
+          </m:sSup>
+          <m:r>
+            <m:rPr>
+              <m:sty m:val="p"/>
+            </m:rPr>
+            <m:t>)</m:t>
+          </m:r>
+          <m:r>
+            <m:rPr>
+              <m:sty m:val="p"/>
+            </m:rPr>
+            <m:t>|</m:t>
+          </m:r>
+          <m:r>
+            <m:rPr>
+              <m:sty m:val="p"/>
+            </m:rPr>
+            <m:t>≈</m:t>
+          </m:r>
+          <m:r>
+            <m:t>ρ</m:t>
+          </m:r>
+          <m:r>
+            <m:rPr>
+              <m:sty m:val="p"/>
+            </m:rPr>
+            <m:t>(</m:t>
+          </m:r>
+          <m:r>
+            <m:t>α</m:t>
+          </m:r>
+          <m:sSup>
+            <m:e>
+              <m:r>
+                <m:rPr>
+                  <m:sty m:val="p"/>
+                </m:rPr>
+                <m:t>)</m:t>
+              </m:r>
+            </m:e>
+            <m:sup>
+              <m:r>
+                <m:t>2</m:t>
+              </m:r>
+            </m:sup>
+          </m:sSup>
+          <m:r>
+            <m:t> </m:t>
+          </m:r>
+          <m:r>
+            <m:rPr>
+              <m:sty m:val="p"/>
+            </m:rPr>
+            <m:t>|</m:t>
+          </m:r>
+          <m:r>
+            <m:t>f</m:t>
+          </m:r>
+          <m:r>
+            <m:rPr>
+              <m:sty m:val="p"/>
+            </m:rPr>
+            <m:t>(</m:t>
+          </m:r>
+          <m:sSub>
+            <m:e>
+              <m:r>
+                <m:t>x</m:t>
+              </m:r>
+            </m:e>
+            <m:sub>
+              <m:r>
+                <m:t>k</m:t>
+              </m:r>
+            </m:sub>
+          </m:sSub>
+          <m:r>
+            <m:rPr>
+              <m:sty m:val="p"/>
+            </m:rPr>
+            <m:t>)</m:t>
+          </m:r>
+          <m:r>
+            <m:rPr>
+              <m:sty m:val="p"/>
+            </m:rPr>
+            <m:t>−</m:t>
+          </m:r>
+          <m:r>
+            <m:t>f</m:t>
+          </m:r>
+          <m:r>
+            <m:rPr>
+              <m:sty m:val="p"/>
+            </m:rPr>
+            <m:t>(</m:t>
+          </m:r>
+          <m:sSup>
+            <m:e>
+              <m:r>
+                <m:t>x</m:t>
+              </m:r>
+            </m:e>
+            <m:sup>
+              <m:r>
+                <m:rPr>
+                  <m:sty m:val="p"/>
+                </m:rPr>
+                <m:t>*</m:t>
+              </m:r>
+            </m:sup>
+          </m:sSup>
+          <m:r>
+            <m:rPr>
+              <m:sty m:val="p"/>
+            </m:rPr>
+            <m:t>)</m:t>
+          </m:r>
+          <m:r>
+            <m:rPr>
+              <m:sty m:val="p"/>
+            </m:rPr>
+            <m:t>|</m:t>
+          </m:r>
+          <m:r>
+            <m:t>  </m:t>
+          </m:r>
+          <m:r>
+            <m:rPr>
+              <m:sty m:val="p"/>
+            </m:rPr>
+            <m:t>(</m:t>
+          </m:r>
+          <m:r>
+            <m:t>5</m:t>
+          </m:r>
+          <m:r>
+            <m:rPr>
+              <m:sty m:val="p"/>
+            </m:rPr>
+            <m:t>)</m:t>
+          </m:r>
+        </m:oMath>
+      </m:oMathPara>
+      <w:bookmarkEnd w:id="74"/>
+    </w:p>
+    <w:p>
+      <w:pPr>
+        <w:pStyle w:val="FirstParagraph"/>
+      </w:pPr>
       <w:r>
         <w:t xml:space="preserve"> </w:t>
       </w:r>
@@ -7401,17 +8137,7 @@
         <w:t xml:space="preserve"> </w:t>
       </w:r>
       <w:r>
-        <w:t xml:space="preserve">for this model (the per-iteration objective contraction in eq. </w:t>
-      </w:r>
-      <w:r>
-        <w:rPr>
-          <w:b/>
-          <w:bCs/>
-        </w:rPr>
-        <w:t xml:space="preserve">¿eq:convergence_bound?</w:t>
-      </w:r>
-      <w:r>
-        <w:t xml:space="preserve">), which explains the straight-line segments on the log–error plot in fig. 3 for stable</w:t>
+        <w:t xml:space="preserve">for this model (the per-iteration objective contraction in eq. 5), which explains the straight-line segments on the log–error plot in fig. 3 for stable</w:t>
       </w:r>
       <w:r>
         <w:t xml:space="preserve"> </w:t>
@@ -7530,15 +8256,15 @@
         <w:t xml:space="preserve">.</w:t>
       </w:r>
     </w:p>
-    <w:bookmarkEnd w:id="66"/>
-    <w:bookmarkStart w:id="67" w:name="error-bounds"/>
     <w:p>
       <w:pPr>
         <w:pStyle w:val="Heading3"/>
       </w:pPr>
+      <w:bookmarkStart w:id="75" w:name="_a84a667b401263ddb2aec8cdb5b6d17c017fbee"/>
       <w:r>
         <w:t xml:space="preserve">Error Bounds</w:t>
       </w:r>
+      <w:bookmarkEnd w:id="75"/>
     </w:p>
     <w:p>
       <w:pPr>
@@ -7559,27 +8285,192 @@
         <w:t xml:space="preserve"> </w:t>
       </w:r>
       <w:r>
-        <w:t xml:space="preserve">iterations is bounded geometrically by eq. </w:t>
-      </w:r>
-      <w:r>
-        <w:rPr>
-          <w:b/>
-          <w:bCs/>
-        </w:rPr>
-        <w:t xml:space="preserve">¿eq:error_bound?</w:t>
-      </w:r>
-      <w:r>
-        <w:t xml:space="preserve">:</w:t>
+        <w:t xml:space="preserve">iterations is bounded geometrically by eq. 6:</w:t>
       </w:r>
     </w:p>
     <w:p>
       <w:pPr>
         <w:pStyle w:val="BodyText"/>
       </w:pPr>
-    </w:p>
-    <w:p>
-      <w:pPr>
-        <w:pStyle w:val="BodyText"/>
+      <w:bookmarkStart w:id="76" w:name="_82160f85754198c623b2f2c6f663829b8de794d"/>
+      <m:oMathPara>
+        <m:oMathParaPr>
+          <m:jc m:val="center"/>
+        </m:oMathParaPr>
+        <m:oMath>
+          <m:r>
+            <m:rPr>
+              <m:sty m:val="p"/>
+            </m:rPr>
+            <m:t>∥</m:t>
+          </m:r>
+          <m:sSub>
+            <m:e>
+              <m:r>
+                <m:t>x</m:t>
+              </m:r>
+            </m:e>
+            <m:sub>
+              <m:r>
+                <m:t>k</m:t>
+              </m:r>
+            </m:sub>
+          </m:sSub>
+          <m:r>
+            <m:rPr>
+              <m:sty m:val="p"/>
+            </m:rPr>
+            <m:t>−</m:t>
+          </m:r>
+          <m:sSup>
+            <m:e>
+              <m:r>
+                <m:t>x</m:t>
+              </m:r>
+            </m:e>
+            <m:sup>
+              <m:r>
+                <m:rPr>
+                  <m:sty m:val="p"/>
+                </m:rPr>
+                <m:t>*</m:t>
+              </m:r>
+            </m:sup>
+          </m:sSup>
+          <m:r>
+            <m:rPr>
+              <m:sty m:val="p"/>
+            </m:rPr>
+            <m:t>∥</m:t>
+          </m:r>
+          <m:r>
+            <m:rPr>
+              <m:sty m:val="p"/>
+            </m:rPr>
+            <m:t>≤</m:t>
+          </m:r>
+          <m:sSup>
+            <m:e>
+              <m:d>
+                <m:dPr>
+                  <m:begChr m:val="("/>
+                  <m:sepChr m:val=""/>
+                  <m:endChr m:val=")"/>
+                  <m:grow/>
+                </m:dPr>
+                <m:e>
+                  <m:f>
+                    <m:fPr>
+                      <m:type m:val="bar"/>
+                    </m:fPr>
+                    <m:num>
+                      <m:r>
+                        <m:t>κ</m:t>
+                      </m:r>
+                      <m:r>
+                        <m:rPr>
+                          <m:sty m:val="p"/>
+                        </m:rPr>
+                        <m:t>−</m:t>
+                      </m:r>
+                      <m:r>
+                        <m:t>1</m:t>
+                      </m:r>
+                    </m:num>
+                    <m:den>
+                      <m:r>
+                        <m:t>κ</m:t>
+                      </m:r>
+                      <m:r>
+                        <m:rPr>
+                          <m:sty m:val="p"/>
+                        </m:rPr>
+                        <m:t>+</m:t>
+                      </m:r>
+                      <m:r>
+                        <m:t>1</m:t>
+                      </m:r>
+                    </m:den>
+                  </m:f>
+                </m:e>
+              </m:d>
+            </m:e>
+            <m:sup>
+              <m:r>
+                <m:t>k</m:t>
+              </m:r>
+            </m:sup>
+          </m:sSup>
+          <m:r>
+            <m:rPr>
+              <m:sty m:val="p"/>
+            </m:rPr>
+            <m:t>∥</m:t>
+          </m:r>
+          <m:sSub>
+            <m:e>
+              <m:r>
+                <m:t>x</m:t>
+              </m:r>
+            </m:e>
+            <m:sub>
+              <m:r>
+                <m:t>0</m:t>
+              </m:r>
+            </m:sub>
+          </m:sSub>
+          <m:r>
+            <m:rPr>
+              <m:sty m:val="p"/>
+            </m:rPr>
+            <m:t>−</m:t>
+          </m:r>
+          <m:sSup>
+            <m:e>
+              <m:r>
+                <m:t>x</m:t>
+              </m:r>
+            </m:e>
+            <m:sup>
+              <m:r>
+                <m:rPr>
+                  <m:sty m:val="p"/>
+                </m:rPr>
+                <m:t>*</m:t>
+              </m:r>
+            </m:sup>
+          </m:sSup>
+          <m:r>
+            <m:rPr>
+              <m:sty m:val="p"/>
+            </m:rPr>
+            <m:t>∥</m:t>
+          </m:r>
+          <m:r>
+            <m:t>  </m:t>
+          </m:r>
+          <m:r>
+            <m:rPr>
+              <m:sty m:val="p"/>
+            </m:rPr>
+            <m:t>(</m:t>
+          </m:r>
+          <m:r>
+            <m:t>6</m:t>
+          </m:r>
+          <m:r>
+            <m:rPr>
+              <m:sty m:val="p"/>
+            </m:rPr>
+            <m:t>)</m:t>
+          </m:r>
+        </m:oMath>
+      </m:oMathPara>
+      <w:bookmarkEnd w:id="76"/>
+    </w:p>
+    <w:p>
+      <w:pPr>
+        <w:pStyle w:val="FirstParagraph"/>
       </w:pPr>
       <w:r>
         <w:t xml:space="preserve">where</w:t>
@@ -7725,210 +8616,287 @@
         <w:t xml:space="preserve"> </w:t>
       </w:r>
       <w:r>
-        <w:t xml:space="preserve">in the iterate error (eq. </w:t>
-      </w:r>
+        <w:t xml:space="preserve">in the iterate error (eq. 4). Thus</w:t>
+      </w:r>
+      <w:r>
+        <w:t xml:space="preserve"> </w:t>
+      </w:r>
+      <m:oMath>
+        <m:r>
+          <m:t>α</m:t>
+        </m:r>
+        <m:r>
+          <m:rPr>
+            <m:sty m:val="p"/>
+          </m:rPr>
+          <m:t>=</m:t>
+        </m:r>
+        <m:r>
+          <m:t>1</m:t>
+        </m:r>
+      </m:oMath>
+      <w:r>
+        <w:t xml:space="preserve"> </w:t>
+      </w:r>
+      <w:r>
+        <w:t xml:space="preserve">is the exact minimizer step in one update for this quadratic,</w:t>
+      </w:r>
+      <w:r>
+        <w:t xml:space="preserve"> </w:t>
+      </w:r>
+      <m:oMath>
+        <m:r>
+          <m:t>α</m:t>
+        </m:r>
+        <m:r>
+          <m:rPr>
+            <m:sty m:val="p"/>
+          </m:rPr>
+          <m:t>&lt;</m:t>
+        </m:r>
+        <m:r>
+          <m:t>1</m:t>
+        </m:r>
+      </m:oMath>
+      <w:r>
+        <w:t xml:space="preserve"> </w:t>
+      </w:r>
+      <w:r>
+        <w:t xml:space="preserve">gives monotone geometric decay,</w:t>
+      </w:r>
+      <w:r>
+        <w:t xml:space="preserve"> </w:t>
+      </w:r>
+      <m:oMath>
+        <m:r>
+          <m:t>1</m:t>
+        </m:r>
+        <m:r>
+          <m:rPr>
+            <m:sty m:val="p"/>
+          </m:rPr>
+          <m:t>&lt;</m:t>
+        </m:r>
+        <m:r>
+          <m:t>α</m:t>
+        </m:r>
+        <m:r>
+          <m:rPr>
+            <m:sty m:val="p"/>
+          </m:rPr>
+          <m:t>&lt;</m:t>
+        </m:r>
+        <m:r>
+          <m:t>2</m:t>
+        </m:r>
+      </m:oMath>
+      <w:r>
+        <w:t xml:space="preserve"> </w:t>
+      </w:r>
+      <w:r>
+        <w:t xml:space="preserve">yields signed oscillations but still</w:t>
+      </w:r>
+      <w:r>
+        <w:t xml:space="preserve"> </w:t>
+      </w:r>
+      <m:oMath>
+        <m:r>
+          <m:t>ρ</m:t>
+        </m:r>
+        <m:r>
+          <m:rPr>
+            <m:sty m:val="p"/>
+          </m:rPr>
+          <m:t>&lt;</m:t>
+        </m:r>
+        <m:r>
+          <m:t>1</m:t>
+        </m:r>
+      </m:oMath>
+      <w:r>
+        <w:t xml:space="preserve">, and</w:t>
+      </w:r>
+      <w:r>
+        <w:t xml:space="preserve"> </w:t>
+      </w:r>
+      <m:oMath>
+        <m:r>
+          <m:t>α</m:t>
+        </m:r>
+        <m:r>
+          <m:rPr>
+            <m:sty m:val="p"/>
+          </m:rPr>
+          <m:t>≥</m:t>
+        </m:r>
+        <m:r>
+          <m:t>2</m:t>
+        </m:r>
+      </m:oMath>
+      <w:r>
+        <w:t xml:space="preserve"> </w:t>
+      </w:r>
+      <w:r>
+        <w:t xml:space="preserve">implies</w:t>
+      </w:r>
+      <w:r>
+        <w:t xml:space="preserve"> </w:t>
+      </w:r>
+      <m:oMath>
+        <m:r>
+          <m:t>ρ</m:t>
+        </m:r>
+        <m:r>
+          <m:rPr>
+            <m:sty m:val="p"/>
+          </m:rPr>
+          <m:t>≥</m:t>
+        </m:r>
+        <m:r>
+          <m:t>1</m:t>
+        </m:r>
+      </m:oMath>
+      <w:r>
+        <w:t xml:space="preserve"> </w:t>
+      </w:r>
+      <w:r>
+        <w:t xml:space="preserve">(divergence). tbl. 1 and figs. 1-3 ground these statements in the numbers produced by this repository run.</w:t>
+      </w:r>
+    </w:p>
+    <w:p>
+      <w:pPr>
+        <w:pStyle w:val="Heading3"/>
+      </w:pPr>
+      <w:bookmarkStart w:id="77" w:name="_079b76defb5511074988513b898e5c599688463"/>
+      <w:r>
+        <w:t xml:space="preserve">Performance Metrics</w:t>
+      </w:r>
+      <w:bookmarkEnd w:id="77"/>
+    </w:p>
+    <w:p>
+      <w:pPr>
+        <w:pStyle w:val="FirstParagraph"/>
+      </w:pPr>
       <w:r>
         <w:rPr>
           <w:b/>
           <w:bCs/>
         </w:rPr>
-        <w:t xml:space="preserve">¿eq:scalar_linear_update?</w:t>
-      </w:r>
-      <w:r>
-        <w:t xml:space="preserve">). Thus</w:t>
-      </w:r>
-      <w:r>
-        <w:t xml:space="preserve"> </w:t>
-      </w:r>
-      <m:oMath>
-        <m:r>
-          <m:t>α</m:t>
-        </m:r>
-        <m:r>
-          <m:rPr>
-            <m:sty m:val="p"/>
-          </m:rPr>
-          <m:t>=</m:t>
-        </m:r>
-        <m:r>
-          <m:t>1</m:t>
-        </m:r>
-      </m:oMath>
-      <w:r>
-        <w:t xml:space="preserve"> </w:t>
-      </w:r>
-      <w:r>
-        <w:t xml:space="preserve">is the exact minimizer step in one update for this quadratic,</w:t>
-      </w:r>
-      <w:r>
-        <w:t xml:space="preserve"> </w:t>
-      </w:r>
-      <m:oMath>
-        <m:r>
-          <m:t>α</m:t>
-        </m:r>
-        <m:r>
-          <m:rPr>
-            <m:sty m:val="p"/>
-          </m:rPr>
-          <m:t>&lt;</m:t>
-        </m:r>
-        <m:r>
-          <m:t>1</m:t>
-        </m:r>
-      </m:oMath>
-      <w:r>
-        <w:t xml:space="preserve"> </w:t>
-      </w:r>
-      <w:r>
-        <w:t xml:space="preserve">gives monotone geometric decay,</w:t>
-      </w:r>
-      <w:r>
-        <w:t xml:space="preserve"> </w:t>
-      </w:r>
-      <m:oMath>
-        <m:r>
-          <m:t>1</m:t>
-        </m:r>
-        <m:r>
-          <m:rPr>
-            <m:sty m:val="p"/>
-          </m:rPr>
-          <m:t>&lt;</m:t>
-        </m:r>
-        <m:r>
-          <m:t>α</m:t>
-        </m:r>
-        <m:r>
-          <m:rPr>
-            <m:sty m:val="p"/>
-          </m:rPr>
-          <m:t>&lt;</m:t>
-        </m:r>
-        <m:r>
-          <m:t>2</m:t>
-        </m:r>
-      </m:oMath>
-      <w:r>
-        <w:t xml:space="preserve"> </w:t>
-      </w:r>
-      <w:r>
-        <w:t xml:space="preserve">yields signed oscillations but still</w:t>
-      </w:r>
-      <w:r>
-        <w:t xml:space="preserve"> </w:t>
-      </w:r>
-      <m:oMath>
-        <m:r>
-          <m:t>ρ</m:t>
-        </m:r>
-        <m:r>
-          <m:rPr>
-            <m:sty m:val="p"/>
-          </m:rPr>
-          <m:t>&lt;</m:t>
-        </m:r>
-        <m:r>
-          <m:t>1</m:t>
-        </m:r>
-      </m:oMath>
-      <w:r>
-        <w:t xml:space="preserve">, and</w:t>
-      </w:r>
-      <w:r>
-        <w:t xml:space="preserve"> </w:t>
-      </w:r>
-      <m:oMath>
-        <m:r>
-          <m:t>α</m:t>
-        </m:r>
-        <m:r>
-          <m:rPr>
-            <m:sty m:val="p"/>
-          </m:rPr>
-          <m:t>≥</m:t>
-        </m:r>
-        <m:r>
-          <m:t>2</m:t>
-        </m:r>
-      </m:oMath>
-      <w:r>
-        <w:t xml:space="preserve"> </w:t>
-      </w:r>
-      <w:r>
-        <w:t xml:space="preserve">implies</w:t>
-      </w:r>
-      <w:r>
-        <w:t xml:space="preserve"> </w:t>
-      </w:r>
-      <m:oMath>
-        <m:r>
-          <m:t>ρ</m:t>
-        </m:r>
-        <m:r>
-          <m:rPr>
-            <m:sty m:val="p"/>
-          </m:rPr>
-          <m:t>≥</m:t>
-        </m:r>
-        <m:r>
-          <m:t>1</m:t>
-        </m:r>
-      </m:oMath>
-      <w:r>
-        <w:t xml:space="preserve"> </w:t>
-      </w:r>
-      <w:r>
-        <w:t xml:space="preserve">(divergence). tbl. 1 and figs. 1-3 ground these statements in the numbers produced by this repository run.</w:t>
-      </w:r>
-    </w:p>
-    <w:bookmarkEnd w:id="67"/>
-    <w:bookmarkStart w:id="68" w:name="performance-metrics"/>
-    <w:p>
-      <w:pPr>
-        <w:pStyle w:val="Heading3"/>
-      </w:pPr>
-      <w:r>
-        <w:t xml:space="preserve">Performance Metrics</w:t>
-      </w:r>
+        <w:t xml:space="preserve">Iteration Complexity</w:t>
+      </w:r>
+      <w:r>
+        <w:t xml:space="preserve">: The number of iterations required to achieve accuracy</w:t>
+      </w:r>
+      <w:r>
+        <w:t xml:space="preserve"> </w:t>
+      </w:r>
+      <m:oMath>
+        <m:r>
+          <m:t>ϵ</m:t>
+        </m:r>
+      </m:oMath>
+      <w:r>
+        <w:t xml:space="preserve"> </w:t>
+      </w:r>
+      <w:r>
+        <w:t xml:space="preserve">is:</w:t>
+      </w:r>
+    </w:p>
+    <w:p>
+      <w:pPr>
+        <w:pStyle w:val="BodyText"/>
+      </w:pPr>
+      <w:bookmarkStart w:id="78" w:name="_91e94250f41589342141317346a8c1c3268566f"/>
+      <m:oMathPara>
+        <m:oMathParaPr>
+          <m:jc m:val="center"/>
+        </m:oMathParaPr>
+        <m:oMath>
+          <m:r>
+            <m:t>k</m:t>
+          </m:r>
+          <m:r>
+            <m:rPr>
+              <m:sty m:val="p"/>
+            </m:rPr>
+            <m:t>≥</m:t>
+          </m:r>
+          <m:f>
+            <m:fPr>
+              <m:type m:val="bar"/>
+            </m:fPr>
+            <m:num>
+              <m:r>
+                <m:rPr>
+                  <m:sty m:val="p"/>
+                </m:rPr>
+                <m:t>log</m:t>
+              </m:r>
+              <m:r>
+                <m:rPr>
+                  <m:sty m:val="p"/>
+                </m:rPr>
+                <m:t>(</m:t>
+              </m:r>
+              <m:r>
+                <m:t>ϵ</m:t>
+              </m:r>
+              <m:r>
+                <m:rPr>
+                  <m:sty m:val="p"/>
+                </m:rPr>
+                <m:t>)</m:t>
+              </m:r>
+            </m:num>
+            <m:den>
+              <m:r>
+                <m:rPr>
+                  <m:sty m:val="p"/>
+                </m:rPr>
+                <m:t>log</m:t>
+              </m:r>
+              <m:r>
+                <m:rPr>
+                  <m:sty m:val="p"/>
+                </m:rPr>
+                <m:t>(</m:t>
+              </m:r>
+              <m:r>
+                <m:t>ρ</m:t>
+              </m:r>
+              <m:r>
+                <m:rPr>
+                  <m:sty m:val="p"/>
+                </m:rPr>
+                <m:t>)</m:t>
+              </m:r>
+            </m:den>
+          </m:f>
+          <m:r>
+            <m:t>  </m:t>
+          </m:r>
+          <m:r>
+            <m:rPr>
+              <m:sty m:val="p"/>
+            </m:rPr>
+            <m:t>(</m:t>
+          </m:r>
+          <m:r>
+            <m:t>7</m:t>
+          </m:r>
+          <m:r>
+            <m:rPr>
+              <m:sty m:val="p"/>
+            </m:rPr>
+            <m:t>)</m:t>
+          </m:r>
+        </m:oMath>
+      </m:oMathPara>
+      <w:bookmarkEnd w:id="78"/>
     </w:p>
     <w:p>
       <w:pPr>
         <w:pStyle w:val="FirstParagraph"/>
-      </w:pPr>
-      <w:r>
-        <w:rPr>
-          <w:b/>
-          <w:bCs/>
-        </w:rPr>
-        <w:t xml:space="preserve">Iteration Complexity</w:t>
-      </w:r>
-      <w:r>
-        <w:t xml:space="preserve">: The number of iterations required to achieve accuracy</w:t>
-      </w:r>
-      <w:r>
-        <w:t xml:space="preserve"> </w:t>
-      </w:r>
-      <m:oMath>
-        <m:r>
-          <m:t>ϵ</m:t>
-        </m:r>
-      </m:oMath>
-      <w:r>
-        <w:t xml:space="preserve"> </w:t>
-      </w:r>
-      <w:r>
-        <w:t xml:space="preserve">is:</w:t>
-      </w:r>
-    </w:p>
-    <w:p>
-      <w:pPr>
-        <w:pStyle w:val="BodyText"/>
-      </w:pPr>
-    </w:p>
-    <w:p>
-      <w:pPr>
-        <w:pStyle w:val="BodyText"/>
       </w:pPr>
       <w:r>
         <w:t xml:space="preserve">where</w:t>
@@ -8067,17 +9035,7 @@
         <w:t xml:space="preserve"> </w:t>
       </w:r>
       <w:r>
-        <w:t xml:space="preserve">(see eq. </w:t>
-      </w:r>
-      <w:r>
-        <w:rPr>
-          <w:b/>
-          <w:bCs/>
-        </w:rPr>
-        <w:t xml:space="preserve">¿eq:iteration_complexity?</w:t>
-      </w:r>
-      <w:r>
-        <w:t xml:space="preserve">) are:</w:t>
+        <w:t xml:space="preserve">(see eq. 7) are:</w:t>
       </w:r>
     </w:p>
     <w:p>
@@ -8511,25 +9469,25 @@
         <w:t xml:space="preserve">divergent</w:t>
       </w:r>
     </w:p>
-    <w:bookmarkEnd w:id="68"/>
-    <w:bookmarkEnd w:id="69"/>
-    <w:bookmarkStart w:id="72" w:name="performance-analysis"/>
     <w:p>
       <w:pPr>
         <w:pStyle w:val="Heading2"/>
       </w:pPr>
+      <w:bookmarkStart w:id="79" w:name="_649b0a9787469806d8018d6432357d6d04ae02e"/>
       <w:r>
         <w:t xml:space="preserve">Performance Analysis</w:t>
       </w:r>
-    </w:p>
-    <w:bookmarkStart w:id="70" w:name="convergence-speed"/>
+      <w:bookmarkEnd w:id="79"/>
+    </w:p>
     <w:p>
       <w:pPr>
         <w:pStyle w:val="Heading3"/>
       </w:pPr>
+      <w:bookmarkStart w:id="80" w:name="_914228c1ab7a2c2676f699ed3a78d9669f9cf25"/>
       <w:r>
         <w:t xml:space="preserve">Convergence Speed</w:t>
       </w:r>
+      <w:bookmarkEnd w:id="80"/>
     </w:p>
     <w:p>
       <w:pPr>
@@ -8563,15 +9521,15 @@
         <w:t xml:space="preserve">Large step sizes converge faster but may be less stable in more complex problems</w:t>
       </w:r>
     </w:p>
-    <w:bookmarkEnd w:id="70"/>
-    <w:bookmarkStart w:id="71" w:name="solution-accuracy"/>
     <w:p>
       <w:pPr>
         <w:pStyle w:val="Heading3"/>
       </w:pPr>
+      <w:bookmarkStart w:id="81" w:name="_09acb01767a362c8113cbaab444f3ab984ce9c2"/>
       <w:r>
         <w:t xml:space="preserve">Solution Accuracy</w:t>
       </w:r>
+      <w:bookmarkEnd w:id="81"/>
     </w:p>
     <w:p>
       <w:pPr>
@@ -8747,29 +9705,21 @@
         <w:pStyle w:val="FirstParagraph"/>
       </w:pPr>
       <w:r>
-        <w:t xml:space="preserve">Divergent step sizes (</w:t>
-      </w:r>
-      <m:oMath>
-        <m:r>
-          <m:t>α</m:t>
-        </m:r>
-        <m:r>
-          <m:rPr>
-            <m:sty m:val="p"/>
-          </m:rPr>
-          <m:t>≥</m:t>
-        </m:r>
-        <m:r>
-          <m:t>2</m:t>
-        </m:r>
-      </m:oMath>
-      <w:r>
-        <w:t xml:space="preserve">) confirm the theoretical instability boundary, demonstrating that gradient descent with fixed step size requires</w:t>
-      </w:r>
-      <w:r>
-        <w:t xml:space="preserve"> </w:t>
-      </w:r>
-      <m:oMath>
+        <w:t xml:space="preserve">For a positive-definite quadratic, contraction requires</w:t>
+      </w:r>
+      <w:r>
+        <w:t xml:space="preserve"> </w:t>
+      </w:r>
+      <m:oMath>
+        <m:r>
+          <m:t>0</m:t>
+        </m:r>
+        <m:r>
+          <m:rPr>
+            <m:sty m:val="p"/>
+          </m:rPr>
+          <m:t>&lt;</m:t>
+        </m:r>
         <m:r>
           <m:t>α</m:t>
         </m:r>
@@ -8805,31 +9755,68 @@
         </m:sSub>
       </m:oMath>
       <w:r>
-        <w:t xml:space="preserve"> </w:t>
-      </w:r>
-      <w:r>
-        <w:t xml:space="preserve">for convergence on quadratic objectives.</w:t>
-      </w:r>
-    </w:p>
-    <w:bookmarkEnd w:id="71"/>
-    <w:bookmarkEnd w:id="72"/>
-    <w:bookmarkStart w:id="75" w:name="algorithm-characteristics"/>
+        <w:t xml:space="preserve">. At the unit-Hessian boundary</w:t>
+      </w:r>
+      <w:r>
+        <w:t xml:space="preserve"> </w:t>
+      </w:r>
+      <m:oMath>
+        <m:r>
+          <m:t>α</m:t>
+        </m:r>
+        <m:r>
+          <m:rPr>
+            <m:sty m:val="p"/>
+          </m:rPr>
+          <m:t>=</m:t>
+        </m:r>
+        <m:r>
+          <m:t>2</m:t>
+        </m:r>
+      </m:oMath>
+      <w:r>
+        <w:t xml:space="preserve">, the error alternates without contracting; for</w:t>
+      </w:r>
+      <w:r>
+        <w:t xml:space="preserve"> </w:t>
+      </w:r>
+      <m:oMath>
+        <m:r>
+          <m:t>α</m:t>
+        </m:r>
+        <m:r>
+          <m:rPr>
+            <m:sty m:val="p"/>
+          </m:rPr>
+          <m:t>&gt;</m:t>
+        </m:r>
+        <m:r>
+          <m:t>2</m:t>
+        </m:r>
+      </m:oMath>
+      <w:r>
+        <w:t xml:space="preserve">, it grows when the initial point is not already the optimum. The configured divergent runs therefore illustrate the instability region rather than uniform convergence.</w:t>
+      </w:r>
+    </w:p>
     <w:p>
       <w:pPr>
         <w:pStyle w:val="Heading2"/>
       </w:pPr>
+      <w:bookmarkStart w:id="82" w:name="_0d06dd014b88d655f447d56dea7eb67bf9220da"/>
       <w:r>
         <w:t xml:space="preserve">Algorithm Characteristics</w:t>
       </w:r>
-    </w:p>
-    <w:bookmarkStart w:id="73" w:name="strengths"/>
+      <w:bookmarkEnd w:id="82"/>
+    </w:p>
     <w:p>
       <w:pPr>
         <w:pStyle w:val="Heading3"/>
       </w:pPr>
+      <w:bookmarkStart w:id="83" w:name="_strengths"/>
       <w:r>
         <w:t xml:space="preserve">Strengths</w:t>
       </w:r>
+      <w:bookmarkEnd w:id="83"/>
     </w:p>
     <w:p>
       <w:pPr>
@@ -8888,15 +9875,15 @@
         <w:t xml:space="preserve">: Converges for convex functions under appropriate conditions</w:t>
       </w:r>
     </w:p>
-    <w:bookmarkEnd w:id="73"/>
-    <w:bookmarkStart w:id="74" w:name="limitations"/>
     <w:p>
       <w:pPr>
         <w:pStyle w:val="Heading3"/>
       </w:pPr>
+      <w:bookmarkStart w:id="84" w:name="_limitations"/>
       <w:r>
         <w:t xml:space="preserve">Limitations</w:t>
       </w:r>
+      <w:bookmarkEnd w:id="84"/>
     </w:p>
     <w:p>
       <w:pPr>
@@ -8955,25 +9942,25 @@
         <w:t xml:space="preserve">: No adaptation to problem characteristics</w:t>
       </w:r>
     </w:p>
-    <w:bookmarkEnd w:id="74"/>
-    <w:bookmarkEnd w:id="75"/>
-    <w:bookmarkStart w:id="92" w:name="computational-performance"/>
     <w:p>
       <w:pPr>
         <w:pStyle w:val="Heading2"/>
       </w:pPr>
+      <w:bookmarkStart w:id="85" w:name="_c400fa7ebec8d855325beae38e0b9fd17098ab1"/>
       <w:r>
         <w:t xml:space="preserve">Computational Performance</w:t>
       </w:r>
-    </w:p>
-    <w:bookmarkStart w:id="80" w:name="algorithm-complexity-visualization"/>
+      <w:bookmarkEnd w:id="85"/>
+    </w:p>
     <w:p>
       <w:pPr>
         <w:pStyle w:val="Heading3"/>
       </w:pPr>
+      <w:bookmarkStart w:id="86" w:name="_3e91d5a46c6bc7c19128068fd1337e9ed3c04dd"/>
       <w:r>
         <w:t xml:space="preserve">Algorithm Complexity Visualization</w:t>
       </w:r>
+      <w:bookmarkEnd w:id="86"/>
     </w:p>
     <w:p>
       <w:pPr>
@@ -8983,7 +9970,7 @@
         <w:t xml:space="preserve">fig. 4 provides a visualization of the algorithm’s computational characteristics, including time and space complexity analysis across different problem scales.</w:t>
       </w:r>
     </w:p>
-    <w:bookmarkStart w:id="79" w:name="fig:complexity"/>
+    <w:bookmarkStart w:id="90" w:name="_500fa7a7342fe2825036c4ce73b26abf18c3a68"/>
     <w:p>
       <w:pPr>
         <w:pStyle w:val="CaptionedFigure"/>
@@ -8993,18 +9980,18 @@
           <wp:inline>
             <wp:extent cx="5334000" cy="6237349"/>
             <wp:effectExtent b="0" l="0" r="0" t="0"/>
-            <wp:docPr descr="Figure 4: Six-panel diagnostic from generate_complexity_visualization() (3×2 grid). Top left: bars give the empirical iteration count per configured \alpha, coloured by agency category; \alpha=1.0 achieves the global minimum of 1 step(s), while \alpha=0.01 saturates at the iteration cap N_{\max}=1000 (slow convergence) and \alpha=2.5 terminates early via a non_finite update (divergence). Top right: \log_{10}|f(x)-f(x^\ast)| at termination; the four converged rows reach \approx 10^{-16} (machine precision) while \alpha=0.01 stops near 10^{-9} at the cap. Dashed reference at \log_{10}\varepsilon for \varepsilon= experiment.convergence_tolerance. Middle left: empirical iterations (solid) versus the smooth proxy 1/(2\alpha(1-\alpha)) (dashed) on log axes — a shape comparison, not a tight count prediction for every \alpha. Middle right: per-step error contraction factor \rho=|1-\alpha| from the unit-Hessian linear recurrence (eq. ¿eq:scalar_linear_update?); the dashed reference at \rho=1 separates stable bars (left of it) from divergent ones (right). Bottom left: stable step-size region width 2/L per backend profile (H=I,2I,5I,10I) with the optimal \alpha^\ast=1/L overlaid. Bottom right: cross-profile contraction curves \rho(\alpha)=|1-\alpha L| with dotted verticals at each 2/L stability boundary." title="" id="77" name="Picture"/>
+            <wp:docPr descr="Figure 4: Six-panel diagnostic from generate_complexity_visualization() (3×2 grid). Top left: bars give the empirical iteration count per configured \alpha, coloured by agency category; \alpha=1.0 achieves the global minimum of 1 step(s), while \alpha=0.01 saturates at the iteration cap N_{\max}=1000 (slow convergence) and \alpha=2.5 terminates early via a non_finite update (divergence). Top right: \log_{10}|f(x)-f(x^\ast)| at termination; the four converged rows reach \approx 10^{-16} (machine precision) while \alpha=0.01 stops near 10^{-9} at the cap. Dashed reference at \log_{10}\varepsilon for \varepsilon= experiment.convergence_tolerance. Middle left: empirical iterations (solid) versus the smooth proxy 1/(2\alpha(1-\alpha)) (dashed) on log axes — a shape comparison, not a tight count prediction for every \alpha. Middle right: per-step error contraction factor \rho=|1-\alpha| from the unit-Hessian linear recurrence (eq. 4); the dashed reference at \rho=1 separates stable bars (left of it) from divergent ones (right). Bottom left: stable step-size region width 2/L per backend profile (H=I,2I,5I,10I) with the optimal \alpha^\ast=1/L overlaid. Bottom right: cross-profile contraction curves \rho(\alpha)=|1-\alpha L| with dotted verticals at each 2/L stability boundary." title="" id="88" name="Picture"/>
             <a:graphic>
               <a:graphicData uri="http://schemas.openxmlformats.org/drawingml/2006/picture">
                 <pic:pic>
                   <pic:nvPicPr>
-                    <pic:cNvPr descr="../figures/algorithm_complexity.png" id="78" name="Picture"/>
+                    <pic:cNvPr descr="../figures/algorithm_complexity.png" id="89" name="Picture"/>
                     <pic:cNvPicPr>
                       <a:picLocks noChangeArrowheads="1" noChangeAspect="1"/>
                     </pic:cNvPicPr>
                   </pic:nvPicPr>
                   <pic:blipFill>
-                    <a:blip r:embed="rId76"/>
+                    <a:blip r:embed="rId87"/>
                     <a:stretch>
                       <a:fillRect/>
                     </a:stretch>
@@ -9584,17 +10571,7 @@
         <w:t xml:space="preserve"> </w:t>
       </w:r>
       <w:r>
-        <w:t xml:space="preserve">from the unit-Hessian linear recurrence (eq. </w:t>
-      </w:r>
-      <w:r>
-        <w:rPr>
-          <w:b/>
-          <w:bCs/>
-        </w:rPr>
-        <w:t xml:space="preserve">¿eq:scalar_linear_update?</w:t>
-      </w:r>
-      <w:r>
-        <w:t xml:space="preserve">); the dashed reference at</w:t>
+        <w:t xml:space="preserve">from the unit-Hessian linear recurrence (eq. 4); the dashed reference at</w:t>
       </w:r>
       <w:r>
         <w:t xml:space="preserve"> </w:t>
@@ -9851,10 +10828,10 @@
         <w:t xml:space="preserve">stability boundary.</w:t>
       </w:r>
     </w:p>
-    <w:bookmarkEnd w:id="79"/>
-    <w:p>
-      <w:pPr>
-        <w:pStyle w:val="BodyText"/>
+    <w:bookmarkEnd w:id="90"/>
+    <w:p>
+      <w:pPr>
+        <w:pStyle w:val="FirstParagraph"/>
       </w:pPr>
       <w:r>
         <w:t xml:space="preserve">The algorithm demonstrates efficient performance for small-scale optimization problems:</w:t>
@@ -10017,15 +10994,15 @@
         <w:t xml:space="preserve">: Memory-efficient implementation suitable for high-dimensional problems</w:t>
       </w:r>
     </w:p>
-    <w:bookmarkEnd w:id="80"/>
-    <w:bookmarkStart w:id="85" w:name="performance-benchmarking-1"/>
     <w:p>
       <w:pPr>
         <w:pStyle w:val="Heading3"/>
       </w:pPr>
+      <w:bookmarkStart w:id="91" w:name="_c234742d8bcf26a7a84bf5905061225bdeebff8"/>
       <w:r>
         <w:t xml:space="preserve">Performance Benchmarking</w:t>
       </w:r>
+      <w:bookmarkEnd w:id="91"/>
     </w:p>
     <w:p>
       <w:pPr>
@@ -10127,7 +11104,7 @@
         <w:t xml:space="preserve">.</w:t>
       </w:r>
     </w:p>
-    <w:bookmarkStart w:id="84" w:name="fig:benchmark"/>
+    <w:bookmarkStart w:id="95" w:name="_de429f8bef43ff56d09f642cec105172cb0547c"/>
     <w:p>
       <w:pPr>
         <w:pStyle w:val="CaptionedFigure"/>
@@ -10137,18 +11114,18 @@
           <wp:inline>
             <wp:extent cx="5334000" cy="2251305"/>
             <wp:effectExtent b="0" l="0" r="0" t="0"/>
-            <wp:docPr descr="Figure 5: Deterministic dimensional benchmark from generate_benchmark_visualization(). Dimensions d \in \{1, 2, 5, 10, 20, 50\} run on identity-Hessian quadratics with \alpha=0.1 and gradient tolerance 10^{-10}. Left: the implementation-independent work proxy d \times \text{iterations}, proportional to scalar elements processed by the dense matrix-vector update. Right: exact iterations to convergence. Wall-clock microseconds are intentionally excluded because they vary with hardware and host load. The similar iteration counts are expected because \kappa(I_d)=1 and the contraction factor \rho=|1-\alpha|=0.9 is dimension-independent." title="" id="82" name="Picture"/>
+            <wp:docPr descr="Figure 5: Deterministic dimensional benchmark from generate_benchmark_visualization(). Dimensions d \in \{1, 2, 5, 10, 20, 50\} run on identity-Hessian quadratics with \alpha=0.1 and gradient tolerance 10^{-10}. Left: the implementation-independent work proxy d \times \text{iterations}, proportional to scalar elements processed by the dense matrix-vector update. Right: exact iterations to convergence. Wall-clock microseconds are intentionally excluded because they vary with hardware and host load. The similar iteration counts are expected because \kappa(I_d)=1 and the contraction factor \rho=|1-\alpha|=0.9 is dimension-independent." title="" id="93" name="Picture"/>
             <a:graphic>
               <a:graphicData uri="http://schemas.openxmlformats.org/drawingml/2006/picture">
                 <pic:pic>
                   <pic:nvPicPr>
-                    <pic:cNvPr descr="../figures/performance_benchmark.png" id="83" name="Picture"/>
+                    <pic:cNvPr descr="../figures/performance_benchmark.png" id="94" name="Picture"/>
                     <pic:cNvPicPr>
                       <a:picLocks noChangeArrowheads="1" noChangeAspect="1"/>
                     </pic:cNvPicPr>
                   </pic:nvPicPr>
                   <pic:blipFill>
-                    <a:blip r:embed="rId81"/>
+                    <a:blip r:embed="rId92"/>
                     <a:stretch>
                       <a:fillRect/>
                     </a:stretch>
@@ -10352,7 +11329,6 @@
         <m:r>
           <m:rPr>
             <m:nor/>
-            <m:sty m:val="p"/>
           </m:rPr>
           <m:t>iterations</m:t>
         </m:r>
@@ -10474,16 +11450,16 @@
         <w:t xml:space="preserve">is dimension-independent.</w:t>
       </w:r>
     </w:p>
-    <w:bookmarkEnd w:id="84"/>
-    <w:bookmarkEnd w:id="85"/>
-    <w:bookmarkStart w:id="90" w:name="numerical-stability-analysis-1"/>
+    <w:bookmarkEnd w:id="95"/>
     <w:p>
       <w:pPr>
         <w:pStyle w:val="Heading3"/>
       </w:pPr>
+      <w:bookmarkStart w:id="96" w:name="_7dee5a22d73884e52454b29fe795b3ba7b4f4fd"/>
       <w:r>
         <w:t xml:space="preserve">Numerical Stability Analysis</w:t>
       </w:r>
+      <w:bookmarkEnd w:id="96"/>
     </w:p>
     <w:p>
       <w:pPr>
@@ -10623,7 +11599,7 @@
         <w:t xml:space="preserve">across the parameter space.</w:t>
       </w:r>
     </w:p>
-    <w:bookmarkStart w:id="89" w:name="fig:stability"/>
+    <w:bookmarkStart w:id="100" w:name="_86382d5e38aaced586060400e51cb98dfbc219c"/>
     <w:p>
       <w:pPr>
         <w:pStyle w:val="CaptionedFigure"/>
@@ -10633,18 +11609,18 @@
           <wp:inline>
             <wp:extent cx="5334000" cy="2063527"/>
             <wp:effectExtent b="0" l="0" r="0" t="0"/>
-            <wp:docPr descr="Figure 6: Numerical stability heatmap from generate_stability_visualization(). Each cell shows \log_{10}|f(x)-f(x^\ast)| at termination for one (starting point x_0, step size \alpha) combination, evaluated by gradient_descent() over the 8-by-6 grid (48 cells). The leftmost column (\alpha=0.01, conservative) reaches only 10^{-6} to 10^{-9} within the iteration cap, while every other column saturates at machine precision (10^{-16}) regardless of how far x_0 starts from the optimum (range [-50, 50]). The right panel summarises this uniformity as the aggregate stability score of 1.00/1.00 returned by infrastructure.scientific.stability.check_numerical_stability(), which exercises the same objective with extreme inputs (NaN, \pm\infty, \pm 10^{10})." title="" id="87" name="Picture"/>
+            <wp:docPr descr="Figure 6: Numerical stability heatmap from generate_stability_visualization(). Each cell shows \log_{10}|f(x)-f(x^\ast)| at termination for one (starting point x_0, step size \alpha) combination, evaluated by gradient_descent() over the 8-by-6 grid (48 cells). The leftmost column (\alpha=0.01, conservative) reaches only 10^{-6} to 10^{-9} within the iteration cap, while every other column saturates at machine precision (10^{-16}) regardless of how far x_0 starts from the optimum (range [-50, 50]). The right panel reports the separate numerical-stability score of 1.00/1.00 from infrastructure.scientific.stability.check_numerical_stability(): it evaluates the scalar quadratic objective at the first four configured starting points and scores finite values for magnitude and near-underflow. This objective-evaluation check is distinct from the heatmap’s gradient-descent sweep." title="" id="98" name="Picture"/>
             <a:graphic>
               <a:graphicData uri="http://schemas.openxmlformats.org/drawingml/2006/picture">
                 <pic:pic>
                   <pic:nvPicPr>
-                    <pic:cNvPr descr="../figures/stability_analysis.png" id="88" name="Picture"/>
+                    <pic:cNvPr descr="../figures/stability_analysis.png" id="99" name="Picture"/>
                     <pic:cNvPicPr>
                       <a:picLocks noChangeArrowheads="1" noChangeAspect="1"/>
                     </pic:cNvPicPr>
                   </pic:nvPicPr>
                   <pic:blipFill>
-                    <a:blip r:embed="rId86"/>
+                    <a:blip r:embed="rId97"/>
                     <a:stretch>
                       <a:fillRect/>
                     </a:stretch>
@@ -10985,7 +11961,7 @@
         </m:r>
       </m:oMath>
       <w:r>
-        <w:t xml:space="preserve">). The right panel summarises this uniformity as the aggregate stability score of 1.00/1.00 returned by</w:t>
+        <w:t xml:space="preserve">). The right panel reports the separate numerical-stability score of 1.00/1.00 from</w:t>
       </w:r>
       <w:r>
         <w:t xml:space="preserve"> </w:t>
@@ -10997,65 +11973,19 @@
         <w:t xml:space="preserve">infrastructure.scientific.stability.check_numerical_stability()</w:t>
       </w:r>
       <w:r>
-        <w:t xml:space="preserve">, which exercises the same objective with extreme inputs (NaN,</w:t>
-      </w:r>
-      <w:r>
-        <w:t xml:space="preserve"> </w:t>
-      </w:r>
-      <m:oMath>
-        <m:r>
-          <m:rPr>
-            <m:sty m:val="p"/>
-          </m:rPr>
-          <m:t>±</m:t>
-        </m:r>
-        <m:r>
-          <m:rPr>
-            <m:sty m:val="p"/>
-          </m:rPr>
-          <m:t>∞</m:t>
-        </m:r>
-      </m:oMath>
-      <w:r>
-        <w:t xml:space="preserve">,</w:t>
-      </w:r>
-      <w:r>
-        <w:t xml:space="preserve"> </w:t>
-      </w:r>
-      <m:oMath>
-        <m:r>
-          <m:rPr>
-            <m:sty m:val="p"/>
-          </m:rPr>
-          <m:t>±</m:t>
-        </m:r>
-        <m:sSup>
-          <m:e>
-            <m:r>
-              <m:t>10</m:t>
-            </m:r>
-          </m:e>
-          <m:sup>
-            <m:r>
-              <m:t>10</m:t>
-            </m:r>
-          </m:sup>
-        </m:sSup>
-      </m:oMath>
-      <w:r>
-        <w:t xml:space="preserve">).</w:t>
-      </w:r>
-    </w:p>
-    <w:bookmarkEnd w:id="89"/>
-    <w:bookmarkEnd w:id="90"/>
-    <w:bookmarkStart w:id="91" w:name="performance-metrics-summary"/>
+        <w:t xml:space="preserve">: it evaluates the scalar quadratic objective at the first four configured starting points and scores finite values for magnitude and near-underflow. This objective-evaluation check is distinct from the heatmap’s gradient-descent sweep.</w:t>
+      </w:r>
+    </w:p>
+    <w:bookmarkEnd w:id="100"/>
     <w:p>
       <w:pPr>
         <w:pStyle w:val="Heading3"/>
       </w:pPr>
+      <w:bookmarkStart w:id="101" w:name="_cdf94e34babfc4cdcea44661ff8b98a83b29b3e"/>
       <w:r>
         <w:t xml:space="preserve">Performance Metrics Summary</w:t>
       </w:r>
+      <w:bookmarkEnd w:id="101"/>
     </w:p>
     <w:p>
       <w:pPr>
@@ -11258,16 +12188,15 @@
         <w:t xml:space="preserve">achieved for converged cases</w:t>
       </w:r>
     </w:p>
-    <w:bookmarkEnd w:id="91"/>
-    <w:bookmarkEnd w:id="92"/>
-    <w:bookmarkStart w:id="93" w:name="validation"/>
     <w:p>
       <w:pPr>
         <w:pStyle w:val="Heading2"/>
       </w:pPr>
+      <w:bookmarkStart w:id="102" w:name="_validation"/>
       <w:r>
         <w:t xml:space="preserve">Validation</w:t>
       </w:r>
+      <w:bookmarkEnd w:id="102"/>
     </w:p>
     <w:p>
       <w:pPr>
@@ -11399,54 +12328,32 @@
         <w:pStyle w:val="FirstParagraph"/>
       </w:pPr>
       <w:r>
-        <w:t xml:space="preserve">All tests pass with coverage exceeding the 90% threshold, ensuring implementation correctness across core logic, convergence detection, and logging pathways without the use of mocks.</w:t>
-      </w:r>
-    </w:p>
-    <w:bookmarkEnd w:id="93"/>
-    <w:bookmarkStart w:id="94" w:name="discussion"/>
+        <w:t xml:space="preserve">Passing the declared suite and its 90% coverage floor provides evidence for the tested core logic, convergence detection, and logging pathways. It does not prove correctness for every input or replace scientific validation.</w:t>
+      </w:r>
+    </w:p>
     <w:p>
       <w:pPr>
         <w:pStyle w:val="Heading2"/>
       </w:pPr>
+      <w:bookmarkStart w:id="103" w:name="_discussion"/>
       <w:r>
         <w:t xml:space="preserve">Discussion</w:t>
       </w:r>
+      <w:bookmarkEnd w:id="103"/>
     </w:p>
     <w:p>
       <w:pPr>
         <w:pStyle w:val="FirstParagraph"/>
       </w:pPr>
       <w:r>
-        <w:t xml:space="preserve">The experimental results validate the gradient descent implementation and confirm the theoretical convergence predictions from sec. 3. The monotonic relationship between step size and iteration count (tbl. 1) aligns with the convergence factor analysis in eq. </w:t>
-      </w:r>
-      <w:r>
-        <w:rPr>
-          <w:b/>
-          <w:bCs/>
-        </w:rPr>
-        <w:t xml:space="preserve">¿eq:convergence_factor?</w:t>
-      </w:r>
-      <w:r>
-        <w:t xml:space="preserve">, while the uniform solution accuracy across all step sizes demonstrates the robustness of the convergence criterion</w:t>
-      </w:r>
-      <w:r>
-        <w:t xml:space="preserve"> </w:t>
-      </w:r>
-      <m:oMath>
-        <m:r>
-          <m:rPr>
-            <m:sty m:val="p"/>
-          </m:rPr>
-          <m:t>∥</m:t>
-        </m:r>
-        <m:r>
-          <m:rPr>
-            <m:sty m:val="p"/>
-          </m:rPr>
-          <m:t>∇</m:t>
-        </m:r>
-        <m:r>
-          <m:t>f</m:t>
+        <w:t xml:space="preserve">The configured results distinguish convergence, iteration-cap termination, and non-finite updates. Iteration counts are not monotonic in step size: the unit-Hessian contraction factor</w:t>
+      </w:r>
+      <w:r>
+        <w:t xml:space="preserve"> </w:t>
+      </w:r>
+      <m:oMath>
+        <m:r>
+          <m:t>ρ</m:t>
         </m:r>
         <m:r>
           <m:rPr>
@@ -11455,7 +12362,7 @@
           <m:t>(</m:t>
         </m:r>
         <m:r>
-          <m:t>x</m:t>
+          <m:t>α</m:t>
         </m:r>
         <m:r>
           <m:rPr>
@@ -11467,20 +12374,61 @@
           <m:rPr>
             <m:sty m:val="p"/>
           </m:rPr>
-          <m:t>∥</m:t>
-        </m:r>
-        <m:r>
-          <m:rPr>
-            <m:sty m:val="p"/>
-          </m:rPr>
-          <m:t>&lt;</m:t>
-        </m:r>
-        <m:r>
-          <m:t>ϵ</m:t>
-        </m:r>
-      </m:oMath>
-      <w:r>
-        <w:t xml:space="preserve">. The automated analysis pipeline successfully generated six publication-quality visualizations and structured numerical outputs, validating the template’s end-to-end research workflow from algorithmic implementation through automated infrastructure-driven reporting and manuscript integration.</w:t>
+          <m:t>=</m:t>
+        </m:r>
+        <m:r>
+          <m:rPr>
+            <m:sty m:val="p"/>
+          </m:rPr>
+          <m:t>|</m:t>
+        </m:r>
+        <m:r>
+          <m:t>1</m:t>
+        </m:r>
+        <m:r>
+          <m:rPr>
+            <m:sty m:val="p"/>
+          </m:rPr>
+          <m:t>−</m:t>
+        </m:r>
+        <m:r>
+          <m:t>α</m:t>
+        </m:r>
+        <m:r>
+          <m:rPr>
+            <m:sty m:val="p"/>
+          </m:rPr>
+          <m:t>|</m:t>
+        </m:r>
+      </m:oMath>
+      <w:r>
+        <w:t xml:space="preserve"> </w:t>
+      </w:r>
+      <w:r>
+        <w:t xml:space="preserve">decreases toward</w:t>
+      </w:r>
+      <w:r>
+        <w:t xml:space="preserve"> </w:t>
+      </w:r>
+      <m:oMath>
+        <m:r>
+          <m:t>α</m:t>
+        </m:r>
+        <m:r>
+          <m:rPr>
+            <m:sty m:val="p"/>
+          </m:rPr>
+          <m:t>=</m:t>
+        </m:r>
+        <m:r>
+          <m:t>1</m:t>
+        </m:r>
+      </m:oMath>
+      <w:r>
+        <w:t xml:space="preserve"> </w:t>
+      </w:r>
+      <w:r>
+        <w:t xml:space="preserve">and increases afterward. Accuracy claims apply to converged rows; capped and unstable runs must retain their termination status. The generated table and figures document this finite sweep, not all possible objectives or parameter choices. The analysis pipeline integrates those results into manuscript outputs through the declared configuration and variable injection.</w:t>
       </w:r>
     </w:p>
     <w:p>
@@ -11488,52 +12436,23 @@
         <w:pStyle w:val="BodyText"/>
       </w:pPr>
       <w:r>
-        <w:rPr>
-          <w:i/>
-          <w:iCs/>
-        </w:rPr>
-        <w:t xml:space="preserve">As a meta-architectural note: the perfect embedding of these outputs into this document, including all dynamic references (e.g., fig. 6), confirms the absolute reliability of the</w:t>
-      </w:r>
-      <w:r>
-        <w:rPr>
-          <w:i/>
-          <w:iCs/>
-        </w:rPr>
-        <w:t xml:space="preserve"> </w:t>
-      </w:r>
-      <w:r>
-        <w:rPr>
-          <w:rStyle w:val="VerbatimChar"/>
-          <w:i/>
-          <w:iCs/>
-        </w:rPr>
-        <w:t xml:space="preserve">infrastructure/rendering/pdf_renderer.py</w:t>
-      </w:r>
-      <w:r>
-        <w:rPr>
-          <w:i/>
-          <w:iCs/>
-        </w:rPr>
-        <w:t xml:space="preserve"> </w:t>
-      </w:r>
-      <w:r>
-        <w:rPr>
-          <w:i/>
-          <w:iCs/>
-        </w:rPr>
-        <w:t xml:space="preserve">module handling the Pandoc conversion.</w:t>
-      </w:r>
-    </w:p>
-    <w:bookmarkEnd w:id="94"/>
-    <w:bookmarkEnd w:id="95"/>
-    <w:bookmarkStart w:id="104" w:name="sec:conclusion"/>
+        <w:t xml:space="preserve">Successful generation and reference resolution establish this artifact path for the tested candidate; they do not establish absolute renderer reliability or replace visual inspection of its output.</w:t>
+      </w:r>
+    </w:p>
+    <w:p>
+      <w:r>
+        <w:br w:type="page"/>
+      </w:r>
+    </w:p>
     <w:p>
       <w:pPr>
         <w:pStyle w:val="Heading1"/>
       </w:pPr>
+      <w:bookmarkStart w:id="104" w:name="_0cf7f8e9027f9f9352f3019b4ede1d43d537ff7"/>
       <w:r>
         <w:t xml:space="preserve">Conclusion</w:t>
       </w:r>
+      <w:bookmarkEnd w:id="104"/>
     </w:p>
     <w:p>
       <w:pPr>
@@ -11543,14 +12462,15 @@
         <w:t xml:space="preserve">This study demonstrated a complete computational research pipeline from algorithmic implementation through uncompromising testing, automated analysis, and zero-intervention manuscript generation. Ultimately, it validates the proposition that high-quality mathematical research software benefits from production-tier engineering practices.</w:t>
       </w:r>
     </w:p>
-    <w:bookmarkStart w:id="96" w:name="exemplar-project-achievements"/>
     <w:p>
       <w:pPr>
         <w:pStyle w:val="Heading2"/>
       </w:pPr>
+      <w:bookmarkStart w:id="105" w:name="_b1ac82cf59849a44edffc3601842544aa7feb2e"/>
       <w:r>
         <w:t xml:space="preserve">Exemplar Project Achievements</w:t>
       </w:r>
+      <w:bookmarkEnd w:id="105"/>
     </w:p>
     <w:p>
       <w:pPr>
@@ -11662,24 +12582,25 @@
         <w:t xml:space="preserve">: Adhered structurally to the RASP methodology, producing verified, accessible output spanning from documentation indices to the final LLM-assisted publication configurations.</w:t>
       </w:r>
     </w:p>
-    <w:bookmarkEnd w:id="96"/>
-    <w:bookmarkStart w:id="99" w:name="technical-contributions"/>
     <w:p>
       <w:pPr>
         <w:pStyle w:val="Heading2"/>
       </w:pPr>
+      <w:bookmarkStart w:id="106" w:name="_6e8c175903d8fdfc52dfc5aa44bbf84dacbc7d8"/>
       <w:r>
         <w:t xml:space="preserve">Technical Contributions</w:t>
       </w:r>
-    </w:p>
-    <w:bookmarkStart w:id="97" w:name="test-coverage-strategy"/>
+      <w:bookmarkEnd w:id="106"/>
+    </w:p>
     <w:p>
       <w:pPr>
         <w:pStyle w:val="Heading3"/>
       </w:pPr>
+      <w:bookmarkStart w:id="107" w:name="_a7ffebd7cded9137539a0d5590a90e816a99ac0"/>
       <w:r>
         <w:t xml:space="preserve">Test Coverage Strategy</w:t>
       </w:r>
+      <w:bookmarkEnd w:id="107"/>
     </w:p>
     <w:p>
       <w:pPr>
@@ -11725,15 +12646,15 @@
         <w:t xml:space="preserve">CI/CD validation gates requiring ≥90% statement coverage before progression.</w:t>
       </w:r>
     </w:p>
-    <w:bookmarkEnd w:id="97"/>
-    <w:bookmarkStart w:id="98" w:name="infrastructure-backed-capabilities"/>
     <w:p>
       <w:pPr>
         <w:pStyle w:val="Heading3"/>
       </w:pPr>
+      <w:bookmarkStart w:id="108" w:name="_be3792b637ffab5a42ace99b1a582939cfda35a"/>
       <w:r>
         <w:t xml:space="preserve">Infrastructure-Backed Capabilities</w:t>
       </w:r>
+      <w:bookmarkEnd w:id="108"/>
     </w:p>
     <w:p>
       <w:pPr>
@@ -11897,16 +12818,15 @@
         <w:t xml:space="preserve">.</w:t>
       </w:r>
     </w:p>
-    <w:bookmarkEnd w:id="98"/>
-    <w:bookmarkEnd w:id="99"/>
-    <w:bookmarkStart w:id="100" w:name="research-pipeline-validation"/>
     <w:p>
       <w:pPr>
         <w:pStyle w:val="Heading2"/>
       </w:pPr>
+      <w:bookmarkStart w:id="109" w:name="_23afeb4a205ab50f569ea64373dec2371b0a396"/>
       <w:r>
         <w:t xml:space="preserve">Research Pipeline Validation</w:t>
       </w:r>
+      <w:bookmarkEnd w:id="109"/>
     </w:p>
     <w:p>
       <w:pPr>
@@ -11992,15 +12912,15 @@
         <w:t xml:space="preserve">: LLM integration analyzing output completeness contextually without degrading hermetic logic.</w:t>
       </w:r>
     </w:p>
-    <w:bookmarkEnd w:id="100"/>
-    <w:bookmarkStart w:id="101" w:name="key-insights"/>
     <w:p>
       <w:pPr>
         <w:pStyle w:val="Heading2"/>
       </w:pPr>
+      <w:bookmarkStart w:id="110" w:name="_38c68401c6a868408df8f6e93ee0261d7396797"/>
       <w:r>
         <w:t xml:space="preserve">Key Insights</w:t>
       </w:r>
+      <w:bookmarkEnd w:id="110"/>
     </w:p>
     <w:p>
       <w:pPr>
@@ -12083,15 +13003,15 @@
         <w:t xml:space="preserve">: Re-compiling the pipeline enforces an immutable bond between algorithm version and final visual reporting.</w:t>
       </w:r>
     </w:p>
-    <w:bookmarkEnd w:id="101"/>
-    <w:bookmarkStart w:id="102" w:name="future-extensions"/>
     <w:p>
       <w:pPr>
         <w:pStyle w:val="Heading2"/>
       </w:pPr>
+      <w:bookmarkStart w:id="111" w:name="_24ca540b4ce4a452b002ede7c66af228647cf58"/>
       <w:r>
         <w:t xml:space="preserve">Future Extensions</w:t>
       </w:r>
+      <w:bookmarkEnd w:id="111"/>
     </w:p>
     <w:p>
       <w:pPr>
@@ -12198,15 +13118,15 @@
         <w:t xml:space="preserve">to analyze novel model interactions automatically.</w:t>
       </w:r>
     </w:p>
-    <w:bookmarkEnd w:id="102"/>
-    <w:bookmarkStart w:id="103" w:name="final-assessment"/>
     <w:p>
       <w:pPr>
         <w:pStyle w:val="Heading2"/>
       </w:pPr>
+      <w:bookmarkStart w:id="112" w:name="_039cf8f27ea21c2a818789ad42735d5c9feb400"/>
       <w:r>
         <w:t xml:space="preserve">Final Assessment</w:t>
       </w:r>
+      <w:bookmarkEnd w:id="112"/>
     </w:p>
     <w:p>
       <w:pPr>
@@ -12329,16 +13249,20 @@
         <w:t xml:space="preserve">tree remains the canonical reference for how algorithm code, analysis scripts, variable injection, and manuscript stay synchronized across rebuilds.</w:t>
       </w:r>
     </w:p>
-    <w:bookmarkEnd w:id="103"/>
-    <w:bookmarkEnd w:id="104"/>
-    <w:bookmarkStart w:id="112" w:name="sec:experimental_setup"/>
+    <w:p>
+      <w:r>
+        <w:br w:type="page"/>
+      </w:r>
+    </w:p>
     <w:p>
       <w:pPr>
         <w:pStyle w:val="Heading1"/>
       </w:pPr>
+      <w:bookmarkStart w:id="113" w:name="_209e41be836083afda4e2ff9a07af30c192e049"/>
       <w:r>
         <w:t xml:space="preserve">Experimental Setup</w:t>
       </w:r>
+      <w:bookmarkEnd w:id="113"/>
     </w:p>
     <w:p>
       <w:pPr>
@@ -12363,41 +13287,137 @@
         <w:t xml:space="preserve">and the analysis pipeline — no value is hardcoded in the manuscript source.</w:t>
       </w:r>
     </w:p>
-    <w:bookmarkStart w:id="105" w:name="problem-definition"/>
     <w:p>
       <w:pPr>
         <w:pStyle w:val="Heading2"/>
       </w:pPr>
+      <w:bookmarkStart w:id="114" w:name="_494157c630923398b6b6d5509edb91a207dddff"/>
       <w:r>
         <w:t xml:space="preserve">Problem Definition</w:t>
       </w:r>
+      <w:bookmarkEnd w:id="114"/>
     </w:p>
     <w:p>
       <w:pPr>
         <w:pStyle w:val="FirstParagraph"/>
       </w:pPr>
       <w:r>
-        <w:t xml:space="preserve">The optimization target is the quadratic objective function defined in eq. </w:t>
-      </w:r>
-      <w:r>
-        <w:rPr>
-          <w:b/>
-          <w:bCs/>
-        </w:rPr>
-        <w:t xml:space="preserve">¿eq:quadratic_objective?</w:t>
-      </w:r>
-      <w:r>
-        <w:t xml:space="preserve">:</w:t>
+        <w:t xml:space="preserve">The optimization target is the quadratic objective function defined in eq. 8:</w:t>
       </w:r>
     </w:p>
     <w:p>
       <w:pPr>
         <w:pStyle w:val="BodyText"/>
       </w:pPr>
-    </w:p>
-    <w:p>
-      <w:pPr>
-        <w:pStyle w:val="BodyText"/>
+      <w:bookmarkStart w:id="115" w:name="_3e3c681a374fb77e7ca18ab033a1edc2459148a"/>
+      <m:oMathPara>
+        <m:oMathParaPr>
+          <m:jc m:val="center"/>
+        </m:oMathParaPr>
+        <m:oMath>
+          <m:r>
+            <m:t>f</m:t>
+          </m:r>
+          <m:r>
+            <m:rPr>
+              <m:sty m:val="p"/>
+            </m:rPr>
+            <m:t>(</m:t>
+          </m:r>
+          <m:r>
+            <m:t>x</m:t>
+          </m:r>
+          <m:r>
+            <m:rPr>
+              <m:sty m:val="p"/>
+            </m:rPr>
+            <m:t>)</m:t>
+          </m:r>
+          <m:r>
+            <m:rPr>
+              <m:sty m:val="p"/>
+            </m:rPr>
+            <m:t>=</m:t>
+          </m:r>
+          <m:f>
+            <m:fPr>
+              <m:type m:val="bar"/>
+            </m:fPr>
+            <m:num>
+              <m:r>
+                <m:t>1</m:t>
+              </m:r>
+            </m:num>
+            <m:den>
+              <m:r>
+                <m:t>2</m:t>
+              </m:r>
+            </m:den>
+          </m:f>
+          <m:sSup>
+            <m:e>
+              <m:r>
+                <m:t>x</m:t>
+              </m:r>
+            </m:e>
+            <m:sup>
+              <m:r>
+                <m:t>T</m:t>
+              </m:r>
+            </m:sup>
+          </m:sSup>
+          <m:r>
+            <m:t>A</m:t>
+          </m:r>
+          <m:r>
+            <m:t>x</m:t>
+          </m:r>
+          <m:r>
+            <m:rPr>
+              <m:sty m:val="p"/>
+            </m:rPr>
+            <m:t>−</m:t>
+          </m:r>
+          <m:sSup>
+            <m:e>
+              <m:r>
+                <m:t>b</m:t>
+              </m:r>
+            </m:e>
+            <m:sup>
+              <m:r>
+                <m:t>T</m:t>
+              </m:r>
+            </m:sup>
+          </m:sSup>
+          <m:r>
+            <m:t>x</m:t>
+          </m:r>
+          <m:r>
+            <m:t>  </m:t>
+          </m:r>
+          <m:r>
+            <m:rPr>
+              <m:sty m:val="p"/>
+            </m:rPr>
+            <m:t>(</m:t>
+          </m:r>
+          <m:r>
+            <m:t>8</m:t>
+          </m:r>
+          <m:r>
+            <m:rPr>
+              <m:sty m:val="p"/>
+            </m:rPr>
+            <m:t>)</m:t>
+          </m:r>
+        </m:oMath>
+      </m:oMathPara>
+      <w:bookmarkEnd w:id="115"/>
+    </w:p>
+    <w:p>
+      <w:pPr>
+        <w:pStyle w:val="FirstParagraph"/>
       </w:pPr>
       <w:r>
         <w:t xml:space="preserve">with</w:t>
@@ -12576,15 +13596,15 @@
         <w:t xml:space="preserve">.</w:t>
       </w:r>
     </w:p>
-    <w:bookmarkEnd w:id="105"/>
-    <w:bookmarkStart w:id="106" w:name="parameter-space"/>
     <w:p>
       <w:pPr>
         <w:pStyle w:val="Heading2"/>
       </w:pPr>
+      <w:bookmarkStart w:id="116" w:name="_c75624f9dfe4cba29f6d6035b6b6df2f1ae6fce"/>
       <w:r>
         <w:t xml:space="preserve">Parameter Space</w:t>
       </w:r>
+      <w:bookmarkEnd w:id="116"/>
     </w:p>
     <w:p>
       <w:pPr>
@@ -12896,22 +13916,22 @@
         <w:t xml:space="preserve">.</w:t>
       </w:r>
     </w:p>
-    <w:bookmarkEnd w:id="106"/>
-    <w:bookmarkStart w:id="107" w:name="numerical-stability-grid"/>
     <w:p>
       <w:pPr>
         <w:pStyle w:val="Heading2"/>
       </w:pPr>
+      <w:bookmarkStart w:id="117" w:name="_61ad1866b8180652a952bffe9ec282ce8deaf99"/>
       <w:r>
         <w:t xml:space="preserve">Numerical Stability Grid</w:t>
       </w:r>
+      <w:bookmarkEnd w:id="117"/>
     </w:p>
     <w:p>
       <w:pPr>
         <w:pStyle w:val="FirstParagraph"/>
       </w:pPr>
       <w:r>
-        <w:t xml:space="preserve">To validate robustness, the optimizer is exercised across a grid of 8 starting points and 6 step sizes, producing 48 total evaluations. This comprehensive sweep confirms that convergence is not an artifact of a narrow parameter choice. The stability metric is computed for the</w:t>
+        <w:t xml:space="preserve">To validate robustness, the optimizer is exercised across a grid of 8 starting points and 6 step sizes, producing 48 total evaluations. This finite sweep measures sensitivity to the selected initial points and step sizes; it does not establish convergence outside the contractive region or before every iteration cap. The stability metric is computed for the</w:t>
       </w:r>
       <w:r>
         <w:t xml:space="preserve"> </w:t>
@@ -12941,15 +13961,15 @@
         <w:t xml:space="preserve">.</w:t>
       </w:r>
     </w:p>
-    <w:bookmarkEnd w:id="107"/>
-    <w:bookmarkStart w:id="108" w:name="dimensional-scaling"/>
     <w:p>
       <w:pPr>
         <w:pStyle w:val="Heading2"/>
       </w:pPr>
+      <w:bookmarkStart w:id="118" w:name="_56572e29e39c83ea2aaaa964d80b8c7870f2c7a"/>
       <w:r>
         <w:t xml:space="preserve">Dimensional Scaling</w:t>
       </w:r>
+      <w:bookmarkEnd w:id="118"/>
     </w:p>
     <w:p>
       <w:pPr>
@@ -13085,15 +14105,15 @@
         <w:t xml:space="preserve">records fixed inputs, exact objective values, and validation checks. Wall-clock timing is retained only as a runtime diagnostic because host load and hardware make microsecond values unsuitable as pinned reproducibility claims.</w:t>
       </w:r>
     </w:p>
-    <w:bookmarkEnd w:id="108"/>
-    <w:bookmarkStart w:id="109" w:name="computational-environment"/>
     <w:p>
       <w:pPr>
         <w:pStyle w:val="Heading2"/>
       </w:pPr>
+      <w:bookmarkStart w:id="119" w:name="_6f46fce5a6f2c1713fdf9e8f384230e1ddb13d7"/>
       <w:r>
         <w:t xml:space="preserve">Computational Environment</w:t>
       </w:r>
+      <w:bookmarkEnd w:id="119"/>
     </w:p>
     <w:p>
       <w:pPr>
@@ -13111,7 +14131,7 @@
         <w:t xml:space="preserve">Python</w:t>
       </w:r>
       <w:r>
-        <w:t xml:space="preserve">: 3.14.6</w:t>
+        <w:t xml:space="preserve">: 3.14.4</w:t>
       </w:r>
     </w:p>
     <w:p>
@@ -13130,7 +14150,7 @@
         <w:t xml:space="preserve">NumPy</w:t>
       </w:r>
       <w:r>
-        <w:t xml:space="preserve">: 2.4.1</w:t>
+        <w:t xml:space="preserve">: 2.4.2</w:t>
       </w:r>
     </w:p>
     <w:p>
@@ -13168,18 +14188,18 @@
         <w:t xml:space="preserve">Generated</w:t>
       </w:r>
       <w:r>
-        <w:t xml:space="preserve">: 2026-09-28T17:16:20Z</w:t>
-      </w:r>
-    </w:p>
-    <w:bookmarkEnd w:id="109"/>
-    <w:bookmarkStart w:id="110" w:name="pipeline-ordering"/>
+        <w:t xml:space="preserve">: 2026-10-14T00:59:41Z</w:t>
+      </w:r>
+    </w:p>
     <w:p>
       <w:pPr>
         <w:pStyle w:val="Heading2"/>
       </w:pPr>
+      <w:bookmarkStart w:id="120" w:name="_c0bdf268a00be518db8208d76da5f861b68d87a"/>
       <w:r>
         <w:t xml:space="preserve">Pipeline ordering</w:t>
       </w:r>
+      <w:bookmarkEnd w:id="120"/>
     </w:p>
     <w:p>
       <w:pPr>
@@ -13368,15 +14388,15 @@
         <w:t xml:space="preserve">so that figure paths and numeric tables match the analysis that just completed.</w:t>
       </w:r>
     </w:p>
-    <w:bookmarkEnd w:id="110"/>
-    <w:bookmarkStart w:id="111" w:name="relation-to-figures"/>
     <w:p>
       <w:pPr>
         <w:pStyle w:val="Heading2"/>
       </w:pPr>
+      <w:bookmarkStart w:id="121" w:name="_9fd71c9dca278495eebbdd804093eae6f97d925"/>
       <w:r>
         <w:t xml:space="preserve">Relation to figures</w:t>
       </w:r>
+      <w:bookmarkEnd w:id="121"/>
     </w:p>
     <w:tbl>
       <w:tblPr>
@@ -13715,22 +14735,26 @@
     </w:tbl>
     <w:p>
       <w:pPr>
-        <w:pStyle w:val="BodyText"/>
+        <w:pStyle w:val="FirstParagraph"/>
       </w:pPr>
       <w:r>
         <w:t xml:space="preserve">This table is descriptive documentation only; it is not executed as code during the build.</w:t>
       </w:r>
     </w:p>
-    <w:bookmarkEnd w:id="111"/>
-    <w:bookmarkEnd w:id="112"/>
-    <w:bookmarkStart w:id="120" w:name="sec:reproducibility"/>
+    <w:p>
+      <w:r>
+        <w:br w:type="page"/>
+      </w:r>
+    </w:p>
     <w:p>
       <w:pPr>
         <w:pStyle w:val="Heading1"/>
       </w:pPr>
+      <w:bookmarkStart w:id="122" w:name="_e14e925b65fca759e728198d8118b98ded19eeb"/>
       <w:r>
         <w:t xml:space="preserve">Reproducibility Certification</w:t>
       </w:r>
+      <w:bookmarkEnd w:id="122"/>
     </w:p>
     <w:p>
       <w:pPr>
@@ -13740,14 +14764,15 @@
         <w:t xml:space="preserve">This section provides a machine-verifiable reproducibility certificate for the complete study. Every metric below is computed by the analysis pipeline and injected into the manuscript at render time — establishing a cryptographic chain of custody from configuration to publication.</w:t>
       </w:r>
     </w:p>
-    <w:bookmarkStart w:id="113" w:name="configuration-provenance"/>
     <w:p>
       <w:pPr>
         <w:pStyle w:val="Heading2"/>
       </w:pPr>
+      <w:bookmarkStart w:id="123" w:name="_744470a933b7b6f1d0469c96926a8840e0d3be2"/>
       <w:r>
         <w:t xml:space="preserve">Configuration Provenance</w:t>
       </w:r>
+      <w:bookmarkEnd w:id="123"/>
     </w:p>
     <w:tbl>
       <w:tblPr>
@@ -13809,7 +14834,7 @@
               <w:rPr>
                 <w:rStyle w:val="VerbatimChar"/>
               </w:rPr>
-              <w:t xml:space="preserve">292643985e5af3f2</w:t>
+              <w:t xml:space="preserve">55b948844dfd7b70</w:t>
             </w:r>
           </w:p>
         </w:tc>
@@ -13833,7 +14858,7 @@
               <w:pStyle w:val="Compact"/>
             </w:pPr>
             <w:r>
-              <w:t xml:space="preserve">2.5.2</w:t>
+              <w:t xml:space="preserve">3.0.0</w:t>
             </w:r>
           </w:p>
         </w:tc>
@@ -13889,7 +14914,7 @@
     </w:tbl>
     <w:p>
       <w:pPr>
-        <w:pStyle w:val="BodyText"/>
+        <w:pStyle w:val="FirstParagraph"/>
       </w:pPr>
       <w:r>
         <w:t xml:space="preserve">The configuration hash changes whenever any parameter in</w:t>
@@ -13910,15 +14935,15 @@
         <w:t xml:space="preserve">is modified, ensuring that every rendered PDF is traceable to a specific configuration state.</w:t>
       </w:r>
     </w:p>
-    <w:bookmarkEnd w:id="113"/>
-    <w:bookmarkStart w:id="114" w:name="generated-artifact-registry"/>
     <w:p>
       <w:pPr>
         <w:pStyle w:val="Heading2"/>
       </w:pPr>
+      <w:bookmarkStart w:id="124" w:name="_ace0f4ebebe16b16c218cbc7bbf70927f15c1d2"/>
       <w:r>
         <w:t xml:space="preserve">Generated Artifact Registry</w:t>
       </w:r>
+      <w:bookmarkEnd w:id="124"/>
     </w:p>
     <w:p>
       <w:pPr>
@@ -14082,24 +15107,25 @@
         </w:tc>
       </w:tr>
     </w:tbl>
-    <w:bookmarkEnd w:id="114"/>
-    <w:bookmarkStart w:id="118" w:name="numerical-validation-summary"/>
     <w:p>
       <w:pPr>
         <w:pStyle w:val="Heading2"/>
       </w:pPr>
+      <w:bookmarkStart w:id="125" w:name="_43428eb8b9569a09dc0d2b4f7cb3ca80844b1a4"/>
       <w:r>
         <w:t xml:space="preserve">Numerical Validation Summary</w:t>
       </w:r>
-    </w:p>
-    <w:bookmarkStart w:id="115" w:name="convergence-verification"/>
+      <w:bookmarkEnd w:id="125"/>
+    </w:p>
     <w:p>
       <w:pPr>
         <w:pStyle w:val="Heading3"/>
       </w:pPr>
+      <w:bookmarkStart w:id="126" w:name="_5e98d76158b340db6a49db235d774892da28a56"/>
       <w:r>
         <w:t xml:space="preserve">Convergence Verification</w:t>
       </w:r>
+      <w:bookmarkEnd w:id="126"/>
     </w:p>
     <w:p>
       <w:pPr>
@@ -14283,15 +15309,15 @@
         <w:t xml:space="preserve">Mean iterations across all rows: 351</w:t>
       </w:r>
     </w:p>
-    <w:bookmarkEnd w:id="115"/>
-    <w:bookmarkStart w:id="116" w:name="numerical-stability"/>
     <w:p>
       <w:pPr>
         <w:pStyle w:val="Heading3"/>
       </w:pPr>
+      <w:bookmarkStart w:id="127" w:name="_a2edcaa346316b0bdc1134fa14e0ff53f35209c"/>
       <w:r>
         <w:t xml:space="preserve">Numerical Stability</w:t>
       </w:r>
+      <w:bookmarkEnd w:id="127"/>
     </w:p>
     <w:p>
       <w:pPr>
@@ -14351,18 +15377,18 @@
         <w:t xml:space="preserve"> </w:t>
       </w:r>
       <w:r>
-        <w:t xml:space="preserve">6 step sizes), confirming uniform convergence across the entire parameter space.</w:t>
-      </w:r>
-    </w:p>
-    <w:bookmarkEnd w:id="116"/>
-    <w:bookmarkStart w:id="117" w:name="benchmark-demonstration"/>
+        <w:t xml:space="preserve">6 step sizes), recording termination accuracy across this finite gradient-descent grid. This is distinct from the reported stability score, which checks scalar objective evaluations and does not certify convergence of every optimization trajectory.</w:t>
+      </w:r>
+    </w:p>
     <w:p>
       <w:pPr>
         <w:pStyle w:val="Heading3"/>
       </w:pPr>
+      <w:bookmarkStart w:id="128" w:name="_6c42cec90fe9908a3afc8180d256cd7126ebccf"/>
       <w:r>
         <w:t xml:space="preserve">Benchmark Demonstration</w:t>
       </w:r>
+      <w:bookmarkEnd w:id="128"/>
     </w:p>
     <w:p>
       <w:pPr>
@@ -14483,16 +15509,15 @@
         <w:t xml:space="preserve">with a deterministic objective-value figure. Real timing still executes as a runtime diagnostic, but it is not serialized into tracked evidence.</w:t>
       </w:r>
     </w:p>
-    <w:bookmarkEnd w:id="117"/>
-    <w:bookmarkEnd w:id="118"/>
-    <w:bookmarkStart w:id="119" w:name="madlib-injection-verification"/>
     <w:p>
       <w:pPr>
         <w:pStyle w:val="Heading2"/>
       </w:pPr>
+      <w:bookmarkStart w:id="129" w:name="_564408ffc851f75235d2c44bd009977523cbdc8"/>
       <w:r>
         <w:t xml:space="preserve">Madlib Injection Verification</w:t>
       </w:r>
+      <w:bookmarkEnd w:id="129"/>
     </w:p>
     <w:p>
       <w:pPr>
@@ -14658,16 +15683,20 @@
         <w:t xml:space="preserve">and re-running the pipeline will automatically update every corresponding claim in this document. No manual transcription is required or permitted.</w:t>
       </w:r>
     </w:p>
-    <w:bookmarkEnd w:id="119"/>
-    <w:bookmarkEnd w:id="120"/>
-    <w:bookmarkStart w:id="125" w:name="sec:scope"/>
+    <w:p>
+      <w:r>
+        <w:br w:type="page"/>
+      </w:r>
+    </w:p>
     <w:p>
       <w:pPr>
         <w:pStyle w:val="Heading1"/>
       </w:pPr>
+      <w:bookmarkStart w:id="130" w:name="_b2eb09406cdf2fc718e9f5f7396436686210cad"/>
       <w:r>
         <w:t xml:space="preserve">Scope, Related Work, and Positioning</w:t>
       </w:r>
+      <w:bookmarkEnd w:id="130"/>
     </w:p>
     <w:p>
       <w:pPr>
@@ -14695,14 +15724,15 @@
         <w:t xml:space="preserve">.</w:t>
       </w:r>
     </w:p>
-    <w:bookmarkStart w:id="121" w:name="classical-gradient-methods"/>
     <w:p>
       <w:pPr>
         <w:pStyle w:val="Heading2"/>
       </w:pPr>
+      <w:bookmarkStart w:id="131" w:name="_ac53267b030ea524116bfa017547ef5a584ea85"/>
       <w:r>
         <w:t xml:space="preserve">Classical gradient methods</w:t>
       </w:r>
+      <w:bookmarkEnd w:id="131"/>
     </w:p>
     <w:p>
       <w:pPr>
@@ -14780,44 +15810,91 @@
         <w:t xml:space="preserve">convex quadratic</w:t>
       </w:r>
       <w:r>
-        <w:t xml:space="preserve">, where rates reduce to scalar linear recurrences in the error (sec. 4, eq. </w:t>
+        <w:t xml:space="preserve">, where rates reduce to scalar linear recurrences in the error (sec. 4, eq. 4).</w:t>
+      </w:r>
+    </w:p>
+    <w:p>
+      <w:pPr>
+        <w:pStyle w:val="Heading2"/>
+      </w:pPr>
+      <w:bookmarkStart w:id="132" w:name="_05ac0fb7f764cd7504cce46d53f44b6e6097ba8"/>
+      <w:r>
+        <w:t xml:space="preserve">Adaptive and stochastic extensions</w:t>
+      </w:r>
+      <w:bookmarkEnd w:id="132"/>
+    </w:p>
+    <w:p>
+      <w:pPr>
+        <w:pStyle w:val="FirstParagraph"/>
+      </w:pPr>
+      <w:r>
+        <w:t xml:space="preserve">Practical machine-learning optimizers (e.g., Adam</w:t>
+      </w:r>
+      <w:r>
+        <w:t xml:space="preserve"> </w:t>
+      </w:r>
+      <w:r>
+        <w:t xml:space="preserve">(Kingma and Ba 2015)</w:t>
+      </w:r>
+      <w:r>
+        <w:t xml:space="preserve">) introduce momentum, adaptive preconditioning, or noise from minibatching. Those methods are</w:t>
+      </w:r>
+      <w:r>
+        <w:t xml:space="preserve"> </w:t>
       </w:r>
       <w:r>
         <w:rPr>
           <w:b/>
           <w:bCs/>
         </w:rPr>
-        <w:t xml:space="preserve">¿eq:scalar_linear_update?</w:t>
-      </w:r>
-      <w:r>
-        <w:t xml:space="preserve">).</w:t>
-      </w:r>
-    </w:p>
-    <w:bookmarkEnd w:id="121"/>
-    <w:bookmarkStart w:id="122" w:name="adaptive-and-stochastic-extensions"/>
+        <w:t xml:space="preserve">out of scope</w:t>
+      </w:r>
+      <w:r>
+        <w:t xml:space="preserve"> </w:t>
+      </w:r>
+      <w:r>
+        <w:t xml:space="preserve">for</w:t>
+      </w:r>
+      <w:r>
+        <w:t xml:space="preserve"> </w:t>
+      </w:r>
+      <w:r>
+        <w:rPr>
+          <w:rStyle w:val="VerbatimChar"/>
+        </w:rPr>
+        <w:t xml:space="preserve">template_code_project</w:t>
+      </w:r>
+      <w:r>
+        <w:t xml:space="preserve">: the exemplar deliberately keeps the algorithm minimal so that failures (divergent</w:t>
+      </w:r>
+      <w:r>
+        <w:t xml:space="preserve"> </w:t>
+      </w:r>
+      <m:oMath>
+        <m:r>
+          <m:t>α</m:t>
+        </m:r>
+      </m:oMath>
+      <w:r>
+        <w:t xml:space="preserve">, iteration caps) are interpretable without confounding from stochastic sampling or line-search logic.</w:t>
+      </w:r>
+    </w:p>
     <w:p>
       <w:pPr>
         <w:pStyle w:val="Heading2"/>
       </w:pPr>
-      <w:r>
-        <w:t xml:space="preserve">Adaptive and stochastic extensions</w:t>
-      </w:r>
+      <w:bookmarkStart w:id="133" w:name="_3bc48e80992a743b1055962b61fae9f317fec48"/>
+      <w:r>
+        <w:t xml:space="preserve">What this project proves about the template</w:t>
+      </w:r>
+      <w:bookmarkEnd w:id="133"/>
     </w:p>
     <w:p>
       <w:pPr>
         <w:pStyle w:val="FirstParagraph"/>
       </w:pPr>
       <w:r>
-        <w:t xml:space="preserve">Practical machine-learning optimizers (e.g., Adam</w:t>
-      </w:r>
-      <w:r>
-        <w:t xml:space="preserve"> </w:t>
-      </w:r>
-      <w:r>
-        <w:t xml:space="preserve">(Kingma and Ba 2015)</w:t>
-      </w:r>
-      <w:r>
-        <w:t xml:space="preserve">) introduce momentum, adaptive preconditioning, or noise from minibatching. Those methods are</w:t>
+        <w:t xml:space="preserve">The scientific claims through sec. 2, sec. 3, and sec. 4 are standard textbook material. The</w:t>
       </w:r>
       <w:r>
         <w:t xml:space="preserve"> </w:t>
@@ -14827,132 +15904,75 @@
           <w:b/>
           <w:bCs/>
         </w:rPr>
-        <w:t xml:space="preserve">out of scope</w:t>
-      </w:r>
-      <w:r>
-        <w:t xml:space="preserve"> </w:t>
-      </w:r>
-      <w:r>
-        <w:t xml:space="preserve">for</w:t>
-      </w:r>
-      <w:r>
-        <w:t xml:space="preserve"> </w:t>
-      </w:r>
-      <w:r>
-        <w:rPr>
-          <w:rStyle w:val="VerbatimChar"/>
-        </w:rPr>
-        <w:t xml:space="preserve">template_code_project</w:t>
-      </w:r>
-      <w:r>
-        <w:t xml:space="preserve">: the exemplar deliberately keeps the algorithm minimal so that failures (divergent</w:t>
-      </w:r>
-      <w:r>
-        <w:t xml:space="preserve"> </w:t>
-      </w:r>
-      <m:oMath>
-        <m:r>
-          <m:t>α</m:t>
-        </m:r>
-      </m:oMath>
-      <w:r>
-        <w:t xml:space="preserve">, iteration caps) are interpretable without confounding from stochastic sampling or line-search logic.</w:t>
-      </w:r>
-    </w:p>
-    <w:bookmarkEnd w:id="122"/>
-    <w:bookmarkStart w:id="123" w:name="X3bc48e80992a743b1055962b61fae9f317fec48"/>
+        <w:t xml:space="preserve">non-standard</w:t>
+      </w:r>
+      <w:r>
+        <w:t xml:space="preserve"> </w:t>
+      </w:r>
+      <w:r>
+        <w:t xml:space="preserve">contribution is procedural: configuration in</w:t>
+      </w:r>
+      <w:r>
+        <w:t xml:space="preserve"> </w:t>
+      </w:r>
+      <w:r>
+        <w:rPr>
+          <w:rStyle w:val="VerbatimChar"/>
+        </w:rPr>
+        <w:t xml:space="preserve">manuscript/config.yaml</w:t>
+      </w:r>
+      <w:r>
+        <w:t xml:space="preserve"> </w:t>
+      </w:r>
+      <w:r>
+        <w:t xml:space="preserve">drives</w:t>
+      </w:r>
+      <w:r>
+        <w:t xml:space="preserve"> </w:t>
+      </w:r>
+      <w:r>
+        <w:rPr>
+          <w:rStyle w:val="VerbatimChar"/>
+        </w:rPr>
+        <w:t xml:space="preserve">run_convergence_experiment()</w:t>
+      </w:r>
+      <w:r>
+        <w:t xml:space="preserve">, figures, CSV exports, and</w:t>
+      </w:r>
+      <w:r>
+        <w:t xml:space="preserve"> </w:t>
+      </w:r>
+      <w:r>
+        <w:rPr>
+          <w:rStyle w:val="VerbatimChar"/>
+        </w:rPr>
+        <w:t xml:space="preserve">RESULT_*</w:t>
+      </w:r>
+      <w:r>
+        <w:t xml:space="preserve"> </w:t>
+      </w:r>
+      <w:r>
+        <w:t xml:space="preserve">token substitution (</w:t>
+      </w:r>
+      <w:r>
+        <w:rPr>
+          <w:rStyle w:val="VerbatimChar"/>
+        </w:rPr>
+        <w:t xml:space="preserve">scripts/z_generate_manuscript_variables.py</w:t>
+      </w:r>
+      <w:r>
+        <w:t xml:space="preserve">) so that PDF, HTML, and validation logs refer to the same numbers. That pattern is what downstream projects should copy—whether the domain is optimization, differential equations, or Bayesian workflows.</w:t>
+      </w:r>
+    </w:p>
     <w:p>
       <w:pPr>
         <w:pStyle w:val="Heading2"/>
       </w:pPr>
-      <w:r>
-        <w:t xml:space="preserve">What this project proves about the template</w:t>
-      </w:r>
-    </w:p>
-    <w:p>
-      <w:pPr>
-        <w:pStyle w:val="FirstParagraph"/>
-      </w:pPr>
-      <w:r>
-        <w:t xml:space="preserve">The scientific claims through sec. 2, sec. 3, and sec. 4 are standard textbook material. The</w:t>
-      </w:r>
-      <w:r>
-        <w:t xml:space="preserve"> </w:t>
-      </w:r>
-      <w:r>
-        <w:rPr>
-          <w:b/>
-          <w:bCs/>
-        </w:rPr>
-        <w:t xml:space="preserve">non-standard</w:t>
-      </w:r>
-      <w:r>
-        <w:t xml:space="preserve"> </w:t>
-      </w:r>
-      <w:r>
-        <w:t xml:space="preserve">contribution is procedural: configuration in</w:t>
-      </w:r>
-      <w:r>
-        <w:t xml:space="preserve"> </w:t>
-      </w:r>
-      <w:r>
-        <w:rPr>
-          <w:rStyle w:val="VerbatimChar"/>
-        </w:rPr>
-        <w:t xml:space="preserve">manuscript/config.yaml</w:t>
-      </w:r>
-      <w:r>
-        <w:t xml:space="preserve"> </w:t>
-      </w:r>
-      <w:r>
-        <w:t xml:space="preserve">drives</w:t>
-      </w:r>
-      <w:r>
-        <w:t xml:space="preserve"> </w:t>
-      </w:r>
-      <w:r>
-        <w:rPr>
-          <w:rStyle w:val="VerbatimChar"/>
-        </w:rPr>
-        <w:t xml:space="preserve">run_convergence_experiment()</w:t>
-      </w:r>
-      <w:r>
-        <w:t xml:space="preserve">, figures, CSV exports, and</w:t>
-      </w:r>
-      <w:r>
-        <w:t xml:space="preserve"> </w:t>
-      </w:r>
-      <w:r>
-        <w:rPr>
-          <w:rStyle w:val="VerbatimChar"/>
-        </w:rPr>
-        <w:t xml:space="preserve">RESULT_*</w:t>
-      </w:r>
-      <w:r>
-        <w:t xml:space="preserve"> </w:t>
-      </w:r>
-      <w:r>
-        <w:t xml:space="preserve">token substitution (</w:t>
-      </w:r>
-      <w:r>
-        <w:rPr>
-          <w:rStyle w:val="VerbatimChar"/>
-        </w:rPr>
-        <w:t xml:space="preserve">scripts/z_generate_manuscript_variables.py</w:t>
-      </w:r>
-      <w:r>
-        <w:t xml:space="preserve">) so that PDF, HTML, and validation logs refer to the same numbers. That pattern is what downstream projects should copy—whether the domain is optimization, differential equations, or Bayesian workflows.</w:t>
-      </w:r>
-    </w:p>
-    <w:bookmarkEnd w:id="123"/>
-    <w:bookmarkStart w:id="124" w:name="explicit-limitations"/>
-    <w:p>
-      <w:pPr>
-        <w:pStyle w:val="Heading2"/>
-      </w:pPr>
+      <w:bookmarkStart w:id="134" w:name="_a42444e030917023aae22b567c432c36f1ec4dd"/>
       <w:r>
         <w:t xml:space="preserve">Explicit limitations</w:t>
       </w:r>
+      <w:bookmarkEnd w:id="134"/>
     </w:p>
     <w:p>
       <w:pPr>
@@ -15133,16 +16153,20 @@
         <w:t xml:space="preserve">These limitations are intentional: they narrow the failure surface so that infrastructure concerns—tests, logging, figure registration, and PDF cross-references—remain visible rather than buried under algorithmic complexity.</w:t>
       </w:r>
     </w:p>
-    <w:bookmarkEnd w:id="124"/>
-    <w:bookmarkEnd w:id="125"/>
-    <w:bookmarkStart w:id="145" w:name="sec:references"/>
+    <w:p>
+      <w:r>
+        <w:br w:type="page"/>
+      </w:r>
+    </w:p>
     <w:p>
       <w:pPr>
         <w:pStyle w:val="Heading1"/>
       </w:pPr>
+      <w:bookmarkStart w:id="135" w:name="_e101cb4db063275589cf296bc23cc80577ab383"/>
       <w:r>
         <w:t xml:space="preserve">References</w:t>
       </w:r>
+      <w:bookmarkEnd w:id="135"/>
     </w:p>
     <w:p>
       <w:pPr>
@@ -15154,7 +16178,7 @@
       <w:r>
         <w:t xml:space="preserve"> </w:t>
       </w:r>
-      <w:hyperlink r:id="rId126">
+      <w:hyperlink r:id="rId136">
         <w:r>
           <w:rPr>
             <w:rStyle w:val="VerbatimChar"/>
@@ -15303,8 +16327,28 @@
       </w:r>
     </w:p>
     <w:p>
-      <w:pPr>
-        <w:pStyle w:val="FirstParagraph"/>
+      <w:r>
+        <w:br w:type="page"/>
+      </w:r>
+    </w:p>
+    <w:p>
+      <w:r>
+        <w:br w:type="page"/>
+      </w:r>
+    </w:p>
+    <w:p>
+      <w:pPr>
+        <w:pStyle w:val="Heading1"/>
+      </w:pPr>
+      <w:bookmarkStart w:id="137" w:name="_cc60b8522e8d607037bac5c8963977193477bb5"/>
+      <w:r>
+        <w:t xml:space="preserve">END OF TRANSMISSION</w:t>
+      </w:r>
+      <w:bookmarkEnd w:id="137"/>
+    </w:p>
+    <w:p>
+      <w:pPr>
+        <w:pStyle w:val="TemplateTransmission"/>
       </w:pPr>
       <w:r>
         <w:rPr>
@@ -15317,7 +16361,7 @@
         <w:t xml:space="preserve"> </w:t>
       </w:r>
       <w:r>
-        <w:t xml:space="preserve">v2.5.2 · DOI</w:t>
+        <w:t xml:space="preserve">v3.0.0 · DOI</w:t>
       </w:r>
       <w:r>
         <w:t xml:space="preserve"> </w:t>
@@ -15359,18 +16403,18 @@
           <wp:inline>
             <wp:extent cx="4693920" cy="1777647"/>
             <wp:effectExtent b="0" l="0" r="0" t="0"/>
-            <wp:docPr descr="Integrity QR strip" title="" id="127" name="Picture"/>
+            <wp:docPr descr="Integrity QR strip" title="" id="138" name="Picture"/>
             <a:graphic>
               <a:graphicData uri="http://schemas.openxmlformats.org/drawingml/2006/picture">
                 <pic:pic>
                   <pic:nvPicPr>
-                    <pic:cNvPr descr="../figures/transmission_integrity_strip.png" id="128" name="Picture"/>
+                    <pic:cNvPr descr="../figures/transmission_integrity_strip.png" id="139" name="Picture"/>
                     <pic:cNvPicPr>
                       <a:picLocks noChangeArrowheads="1" noChangeAspect="1"/>
                     </pic:cNvPicPr>
                   </pic:nvPicPr>
                   <pic:blipFill>
-                    <a:blip r:embed="rId10"/>
+                    <a:blip r:embed="rId11"/>
                     <a:stretch>
                       <a:fillRect/>
                     </a:stretch>
@@ -15407,7 +16451,7 @@
     </w:p>
     <w:p>
       <w:pPr>
-        <w:pStyle w:val="BodyText"/>
+        <w:pStyle w:val="TemplateTransmission"/>
       </w:pPr>
       <w:r>
         <w:rPr>
@@ -15427,11 +16471,12 @@
         <w:t xml:space="preserve">No prior releases.</w:t>
       </w:r>
     </w:p>
-    <w:bookmarkStart w:id="144" w:name="refs"/>
-    <w:bookmarkStart w:id="129" w:name="ref-bertsekas1999nonlinear"/>
+    <w:bookmarkStart w:id="155" w:name="_refs"/>
+    <w:bookmarkStart w:id="140" w:name="_956b238b0bc11722f52b89bd7a3341836633383"/>
     <w:p>
       <w:pPr>
         <w:pStyle w:val="Bibliography"/>
+        <w:ind w:left="720" w:hanging="720"/>
       </w:pPr>
       <w:r>
         <w:t xml:space="preserve">Bertsekas, Dimitri P. 1999.</w:t>
@@ -15450,11 +16495,12 @@
         <w:t xml:space="preserve">. 2nd ed. Athena Scientific.</w:t>
       </w:r>
     </w:p>
-    <w:bookmarkEnd w:id="129"/>
-    <w:bookmarkStart w:id="131" w:name="ref-boyd2004convex"/>
+    <w:bookmarkEnd w:id="140"/>
+    <w:bookmarkStart w:id="142" w:name="_bc4ad3475d2a89f60a688f957439b09eda6eb1c"/>
     <w:p>
       <w:pPr>
         <w:pStyle w:val="Bibliography"/>
+        <w:ind w:left="720" w:hanging="720"/>
       </w:pPr>
       <w:r>
         <w:t xml:space="preserve">Boyd, Stephen, and Lieven Vandenberghe. 2004.</w:t>
@@ -15475,7 +16521,7 @@
       <w:r>
         <w:t xml:space="preserve"> </w:t>
       </w:r>
-      <w:hyperlink r:id="rId130">
+      <w:hyperlink r:id="rId141">
         <w:r>
           <w:rPr>
             <w:rStyle w:val="Hyperlink"/>
@@ -15487,11 +16533,12 @@
         <w:t xml:space="preserve">.</w:t>
       </w:r>
     </w:p>
-    <w:bookmarkEnd w:id="131"/>
-    <w:bookmarkStart w:id="133" w:name="ref-cauchy1847methode"/>
+    <w:bookmarkEnd w:id="142"/>
+    <w:bookmarkStart w:id="144" w:name="_3ff138bb58573f1a1205068a1ecf39e2d4b4cf4"/>
     <w:p>
       <w:pPr>
         <w:pStyle w:val="Bibliography"/>
+        <w:ind w:left="720" w:hanging="720"/>
       </w:pPr>
       <w:r>
         <w:t xml:space="preserve">Cauchy, Augustin-Louis. 1847.</w:t>
@@ -15521,7 +16568,7 @@
       <w:r>
         <w:t xml:space="preserve"> </w:t>
       </w:r>
-      <w:hyperlink r:id="rId132">
+      <w:hyperlink r:id="rId143">
         <w:r>
           <w:rPr>
             <w:rStyle w:val="Hyperlink"/>
@@ -15533,11 +16580,12 @@
         <w:t xml:space="preserve">.</w:t>
       </w:r>
     </w:p>
-    <w:bookmarkEnd w:id="133"/>
-    <w:bookmarkStart w:id="135" w:name="ref-kingma2014adam"/>
+    <w:bookmarkEnd w:id="144"/>
+    <w:bookmarkStart w:id="146" w:name="_bd8ac430ed93606da235971265b5251b768b76d"/>
     <w:p>
       <w:pPr>
         <w:pStyle w:val="Bibliography"/>
+        <w:ind w:left="720" w:hanging="720"/>
       </w:pPr>
       <w:r>
         <w:t xml:space="preserve">Kingma, Diederik P., and Jimmy Ba. 2015.</w:t>
@@ -15573,7 +16621,7 @@
       <w:r>
         <w:t xml:space="preserve"> </w:t>
       </w:r>
-      <w:hyperlink r:id="rId134">
+      <w:hyperlink r:id="rId145">
         <w:r>
           <w:rPr>
             <w:rStyle w:val="Hyperlink"/>
@@ -15585,11 +16633,12 @@
         <w:t xml:space="preserve">.</w:t>
       </w:r>
     </w:p>
-    <w:bookmarkEnd w:id="135"/>
-    <w:bookmarkStart w:id="137" w:name="ref-nesterov2013gradient"/>
+    <w:bookmarkEnd w:id="146"/>
+    <w:bookmarkStart w:id="148" w:name="_5db4ba7dbc4d12793919fa2749bf3e170336948"/>
     <w:p>
       <w:pPr>
         <w:pStyle w:val="Bibliography"/>
+        <w:ind w:left="720" w:hanging="720"/>
       </w:pPr>
       <w:r>
         <w:t xml:space="preserve">Nesterov, Yurii. 2013.</w:t>
@@ -15619,7 +16668,7 @@
       <w:r>
         <w:t xml:space="preserve"> </w:t>
       </w:r>
-      <w:hyperlink r:id="rId136">
+      <w:hyperlink r:id="rId147">
         <w:r>
           <w:rPr>
             <w:rStyle w:val="Hyperlink"/>
@@ -15631,11 +16680,12 @@
         <w:t xml:space="preserve">.</w:t>
       </w:r>
     </w:p>
-    <w:bookmarkEnd w:id="137"/>
-    <w:bookmarkStart w:id="139" w:name="ref-nocedal2006numerical"/>
+    <w:bookmarkEnd w:id="148"/>
+    <w:bookmarkStart w:id="150" w:name="_755e1be9356060641b53d54dd11f89c6ea8ae55"/>
     <w:p>
       <w:pPr>
         <w:pStyle w:val="Bibliography"/>
+        <w:ind w:left="720" w:hanging="720"/>
       </w:pPr>
       <w:r>
         <w:t xml:space="preserve">Nocedal, Jorge, and Stephen J. Wright. 2006.</w:t>
@@ -15656,7 +16706,7 @@
       <w:r>
         <w:t xml:space="preserve"> </w:t>
       </w:r>
-      <w:hyperlink r:id="rId138">
+      <w:hyperlink r:id="rId149">
         <w:r>
           <w:rPr>
             <w:rStyle w:val="Hyperlink"/>
@@ -15668,11 +16718,12 @@
         <w:t xml:space="preserve">.</w:t>
       </w:r>
     </w:p>
-    <w:bookmarkEnd w:id="139"/>
-    <w:bookmarkStart w:id="141" w:name="ref-peng2011reproducible"/>
+    <w:bookmarkEnd w:id="150"/>
+    <w:bookmarkStart w:id="152" w:name="_40379dc421e5de3780b64655bc0c2c1d18dc209"/>
     <w:p>
       <w:pPr>
         <w:pStyle w:val="Bibliography"/>
+        <w:ind w:left="720" w:hanging="720"/>
       </w:pPr>
       <w:r>
         <w:t xml:space="preserve">Peng, Roger D. 2011.</w:t>
@@ -15702,7 +16753,7 @@
       <w:r>
         <w:t xml:space="preserve"> </w:t>
       </w:r>
-      <w:hyperlink r:id="rId140">
+      <w:hyperlink r:id="rId151">
         <w:r>
           <w:rPr>
             <w:rStyle w:val="Hyperlink"/>
@@ -15714,11 +16765,12 @@
         <w:t xml:space="preserve">.</w:t>
       </w:r>
     </w:p>
-    <w:bookmarkEnd w:id="141"/>
-    <w:bookmarkStart w:id="143" w:name="ref-polyak1964some"/>
+    <w:bookmarkEnd w:id="152"/>
+    <w:bookmarkStart w:id="154" w:name="_00a4e6b1fcd45f24b8ce196ec54c5ffbb127da2"/>
     <w:p>
       <w:pPr>
         <w:pStyle w:val="Bibliography"/>
+        <w:ind w:left="720" w:hanging="720"/>
       </w:pPr>
       <w:r>
         <w:t xml:space="preserve">Polyak, Boris T. 1964.</w:t>
@@ -15748,7 +16800,7 @@
       <w:r>
         <w:t xml:space="preserve"> </w:t>
       </w:r>
-      <w:hyperlink r:id="rId142">
+      <w:hyperlink r:id="rId153">
         <w:r>
           <w:rPr>
             <w:rStyle w:val="Hyperlink"/>
@@ -15760,9 +16812,8 @@
         <w:t xml:space="preserve">.</w:t>
       </w:r>
     </w:p>
-    <w:bookmarkEnd w:id="143"/>
-    <w:bookmarkEnd w:id="144"/>
-    <w:bookmarkEnd w:id="145"/>
+    <w:bookmarkEnd w:id="154"/>
+    <w:bookmarkEnd w:id="155"/>
     <w:sectPr>
       <w:footnotePr>
         <w:numRestart w:val="eachSect"/>
@@ -16404,896 +17455,908 @@
 </file>
 
 <file path=word/styles.xml><?xml version="1.0" encoding="utf-8"?>
-<w:styles xmlns:r="http://schemas.openxmlformats.org/officeDocument/2006/relationships" xmlns:w="http://schemas.openxmlformats.org/wordprocessingml/2006/main">
-  <w:docDefaults>
-    <w:rPrDefault>
-      <w:rPr>
-        <w:rFonts w:asciiTheme="minorHAnsi" w:cstheme="minorBidi" w:eastAsiaTheme="minorEastAsia" w:hAnsiTheme="minorHAnsi"/>
-        <w:sz w:val="24"/>
-        <w:szCs w:val="24"/>
-        <w:lang w:bidi="ar-SA" w:eastAsia="zh-CN" w:val="en-US"/>
-      </w:rPr>
-    </w:rPrDefault>
-    <w:pPrDefault>
-      <w:pPr>
-        <w:spacing w:after="200"/>
-      </w:pPr>
-    </w:pPrDefault>
-  </w:docDefaults>
-  <w:latentStyles w:count="276" w:defLockedState="0" w:defQFormat="0" w:defSemiHidden="0" w:defUIPriority="0" w:defUnhideWhenUsed="0"/>
-  <w:style w:default="1" w:styleId="Normal" w:type="paragraph">
-    <w:name w:val="Normal"/>
-    <w:qFormat/>
-  </w:style>
-  <w:style w:styleId="BodyText" w:type="paragraph">
-    <w:name w:val="Body Text"/>
-    <w:basedOn w:val="Normal"/>
-    <w:link w:val="BodyTextChar"/>
-    <w:qFormat/>
-    <w:pPr>
-      <w:spacing w:after="180" w:before="180"/>
-    </w:pPr>
-  </w:style>
-  <w:style w:customStyle="1" w:styleId="FirstParagraph" w:type="paragraph">
-    <w:name w:val="First Paragraph"/>
-    <w:basedOn w:val="BodyText"/>
-    <w:next w:val="BodyText"/>
-    <w:qFormat/>
-  </w:style>
-  <w:style w:customStyle="1" w:styleId="Compact" w:type="paragraph">
-    <w:name w:val="Compact"/>
-    <w:basedOn w:val="BodyText"/>
-    <w:qFormat/>
-    <w:pPr>
-      <w:spacing w:after="36" w:before="36"/>
-    </w:pPr>
-  </w:style>
-  <w:style w:styleId="Title" w:type="paragraph">
-    <w:name w:val="Title"/>
-    <w:basedOn w:val="Normal"/>
-    <w:next w:val="BodyText"/>
-    <w:link w:val="TitleChar"/>
-    <w:uiPriority w:val="10"/>
-    <w:qFormat/>
-    <w:rsid w:val="00A10FD9"/>
-    <w:pPr>
-      <w:spacing w:after="80" w:line="240" w:lineRule="auto"/>
-      <w:contextualSpacing/>
-      <w:jc w:val="center"/>
-    </w:pPr>
-    <w:rPr>
-      <w:rFonts w:asciiTheme="majorHAnsi" w:cstheme="majorBidi" w:eastAsiaTheme="majorEastAsia" w:hAnsiTheme="majorHAnsi"/>
-      <w:sz w:val="56"/>
-      <w:szCs w:val="56"/>
-    </w:rPr>
-  </w:style>
-  <w:style w:customStyle="1" w:styleId="TitleChar" w:type="character">
-    <w:name w:val="Title Char"/>
-    <w:basedOn w:val="DefaultParagraphFont"/>
-    <w:link w:val="Title"/>
-    <w:uiPriority w:val="10"/>
-    <w:rsid w:val="00A10FD9"/>
-    <w:rPr>
-      <w:rFonts w:asciiTheme="majorHAnsi" w:cstheme="majorBidi" w:eastAsiaTheme="majorEastAsia" w:hAnsiTheme="majorHAnsi"/>
-      <w:sz w:val="56"/>
-      <w:szCs w:val="56"/>
-    </w:rPr>
-  </w:style>
-  <w:style w:styleId="Subtitle" w:type="paragraph">
-    <w:name w:val="Subtitle"/>
-    <w:basedOn w:val="Title"/>
-    <w:next w:val="BodyText"/>
-    <w:link w:val="SubtitleChar"/>
-    <w:uiPriority w:val="11"/>
-    <w:qFormat/>
-    <w:rsid w:val="00A10FD9"/>
-    <w:pPr>
-      <w:numPr>
-        <w:ilvl w:val="1"/>
-      </w:numPr>
-    </w:pPr>
-    <w:rPr>
-      <w:rFonts w:cstheme="majorBidi" w:eastAsiaTheme="majorEastAsia"/>
-      <w:spacing w:val="15"/>
-      <w:sz w:val="28"/>
-      <w:szCs w:val="28"/>
-    </w:rPr>
-  </w:style>
-  <w:style w:customStyle="1" w:styleId="SubtitleChar" w:type="character">
-    <w:name w:val="Subtitle Char"/>
-    <w:basedOn w:val="DefaultParagraphFont"/>
-    <w:link w:val="Subtitle"/>
-    <w:uiPriority w:val="11"/>
-    <w:rsid w:val="00A10FD9"/>
-    <w:rPr>
-      <w:rFonts w:cstheme="majorBidi" w:eastAsiaTheme="majorEastAsia"/>
-      <w:color w:themeColor="text1" w:themeTint="A6" w:val="595959"/>
-      <w:spacing w:val="15"/>
-      <w:sz w:val="28"/>
-      <w:szCs w:val="28"/>
-    </w:rPr>
-  </w:style>
-  <w:style w:customStyle="1" w:styleId="Author" w:type="paragraph">
-    <w:name w:val="Author"/>
-    <w:basedOn w:val="Title"/>
-    <w:next w:val="BodyText"/>
-    <w:qFormat/>
-    <w:pPr>
-      <w:keepNext/>
-      <w:keepLines/>
-    </w:pPr>
-    <w:rPr>
-      <w:sz w:val="24"/>
-      <w:szCs w:val="24"/>
-    </w:rPr>
-  </w:style>
-  <w:style w:styleId="Date" w:type="paragraph">
-    <w:name w:val="Date"/>
-    <w:basedOn w:val="Title"/>
-    <w:next w:val="BodyText"/>
-    <w:qFormat/>
-    <w:pPr>
-      <w:keepNext/>
-      <w:keepLines/>
-    </w:pPr>
-    <w:rPr>
-      <w:sz w:val="24"/>
-      <w:szCs w:val="24"/>
-    </w:rPr>
-  </w:style>
-  <w:style w:customStyle="1" w:styleId="AbstractTitle" w:type="paragraph">
-    <w:name w:val="Abstract Title"/>
-    <w:basedOn w:val="Normal"/>
-    <w:next w:val="Abstract"/>
-    <w:qFormat/>
-    <w:pPr>
-      <w:keepNext/>
-      <w:keepLines/>
-      <w:spacing w:after="0" w:before="300"/>
-      <w:jc w:val="center"/>
-    </w:pPr>
-    <w:rPr>
-      <w:b/>
-      <w:sz w:val="20"/>
-      <w:szCs w:val="20"/>
-    </w:rPr>
-  </w:style>
-  <w:style w:customStyle="1" w:styleId="Abstract" w:type="paragraph">
-    <w:name w:val="Abstract"/>
-    <w:basedOn w:val="Normal"/>
-    <w:next w:val="BodyText"/>
-    <w:qFormat/>
-    <w:pPr>
-      <w:keepNext/>
-      <w:keepLines/>
-      <w:spacing w:after="300" w:before="100"/>
-    </w:pPr>
-    <w:rPr>
-      <w:sz w:val="20"/>
-      <w:szCs w:val="20"/>
-    </w:rPr>
-  </w:style>
-  <w:style w:styleId="Bibliography" w:type="paragraph">
-    <w:name w:val="Bibliography"/>
-    <w:basedOn w:val="Normal"/>
-    <w:next w:val="Bibliography"/>
-    <w:qFormat/>
-    <w:pPr/>
-    <w:rPr/>
-  </w:style>
-  <w:style w:styleId="Heading1" w:type="paragraph">
-    <w:name w:val="heading 1"/>
-    <w:basedOn w:val="Normal"/>
-    <w:next w:val="BodyText"/>
-    <w:link w:val="Heading1Char"/>
-    <w:uiPriority w:val="9"/>
-    <w:qFormat/>
-    <w:rsid w:val="00A10FD9"/>
-    <w:pPr>
-      <w:keepNext/>
-      <w:keepLines/>
-      <w:spacing w:after="80" w:before="360"/>
-      <w:outlineLvl w:val="0"/>
-    </w:pPr>
-    <w:rPr>
-      <w:rFonts w:asciiTheme="majorHAnsi" w:cstheme="majorBidi" w:eastAsiaTheme="majorEastAsia" w:hAnsiTheme="majorHAnsi"/>
-      <w:color w:themeColor="accent1" w:themeShade="BF" w:val="0F4761"/>
-      <w:sz w:val="40"/>
-      <w:szCs w:val="40"/>
-    </w:rPr>
-  </w:style>
-  <w:style w:styleId="Heading2" w:type="paragraph">
-    <w:name w:val="heading 2"/>
-    <w:basedOn w:val="Normal"/>
-    <w:next w:val="BodyText"/>
-    <w:link w:val="Heading2Char"/>
-    <w:uiPriority w:val="9"/>
-    <w:semiHidden/>
-    <w:unhideWhenUsed/>
-    <w:qFormat/>
-    <w:rsid w:val="00A10FD9"/>
-    <w:pPr>
-      <w:keepNext/>
-      <w:keepLines/>
-      <w:spacing w:after="80" w:before="160"/>
-      <w:outlineLvl w:val="1"/>
-    </w:pPr>
-    <w:rPr>
-      <w:rFonts w:asciiTheme="majorHAnsi" w:cstheme="majorBidi" w:eastAsiaTheme="majorEastAsia" w:hAnsiTheme="majorHAnsi"/>
-      <w:color w:themeColor="accent1" w:themeShade="BF" w:val="0F4761"/>
-      <w:sz w:val="32"/>
-      <w:szCs w:val="32"/>
-    </w:rPr>
-  </w:style>
-  <w:style w:styleId="Heading3" w:type="paragraph">
-    <w:name w:val="heading 3"/>
-    <w:basedOn w:val="Normal"/>
-    <w:next w:val="BodyText"/>
-    <w:link w:val="Heading3Char"/>
-    <w:uiPriority w:val="9"/>
-    <w:semiHidden/>
-    <w:unhideWhenUsed/>
-    <w:qFormat/>
-    <w:rsid w:val="00A10FD9"/>
-    <w:pPr>
-      <w:keepNext/>
-      <w:keepLines/>
-      <w:spacing w:after="80" w:before="160"/>
-      <w:outlineLvl w:val="2"/>
-    </w:pPr>
-    <w:rPr>
-      <w:rFonts w:cstheme="majorBidi" w:eastAsiaTheme="majorEastAsia"/>
-      <w:color w:themeColor="accent1" w:themeShade="BF" w:val="0F4761"/>
-      <w:sz w:val="28"/>
-      <w:szCs w:val="28"/>
-    </w:rPr>
-  </w:style>
-  <w:style w:styleId="Heading4" w:type="paragraph">
-    <w:name w:val="heading 4"/>
-    <w:basedOn w:val="Normal"/>
-    <w:next w:val="BodyText"/>
-    <w:link w:val="Heading4Char"/>
-    <w:uiPriority w:val="9"/>
-    <w:semiHidden/>
-    <w:unhideWhenUsed/>
-    <w:qFormat/>
-    <w:rsid w:val="00A10FD9"/>
-    <w:pPr>
-      <w:keepNext/>
-      <w:keepLines/>
-      <w:spacing w:after="40" w:before="80"/>
-      <w:outlineLvl w:val="3"/>
-    </w:pPr>
-    <w:rPr>
-      <w:rFonts w:cstheme="majorBidi" w:eastAsiaTheme="majorEastAsia"/>
-      <w:i/>
-      <w:iCs/>
-      <w:color w:themeColor="accent1" w:themeShade="BF" w:val="0F4761"/>
-    </w:rPr>
-  </w:style>
-  <w:style w:styleId="Heading5" w:type="paragraph">
-    <w:name w:val="heading 5"/>
-    <w:basedOn w:val="Normal"/>
-    <w:next w:val="BodyText"/>
-    <w:link w:val="Heading5Char"/>
-    <w:uiPriority w:val="9"/>
-    <w:semiHidden/>
-    <w:unhideWhenUsed/>
-    <w:qFormat/>
-    <w:rsid w:val="00A10FD9"/>
-    <w:pPr>
-      <w:keepNext/>
-      <w:keepLines/>
-      <w:spacing w:after="40" w:before="80"/>
-      <w:outlineLvl w:val="4"/>
-    </w:pPr>
-    <w:rPr>
-      <w:rFonts w:cstheme="majorBidi" w:eastAsiaTheme="majorEastAsia"/>
-      <w:color w:themeColor="accent1" w:themeShade="BF" w:val="0F4761"/>
-    </w:rPr>
-  </w:style>
-  <w:style w:styleId="Heading6" w:type="paragraph">
-    <w:name w:val="heading 6"/>
-    <w:basedOn w:val="Normal"/>
-    <w:next w:val="BodyText"/>
-    <w:link w:val="Heading6Char"/>
-    <w:uiPriority w:val="9"/>
-    <w:semiHidden/>
-    <w:unhideWhenUsed/>
-    <w:qFormat/>
-    <w:rsid w:val="00A10FD9"/>
-    <w:pPr>
-      <w:keepNext/>
-      <w:keepLines/>
-      <w:spacing w:after="0" w:before="40"/>
-      <w:outlineLvl w:val="5"/>
-    </w:pPr>
-    <w:rPr>
-      <w:rFonts w:cstheme="majorBidi" w:eastAsiaTheme="majorEastAsia"/>
-      <w:i/>
-      <w:iCs/>
-      <w:color w:themeColor="text1" w:themeTint="A6" w:val="595959"/>
-    </w:rPr>
-  </w:style>
-  <w:style w:styleId="Heading7" w:type="paragraph">
-    <w:name w:val="heading 7"/>
-    <w:basedOn w:val="Normal"/>
-    <w:next w:val="BodyText"/>
-    <w:link w:val="Heading7Char"/>
-    <w:uiPriority w:val="9"/>
-    <w:semiHidden/>
-    <w:unhideWhenUsed/>
-    <w:qFormat/>
-    <w:rsid w:val="00A10FD9"/>
-    <w:pPr>
-      <w:keepNext/>
-      <w:keepLines/>
-      <w:spacing w:after="0" w:before="40"/>
-      <w:outlineLvl w:val="6"/>
-    </w:pPr>
-    <w:rPr>
-      <w:rFonts w:cstheme="majorBidi" w:eastAsiaTheme="majorEastAsia"/>
-      <w:color w:themeColor="text1" w:themeTint="A6" w:val="595959"/>
-    </w:rPr>
-  </w:style>
-  <w:style w:styleId="Heading8" w:type="paragraph">
-    <w:name w:val="heading 8"/>
-    <w:basedOn w:val="Normal"/>
-    <w:next w:val="BodyText"/>
-    <w:link w:val="Heading8Char"/>
-    <w:uiPriority w:val="9"/>
-    <w:semiHidden/>
-    <w:unhideWhenUsed/>
-    <w:qFormat/>
-    <w:rsid w:val="00A10FD9"/>
-    <w:pPr>
-      <w:keepNext/>
-      <w:keepLines/>
-      <w:spacing w:after="0"/>
-      <w:outlineLvl w:val="7"/>
-    </w:pPr>
-    <w:rPr>
-      <w:rFonts w:cstheme="majorBidi" w:eastAsiaTheme="majorEastAsia"/>
-      <w:i/>
-      <w:iCs/>
-      <w:color w:themeColor="text1" w:themeTint="D8" w:val="272727"/>
-    </w:rPr>
-  </w:style>
-  <w:style w:styleId="Heading9" w:type="paragraph">
-    <w:name w:val="heading 9"/>
-    <w:basedOn w:val="Normal"/>
-    <w:next w:val="BodyText"/>
-    <w:link w:val="Heading9Char"/>
-    <w:uiPriority w:val="9"/>
-    <w:semiHidden/>
-    <w:unhideWhenUsed/>
-    <w:qFormat/>
-    <w:rsid w:val="00A10FD9"/>
-    <w:pPr>
-      <w:keepNext/>
-      <w:keepLines/>
-      <w:spacing w:after="0"/>
-      <w:outlineLvl w:val="8"/>
-    </w:pPr>
-    <w:rPr>
-      <w:rFonts w:cstheme="majorBidi" w:eastAsiaTheme="majorEastAsia"/>
-      <w:color w:themeColor="text1" w:themeTint="D8" w:val="272727"/>
-    </w:rPr>
-  </w:style>
-  <w:style w:customStyle="1" w:styleId="Heading1Char" w:type="character">
-    <w:name w:val="Heading 1 Char"/>
-    <w:basedOn w:val="DefaultParagraphFont"/>
-    <w:link w:val="Heading1"/>
-    <w:uiPriority w:val="9"/>
-    <w:rsid w:val="00A10FD9"/>
-    <w:rPr>
-      <w:rFonts w:asciiTheme="majorHAnsi" w:cstheme="majorBidi" w:eastAsiaTheme="majorEastAsia" w:hAnsiTheme="majorHAnsi"/>
-      <w:color w:themeColor="accent1" w:themeShade="BF" w:val="0F4761"/>
-      <w:sz w:val="40"/>
-      <w:szCs w:val="40"/>
-    </w:rPr>
-  </w:style>
-  <w:style w:customStyle="1" w:styleId="Heading2Char" w:type="character">
-    <w:name w:val="Heading 2 Char"/>
-    <w:basedOn w:val="DefaultParagraphFont"/>
-    <w:link w:val="Heading2"/>
-    <w:uiPriority w:val="9"/>
-    <w:semiHidden/>
-    <w:rsid w:val="00A10FD9"/>
-    <w:rPr>
-      <w:rFonts w:asciiTheme="majorHAnsi" w:cstheme="majorBidi" w:eastAsiaTheme="majorEastAsia" w:hAnsiTheme="majorHAnsi"/>
-      <w:color w:themeColor="accent1" w:themeShade="BF" w:val="0F4761"/>
-      <w:sz w:val="32"/>
-      <w:szCs w:val="32"/>
-    </w:rPr>
-  </w:style>
-  <w:style w:customStyle="1" w:styleId="Heading3Char" w:type="character">
-    <w:name w:val="Heading 3 Char"/>
-    <w:basedOn w:val="DefaultParagraphFont"/>
-    <w:link w:val="Heading3"/>
-    <w:uiPriority w:val="9"/>
-    <w:semiHidden/>
-    <w:rsid w:val="00A10FD9"/>
-    <w:rPr>
-      <w:rFonts w:cstheme="majorBidi" w:eastAsiaTheme="majorEastAsia"/>
-      <w:color w:themeColor="accent1" w:themeShade="BF" w:val="0F4761"/>
-      <w:sz w:val="28"/>
-      <w:szCs w:val="28"/>
-    </w:rPr>
-  </w:style>
-  <w:style w:customStyle="1" w:styleId="Heading4Char" w:type="character">
-    <w:name w:val="Heading 4 Char"/>
-    <w:basedOn w:val="DefaultParagraphFont"/>
-    <w:link w:val="Heading4"/>
-    <w:uiPriority w:val="9"/>
-    <w:semiHidden/>
-    <w:rsid w:val="00A10FD9"/>
-    <w:rPr>
-      <w:rFonts w:cstheme="majorBidi" w:eastAsiaTheme="majorEastAsia"/>
-      <w:i/>
-      <w:iCs/>
-      <w:color w:themeColor="accent1" w:themeShade="BF" w:val="0F4761"/>
-    </w:rPr>
-  </w:style>
-  <w:style w:customStyle="1" w:styleId="Heading5Char" w:type="character">
-    <w:name w:val="Heading 5 Char"/>
-    <w:basedOn w:val="DefaultParagraphFont"/>
-    <w:link w:val="Heading5"/>
-    <w:uiPriority w:val="9"/>
-    <w:semiHidden/>
-    <w:rsid w:val="00A10FD9"/>
-    <w:rPr>
-      <w:rFonts w:cstheme="majorBidi" w:eastAsiaTheme="majorEastAsia"/>
-      <w:color w:themeColor="accent1" w:themeShade="BF" w:val="0F4761"/>
-    </w:rPr>
-  </w:style>
-  <w:style w:customStyle="1" w:styleId="Heading6Char" w:type="character">
-    <w:name w:val="Heading 6 Char"/>
-    <w:basedOn w:val="DefaultParagraphFont"/>
-    <w:link w:val="Heading6"/>
-    <w:uiPriority w:val="9"/>
-    <w:semiHidden/>
-    <w:rsid w:val="00A10FD9"/>
-    <w:rPr>
-      <w:rFonts w:cstheme="majorBidi" w:eastAsiaTheme="majorEastAsia"/>
-      <w:i/>
-      <w:iCs/>
-      <w:color w:themeColor="text1" w:themeTint="A6" w:val="595959"/>
-    </w:rPr>
-  </w:style>
-  <w:style w:customStyle="1" w:styleId="Heading7Char" w:type="character">
-    <w:name w:val="Heading 7 Char"/>
-    <w:basedOn w:val="DefaultParagraphFont"/>
-    <w:link w:val="Heading7"/>
-    <w:uiPriority w:val="9"/>
-    <w:semiHidden/>
-    <w:rsid w:val="00A10FD9"/>
-    <w:rPr>
-      <w:rFonts w:cstheme="majorBidi" w:eastAsiaTheme="majorEastAsia"/>
-      <w:color w:themeColor="text1" w:themeTint="A6" w:val="595959"/>
-    </w:rPr>
-  </w:style>
-  <w:style w:customStyle="1" w:styleId="Heading8Char" w:type="character">
-    <w:name w:val="Heading 8 Char"/>
-    <w:basedOn w:val="DefaultParagraphFont"/>
-    <w:link w:val="Heading8"/>
-    <w:uiPriority w:val="9"/>
-    <w:semiHidden/>
-    <w:rsid w:val="00A10FD9"/>
-    <w:rPr>
-      <w:rFonts w:cstheme="majorBidi" w:eastAsiaTheme="majorEastAsia"/>
-      <w:i/>
-      <w:iCs/>
-      <w:color w:themeColor="text1" w:themeTint="D8" w:val="272727"/>
-    </w:rPr>
-  </w:style>
-  <w:style w:customStyle="1" w:styleId="Heading9Char" w:type="character">
-    <w:name w:val="Heading 9 Char"/>
-    <w:basedOn w:val="DefaultParagraphFont"/>
-    <w:link w:val="Heading9"/>
-    <w:uiPriority w:val="9"/>
-    <w:semiHidden/>
-    <w:rsid w:val="00A10FD9"/>
-    <w:rPr>
-      <w:rFonts w:cstheme="majorBidi" w:eastAsiaTheme="majorEastAsia"/>
-      <w:color w:themeColor="text1" w:themeTint="D8" w:val="272727"/>
-    </w:rPr>
-  </w:style>
-  <w:style w:styleId="BlockText" w:type="paragraph">
-    <w:name w:val="Block Text"/>
-    <w:basedOn w:val="BodyText"/>
-    <w:next w:val="BodyText"/>
-    <w:uiPriority w:val="9"/>
-    <w:unhideWhenUsed/>
-    <w:qFormat/>
-    <w:pPr>
-      <w:spacing w:after="100" w:before="100"/>
-      <w:ind w:firstLine="0" w:left="480" w:right="480"/>
-    </w:pPr>
-  </w:style>
-  <w:style w:styleId="FootnoteText" w:type="paragraph">
-    <w:name w:val="Footnote Text"/>
-    <w:basedOn w:val="Normal"/>
-    <w:next w:val="FootnoteText"/>
-    <w:uiPriority w:val="9"/>
-    <w:unhideWhenUsed/>
-    <w:qFormat/>
-  </w:style>
-  <w:style w:styleId="FootnoteBlockText" w:type="paragraph">
-    <w:name w:val="Footnote Block Text"/>
-    <w:basedOn w:val="FootnoteText"/>
-    <w:next w:val="FootnoteText"/>
-    <w:uiPriority w:val="9"/>
-    <w:unhideWhenUsed/>
-    <w:qFormat/>
-    <w:pPr>
-      <w:spacing w:after="100" w:before="100"/>
-      <w:ind w:firstLine="0" w:left="480" w:right="480"/>
-    </w:pPr>
-  </w:style>
-  <w:style w:default="1" w:styleId="DefaultParagraphFont" w:type="character">
-    <w:name w:val="Default Paragraph Font"/>
-    <w:semiHidden/>
-    <w:unhideWhenUsed/>
-  </w:style>
-  <w:style w:default="1" w:styleId="Table" w:type="table">
-    <w:name w:val="Table"/>
-    <w:basedOn w:val="TableNormal"/>
-    <w:semiHidden/>
-    <w:unhideWhenUsed/>
-    <w:qFormat/>
-    <w:tblPr>
-      <w:tblInd w:type="dxa" w:w="0"/>
-      <w:tblCellMar>
-        <w:top w:type="dxa" w:w="0"/>
-        <w:left w:type="dxa" w:w="108"/>
-        <w:bottom w:type="dxa" w:w="0"/>
-        <w:right w:type="dxa" w:w="108"/>
-      </w:tblCellMar>
-    </w:tblPr>
-    <w:tblStylePr w:type="firstRow">
-      <w:tcPr>
-        <w:tcBorders>
-          <w:bottom w:val="single"/>
-        </w:tcBorders>
-        <w:vAlign w:val="bottom"/>
-      </w:tcPr>
-    </w:tblStylePr>
-  </w:style>
-  <w:style w:customStyle="1" w:styleId="DefinitionTerm" w:type="paragraph">
-    <w:name w:val="Definition Term"/>
-    <w:basedOn w:val="Normal"/>
-    <w:next w:val="Definition"/>
-    <w:pPr>
-      <w:keepNext/>
-      <w:keepLines/>
-      <w:spacing w:after="0"/>
-    </w:pPr>
-    <w:rPr>
-      <w:b/>
-    </w:rPr>
-  </w:style>
-  <w:style w:customStyle="1" w:styleId="Definition" w:type="paragraph">
-    <w:name w:val="Definition"/>
-    <w:basedOn w:val="Normal"/>
-  </w:style>
-  <w:style w:styleId="Caption" w:type="paragraph">
-    <w:name w:val="Caption"/>
-    <w:basedOn w:val="Normal"/>
-    <w:link w:val="BodyTextChar"/>
-    <w:pPr>
-      <w:spacing w:after="120" w:before="0"/>
-    </w:pPr>
-    <w:rPr>
-      <w:i/>
-    </w:rPr>
-  </w:style>
-  <w:style w:customStyle="1" w:styleId="TableCaption" w:type="paragraph">
-    <w:name w:val="Table Caption"/>
-    <w:basedOn w:val="Caption"/>
-    <w:pPr>
-      <w:keepNext/>
-    </w:pPr>
-  </w:style>
-  <w:style w:customStyle="1" w:styleId="ImageCaption" w:type="paragraph">
-    <w:name w:val="Image Caption"/>
-    <w:basedOn w:val="Caption"/>
-  </w:style>
-  <w:style w:customStyle="1" w:styleId="Figure" w:type="paragraph">
-    <w:name w:val="Figure"/>
-    <w:basedOn w:val="Normal"/>
-  </w:style>
-  <w:style w:customStyle="1" w:styleId="CaptionedFigure" w:type="paragraph">
-    <w:name w:val="Captioned Figure"/>
-    <w:basedOn w:val="Figure"/>
-    <w:pPr>
-      <w:keepNext/>
-    </w:pPr>
-  </w:style>
-  <w:style w:customStyle="1" w:styleId="BodyTextChar" w:type="character">
-    <w:name w:val="Body Text Char"/>
-    <w:basedOn w:val="DefaultParagraphFont"/>
-    <w:link w:val="BodyText"/>
-  </w:style>
-  <w:style w:customStyle="1" w:styleId="VerbatimChar" w:type="character">
-    <w:name w:val="Verbatim Char"/>
-    <w:basedOn w:val="BodyTextChar"/>
-    <w:rPr>
-      <w:rFonts w:ascii="Consolas" w:hAnsi="Consolas"/>
-      <w:sz w:val="22"/>
-    </w:rPr>
-  </w:style>
-  <w:style w:customStyle="1" w:styleId="SectionNumber" w:type="character">
-    <w:name w:val="Section Number"/>
-    <w:basedOn w:val="BodyTextChar"/>
-  </w:style>
-  <w:style w:styleId="FootnoteReference" w:type="character">
-    <w:name w:val="Footnote Reference"/>
-    <w:basedOn w:val="BodyTextChar"/>
-    <w:rPr>
-      <w:vertAlign w:val="superscript"/>
-    </w:rPr>
-  </w:style>
-  <w:style w:styleId="Hyperlink" w:type="character">
-    <w:name w:val="Hyperlink"/>
-    <w:basedOn w:val="BodyTextChar"/>
-    <w:rPr>
-      <w:color w:themeColor="accent1" w:val="4F81BD"/>
-    </w:rPr>
-  </w:style>
-  <w:style w:styleId="TOCHeading" w:type="paragraph">
-    <w:name w:val="TOC Heading"/>
-    <w:basedOn w:val="Heading1"/>
-    <w:next w:val="BodyText"/>
-    <w:uiPriority w:val="39"/>
-    <w:unhideWhenUsed/>
-    <w:qFormat/>
-    <w:pPr>
-      <w:spacing w:before="240" w:line="259" w:lineRule="auto"/>
-      <w:outlineLvl w:val="9"/>
-    </w:pPr>
-    <w:rPr>
-      <w:rFonts w:asciiTheme="majorHAnsi" w:cstheme="majorBidi" w:eastAsiaTheme="majorEastAsia" w:hAnsiTheme="majorHAnsi"/>
-      <w:b w:val="0"/>
-      <w:bCs w:val="0"/>
-      <w:color w:themeColor="accent1" w:themeShade="BF" w:val="365F91"/>
-    </w:rPr>
-  </w:style>
-  <w:style w:type="paragraph" w:customStyle="1" w:styleId="SourceCode">
-    <w:name w:val="Source Code"/>
-    <w:basedOn w:val="Normal"/>
-    <w:link w:val="VerbatimChar"/>
-    <w:pPr>
-      <w:wordWrap w:val="off"/>
-    </w:pPr>
-  </w:style>
-  <w:style w:type="character" w:customStyle="1" w:styleId="KeywordTok">
-    <w:name w:val="KeywordTok"/>
-    <w:basedOn w:val="VerbatimChar"/>
-    <w:rPr>
-      <w:b/>
-      <w:color w:val="007020"/>
-    </w:rPr>
-  </w:style>
-  <w:style w:type="character" w:customStyle="1" w:styleId="DataTypeTok">
-    <w:name w:val="DataTypeTok"/>
-    <w:basedOn w:val="VerbatimChar"/>
-    <w:rPr>
-      <w:color w:val="902000"/>
-    </w:rPr>
-  </w:style>
-  <w:style w:type="character" w:customStyle="1" w:styleId="DecValTok">
-    <w:name w:val="DecValTok"/>
-    <w:basedOn w:val="VerbatimChar"/>
-    <w:rPr>
-      <w:color w:val="40a070"/>
-    </w:rPr>
-  </w:style>
-  <w:style w:type="character" w:customStyle="1" w:styleId="BaseNTok">
-    <w:name w:val="BaseNTok"/>
-    <w:basedOn w:val="VerbatimChar"/>
-    <w:rPr>
-      <w:color w:val="40a070"/>
-    </w:rPr>
-  </w:style>
-  <w:style w:type="character" w:customStyle="1" w:styleId="FloatTok">
-    <w:name w:val="FloatTok"/>
-    <w:basedOn w:val="VerbatimChar"/>
-    <w:rPr>
-      <w:color w:val="40a070"/>
-    </w:rPr>
-  </w:style>
-  <w:style w:type="character" w:customStyle="1" w:styleId="ConstantTok">
-    <w:name w:val="ConstantTok"/>
-    <w:basedOn w:val="VerbatimChar"/>
-    <w:rPr>
-      <w:color w:val="880000"/>
-    </w:rPr>
-  </w:style>
-  <w:style w:type="character" w:customStyle="1" w:styleId="CharTok">
-    <w:name w:val="CharTok"/>
-    <w:basedOn w:val="VerbatimChar"/>
-    <w:rPr>
-      <w:color w:val="4070a0"/>
-    </w:rPr>
-  </w:style>
-  <w:style w:type="character" w:customStyle="1" w:styleId="SpecialCharTok">
-    <w:name w:val="SpecialCharTok"/>
-    <w:basedOn w:val="VerbatimChar"/>
-    <w:rPr>
-      <w:color w:val="4070a0"/>
-    </w:rPr>
-  </w:style>
-  <w:style w:type="character" w:customStyle="1" w:styleId="StringTok">
-    <w:name w:val="StringTok"/>
-    <w:basedOn w:val="VerbatimChar"/>
-    <w:rPr>
-      <w:color w:val="4070a0"/>
-    </w:rPr>
-  </w:style>
-  <w:style w:type="character" w:customStyle="1" w:styleId="VerbatimStringTok">
-    <w:name w:val="VerbatimStringTok"/>
-    <w:basedOn w:val="VerbatimChar"/>
-    <w:rPr>
-      <w:color w:val="4070a0"/>
-    </w:rPr>
-  </w:style>
-  <w:style w:type="character" w:customStyle="1" w:styleId="SpecialStringTok">
-    <w:name w:val="SpecialStringTok"/>
-    <w:basedOn w:val="VerbatimChar"/>
-    <w:rPr>
-      <w:color w:val="bb6688"/>
-    </w:rPr>
-  </w:style>
-  <w:style w:type="character" w:customStyle="1" w:styleId="ImportTok">
-    <w:name w:val="ImportTok"/>
-    <w:basedOn w:val="VerbatimChar"/>
-    <w:rPr>
-      <w:b/>
-      <w:color w:val="008000"/>
-    </w:rPr>
-  </w:style>
-  <w:style w:type="character" w:customStyle="1" w:styleId="CommentTok">
-    <w:name w:val="CommentTok"/>
-    <w:basedOn w:val="VerbatimChar"/>
-    <w:rPr>
-      <w:i/>
-      <w:color w:val="60a0b0"/>
-    </w:rPr>
-  </w:style>
-  <w:style w:type="character" w:customStyle="1" w:styleId="DocumentationTok">
-    <w:name w:val="DocumentationTok"/>
-    <w:basedOn w:val="VerbatimChar"/>
-    <w:rPr>
-      <w:i/>
-      <w:color w:val="ba2121"/>
-    </w:rPr>
-  </w:style>
-  <w:style w:type="character" w:customStyle="1" w:styleId="AnnotationTok">
-    <w:name w:val="AnnotationTok"/>
-    <w:basedOn w:val="VerbatimChar"/>
-    <w:rPr>
-      <w:b/>
-      <w:i/>
-      <w:color w:val="60a0b0"/>
-    </w:rPr>
-  </w:style>
-  <w:style w:type="character" w:customStyle="1" w:styleId="CommentVarTok">
-    <w:name w:val="CommentVarTok"/>
-    <w:basedOn w:val="VerbatimChar"/>
-    <w:rPr>
-      <w:b/>
-      <w:i/>
-      <w:color w:val="60a0b0"/>
-    </w:rPr>
-  </w:style>
-  <w:style w:type="character" w:customStyle="1" w:styleId="OtherTok">
-    <w:name w:val="OtherTok"/>
-    <w:basedOn w:val="VerbatimChar"/>
-    <w:rPr>
-      <w:color w:val="007020"/>
-    </w:rPr>
-  </w:style>
-  <w:style w:type="character" w:customStyle="1" w:styleId="FunctionTok">
-    <w:name w:val="FunctionTok"/>
-    <w:basedOn w:val="VerbatimChar"/>
-    <w:rPr>
-      <w:color w:val="06287e"/>
-    </w:rPr>
-  </w:style>
-  <w:style w:type="character" w:customStyle="1" w:styleId="VariableTok">
-    <w:name w:val="VariableTok"/>
-    <w:basedOn w:val="VerbatimChar"/>
-    <w:rPr>
-      <w:color w:val="19177c"/>
-    </w:rPr>
-  </w:style>
-  <w:style w:type="character" w:customStyle="1" w:styleId="ControlFlowTok">
-    <w:name w:val="ControlFlowTok"/>
-    <w:basedOn w:val="VerbatimChar"/>
-    <w:rPr>
-      <w:b/>
-      <w:color w:val="007020"/>
-    </w:rPr>
-  </w:style>
-  <w:style w:type="character" w:customStyle="1" w:styleId="OperatorTok">
-    <w:name w:val="OperatorTok"/>
-    <w:basedOn w:val="VerbatimChar"/>
-    <w:rPr>
-      <w:color w:val="666666"/>
-    </w:rPr>
-  </w:style>
-  <w:style w:type="character" w:customStyle="1" w:styleId="BuiltInTok">
-    <w:name w:val="BuiltInTok"/>
-    <w:basedOn w:val="VerbatimChar"/>
-    <w:rPr>
-      <w:color w:val="008000"/>
-    </w:rPr>
-  </w:style>
-  <w:style w:type="character" w:customStyle="1" w:styleId="ExtensionTok">
-    <w:name w:val="ExtensionTok"/>
-    <w:basedOn w:val="VerbatimChar"/>
-    <w:rPr/>
-  </w:style>
-  <w:style w:type="character" w:customStyle="1" w:styleId="PreprocessorTok">
-    <w:name w:val="PreprocessorTok"/>
-    <w:basedOn w:val="VerbatimChar"/>
-    <w:rPr>
-      <w:color w:val="bc7a00"/>
-    </w:rPr>
-  </w:style>
-  <w:style w:type="character" w:customStyle="1" w:styleId="AttributeTok">
-    <w:name w:val="AttributeTok"/>
-    <w:basedOn w:val="VerbatimChar"/>
-    <w:rPr>
-      <w:color w:val="7d9029"/>
-    </w:rPr>
-  </w:style>
-  <w:style w:type="character" w:customStyle="1" w:styleId="RegionMarkerTok">
-    <w:name w:val="RegionMarkerTok"/>
-    <w:basedOn w:val="VerbatimChar"/>
-    <w:rPr/>
-  </w:style>
-  <w:style w:type="character" w:customStyle="1" w:styleId="InformationTok">
-    <w:name w:val="InformationTok"/>
-    <w:basedOn w:val="VerbatimChar"/>
-    <w:rPr>
-      <w:b/>
-      <w:i/>
-      <w:color w:val="60a0b0"/>
-    </w:rPr>
-  </w:style>
-  <w:style w:type="character" w:customStyle="1" w:styleId="WarningTok">
-    <w:name w:val="WarningTok"/>
-    <w:basedOn w:val="VerbatimChar"/>
-    <w:rPr>
-      <w:b/>
-      <w:i/>
-      <w:color w:val="60a0b0"/>
-    </w:rPr>
-  </w:style>
-  <w:style w:type="character" w:customStyle="1" w:styleId="AlertTok">
-    <w:name w:val="AlertTok"/>
-    <w:basedOn w:val="VerbatimChar"/>
-    <w:rPr>
-      <w:b/>
-      <w:color w:val="ff0000"/>
-    </w:rPr>
-  </w:style>
-  <w:style w:type="character" w:customStyle="1" w:styleId="ErrorTok">
-    <w:name w:val="ErrorTok"/>
-    <w:basedOn w:val="VerbatimChar"/>
-    <w:rPr>
-      <w:b/>
-      <w:color w:val="ff0000"/>
-    </w:rPr>
-  </w:style>
-  <w:style w:type="character" w:customStyle="1" w:styleId="NormalTok">
-    <w:name w:val="NormalTok"/>
-    <w:basedOn w:val="VerbatimChar"/>
-    <w:rPr/>
-  </w:style>
-</w:styles>
+<ns0:styles xmlns:ns0="http://schemas.openxmlformats.org/wordprocessingml/2006/main">
+  <ns0:docDefaults>
+    <ns0:rPrDefault>
+      <ns0:rPr>
+        <ns0:rFonts ns0:asciiTheme="minorHAnsi" ns0:eastAsiaTheme="minorEastAsia" ns0:hAnsiTheme="minorHAnsi" ns0:cstheme="minorBidi"/>
+        <ns0:sz ns0:val="24"/>
+        <ns0:szCs ns0:val="24"/>
+        <ns0:lang ns0:val="en-US" ns0:eastAsia="zh-CN" ns0:bidi="ar-SA"/>
+      </ns0:rPr>
+    </ns0:rPrDefault>
+    <ns0:pPrDefault>
+      <ns0:pPr>
+        <ns0:spacing ns0:after="200"/>
+      </ns0:pPr>
+    </ns0:pPrDefault>
+  </ns0:docDefaults>
+  <ns0:latentStyles ns0:defLockedState="0" ns0:defUIPriority="0" ns0:defSemiHidden="0" ns0:defUnhideWhenUsed="0" ns0:defQFormat="0" ns0:count="276"/>
+  <ns0:style ns0:type="paragraph" ns0:default="1" ns0:styleId="Normal">
+    <ns0:name ns0:val="Normal"/>
+    <ns0:qFormat/>
+  </ns0:style>
+  <ns0:style ns0:type="paragraph" ns0:styleId="BodyText">
+    <ns0:name ns0:val="Body Text"/>
+    <ns0:basedOn ns0:val="Normal"/>
+    <ns0:link ns0:val="BodyTextChar"/>
+    <ns0:qFormat/>
+    <ns0:pPr>
+      <ns0:spacing ns0:before="180" ns0:after="180"/>
+    </ns0:pPr>
+  </ns0:style>
+  <ns0:style ns0:type="paragraph" ns0:customStyle="1" ns0:styleId="FirstParagraph">
+    <ns0:name ns0:val="First Paragraph"/>
+    <ns0:basedOn ns0:val="BodyText"/>
+    <ns0:next ns0:val="BodyText"/>
+    <ns0:qFormat/>
+  </ns0:style>
+  <ns0:style ns0:type="paragraph" ns0:customStyle="1" ns0:styleId="Compact">
+    <ns0:name ns0:val="Compact"/>
+    <ns0:basedOn ns0:val="BodyText"/>
+    <ns0:qFormat/>
+    <ns0:pPr>
+      <ns0:spacing ns0:before="36" ns0:after="36"/>
+    </ns0:pPr>
+  </ns0:style>
+  <ns0:style ns0:type="paragraph" ns0:styleId="Title">
+    <ns0:name ns0:val="Title"/>
+    <ns0:basedOn ns0:val="Normal"/>
+    <ns0:next ns0:val="BodyText"/>
+    <ns0:link ns0:val="TitleChar"/>
+    <ns0:uiPriority ns0:val="10"/>
+    <ns0:qFormat/>
+    <ns0:rsid ns0:val="00A10FD9"/>
+    <ns0:pPr>
+      <ns0:spacing ns0:after="80" ns0:line="240" ns0:lineRule="auto"/>
+      <ns0:contextualSpacing/>
+      <ns0:jc ns0:val="center"/>
+    </ns0:pPr>
+    <ns0:rPr>
+      <ns0:rFonts ns0:asciiTheme="majorHAnsi" ns0:eastAsiaTheme="majorEastAsia" ns0:hAnsiTheme="majorHAnsi" ns0:cstheme="majorBidi"/>
+      <ns0:sz ns0:val="56"/>
+      <ns0:szCs ns0:val="56"/>
+    </ns0:rPr>
+  </ns0:style>
+  <ns0:style ns0:type="character" ns0:customStyle="1" ns0:styleId="TitleChar">
+    <ns0:name ns0:val="Title Char"/>
+    <ns0:basedOn ns0:val="DefaultParagraphFont"/>
+    <ns0:link ns0:val="Title"/>
+    <ns0:uiPriority ns0:val="10"/>
+    <ns0:rsid ns0:val="00A10FD9"/>
+    <ns0:rPr>
+      <ns0:rFonts ns0:asciiTheme="majorHAnsi" ns0:eastAsiaTheme="majorEastAsia" ns0:hAnsiTheme="majorHAnsi" ns0:cstheme="majorBidi"/>
+      <ns0:sz ns0:val="56"/>
+      <ns0:szCs ns0:val="56"/>
+    </ns0:rPr>
+  </ns0:style>
+  <ns0:style ns0:type="paragraph" ns0:styleId="Subtitle">
+    <ns0:name ns0:val="Subtitle"/>
+    <ns0:basedOn ns0:val="Title"/>
+    <ns0:next ns0:val="BodyText"/>
+    <ns0:link ns0:val="SubtitleChar"/>
+    <ns0:uiPriority ns0:val="11"/>
+    <ns0:qFormat/>
+    <ns0:rsid ns0:val="00A10FD9"/>
+    <ns0:pPr>
+      <ns0:numPr>
+        <ns0:ilvl ns0:val="1"/>
+      </ns0:numPr>
+    </ns0:pPr>
+    <ns0:rPr>
+      <ns0:rFonts ns0:eastAsiaTheme="majorEastAsia" ns0:cstheme="majorBidi"/>
+      <ns0:spacing ns0:val="15"/>
+      <ns0:sz ns0:val="28"/>
+      <ns0:szCs ns0:val="28"/>
+    </ns0:rPr>
+  </ns0:style>
+  <ns0:style ns0:type="character" ns0:customStyle="1" ns0:styleId="SubtitleChar">
+    <ns0:name ns0:val="Subtitle Char"/>
+    <ns0:basedOn ns0:val="DefaultParagraphFont"/>
+    <ns0:link ns0:val="Subtitle"/>
+    <ns0:uiPriority ns0:val="11"/>
+    <ns0:rsid ns0:val="00A10FD9"/>
+    <ns0:rPr>
+      <ns0:rFonts ns0:eastAsiaTheme="majorEastAsia" ns0:cstheme="majorBidi"/>
+      <ns0:color ns0:val="595959" ns0:themeColor="text1" ns0:themeTint="A6"/>
+      <ns0:spacing ns0:val="15"/>
+      <ns0:sz ns0:val="28"/>
+      <ns0:szCs ns0:val="28"/>
+    </ns0:rPr>
+  </ns0:style>
+  <ns0:style ns0:type="paragraph" ns0:customStyle="1" ns0:styleId="Author">
+    <ns0:name ns0:val="Author"/>
+    <ns0:basedOn ns0:val="Title"/>
+    <ns0:next ns0:val="BodyText"/>
+    <ns0:qFormat/>
+    <ns0:pPr>
+      <ns0:keepNext/>
+      <ns0:keepLines/>
+    </ns0:pPr>
+    <ns0:rPr>
+      <ns0:sz ns0:val="24"/>
+      <ns0:szCs ns0:val="24"/>
+    </ns0:rPr>
+  </ns0:style>
+  <ns0:style ns0:type="paragraph" ns0:styleId="Date">
+    <ns0:name ns0:val="Date"/>
+    <ns0:basedOn ns0:val="Title"/>
+    <ns0:next ns0:val="BodyText"/>
+    <ns0:qFormat/>
+    <ns0:pPr>
+      <ns0:keepNext/>
+      <ns0:keepLines/>
+    </ns0:pPr>
+    <ns0:rPr>
+      <ns0:sz ns0:val="24"/>
+      <ns0:szCs ns0:val="24"/>
+    </ns0:rPr>
+  </ns0:style>
+  <ns0:style ns0:type="paragraph" ns0:customStyle="1" ns0:styleId="AbstractTitle">
+    <ns0:name ns0:val="Abstract Title"/>
+    <ns0:basedOn ns0:val="Normal"/>
+    <ns0:next ns0:val="Abstract"/>
+    <ns0:qFormat/>
+    <ns0:pPr>
+      <ns0:keepNext/>
+      <ns0:keepLines/>
+      <ns0:spacing ns0:before="300" ns0:after="0"/>
+      <ns0:jc ns0:val="center"/>
+    </ns0:pPr>
+    <ns0:rPr>
+      <ns0:b/>
+      <ns0:sz ns0:val="20"/>
+      <ns0:szCs ns0:val="20"/>
+    </ns0:rPr>
+  </ns0:style>
+  <ns0:style ns0:type="paragraph" ns0:customStyle="1" ns0:styleId="Abstract">
+    <ns0:name ns0:val="Abstract"/>
+    <ns0:basedOn ns0:val="Normal"/>
+    <ns0:next ns0:val="BodyText"/>
+    <ns0:qFormat/>
+    <ns0:pPr>
+      <ns0:keepNext/>
+      <ns0:keepLines/>
+      <ns0:spacing ns0:before="100" ns0:after="300"/>
+    </ns0:pPr>
+    <ns0:rPr>
+      <ns0:sz ns0:val="20"/>
+      <ns0:szCs ns0:val="20"/>
+    </ns0:rPr>
+  </ns0:style>
+  <ns0:style ns0:type="paragraph" ns0:styleId="Bibliography">
+    <ns0:name ns0:val="Bibliography"/>
+    <ns0:basedOn ns0:val="Normal"/>
+    <ns0:next ns0:val="Bibliography"/>
+    <ns0:qFormat/>
+    <ns0:pPr/>
+    <ns0:rPr/>
+  </ns0:style>
+  <ns0:style ns0:type="paragraph" ns0:styleId="Heading1">
+    <ns0:name ns0:val="heading 1"/>
+    <ns0:basedOn ns0:val="Normal"/>
+    <ns0:next ns0:val="BodyText"/>
+    <ns0:link ns0:val="Heading1Char"/>
+    <ns0:uiPriority ns0:val="9"/>
+    <ns0:qFormat/>
+    <ns0:rsid ns0:val="00A10FD9"/>
+    <ns0:pPr>
+      <ns0:keepNext/>
+      <ns0:keepLines/>
+      <ns0:spacing ns0:before="360" ns0:after="80"/>
+      <ns0:outlineLvl ns0:val="0"/>
+    </ns0:pPr>
+    <ns0:rPr>
+      <ns0:rFonts ns0:asciiTheme="majorHAnsi" ns0:eastAsiaTheme="majorEastAsia" ns0:hAnsiTheme="majorHAnsi" ns0:cstheme="majorBidi"/>
+      <ns0:color ns0:val="0F4761" ns0:themeColor="accent1" ns0:themeShade="BF"/>
+      <ns0:sz ns0:val="40"/>
+      <ns0:szCs ns0:val="40"/>
+    </ns0:rPr>
+  </ns0:style>
+  <ns0:style ns0:type="paragraph" ns0:styleId="Heading2">
+    <ns0:name ns0:val="heading 2"/>
+    <ns0:basedOn ns0:val="Normal"/>
+    <ns0:next ns0:val="BodyText"/>
+    <ns0:link ns0:val="Heading2Char"/>
+    <ns0:uiPriority ns0:val="9"/>
+    <ns0:semiHidden/>
+    <ns0:unhideWhenUsed/>
+    <ns0:qFormat/>
+    <ns0:rsid ns0:val="00A10FD9"/>
+    <ns0:pPr>
+      <ns0:keepNext/>
+      <ns0:keepLines/>
+      <ns0:spacing ns0:before="160" ns0:after="80"/>
+      <ns0:outlineLvl ns0:val="1"/>
+    </ns0:pPr>
+    <ns0:rPr>
+      <ns0:rFonts ns0:asciiTheme="majorHAnsi" ns0:eastAsiaTheme="majorEastAsia" ns0:hAnsiTheme="majorHAnsi" ns0:cstheme="majorBidi"/>
+      <ns0:color ns0:val="0F4761" ns0:themeColor="accent1" ns0:themeShade="BF"/>
+      <ns0:sz ns0:val="32"/>
+      <ns0:szCs ns0:val="32"/>
+    </ns0:rPr>
+  </ns0:style>
+  <ns0:style ns0:type="paragraph" ns0:styleId="Heading3">
+    <ns0:name ns0:val="heading 3"/>
+    <ns0:basedOn ns0:val="Normal"/>
+    <ns0:next ns0:val="BodyText"/>
+    <ns0:link ns0:val="Heading3Char"/>
+    <ns0:uiPriority ns0:val="9"/>
+    <ns0:semiHidden/>
+    <ns0:unhideWhenUsed/>
+    <ns0:qFormat/>
+    <ns0:rsid ns0:val="00A10FD9"/>
+    <ns0:pPr>
+      <ns0:keepNext/>
+      <ns0:keepLines/>
+      <ns0:spacing ns0:before="160" ns0:after="80"/>
+      <ns0:outlineLvl ns0:val="2"/>
+    </ns0:pPr>
+    <ns0:rPr>
+      <ns0:rFonts ns0:eastAsiaTheme="majorEastAsia" ns0:cstheme="majorBidi"/>
+      <ns0:color ns0:val="0F4761" ns0:themeColor="accent1" ns0:themeShade="BF"/>
+      <ns0:sz ns0:val="28"/>
+      <ns0:szCs ns0:val="28"/>
+    </ns0:rPr>
+  </ns0:style>
+  <ns0:style ns0:type="paragraph" ns0:styleId="Heading4">
+    <ns0:name ns0:val="heading 4"/>
+    <ns0:basedOn ns0:val="Normal"/>
+    <ns0:next ns0:val="BodyText"/>
+    <ns0:link ns0:val="Heading4Char"/>
+    <ns0:uiPriority ns0:val="9"/>
+    <ns0:semiHidden/>
+    <ns0:unhideWhenUsed/>
+    <ns0:qFormat/>
+    <ns0:rsid ns0:val="00A10FD9"/>
+    <ns0:pPr>
+      <ns0:keepNext/>
+      <ns0:keepLines/>
+      <ns0:spacing ns0:before="80" ns0:after="40"/>
+      <ns0:outlineLvl ns0:val="3"/>
+    </ns0:pPr>
+    <ns0:rPr>
+      <ns0:rFonts ns0:eastAsiaTheme="majorEastAsia" ns0:cstheme="majorBidi"/>
+      <ns0:i/>
+      <ns0:iCs/>
+      <ns0:color ns0:val="0F4761" ns0:themeColor="accent1" ns0:themeShade="BF"/>
+    </ns0:rPr>
+  </ns0:style>
+  <ns0:style ns0:type="paragraph" ns0:styleId="Heading5">
+    <ns0:name ns0:val="heading 5"/>
+    <ns0:basedOn ns0:val="Normal"/>
+    <ns0:next ns0:val="BodyText"/>
+    <ns0:link ns0:val="Heading5Char"/>
+    <ns0:uiPriority ns0:val="9"/>
+    <ns0:semiHidden/>
+    <ns0:unhideWhenUsed/>
+    <ns0:qFormat/>
+    <ns0:rsid ns0:val="00A10FD9"/>
+    <ns0:pPr>
+      <ns0:keepNext/>
+      <ns0:keepLines/>
+      <ns0:spacing ns0:before="80" ns0:after="40"/>
+      <ns0:outlineLvl ns0:val="4"/>
+    </ns0:pPr>
+    <ns0:rPr>
+      <ns0:rFonts ns0:eastAsiaTheme="majorEastAsia" ns0:cstheme="majorBidi"/>
+      <ns0:color ns0:val="0F4761" ns0:themeColor="accent1" ns0:themeShade="BF"/>
+    </ns0:rPr>
+  </ns0:style>
+  <ns0:style ns0:type="paragraph" ns0:styleId="Heading6">
+    <ns0:name ns0:val="heading 6"/>
+    <ns0:basedOn ns0:val="Normal"/>
+    <ns0:next ns0:val="BodyText"/>
+    <ns0:link ns0:val="Heading6Char"/>
+    <ns0:uiPriority ns0:val="9"/>
+    <ns0:semiHidden/>
+    <ns0:unhideWhenUsed/>
+    <ns0:qFormat/>
+    <ns0:rsid ns0:val="00A10FD9"/>
+    <ns0:pPr>
+      <ns0:keepNext/>
+      <ns0:keepLines/>
+      <ns0:spacing ns0:before="40" ns0:after="0"/>
+      <ns0:outlineLvl ns0:val="5"/>
+    </ns0:pPr>
+    <ns0:rPr>
+      <ns0:rFonts ns0:eastAsiaTheme="majorEastAsia" ns0:cstheme="majorBidi"/>
+      <ns0:i/>
+      <ns0:iCs/>
+      <ns0:color ns0:val="595959" ns0:themeColor="text1" ns0:themeTint="A6"/>
+    </ns0:rPr>
+  </ns0:style>
+  <ns0:style ns0:type="paragraph" ns0:styleId="Heading7">
+    <ns0:name ns0:val="heading 7"/>
+    <ns0:basedOn ns0:val="Normal"/>
+    <ns0:next ns0:val="BodyText"/>
+    <ns0:link ns0:val="Heading7Char"/>
+    <ns0:uiPriority ns0:val="9"/>
+    <ns0:semiHidden/>
+    <ns0:unhideWhenUsed/>
+    <ns0:qFormat/>
+    <ns0:rsid ns0:val="00A10FD9"/>
+    <ns0:pPr>
+      <ns0:keepNext/>
+      <ns0:keepLines/>
+      <ns0:spacing ns0:before="40" ns0:after="0"/>
+      <ns0:outlineLvl ns0:val="6"/>
+    </ns0:pPr>
+    <ns0:rPr>
+      <ns0:rFonts ns0:eastAsiaTheme="majorEastAsia" ns0:cstheme="majorBidi"/>
+      <ns0:color ns0:val="595959" ns0:themeColor="text1" ns0:themeTint="A6"/>
+    </ns0:rPr>
+  </ns0:style>
+  <ns0:style ns0:type="paragraph" ns0:styleId="Heading8">
+    <ns0:name ns0:val="heading 8"/>
+    <ns0:basedOn ns0:val="Normal"/>
+    <ns0:next ns0:val="BodyText"/>
+    <ns0:link ns0:val="Heading8Char"/>
+    <ns0:uiPriority ns0:val="9"/>
+    <ns0:semiHidden/>
+    <ns0:unhideWhenUsed/>
+    <ns0:qFormat/>
+    <ns0:rsid ns0:val="00A10FD9"/>
+    <ns0:pPr>
+      <ns0:keepNext/>
+      <ns0:keepLines/>
+      <ns0:spacing ns0:after="0"/>
+      <ns0:outlineLvl ns0:val="7"/>
+    </ns0:pPr>
+    <ns0:rPr>
+      <ns0:rFonts ns0:eastAsiaTheme="majorEastAsia" ns0:cstheme="majorBidi"/>
+      <ns0:i/>
+      <ns0:iCs/>
+      <ns0:color ns0:val="272727" ns0:themeColor="text1" ns0:themeTint="D8"/>
+    </ns0:rPr>
+  </ns0:style>
+  <ns0:style ns0:type="paragraph" ns0:styleId="Heading9">
+    <ns0:name ns0:val="heading 9"/>
+    <ns0:basedOn ns0:val="Normal"/>
+    <ns0:next ns0:val="BodyText"/>
+    <ns0:link ns0:val="Heading9Char"/>
+    <ns0:uiPriority ns0:val="9"/>
+    <ns0:semiHidden/>
+    <ns0:unhideWhenUsed/>
+    <ns0:qFormat/>
+    <ns0:rsid ns0:val="00A10FD9"/>
+    <ns0:pPr>
+      <ns0:keepNext/>
+      <ns0:keepLines/>
+      <ns0:spacing ns0:after="0"/>
+      <ns0:outlineLvl ns0:val="8"/>
+    </ns0:pPr>
+    <ns0:rPr>
+      <ns0:rFonts ns0:eastAsiaTheme="majorEastAsia" ns0:cstheme="majorBidi"/>
+      <ns0:color ns0:val="272727" ns0:themeColor="text1" ns0:themeTint="D8"/>
+    </ns0:rPr>
+  </ns0:style>
+  <ns0:style ns0:type="character" ns0:customStyle="1" ns0:styleId="Heading1Char">
+    <ns0:name ns0:val="Heading 1 Char"/>
+    <ns0:basedOn ns0:val="DefaultParagraphFont"/>
+    <ns0:link ns0:val="Heading1"/>
+    <ns0:uiPriority ns0:val="9"/>
+    <ns0:rsid ns0:val="00A10FD9"/>
+    <ns0:rPr>
+      <ns0:rFonts ns0:asciiTheme="majorHAnsi" ns0:eastAsiaTheme="majorEastAsia" ns0:hAnsiTheme="majorHAnsi" ns0:cstheme="majorBidi"/>
+      <ns0:color ns0:val="0F4761" ns0:themeColor="accent1" ns0:themeShade="BF"/>
+      <ns0:sz ns0:val="40"/>
+      <ns0:szCs ns0:val="40"/>
+    </ns0:rPr>
+  </ns0:style>
+  <ns0:style ns0:type="character" ns0:customStyle="1" ns0:styleId="Heading2Char">
+    <ns0:name ns0:val="Heading 2 Char"/>
+    <ns0:basedOn ns0:val="DefaultParagraphFont"/>
+    <ns0:link ns0:val="Heading2"/>
+    <ns0:uiPriority ns0:val="9"/>
+    <ns0:semiHidden/>
+    <ns0:rsid ns0:val="00A10FD9"/>
+    <ns0:rPr>
+      <ns0:rFonts ns0:asciiTheme="majorHAnsi" ns0:eastAsiaTheme="majorEastAsia" ns0:hAnsiTheme="majorHAnsi" ns0:cstheme="majorBidi"/>
+      <ns0:color ns0:val="0F4761" ns0:themeColor="accent1" ns0:themeShade="BF"/>
+      <ns0:sz ns0:val="32"/>
+      <ns0:szCs ns0:val="32"/>
+    </ns0:rPr>
+  </ns0:style>
+  <ns0:style ns0:type="character" ns0:customStyle="1" ns0:styleId="Heading3Char">
+    <ns0:name ns0:val="Heading 3 Char"/>
+    <ns0:basedOn ns0:val="DefaultParagraphFont"/>
+    <ns0:link ns0:val="Heading3"/>
+    <ns0:uiPriority ns0:val="9"/>
+    <ns0:semiHidden/>
+    <ns0:rsid ns0:val="00A10FD9"/>
+    <ns0:rPr>
+      <ns0:rFonts ns0:eastAsiaTheme="majorEastAsia" ns0:cstheme="majorBidi"/>
+      <ns0:color ns0:val="0F4761" ns0:themeColor="accent1" ns0:themeShade="BF"/>
+      <ns0:sz ns0:val="28"/>
+      <ns0:szCs ns0:val="28"/>
+    </ns0:rPr>
+  </ns0:style>
+  <ns0:style ns0:type="character" ns0:customStyle="1" ns0:styleId="Heading4Char">
+    <ns0:name ns0:val="Heading 4 Char"/>
+    <ns0:basedOn ns0:val="DefaultParagraphFont"/>
+    <ns0:link ns0:val="Heading4"/>
+    <ns0:uiPriority ns0:val="9"/>
+    <ns0:semiHidden/>
+    <ns0:rsid ns0:val="00A10FD9"/>
+    <ns0:rPr>
+      <ns0:rFonts ns0:eastAsiaTheme="majorEastAsia" ns0:cstheme="majorBidi"/>
+      <ns0:i/>
+      <ns0:iCs/>
+      <ns0:color ns0:val="0F4761" ns0:themeColor="accent1" ns0:themeShade="BF"/>
+    </ns0:rPr>
+  </ns0:style>
+  <ns0:style ns0:type="character" ns0:customStyle="1" ns0:styleId="Heading5Char">
+    <ns0:name ns0:val="Heading 5 Char"/>
+    <ns0:basedOn ns0:val="DefaultParagraphFont"/>
+    <ns0:link ns0:val="Heading5"/>
+    <ns0:uiPriority ns0:val="9"/>
+    <ns0:semiHidden/>
+    <ns0:rsid ns0:val="00A10FD9"/>
+    <ns0:rPr>
+      <ns0:rFonts ns0:eastAsiaTheme="majorEastAsia" ns0:cstheme="majorBidi"/>
+      <ns0:color ns0:val="0F4761" ns0:themeColor="accent1" ns0:themeShade="BF"/>
+    </ns0:rPr>
+  </ns0:style>
+  <ns0:style ns0:type="character" ns0:customStyle="1" ns0:styleId="Heading6Char">
+    <ns0:name ns0:val="Heading 6 Char"/>
+    <ns0:basedOn ns0:val="DefaultParagraphFont"/>
+    <ns0:link ns0:val="Heading6"/>
+    <ns0:uiPriority ns0:val="9"/>
+    <ns0:semiHidden/>
+    <ns0:rsid ns0:val="00A10FD9"/>
+    <ns0:rPr>
+      <ns0:rFonts ns0:eastAsiaTheme="majorEastAsia" ns0:cstheme="majorBidi"/>
+      <ns0:i/>
+      <ns0:iCs/>
+      <ns0:color ns0:val="595959" ns0:themeColor="text1" ns0:themeTint="A6"/>
+    </ns0:rPr>
+  </ns0:style>
+  <ns0:style ns0:type="character" ns0:customStyle="1" ns0:styleId="Heading7Char">
+    <ns0:name ns0:val="Heading 7 Char"/>
+    <ns0:basedOn ns0:val="DefaultParagraphFont"/>
+    <ns0:link ns0:val="Heading7"/>
+    <ns0:uiPriority ns0:val="9"/>
+    <ns0:semiHidden/>
+    <ns0:rsid ns0:val="00A10FD9"/>
+    <ns0:rPr>
+      <ns0:rFonts ns0:eastAsiaTheme="majorEastAsia" ns0:cstheme="majorBidi"/>
+      <ns0:color ns0:val="595959" ns0:themeColor="text1" ns0:themeTint="A6"/>
+    </ns0:rPr>
+  </ns0:style>
+  <ns0:style ns0:type="character" ns0:customStyle="1" ns0:styleId="Heading8Char">
+    <ns0:name ns0:val="Heading 8 Char"/>
+    <ns0:basedOn ns0:val="DefaultParagraphFont"/>
+    <ns0:link ns0:val="Heading8"/>
+    <ns0:uiPriority ns0:val="9"/>
+    <ns0:semiHidden/>
+    <ns0:rsid ns0:val="00A10FD9"/>
+    <ns0:rPr>
+      <ns0:rFonts ns0:eastAsiaTheme="majorEastAsia" ns0:cstheme="majorBidi"/>
+      <ns0:i/>
+      <ns0:iCs/>
+      <ns0:color ns0:val="272727" ns0:themeColor="text1" ns0:themeTint="D8"/>
+    </ns0:rPr>
+  </ns0:style>
+  <ns0:style ns0:type="character" ns0:customStyle="1" ns0:styleId="Heading9Char">
+    <ns0:name ns0:val="Heading 9 Char"/>
+    <ns0:basedOn ns0:val="DefaultParagraphFont"/>
+    <ns0:link ns0:val="Heading9"/>
+    <ns0:uiPriority ns0:val="9"/>
+    <ns0:semiHidden/>
+    <ns0:rsid ns0:val="00A10FD9"/>
+    <ns0:rPr>
+      <ns0:rFonts ns0:eastAsiaTheme="majorEastAsia" ns0:cstheme="majorBidi"/>
+      <ns0:color ns0:val="272727" ns0:themeColor="text1" ns0:themeTint="D8"/>
+    </ns0:rPr>
+  </ns0:style>
+  <ns0:style ns0:type="paragraph" ns0:styleId="BlockText">
+    <ns0:name ns0:val="Block Text"/>
+    <ns0:basedOn ns0:val="BodyText"/>
+    <ns0:next ns0:val="BodyText"/>
+    <ns0:uiPriority ns0:val="9"/>
+    <ns0:unhideWhenUsed/>
+    <ns0:qFormat/>
+    <ns0:pPr>
+      <ns0:spacing ns0:before="100" ns0:after="100"/>
+      <ns0:ind ns0:firstLine="0" ns0:left="480" ns0:right="480"/>
+    </ns0:pPr>
+  </ns0:style>
+  <ns0:style ns0:type="paragraph" ns0:styleId="FootnoteText">
+    <ns0:name ns0:val="Footnote Text"/>
+    <ns0:basedOn ns0:val="Normal"/>
+    <ns0:next ns0:val="FootnoteText"/>
+    <ns0:uiPriority ns0:val="9"/>
+    <ns0:unhideWhenUsed/>
+    <ns0:qFormat/>
+  </ns0:style>
+  <ns0:style ns0:type="paragraph" ns0:styleId="FootnoteBlockText">
+    <ns0:name ns0:val="Footnote Block Text"/>
+    <ns0:basedOn ns0:val="FootnoteText"/>
+    <ns0:next ns0:val="FootnoteText"/>
+    <ns0:uiPriority ns0:val="9"/>
+    <ns0:unhideWhenUsed/>
+    <ns0:qFormat/>
+    <ns0:pPr>
+      <ns0:spacing ns0:before="100" ns0:after="100"/>
+      <ns0:ind ns0:firstLine="0" ns0:left="480" ns0:right="480"/>
+    </ns0:pPr>
+  </ns0:style>
+  <ns0:style ns0:type="character" ns0:default="1" ns0:styleId="DefaultParagraphFont">
+    <ns0:name ns0:val="Default Paragraph Font"/>
+    <ns0:semiHidden/>
+    <ns0:unhideWhenUsed/>
+  </ns0:style>
+  <ns0:style ns0:type="table" ns0:default="1" ns0:styleId="Table">
+    <ns0:name ns0:val="Table"/>
+    <ns0:basedOn ns0:val="TableNormal"/>
+    <ns0:qFormat/>
+    <ns0:tblPr>
+      <ns0:tblInd ns0:w="0" ns0:type="dxa"/>
+      <ns0:tblCellMar>
+        <ns0:top ns0:w="0" ns0:type="dxa"/>
+        <ns0:left ns0:w="108" ns0:type="dxa"/>
+        <ns0:bottom ns0:w="0" ns0:type="dxa"/>
+        <ns0:right ns0:w="108" ns0:type="dxa"/>
+      </ns0:tblCellMar>
+    </ns0:tblPr>
+    <ns0:tblStylePr ns0:type="firstRow">
+      <ns0:tcPr>
+        <ns0:tcBorders>
+          <ns0:bottom ns0:val="single"/>
+        </ns0:tcBorders>
+        <ns0:vAlign ns0:val="bottom"/>
+      </ns0:tcPr>
+    </ns0:tblStylePr>
+  </ns0:style>
+  <ns0:style ns0:type="paragraph" ns0:customStyle="1" ns0:styleId="DefinitionTerm">
+    <ns0:name ns0:val="Definition Term"/>
+    <ns0:basedOn ns0:val="Normal"/>
+    <ns0:next ns0:val="Definition"/>
+    <ns0:pPr>
+      <ns0:keepNext/>
+      <ns0:keepLines/>
+      <ns0:spacing ns0:after="0"/>
+    </ns0:pPr>
+    <ns0:rPr>
+      <ns0:b/>
+    </ns0:rPr>
+  </ns0:style>
+  <ns0:style ns0:type="paragraph" ns0:customStyle="1" ns0:styleId="Definition">
+    <ns0:name ns0:val="Definition"/>
+    <ns0:basedOn ns0:val="Normal"/>
+  </ns0:style>
+  <ns0:style ns0:type="paragraph" ns0:styleId="Caption">
+    <ns0:name ns0:val="Caption"/>
+    <ns0:basedOn ns0:val="Normal"/>
+    <ns0:link ns0:val="BodyTextChar"/>
+    <ns0:pPr>
+      <ns0:spacing ns0:before="0" ns0:after="120"/>
+    </ns0:pPr>
+    <ns0:rPr>
+      <ns0:i/>
+    </ns0:rPr>
+  </ns0:style>
+  <ns0:style ns0:type="paragraph" ns0:customStyle="1" ns0:styleId="TableCaption">
+    <ns0:name ns0:val="Table Caption"/>
+    <ns0:basedOn ns0:val="Caption"/>
+    <ns0:pPr>
+      <ns0:keepNext/>
+    </ns0:pPr>
+  </ns0:style>
+  <ns0:style ns0:type="paragraph" ns0:customStyle="1" ns0:styleId="ImageCaption">
+    <ns0:name ns0:val="Image Caption"/>
+    <ns0:basedOn ns0:val="Caption"/>
+  </ns0:style>
+  <ns0:style ns0:type="paragraph" ns0:customStyle="1" ns0:styleId="Figure">
+    <ns0:name ns0:val="Figure"/>
+    <ns0:basedOn ns0:val="Normal"/>
+  </ns0:style>
+  <ns0:style ns0:type="paragraph" ns0:customStyle="1" ns0:styleId="CaptionedFigure">
+    <ns0:name ns0:val="Captioned Figure"/>
+    <ns0:basedOn ns0:val="Figure"/>
+    <ns0:pPr>
+      <ns0:keepNext/>
+    </ns0:pPr>
+  </ns0:style>
+  <ns0:style ns0:type="character" ns0:customStyle="1" ns0:styleId="BodyTextChar">
+    <ns0:name ns0:val="Body Text Char"/>
+    <ns0:basedOn ns0:val="DefaultParagraphFont"/>
+    <ns0:link ns0:val="BodyText"/>
+  </ns0:style>
+  <ns0:style ns0:type="character" ns0:customStyle="1" ns0:styleId="VerbatimChar">
+    <ns0:name ns0:val="Verbatim Char"/>
+    <ns0:basedOn ns0:val="BodyTextChar"/>
+    <ns0:rPr>
+      <ns0:rFonts ns0:ascii="Consolas" ns0:hAnsi="Consolas"/>
+      <ns0:sz ns0:val="22"/>
+    </ns0:rPr>
+  </ns0:style>
+  <ns0:style ns0:type="character" ns0:customStyle="1" ns0:styleId="SectionNumber">
+    <ns0:name ns0:val="Section Number"/>
+    <ns0:basedOn ns0:val="BodyTextChar"/>
+  </ns0:style>
+  <ns0:style ns0:type="character" ns0:styleId="FootnoteReference">
+    <ns0:name ns0:val="Footnote Reference"/>
+    <ns0:basedOn ns0:val="BodyTextChar"/>
+    <ns0:rPr>
+      <ns0:vertAlign ns0:val="superscript"/>
+    </ns0:rPr>
+  </ns0:style>
+  <ns0:style ns0:type="character" ns0:styleId="Hyperlink">
+    <ns0:name ns0:val="Hyperlink"/>
+    <ns0:basedOn ns0:val="BodyTextChar"/>
+    <ns0:rPr>
+      <ns0:color ns0:val="4F81BD" ns0:themeColor="accent1"/>
+    </ns0:rPr>
+  </ns0:style>
+  <ns0:style ns0:type="paragraph" ns0:styleId="TOCHeading">
+    <ns0:name ns0:val="TOC Heading"/>
+    <ns0:basedOn ns0:val="Heading1"/>
+    <ns0:next ns0:val="BodyText"/>
+    <ns0:uiPriority ns0:val="39"/>
+    <ns0:unhideWhenUsed/>
+    <ns0:qFormat/>
+    <ns0:pPr>
+      <ns0:spacing ns0:before="240" ns0:line="259" ns0:lineRule="auto"/>
+      <ns0:outlineLvl ns0:val="9"/>
+    </ns0:pPr>
+    <ns0:rPr>
+      <ns0:rFonts ns0:asciiTheme="majorHAnsi" ns0:eastAsiaTheme="majorEastAsia" ns0:hAnsiTheme="majorHAnsi" ns0:cstheme="majorBidi"/>
+      <ns0:b ns0:val="0"/>
+      <ns0:bCs ns0:val="0"/>
+      <ns0:color ns0:val="365F91" ns0:themeColor="accent1" ns0:themeShade="BF"/>
+    </ns0:rPr>
+  </ns0:style>
+  <ns0:style ns0:type="paragraph" ns0:customStyle="1" ns0:styleId="TemplateTransmission">
+    <ns0:name ns0:val="TemplateTransmission"/>
+    <ns0:basedOn ns0:val="BodyText"/>
+    <ns0:qFormat/>
+    <ns0:pPr>
+      <ns0:keepNext/>
+      <ns0:keepLines/>
+      <ns0:spacing ns0:before="0" ns0:after="0"/>
+    </ns0:pPr>
+    <ns0:rPr>
+      <ns0:sz ns0:val="14"/>
+      <ns0:szCs ns0:val="14"/>
+    </ns0:rPr>
+  </ns0:style>
+  <ns0:style ns0:type="paragraph" ns0:customStyle="1" ns0:styleId="SourceCode">
+    <ns0:name ns0:val="Source Code"/>
+    <ns0:basedOn ns0:val="Normal"/>
+    <ns0:link ns0:val="VerbatimChar"/>
+    <ns0:pPr>
+      <ns0:wordWrap ns0:val="off"/>
+    </ns0:pPr>
+  </ns0:style>
+  <ns0:style ns0:type="character" ns0:customStyle="1" ns0:styleId="KeywordTok">
+    <ns0:name ns0:val="KeywordTok"/>
+    <ns0:basedOn ns0:val="VerbatimChar"/>
+    <ns0:rPr>
+      <ns0:b/>
+      <ns0:color ns0:val="007020"/>
+    </ns0:rPr>
+  </ns0:style>
+  <ns0:style ns0:type="character" ns0:customStyle="1" ns0:styleId="DataTypeTok">
+    <ns0:name ns0:val="DataTypeTok"/>
+    <ns0:basedOn ns0:val="VerbatimChar"/>
+    <ns0:rPr>
+      <ns0:color ns0:val="902000"/>
+    </ns0:rPr>
+  </ns0:style>
+  <ns0:style ns0:type="character" ns0:customStyle="1" ns0:styleId="DecValTok">
+    <ns0:name ns0:val="DecValTok"/>
+    <ns0:basedOn ns0:val="VerbatimChar"/>
+    <ns0:rPr>
+      <ns0:color ns0:val="40a070"/>
+    </ns0:rPr>
+  </ns0:style>
+  <ns0:style ns0:type="character" ns0:customStyle="1" ns0:styleId="BaseNTok">
+    <ns0:name ns0:val="BaseNTok"/>
+    <ns0:basedOn ns0:val="VerbatimChar"/>
+    <ns0:rPr>
+      <ns0:color ns0:val="40a070"/>
+    </ns0:rPr>
+  </ns0:style>
+  <ns0:style ns0:type="character" ns0:customStyle="1" ns0:styleId="FloatTok">
+    <ns0:name ns0:val="FloatTok"/>
+    <ns0:basedOn ns0:val="VerbatimChar"/>
+    <ns0:rPr>
+      <ns0:color ns0:val="40a070"/>
+    </ns0:rPr>
+  </ns0:style>
+  <ns0:style ns0:type="character" ns0:customStyle="1" ns0:styleId="ConstantTok">
+    <ns0:name ns0:val="ConstantTok"/>
+    <ns0:basedOn ns0:val="VerbatimChar"/>
+    <ns0:rPr>
+      <ns0:color ns0:val="880000"/>
+    </ns0:rPr>
+  </ns0:style>
+  <ns0:style ns0:type="character" ns0:customStyle="1" ns0:styleId="CharTok">
+    <ns0:name ns0:val="CharTok"/>
+    <ns0:basedOn ns0:val="VerbatimChar"/>
+    <ns0:rPr>
+      <ns0:color ns0:val="4070a0"/>
+    </ns0:rPr>
+  </ns0:style>
+  <ns0:style ns0:type="character" ns0:customStyle="1" ns0:styleId="SpecialCharTok">
+    <ns0:name ns0:val="SpecialCharTok"/>
+    <ns0:basedOn ns0:val="VerbatimChar"/>
+    <ns0:rPr>
+      <ns0:color ns0:val="4070a0"/>
+    </ns0:rPr>
+  </ns0:style>
+  <ns0:style ns0:type="character" ns0:customStyle="1" ns0:styleId="StringTok">
+    <ns0:name ns0:val="StringTok"/>
+    <ns0:basedOn ns0:val="VerbatimChar"/>
+    <ns0:rPr>
+      <ns0:color ns0:val="4070a0"/>
+    </ns0:rPr>
+  </ns0:style>
+  <ns0:style ns0:type="character" ns0:customStyle="1" ns0:styleId="VerbatimStringTok">
+    <ns0:name ns0:val="VerbatimStringTok"/>
+    <ns0:basedOn ns0:val="VerbatimChar"/>
+    <ns0:rPr>
+      <ns0:color ns0:val="4070a0"/>
+    </ns0:rPr>
+  </ns0:style>
+  <ns0:style ns0:type="character" ns0:customStyle="1" ns0:styleId="SpecialStringTok">
+    <ns0:name ns0:val="SpecialStringTok"/>
+    <ns0:basedOn ns0:val="VerbatimChar"/>
+    <ns0:rPr>
+      <ns0:color ns0:val="bb6688"/>
+    </ns0:rPr>
+  </ns0:style>
+  <ns0:style ns0:type="character" ns0:customStyle="1" ns0:styleId="ImportTok">
+    <ns0:name ns0:val="ImportTok"/>
+    <ns0:basedOn ns0:val="VerbatimChar"/>
+    <ns0:rPr>
+      <ns0:b/>
+      <ns0:color ns0:val="008000"/>
+    </ns0:rPr>
+  </ns0:style>
+  <ns0:style ns0:type="character" ns0:customStyle="1" ns0:styleId="CommentTok">
+    <ns0:name ns0:val="CommentTok"/>
+    <ns0:basedOn ns0:val="VerbatimChar"/>
+    <ns0:rPr>
+      <ns0:i/>
+      <ns0:color ns0:val="60a0b0"/>
+    </ns0:rPr>
+  </ns0:style>
+  <ns0:style ns0:type="character" ns0:customStyle="1" ns0:styleId="DocumentationTok">
+    <ns0:name ns0:val="DocumentationTok"/>
+    <ns0:basedOn ns0:val="VerbatimChar"/>
+    <ns0:rPr>
+      <ns0:i/>
+      <ns0:color ns0:val="ba2121"/>
+    </ns0:rPr>
+  </ns0:style>
+  <ns0:style ns0:type="character" ns0:customStyle="1" ns0:styleId="AnnotationTok">
+    <ns0:name ns0:val="AnnotationTok"/>
+    <ns0:basedOn ns0:val="VerbatimChar"/>
+    <ns0:rPr>
+      <ns0:b/>
+      <ns0:i/>
+      <ns0:color ns0:val="60a0b0"/>
+    </ns0:rPr>
+  </ns0:style>
+  <ns0:style ns0:type="character" ns0:customStyle="1" ns0:styleId="CommentVarTok">
+    <ns0:name ns0:val="CommentVarTok"/>
+    <ns0:basedOn ns0:val="VerbatimChar"/>
+    <ns0:rPr>
+      <ns0:b/>
+      <ns0:i/>
+      <ns0:color ns0:val="60a0b0"/>
+    </ns0:rPr>
+  </ns0:style>
+  <ns0:style ns0:type="character" ns0:customStyle="1" ns0:styleId="OtherTok">
+    <ns0:name ns0:val="OtherTok"/>
+    <ns0:basedOn ns0:val="VerbatimChar"/>
+    <ns0:rPr>
+      <ns0:color ns0:val="007020"/>
+    </ns0:rPr>
+  </ns0:style>
+  <ns0:style ns0:type="character" ns0:customStyle="1" ns0:styleId="FunctionTok">
+    <ns0:name ns0:val="FunctionTok"/>
+    <ns0:basedOn ns0:val="VerbatimChar"/>
+    <ns0:rPr>
+      <ns0:color ns0:val="06287e"/>
+    </ns0:rPr>
+  </ns0:style>
+  <ns0:style ns0:type="character" ns0:customStyle="1" ns0:styleId="VariableTok">
+    <ns0:name ns0:val="VariableTok"/>
+    <ns0:basedOn ns0:val="VerbatimChar"/>
+    <ns0:rPr>
+      <ns0:color ns0:val="19177c"/>
+    </ns0:rPr>
+  </ns0:style>
+  <ns0:style ns0:type="character" ns0:customStyle="1" ns0:styleId="ControlFlowTok">
+    <ns0:name ns0:val="ControlFlowTok"/>
+    <ns0:basedOn ns0:val="VerbatimChar"/>
+    <ns0:rPr>
+      <ns0:b/>
+      <ns0:color ns0:val="007020"/>
+    </ns0:rPr>
+  </ns0:style>
+  <ns0:style ns0:type="character" ns0:customStyle="1" ns0:styleId="OperatorTok">
+    <ns0:name ns0:val="OperatorTok"/>
+    <ns0:basedOn ns0:val="VerbatimChar"/>
+    <ns0:rPr>
+      <ns0:color ns0:val="666666"/>
+    </ns0:rPr>
+  </ns0:style>
+  <ns0:style ns0:type="character" ns0:customStyle="1" ns0:styleId="BuiltInTok">
+    <ns0:name ns0:val="BuiltInTok"/>
+    <ns0:basedOn ns0:val="VerbatimChar"/>
+    <ns0:rPr>
+      <ns0:color ns0:val="008000"/>
+    </ns0:rPr>
+  </ns0:style>
+  <ns0:style ns0:type="character" ns0:customStyle="1" ns0:styleId="ExtensionTok">
+    <ns0:name ns0:val="ExtensionTok"/>
+    <ns0:basedOn ns0:val="VerbatimChar"/>
+    <ns0:rPr/>
+  </ns0:style>
+  <ns0:style ns0:type="character" ns0:customStyle="1" ns0:styleId="PreprocessorTok">
+    <ns0:name ns0:val="PreprocessorTok"/>
+    <ns0:basedOn ns0:val="VerbatimChar"/>
+    <ns0:rPr>
+      <ns0:color ns0:val="bc7a00"/>
+    </ns0:rPr>
+  </ns0:style>
+  <ns0:style ns0:type="character" ns0:customStyle="1" ns0:styleId="AttributeTok">
+    <ns0:name ns0:val="AttributeTok"/>
+    <ns0:basedOn ns0:val="VerbatimChar"/>
+    <ns0:rPr>
+      <ns0:color ns0:val="7d9029"/>
+    </ns0:rPr>
+  </ns0:style>
+  <ns0:style ns0:type="character" ns0:customStyle="1" ns0:styleId="RegionMarkerTok">
+    <ns0:name ns0:val="RegionMarkerTok"/>
+    <ns0:basedOn ns0:val="VerbatimChar"/>
+    <ns0:rPr/>
+  </ns0:style>
+  <ns0:style ns0:type="character" ns0:customStyle="1" ns0:styleId="InformationTok">
+    <ns0:name ns0:val="InformationTok"/>
+    <ns0:basedOn ns0:val="VerbatimChar"/>
+    <ns0:rPr>
+      <ns0:b/>
+      <ns0:i/>
+      <ns0:color ns0:val="60a0b0"/>
+    </ns0:rPr>
+  </ns0:style>
+  <ns0:style ns0:type="character" ns0:customStyle="1" ns0:styleId="WarningTok">
+    <ns0:name ns0:val="WarningTok"/>
+    <ns0:basedOn ns0:val="VerbatimChar"/>
+    <ns0:rPr>
+      <ns0:b/>
+      <ns0:i/>
+      <ns0:color ns0:val="60a0b0"/>
+    </ns0:rPr>
+  </ns0:style>
+  <ns0:style ns0:type="character" ns0:customStyle="1" ns0:styleId="AlertTok">
+    <ns0:name ns0:val="AlertTok"/>
+    <ns0:basedOn ns0:val="VerbatimChar"/>
+    <ns0:rPr>
+      <ns0:b/>
+      <ns0:color ns0:val="ff0000"/>
+    </ns0:rPr>
+  </ns0:style>
+  <ns0:style ns0:type="character" ns0:customStyle="1" ns0:styleId="ErrorTok">
+    <ns0:name ns0:val="ErrorTok"/>
+    <ns0:basedOn ns0:val="VerbatimChar"/>
+    <ns0:rPr>
+      <ns0:b/>
+      <ns0:color ns0:val="ff0000"/>
+    </ns0:rPr>
+  </ns0:style>
+  <ns0:style ns0:type="character" ns0:customStyle="1" ns0:styleId="NormalTok">
+    <ns0:name ns0:val="NormalTok"/>
+    <ns0:basedOn ns0:val="VerbatimChar"/>
+    <ns0:rPr/>
+  </ns0:style>
+</ns0:styles>
 </file>
 
 <file path=word/theme/theme1.xml><?xml version="1.0" encoding="utf-8"?>

--- a/projects/templates/template_code_project/output/docx/template_code_project_combined.docx
+++ b/projects/templates/template_code_project/output/docx/template_code_project_combined.docx
@@ -236,30 +236,6 @@
               <w:pStyle w:val="Compact"/>
             </w:pPr>
             <w:r>
-              <w:t xml:space="preserve">Version DOI</w:t>
-            </w:r>
-          </w:p>
-        </w:tc>
-        <w:tc>
-          <w:tcPr/>
-          <w:p>
-            <w:pPr>
-              <w:pStyle w:val="Compact"/>
-            </w:pPr>
-            <w:r>
-              <w:t xml:space="preserve">10.5281/zenodo.20931934</w:t>
-            </w:r>
-          </w:p>
-        </w:tc>
-      </w:tr>
-      <w:tr>
-        <w:tc>
-          <w:tcPr/>
-          <w:p>
-            <w:pPr>
-              <w:pStyle w:val="Compact"/>
-            </w:pPr>
-            <w:r>
               <w:t xml:space="preserve">GitHub</w:t>
             </w:r>
           </w:p>
@@ -1792,7 +1768,7 @@
         <w:t xml:space="preserve">Reporting &amp; Rendering</w:t>
       </w:r>
       <w:r>
-        <w:t xml:space="preserve">: Employing</w:t>
+        <w:t xml:space="preserve">: The project hydrates manuscript variables from its analysis outputs, then</w:t>
       </w:r>
       <w:r>
         <w:t xml:space="preserve"> </w:t>
@@ -1807,22 +1783,22 @@
         <w:t xml:space="preserve"> </w:t>
       </w:r>
       <w:r>
-        <w:t xml:space="preserve">and</w:t>
-      </w:r>
-      <w:r>
-        <w:t xml:space="preserve"> </w:t>
-      </w:r>
-      <w:r>
-        <w:rPr>
-          <w:rStyle w:val="VerbatimChar"/>
-        </w:rPr>
-        <w:t xml:space="preserve">infrastructure.reporting.executive_reporter</w:t>
-      </w:r>
-      <w:r>
-        <w:t xml:space="preserve"> </w:t>
-      </w:r>
-      <w:r>
-        <w:t xml:space="preserve">to automatically transform code outputs into this finalized manuscript.</w:t>
+        <w:t xml:space="preserve">compiles the manuscript. The supported</w:t>
+      </w:r>
+      <w:r>
+        <w:t xml:space="preserve"> </w:t>
+      </w:r>
+      <w:r>
+        <w:rPr>
+          <w:rStyle w:val="VerbatimChar"/>
+        </w:rPr>
+        <w:t xml:space="preserve">infrastructure.reporting</w:t>
+      </w:r>
+      <w:r>
+        <w:t xml:space="preserve"> </w:t>
+      </w:r>
+      <w:r>
+        <w:t xml:space="preserve">API produces separate pipeline and cross-project summaries.</w:t>
       </w:r>
     </w:p>
     <w:p>
@@ -4118,13 +4094,25 @@
         <w:rPr>
           <w:rStyle w:val="VerbatimChar"/>
         </w:rPr>
-        <w:t xml:space="preserve">_agency_category</w:t>
-      </w:r>
-      <w:r>
-        <w:t xml:space="preserve"> </w:t>
-      </w:r>
-      <w:r>
-        <w:t xml:space="preserve">in the analysis script):</w:t>
+        <w:t xml:space="preserve">agency_category</w:t>
+      </w:r>
+      <w:r>
+        <w:t xml:space="preserve"> </w:t>
+      </w:r>
+      <w:r>
+        <w:t xml:space="preserve">in</w:t>
+      </w:r>
+      <w:r>
+        <w:t xml:space="preserve"> </w:t>
+      </w:r>
+      <w:r>
+        <w:rPr>
+          <w:rStyle w:val="VerbatimChar"/>
+        </w:rPr>
+        <w:t xml:space="preserve">template_code_project.figures.viz_config</w:t>
+      </w:r>
+      <w:r>
+        <w:t xml:space="preserve">):</w:t>
       </w:r>
       <w:r>
         <w:t xml:space="preserve"> </w:t>
@@ -6342,7 +6330,46 @@
         <w:pStyle w:val="FirstParagraph"/>
       </w:pPr>
       <w:r>
-        <w:t xml:space="preserve">The optimization results for different step sizes are synthesized computationally by orchestrating</w:t>
+        <w:t xml:space="preserve">The optimization analysis writes</w:t>
+      </w:r>
+      <w:r>
+        <w:t xml:space="preserve"> </w:t>
+      </w:r>
+      <w:r>
+        <w:rPr>
+          <w:rStyle w:val="VerbatimChar"/>
+        </w:rPr>
+        <w:t xml:space="preserve">output/data/optimization_results.csv</w:t>
+      </w:r>
+      <w:r>
+        <w:t xml:space="preserve"> </w:t>
+      </w:r>
+      <w:r>
+        <w:t xml:space="preserve">through</w:t>
+      </w:r>
+      <w:r>
+        <w:t xml:space="preserve"> </w:t>
+      </w:r>
+      <w:r>
+        <w:rPr>
+          <w:rStyle w:val="VerbatimChar"/>
+        </w:rPr>
+        <w:t xml:space="preserve">template_code_project.analysis.experiments.save_optimization_results</w:t>
+      </w:r>
+      <w:r>
+        <w:t xml:space="preserve">, orchestrated by</w:t>
+      </w:r>
+      <w:r>
+        <w:t xml:space="preserve"> </w:t>
+      </w:r>
+      <w:r>
+        <w:rPr>
+          <w:rStyle w:val="VerbatimChar"/>
+        </w:rPr>
+        <w:t xml:space="preserve">projects/templates/template_code_project/scripts/optimization_analysis.py</w:t>
+      </w:r>
+      <w:r>
+        <w:t xml:space="preserve">. That CSV is the source of truth for tbl. 1; the supported</w:t>
       </w:r>
       <w:r>
         <w:t xml:space="preserve"> </w:t>
@@ -6352,38 +6379,14 @@
           <w:rPr>
             <w:rStyle w:val="VerbatimChar"/>
           </w:rPr>
-          <w:t xml:space="preserve">infrastructure.reporting.executive_reporter</w:t>
+          <w:t xml:space="preserve">infrastructure.reporting</w:t>
         </w:r>
       </w:hyperlink>
       <w:r>
-        <w:t xml:space="preserve">, feeding directly into</w:t>
-      </w:r>
-      <w:r>
-        <w:t xml:space="preserve"> </w:t>
-      </w:r>
-      <w:r>
-        <w:rPr>
-          <w:rStyle w:val="VerbatimChar"/>
-        </w:rPr>
-        <w:t xml:space="preserve">output/data/optimization_results.csv</w:t>
-      </w:r>
-      <w:r>
-        <w:t xml:space="preserve"> </w:t>
-      </w:r>
-      <w:r>
-        <w:t xml:space="preserve">(generated by</w:t>
-      </w:r>
-      <w:r>
-        <w:t xml:space="preserve"> </w:t>
-      </w:r>
-      <w:r>
-        <w:rPr>
-          <w:rStyle w:val="VerbatimChar"/>
-        </w:rPr>
-        <w:t xml:space="preserve">projects/templates/template_code_project/scripts/optimization_analysis.py</w:t>
-      </w:r>
-      <w:r>
-        <w:t xml:space="preserve">) as the source of truth for tbl. 1. Rows follow</w:t>
+        <w:t xml:space="preserve"> </w:t>
+      </w:r>
+      <w:r>
+        <w:t xml:space="preserve">API supplies reusable pipeline and cross-project summaries. Rows follow</w:t>
       </w:r>
       <w:r>
         <w:t xml:space="preserve"> </w:t>
@@ -12727,22 +12730,22 @@
         <w:t xml:space="preserve">Reporting &amp; Integrity</w:t>
       </w:r>
       <w:r>
-        <w:t xml:space="preserve">:</w:t>
-      </w:r>
-      <w:r>
-        <w:t xml:space="preserve"> </w:t>
-      </w:r>
-      <w:r>
-        <w:rPr>
-          <w:rStyle w:val="VerbatimChar"/>
-        </w:rPr>
-        <w:t xml:space="preserve">infrastructure.reporting.executive_reporter</w:t>
-      </w:r>
-      <w:r>
-        <w:t xml:space="preserve"> </w:t>
-      </w:r>
-      <w:r>
-        <w:t xml:space="preserve">and</w:t>
+        <w:t xml:space="preserve">: the supported</w:t>
+      </w:r>
+      <w:r>
+        <w:t xml:space="preserve"> </w:t>
+      </w:r>
+      <w:r>
+        <w:rPr>
+          <w:rStyle w:val="VerbatimChar"/>
+        </w:rPr>
+        <w:t xml:space="preserve">infrastructure.reporting</w:t>
+      </w:r>
+      <w:r>
+        <w:t xml:space="preserve"> </w:t>
+      </w:r>
+      <w:r>
+        <w:t xml:space="preserve">summary API and</w:t>
       </w:r>
       <w:r>
         <w:t xml:space="preserve"> </w:t>
@@ -12757,7 +12760,7 @@
         <w:t xml:space="preserve"> </w:t>
       </w:r>
       <w:r>
-        <w:t xml:space="preserve">assuring CSV/JSON configurations conform.</w:t>
+        <w:t xml:space="preserve">for output diagnostics.</w:t>
       </w:r>
     </w:p>
     <w:p>
@@ -14131,7 +14134,7 @@
         <w:t xml:space="preserve">Python</w:t>
       </w:r>
       <w:r>
-        <w:t xml:space="preserve">: 3.14.4</w:t>
+        <w:t xml:space="preserve">: 3.12.13</w:t>
       </w:r>
     </w:p>
     <w:p>
@@ -14188,7 +14191,7 @@
         <w:t xml:space="preserve">Generated</w:t>
       </w:r>
       <w:r>
-        <w:t xml:space="preserve">: 2026-10-14T00:59:41Z</w:t>
+        <w:t xml:space="preserve">: 2026-10-14T14:49:00Z</w:t>
       </w:r>
     </w:p>
     <w:p>

--- a/projects/templates/template_code_project/output/docx/template_code_project_combined.docx
+++ b/projects/templates/template_code_project/output/docx/template_code_project_combined.docx
@@ -14134,7 +14134,7 @@
         <w:t xml:space="preserve">Python</w:t>
       </w:r>
       <w:r>
-        <w:t xml:space="preserve">: 3.12.13</w:t>
+        <w:t xml:space="preserve">: 3.14.4</w:t>
       </w:r>
     </w:p>
     <w:p>
@@ -14153,7 +14153,7 @@
         <w:t xml:space="preserve">NumPy</w:t>
       </w:r>
       <w:r>
-        <w:t xml:space="preserve">: 2.4.2</w:t>
+        <w:t xml:space="preserve">: 2.4.1</w:t>
       </w:r>
     </w:p>
     <w:p>
@@ -14191,7 +14191,7 @@
         <w:t xml:space="preserve">Generated</w:t>
       </w:r>
       <w:r>
-        <w:t xml:space="preserve">: 2026-10-14T14:49:00Z</w:t>
+        <w:t xml:space="preserve">: 2026-10-15T18:40:52Z</w:t>
       </w:r>
     </w:p>
     <w:p>
@@ -14837,7 +14837,7 @@
               <w:rPr>
                 <w:rStyle w:val="VerbatimChar"/>
               </w:rPr>
-              <w:t xml:space="preserve">55b948844dfd7b70</w:t>
+              <w:t xml:space="preserve">f8ebf4554f853abe</w:t>
             </w:r>
           </w:p>
         </w:tc>

--- a/projects/templates/template_code_project/output/docx/template_code_project_combined.docx
+++ b/projects/templates/template_code_project/output/docx/template_code_project_combined.docx
@@ -14134,7 +14134,7 @@
         <w:t xml:space="preserve">Python</w:t>
       </w:r>
       <w:r>
-        <w:t xml:space="preserve">: 3.14.4</w:t>
+        <w:t xml:space="preserve">: 3.14.8</w:t>
       </w:r>
     </w:p>
     <w:p>
@@ -14153,7 +14153,7 @@
         <w:t xml:space="preserve">NumPy</w:t>
       </w:r>
       <w:r>
-        <w:t xml:space="preserve">: 2.4.1</w:t>
+        <w:t xml:space="preserve">: 2.4.2</w:t>
       </w:r>
     </w:p>
     <w:p>
@@ -14191,7 +14191,7 @@
         <w:t xml:space="preserve">Generated</w:t>
       </w:r>
       <w:r>
-        <w:t xml:space="preserve">: 2026-10-15T18:40:52Z</w:t>
+        <w:t xml:space="preserve">: 2026-10-22T17:22:44Z</w:t>
       </w:r>
     </w:p>
     <w:p>
@@ -14837,7 +14837,7 @@
               <w:rPr>
                 <w:rStyle w:val="VerbatimChar"/>
               </w:rPr>
-              <w:t xml:space="preserve">f8ebf4554f853abe</w:t>
+              <w:t xml:space="preserve">4bc0e13a7db36799</w:t>
             </w:r>
           </w:p>
         </w:tc>

--- a/projects/templates/template_code_project/output/docx/template_code_project_combined.docx
+++ b/projects/templates/template_code_project/output/docx/template_code_project_combined.docx
@@ -9983,7 +9983,7 @@
           <wp:inline>
             <wp:extent cx="5334000" cy="6237349"/>
             <wp:effectExtent b="0" l="0" r="0" t="0"/>
-            <wp:docPr descr="Figure 4: Six-panel diagnostic from generate_complexity_visualization() (3×2 grid). Top left: bars give the empirical iteration count per configured \alpha, coloured by agency category; \alpha=1.0 achieves the global minimum of 1 step(s), while \alpha=0.01 saturates at the iteration cap N_{\max}=1000 (slow convergence) and \alpha=2.5 terminates early via a non_finite update (divergence). Top right: \log_{10}|f(x)-f(x^\ast)| at termination; the four converged rows reach \approx 10^{-16} (machine precision) while \alpha=0.01 stops near 10^{-9} at the cap. Dashed reference at \log_{10}\varepsilon for \varepsilon= experiment.convergence_tolerance. Middle left: empirical iterations (solid) versus the smooth proxy 1/(2\alpha(1-\alpha)) (dashed) on log axes — a shape comparison, not a tight count prediction for every \alpha. Middle right: per-step error contraction factor \rho=|1-\alpha| from the unit-Hessian linear recurrence (eq. 4); the dashed reference at \rho=1 separates stable bars (left of it) from divergent ones (right). Bottom left: stable step-size region width 2/L per backend profile (H=I,2I,5I,10I) with the optimal \alpha^\ast=1/L overlaid. Bottom right: cross-profile contraction curves \rho(\alpha)=|1-\alpha L| with dotted verticals at each 2/L stability boundary." title="" id="88" name="Picture"/>
+            <wp:docPr descr="Figure 4: Six-panel diagnostic from generate_complexity_visualization() (3×2 grid)." title="" id="88" name="Picture"/>
             <a:graphic>
               <a:graphicData uri="http://schemas.openxmlformats.org/drawingml/2006/picture">
                 <pic:pic>
@@ -10043,9 +10043,24 @@
       <w:r>
         <w:t xml:space="preserve">(3×2 grid).</w:t>
       </w:r>
-      <w:r>
-        <w:t xml:space="preserve"> </w:t>
-      </w:r>
+    </w:p>
+    <w:bookmarkEnd w:id="90"/>
+    <w:p>
+      <w:pPr>
+        <w:pStyle w:val="FirstParagraph"/>
+      </w:pPr>
+      <w:r>
+        <w:t xml:space="preserve">The panels in fig. 4 encode the following diagnostics:</w:t>
+      </w:r>
+    </w:p>
+    <w:p>
+      <w:pPr>
+        <w:pStyle w:val="Compact"/>
+        <w:numPr>
+          <w:ilvl w:val="0"/>
+          <w:numId w:val="1016"/>
+        </w:numPr>
+      </w:pPr>
       <w:r>
         <w:rPr>
           <w:b/>
@@ -10186,9 +10201,15 @@
       <w:r>
         <w:t xml:space="preserve">update (divergence).</w:t>
       </w:r>
-      <w:r>
-        <w:t xml:space="preserve"> </w:t>
-      </w:r>
+    </w:p>
+    <w:p>
+      <w:pPr>
+        <w:pStyle w:val="Compact"/>
+        <w:numPr>
+          <w:ilvl w:val="0"/>
+          <w:numId w:val="1016"/>
+        </w:numPr>
+      </w:pPr>
       <w:r>
         <w:rPr>
           <w:b/>
@@ -10433,9 +10454,15 @@
       <w:r>
         <w:t xml:space="preserve">.</w:t>
       </w:r>
-      <w:r>
-        <w:t xml:space="preserve"> </w:t>
-      </w:r>
+    </w:p>
+    <w:p>
+      <w:pPr>
+        <w:pStyle w:val="Compact"/>
+        <w:numPr>
+          <w:ilvl w:val="0"/>
+          <w:numId w:val="1016"/>
+        </w:numPr>
+      </w:pPr>
       <w:r>
         <w:rPr>
           <w:b/>
@@ -10519,9 +10546,15 @@
       <w:r>
         <w:t xml:space="preserve">.</w:t>
       </w:r>
-      <w:r>
-        <w:t xml:space="preserve"> </w:t>
-      </w:r>
+    </w:p>
+    <w:p>
+      <w:pPr>
+        <w:pStyle w:val="Compact"/>
+        <w:numPr>
+          <w:ilvl w:val="0"/>
+          <w:numId w:val="1016"/>
+        </w:numPr>
+      </w:pPr>
       <w:r>
         <w:rPr>
           <w:b/>
@@ -10599,9 +10632,15 @@
       <w:r>
         <w:t xml:space="preserve">separates stable bars (left of it) from divergent ones (right).</w:t>
       </w:r>
-      <w:r>
-        <w:t xml:space="preserve"> </w:t>
-      </w:r>
+    </w:p>
+    <w:p>
+      <w:pPr>
+        <w:pStyle w:val="Compact"/>
+        <w:numPr>
+          <w:ilvl w:val="0"/>
+          <w:numId w:val="1016"/>
+        </w:numPr>
+      </w:pPr>
       <w:r>
         <w:rPr>
           <w:b/>
@@ -10732,113 +10771,6 @@
       <w:r>
         <w:t xml:space="preserve">overlaid.</w:t>
       </w:r>
-      <w:r>
-        <w:t xml:space="preserve"> </w:t>
-      </w:r>
-      <w:r>
-        <w:rPr>
-          <w:b/>
-          <w:bCs/>
-        </w:rPr>
-        <w:t xml:space="preserve">Bottom right</w:t>
-      </w:r>
-      <w:r>
-        <w:t xml:space="preserve">: cross-profile contraction curves</w:t>
-      </w:r>
-      <w:r>
-        <w:t xml:space="preserve"> </w:t>
-      </w:r>
-      <m:oMath>
-        <m:r>
-          <m:t>ρ</m:t>
-        </m:r>
-        <m:r>
-          <m:rPr>
-            <m:sty m:val="p"/>
-          </m:rPr>
-          <m:t>(</m:t>
-        </m:r>
-        <m:r>
-          <m:t>α</m:t>
-        </m:r>
-        <m:r>
-          <m:rPr>
-            <m:sty m:val="p"/>
-          </m:rPr>
-          <m:t>)</m:t>
-        </m:r>
-        <m:r>
-          <m:rPr>
-            <m:sty m:val="p"/>
-          </m:rPr>
-          <m:t>=</m:t>
-        </m:r>
-        <m:r>
-          <m:rPr>
-            <m:sty m:val="p"/>
-          </m:rPr>
-          <m:t>|</m:t>
-        </m:r>
-        <m:r>
-          <m:t>1</m:t>
-        </m:r>
-        <m:r>
-          <m:rPr>
-            <m:sty m:val="p"/>
-          </m:rPr>
-          <m:t>−</m:t>
-        </m:r>
-        <m:r>
-          <m:t>α</m:t>
-        </m:r>
-        <m:r>
-          <m:t>L</m:t>
-        </m:r>
-        <m:r>
-          <m:rPr>
-            <m:sty m:val="p"/>
-          </m:rPr>
-          <m:t>|</m:t>
-        </m:r>
-      </m:oMath>
-      <w:r>
-        <w:t xml:space="preserve"> </w:t>
-      </w:r>
-      <w:r>
-        <w:t xml:space="preserve">with dotted verticals at each</w:t>
-      </w:r>
-      <w:r>
-        <w:t xml:space="preserve"> </w:t>
-      </w:r>
-      <m:oMath>
-        <m:r>
-          <m:t>2</m:t>
-        </m:r>
-        <m:r>
-          <m:rPr>
-            <m:sty m:val="p"/>
-          </m:rPr>
-          <m:t>/</m:t>
-        </m:r>
-        <m:r>
-          <m:t>L</m:t>
-        </m:r>
-      </m:oMath>
-      <w:r>
-        <w:t xml:space="preserve"> </w:t>
-      </w:r>
-      <w:r>
-        <w:t xml:space="preserve">stability boundary.</w:t>
-      </w:r>
-    </w:p>
-    <w:bookmarkEnd w:id="90"/>
-    <w:p>
-      <w:pPr>
-        <w:pStyle w:val="FirstParagraph"/>
-      </w:pPr>
-      <w:r>
-        <w:t xml:space="preserve">The algorithm demonstrates efficient performance for small-scale optimization problems:</w:t>
-      </w:r>
     </w:p>
     <w:p>
       <w:pPr>
@@ -10853,17 +10785,17 @@
           <w:b/>
           <w:bCs/>
         </w:rPr>
-        <w:t xml:space="preserve">Time complexity</w:t>
-      </w:r>
-      <w:r>
-        <w:t xml:space="preserve">:</w:t>
-      </w:r>
-      <w:r>
-        <w:t xml:space="preserve"> </w:t>
-      </w:r>
-      <m:oMath>
-        <m:r>
-          <m:t>O</m:t>
+        <w:t xml:space="preserve">Bottom right</w:t>
+      </w:r>
+      <w:r>
+        <w:t xml:space="preserve">: cross-profile contraction curves</w:t>
+      </w:r>
+      <w:r>
+        <w:t xml:space="preserve"> </w:t>
+      </w:r>
+      <m:oMath>
+        <m:r>
+          <m:t>ρ</m:t>
         </m:r>
         <m:r>
           <m:rPr>
@@ -10872,7 +10804,7 @@
           <m:t>(</m:t>
         </m:r>
         <m:r>
-          <m:t>d</m:t>
+          <m:t>α</m:t>
         </m:r>
         <m:r>
           <m:rPr>
@@ -10880,12 +10812,76 @@
           </m:rPr>
           <m:t>)</m:t>
         </m:r>
-      </m:oMath>
-      <w:r>
-        <w:t xml:space="preserve"> </w:t>
-      </w:r>
-      <w:r>
-        <w:t xml:space="preserve">per iteration for gradient computation</w:t>
+        <m:r>
+          <m:rPr>
+            <m:sty m:val="p"/>
+          </m:rPr>
+          <m:t>=</m:t>
+        </m:r>
+        <m:r>
+          <m:rPr>
+            <m:sty m:val="p"/>
+          </m:rPr>
+          <m:t>|</m:t>
+        </m:r>
+        <m:r>
+          <m:t>1</m:t>
+        </m:r>
+        <m:r>
+          <m:rPr>
+            <m:sty m:val="p"/>
+          </m:rPr>
+          <m:t>−</m:t>
+        </m:r>
+        <m:r>
+          <m:t>α</m:t>
+        </m:r>
+        <m:r>
+          <m:t>L</m:t>
+        </m:r>
+        <m:r>
+          <m:rPr>
+            <m:sty m:val="p"/>
+          </m:rPr>
+          <m:t>|</m:t>
+        </m:r>
+      </m:oMath>
+      <w:r>
+        <w:t xml:space="preserve"> </w:t>
+      </w:r>
+      <w:r>
+        <w:t xml:space="preserve">with dotted verticals at each</w:t>
+      </w:r>
+      <w:r>
+        <w:t xml:space="preserve"> </w:t>
+      </w:r>
+      <m:oMath>
+        <m:r>
+          <m:t>2</m:t>
+        </m:r>
+        <m:r>
+          <m:rPr>
+            <m:sty m:val="p"/>
+          </m:rPr>
+          <m:t>/</m:t>
+        </m:r>
+        <m:r>
+          <m:t>L</m:t>
+        </m:r>
+      </m:oMath>
+      <w:r>
+        <w:t xml:space="preserve"> </w:t>
+      </w:r>
+      <w:r>
+        <w:t xml:space="preserve">stability boundary.</w:t>
+      </w:r>
+    </w:p>
+    <w:p>
+      <w:pPr>
+        <w:pStyle w:val="FirstParagraph"/>
+      </w:pPr>
+      <w:r>
+        <w:t xml:space="preserve">The algorithm demonstrates efficient performance for small-scale optimization problems:</w:t>
       </w:r>
     </w:p>
     <w:p>
@@ -10893,7 +10889,7 @@
         <w:pStyle w:val="Compact"/>
         <w:numPr>
           <w:ilvl w:val="0"/>
-          <w:numId w:val="1016"/>
+          <w:numId w:val="1017"/>
         </w:numPr>
       </w:pPr>
       <w:r>
@@ -10901,7 +10897,7 @@
           <w:b/>
           <w:bCs/>
         </w:rPr>
-        <w:t xml:space="preserve">Space complexity</w:t>
+        <w:t xml:space="preserve">Time complexity</w:t>
       </w:r>
       <w:r>
         <w:t xml:space="preserve">:</w:t>
@@ -10933,7 +10929,7 @@
         <w:t xml:space="preserve"> </w:t>
       </w:r>
       <w:r>
-        <w:t xml:space="preserve">for storing variables and gradients</w:t>
+        <w:t xml:space="preserve">per iteration for gradient computation</w:t>
       </w:r>
     </w:p>
     <w:p>
@@ -10941,7 +10937,7 @@
         <w:pStyle w:val="Compact"/>
         <w:numPr>
           <w:ilvl w:val="0"/>
-          <w:numId w:val="1016"/>
+          <w:numId w:val="1017"/>
         </w:numPr>
       </w:pPr>
       <w:r>
@@ -10949,33 +10945,39 @@
           <w:b/>
           <w:bCs/>
         </w:rPr>
-        <w:t xml:space="preserve">Convergence</w:t>
-      </w:r>
-      <w:r>
-        <w:t xml:space="preserve">: Fastest at</w:t>
-      </w:r>
-      <w:r>
-        <w:t xml:space="preserve"> </w:t>
-      </w:r>
-      <m:oMath>
-        <m:r>
-          <m:t>α</m:t>
-        </m:r>
-        <m:r>
-          <m:rPr>
-            <m:sty m:val="p"/>
-          </m:rPr>
-          <m:t>=</m:t>
-        </m:r>
-        <m:r>
-          <m:t>1.0</m:t>
-        </m:r>
-      </m:oMath>
-      <w:r>
-        <w:t xml:space="preserve"> </w:t>
-      </w:r>
-      <w:r>
-        <w:t xml:space="preserve">(1 iteration), average 351 iterations</w:t>
+        <w:t xml:space="preserve">Space complexity</w:t>
+      </w:r>
+      <w:r>
+        <w:t xml:space="preserve">:</w:t>
+      </w:r>
+      <w:r>
+        <w:t xml:space="preserve"> </w:t>
+      </w:r>
+      <m:oMath>
+        <m:r>
+          <m:t>O</m:t>
+        </m:r>
+        <m:r>
+          <m:rPr>
+            <m:sty m:val="p"/>
+          </m:rPr>
+          <m:t>(</m:t>
+        </m:r>
+        <m:r>
+          <m:t>d</m:t>
+        </m:r>
+        <m:r>
+          <m:rPr>
+            <m:sty m:val="p"/>
+          </m:rPr>
+          <m:t>)</m:t>
+        </m:r>
+      </m:oMath>
+      <w:r>
+        <w:t xml:space="preserve"> </w:t>
+      </w:r>
+      <w:r>
+        <w:t xml:space="preserve">for storing variables and gradients</w:t>
       </w:r>
     </w:p>
     <w:p>
@@ -10983,7 +10985,49 @@
         <w:pStyle w:val="Compact"/>
         <w:numPr>
           <w:ilvl w:val="0"/>
-          <w:numId w:val="1016"/>
+          <w:numId w:val="1017"/>
+        </w:numPr>
+      </w:pPr>
+      <w:r>
+        <w:rPr>
+          <w:b/>
+          <w:bCs/>
+        </w:rPr>
+        <w:t xml:space="preserve">Convergence</w:t>
+      </w:r>
+      <w:r>
+        <w:t xml:space="preserve">: Fastest at</w:t>
+      </w:r>
+      <w:r>
+        <w:t xml:space="preserve"> </w:t>
+      </w:r>
+      <m:oMath>
+        <m:r>
+          <m:t>α</m:t>
+        </m:r>
+        <m:r>
+          <m:rPr>
+            <m:sty m:val="p"/>
+          </m:rPr>
+          <m:t>=</m:t>
+        </m:r>
+        <m:r>
+          <m:t>1.0</m:t>
+        </m:r>
+      </m:oMath>
+      <w:r>
+        <w:t xml:space="preserve"> </w:t>
+      </w:r>
+      <w:r>
+        <w:t xml:space="preserve">(1 iteration), average 351 iterations</w:t>
+      </w:r>
+    </w:p>
+    <w:p>
+      <w:pPr>
+        <w:pStyle w:val="Compact"/>
+        <w:numPr>
+          <w:ilvl w:val="0"/>
+          <w:numId w:val="1017"/>
         </w:numPr>
       </w:pPr>
       <w:r>
@@ -12007,47 +12051,11 @@
         <w:pStyle w:val="Compact"/>
         <w:numPr>
           <w:ilvl w:val="0"/>
-          <w:numId w:val="1017"/>
+          <w:numId w:val="1018"/>
         </w:numPr>
       </w:pPr>
       <w:r>
         <w:t xml:space="preserve">Smallest iteration count recorded: 1</w:t>
-      </w:r>
-    </w:p>
-    <w:p>
-      <w:pPr>
-        <w:pStyle w:val="Compact"/>
-        <w:numPr>
-          <w:ilvl w:val="0"/>
-          <w:numId w:val="1017"/>
-        </w:numPr>
-      </w:pPr>
-      <w:r>
-        <w:t xml:space="preserve">Largest iteration count recorded: 1000</w:t>
-      </w:r>
-    </w:p>
-    <w:p>
-      <w:pPr>
-        <w:pStyle w:val="Compact"/>
-        <w:numPr>
-          <w:ilvl w:val="0"/>
-          <w:numId w:val="1017"/>
-        </w:numPr>
-      </w:pPr>
-      <w:r>
-        <w:t xml:space="preserve">Mean iterations across rows in tbl. 1: 351</w:t>
-      </w:r>
-    </w:p>
-    <w:p>
-      <w:pPr>
-        <w:pStyle w:val="FirstParagraph"/>
-      </w:pPr>
-      <w:r>
-        <w:rPr>
-          <w:b/>
-          <w:bCs/>
-        </w:rPr>
-        <w:t xml:space="preserve">Numerical Accuracy:</w:t>
       </w:r>
     </w:p>
     <w:p>
@@ -12056,6 +12064,42 @@
         <w:numPr>
           <w:ilvl w:val="0"/>
           <w:numId w:val="1018"/>
+        </w:numPr>
+      </w:pPr>
+      <w:r>
+        <w:t xml:space="preserve">Largest iteration count recorded: 1000</w:t>
+      </w:r>
+    </w:p>
+    <w:p>
+      <w:pPr>
+        <w:pStyle w:val="Compact"/>
+        <w:numPr>
+          <w:ilvl w:val="0"/>
+          <w:numId w:val="1018"/>
+        </w:numPr>
+      </w:pPr>
+      <w:r>
+        <w:t xml:space="preserve">Mean iterations across rows in tbl. 1: 351</w:t>
+      </w:r>
+    </w:p>
+    <w:p>
+      <w:pPr>
+        <w:pStyle w:val="FirstParagraph"/>
+      </w:pPr>
+      <w:r>
+        <w:rPr>
+          <w:b/>
+          <w:bCs/>
+        </w:rPr>
+        <w:t xml:space="preserve">Numerical Accuracy:</w:t>
+      </w:r>
+    </w:p>
+    <w:p>
+      <w:pPr>
+        <w:pStyle w:val="Compact"/>
+        <w:numPr>
+          <w:ilvl w:val="0"/>
+          <w:numId w:val="1019"/>
         </w:numPr>
       </w:pPr>
       <w:r>
@@ -12102,7 +12146,7 @@
         <w:pStyle w:val="Compact"/>
         <w:numPr>
           <w:ilvl w:val="0"/>
-          <w:numId w:val="1018"/>
+          <w:numId w:val="1019"/>
         </w:numPr>
       </w:pPr>
       <w:r>
@@ -12149,7 +12193,7 @@
         <w:pStyle w:val="Compact"/>
         <w:numPr>
           <w:ilvl w:val="0"/>
-          <w:numId w:val="1018"/>
+          <w:numId w:val="1019"/>
         </w:numPr>
       </w:pPr>
       <w:r>
@@ -12229,7 +12273,7 @@
         <w:pStyle w:val="Compact"/>
         <w:numPr>
           <w:ilvl w:val="0"/>
-          <w:numId w:val="1019"/>
+          <w:numId w:val="1020"/>
         </w:numPr>
       </w:pPr>
       <w:r>
@@ -12244,243 +12288,6 @@
       </w:r>
       <w:r>
         <w:t xml:space="preserve">verifying algorithm convergence and visualization pipelines.</w:t>
-      </w:r>
-    </w:p>
-    <w:p>
-      <w:pPr>
-        <w:pStyle w:val="Compact"/>
-        <w:numPr>
-          <w:ilvl w:val="0"/>
-          <w:numId w:val="1019"/>
-        </w:numPr>
-      </w:pPr>
-      <w:r>
-        <w:rPr>
-          <w:b/>
-          <w:bCs/>
-        </w:rPr>
-        <w:t xml:space="preserve">Infrastructure tests</w:t>
-      </w:r>
-      <w:r>
-        <w:t xml:space="preserve"> </w:t>
-      </w:r>
-      <w:r>
-        <w:t xml:space="preserve">covering all underlying mechanisms across</w:t>
-      </w:r>
-      <w:r>
-        <w:t xml:space="preserve"> </w:t>
-      </w:r>
-      <w:r>
-        <w:rPr>
-          <w:rStyle w:val="VerbatimChar"/>
-        </w:rPr>
-        <w:t xml:space="preserve">infrastructure.reporting</w:t>
-      </w:r>
-      <w:r>
-        <w:t xml:space="preserve">,</w:t>
-      </w:r>
-      <w:r>
-        <w:t xml:space="preserve"> </w:t>
-      </w:r>
-      <w:r>
-        <w:rPr>
-          <w:rStyle w:val="VerbatimChar"/>
-        </w:rPr>
-        <w:t xml:space="preserve">infrastructure.validation</w:t>
-      </w:r>
-      <w:r>
-        <w:t xml:space="preserve">, and</w:t>
-      </w:r>
-      <w:r>
-        <w:t xml:space="preserve"> </w:t>
-      </w:r>
-      <w:r>
-        <w:rPr>
-          <w:rStyle w:val="VerbatimChar"/>
-        </w:rPr>
-        <w:t xml:space="preserve">infrastructure.rendering</w:t>
-      </w:r>
-      <w:r>
-        <w:t xml:space="preserve">.</w:t>
-      </w:r>
-    </w:p>
-    <w:p>
-      <w:pPr>
-        <w:pStyle w:val="Compact"/>
-        <w:numPr>
-          <w:ilvl w:val="0"/>
-          <w:numId w:val="1019"/>
-        </w:numPr>
-      </w:pPr>
-      <w:r>
-        <w:rPr>
-          <w:b/>
-          <w:bCs/>
-        </w:rPr>
-        <w:t xml:space="preserve">Numerical accuracy</w:t>
-      </w:r>
-      <w:r>
-        <w:t xml:space="preserve"> </w:t>
-      </w:r>
-      <w:r>
-        <w:t xml:space="preserve">checks verified systematically using PyTest.</w:t>
-      </w:r>
-    </w:p>
-    <w:p>
-      <w:pPr>
-        <w:pStyle w:val="FirstParagraph"/>
-      </w:pPr>
-      <w:r>
-        <w:t xml:space="preserve">Passing the declared suite and its 90% coverage floor provides evidence for the tested core logic, convergence detection, and logging pathways. It does not prove correctness for every input or replace scientific validation.</w:t>
-      </w:r>
-    </w:p>
-    <w:p>
-      <w:pPr>
-        <w:pStyle w:val="Heading2"/>
-      </w:pPr>
-      <w:bookmarkStart w:id="103" w:name="_discussion"/>
-      <w:r>
-        <w:t xml:space="preserve">Discussion</w:t>
-      </w:r>
-      <w:bookmarkEnd w:id="103"/>
-    </w:p>
-    <w:p>
-      <w:pPr>
-        <w:pStyle w:val="FirstParagraph"/>
-      </w:pPr>
-      <w:r>
-        <w:t xml:space="preserve">The configured results distinguish convergence, iteration-cap termination, and non-finite updates. Iteration counts are not monotonic in step size: the unit-Hessian contraction factor</w:t>
-      </w:r>
-      <w:r>
-        <w:t xml:space="preserve"> </w:t>
-      </w:r>
-      <m:oMath>
-        <m:r>
-          <m:t>ρ</m:t>
-        </m:r>
-        <m:r>
-          <m:rPr>
-            <m:sty m:val="p"/>
-          </m:rPr>
-          <m:t>(</m:t>
-        </m:r>
-        <m:r>
-          <m:t>α</m:t>
-        </m:r>
-        <m:r>
-          <m:rPr>
-            <m:sty m:val="p"/>
-          </m:rPr>
-          <m:t>)</m:t>
-        </m:r>
-        <m:r>
-          <m:rPr>
-            <m:sty m:val="p"/>
-          </m:rPr>
-          <m:t>=</m:t>
-        </m:r>
-        <m:r>
-          <m:rPr>
-            <m:sty m:val="p"/>
-          </m:rPr>
-          <m:t>|</m:t>
-        </m:r>
-        <m:r>
-          <m:t>1</m:t>
-        </m:r>
-        <m:r>
-          <m:rPr>
-            <m:sty m:val="p"/>
-          </m:rPr>
-          <m:t>−</m:t>
-        </m:r>
-        <m:r>
-          <m:t>α</m:t>
-        </m:r>
-        <m:r>
-          <m:rPr>
-            <m:sty m:val="p"/>
-          </m:rPr>
-          <m:t>|</m:t>
-        </m:r>
-      </m:oMath>
-      <w:r>
-        <w:t xml:space="preserve"> </w:t>
-      </w:r>
-      <w:r>
-        <w:t xml:space="preserve">decreases toward</w:t>
-      </w:r>
-      <w:r>
-        <w:t xml:space="preserve"> </w:t>
-      </w:r>
-      <m:oMath>
-        <m:r>
-          <m:t>α</m:t>
-        </m:r>
-        <m:r>
-          <m:rPr>
-            <m:sty m:val="p"/>
-          </m:rPr>
-          <m:t>=</m:t>
-        </m:r>
-        <m:r>
-          <m:t>1</m:t>
-        </m:r>
-      </m:oMath>
-      <w:r>
-        <w:t xml:space="preserve"> </w:t>
-      </w:r>
-      <w:r>
-        <w:t xml:space="preserve">and increases afterward. Accuracy claims apply to converged rows; capped and unstable runs must retain their termination status. The generated table and figures document this finite sweep, not all possible objectives or parameter choices. The analysis pipeline integrates those results into manuscript outputs through the declared configuration and variable injection.</w:t>
-      </w:r>
-    </w:p>
-    <w:p>
-      <w:pPr>
-        <w:pStyle w:val="BodyText"/>
-      </w:pPr>
-      <w:r>
-        <w:t xml:space="preserve">Successful generation and reference resolution establish this artifact path for the tested candidate; they do not establish absolute renderer reliability or replace visual inspection of its output.</w:t>
-      </w:r>
-    </w:p>
-    <w:p>
-      <w:r>
-        <w:br w:type="page"/>
-      </w:r>
-    </w:p>
-    <w:p>
-      <w:pPr>
-        <w:pStyle w:val="Heading1"/>
-      </w:pPr>
-      <w:bookmarkStart w:id="104" w:name="_0cf7f8e9027f9f9352f3019b4ede1d43d537ff7"/>
-      <w:r>
-        <w:t xml:space="preserve">Conclusion</w:t>
-      </w:r>
-      <w:bookmarkEnd w:id="104"/>
-    </w:p>
-    <w:p>
-      <w:pPr>
-        <w:pStyle w:val="FirstParagraph"/>
-      </w:pPr>
-      <w:r>
-        <w:t xml:space="preserve">This study demonstrated a complete computational research pipeline from algorithmic implementation through uncompromising testing, automated analysis, and zero-intervention manuscript generation. Ultimately, it validates the proposition that high-quality mathematical research software benefits from production-tier engineering practices.</w:t>
-      </w:r>
-    </w:p>
-    <w:p>
-      <w:pPr>
-        <w:pStyle w:val="Heading2"/>
-      </w:pPr>
-      <w:bookmarkStart w:id="105" w:name="_b1ac82cf59849a44edffc3601842544aa7feb2e"/>
-      <w:r>
-        <w:t xml:space="preserve">Exemplar Project Achievements</w:t>
-      </w:r>
-      <w:bookmarkEnd w:id="105"/>
-    </w:p>
-    <w:p>
-      <w:pPr>
-        <w:pStyle w:val="FirstParagraph"/>
-      </w:pPr>
-      <w:r>
-        <w:t xml:space="preserve">Operating as the representative exemplar for the Generalized Research Template methodology, the project successfully deployed the three foundational pillars:</w:t>
       </w:r>
     </w:p>
     <w:p>
@@ -12493,28 +12300,52 @@
       </w:pPr>
       <w:r>
         <w:rPr>
-          <w:rStyle w:val="VerbatimChar"/>
           <w:b/>
           <w:bCs/>
         </w:rPr>
-        <w:t xml:space="preserve">infrastructure</w:t>
-      </w:r>
-      <w:r>
-        <w:rPr>
-          <w:b/>
-          <w:bCs/>
-        </w:rPr>
-        <w:t xml:space="preserve"> </w:t>
-      </w:r>
-      <w:r>
-        <w:rPr>
-          <w:b/>
-          <w:bCs/>
-        </w:rPr>
-        <w:t xml:space="preserve">Ecosystem</w:t>
-      </w:r>
-      <w:r>
-        <w:t xml:space="preserve">: Fully leveraged the measured infrastructure package cluster to handle scientific benchmarking, rendering, prose review, literature search, BibTeX validation, and reporting.</w:t>
+        <w:t xml:space="preserve">Infrastructure tests</w:t>
+      </w:r>
+      <w:r>
+        <w:t xml:space="preserve"> </w:t>
+      </w:r>
+      <w:r>
+        <w:t xml:space="preserve">covering all underlying mechanisms across</w:t>
+      </w:r>
+      <w:r>
+        <w:t xml:space="preserve"> </w:t>
+      </w:r>
+      <w:r>
+        <w:rPr>
+          <w:rStyle w:val="VerbatimChar"/>
+        </w:rPr>
+        <w:t xml:space="preserve">infrastructure.reporting</w:t>
+      </w:r>
+      <w:r>
+        <w:t xml:space="preserve">,</w:t>
+      </w:r>
+      <w:r>
+        <w:t xml:space="preserve"> </w:t>
+      </w:r>
+      <w:r>
+        <w:rPr>
+          <w:rStyle w:val="VerbatimChar"/>
+        </w:rPr>
+        <w:t xml:space="preserve">infrastructure.validation</w:t>
+      </w:r>
+      <w:r>
+        <w:t xml:space="preserve">, and</w:t>
+      </w:r>
+      <w:r>
+        <w:t xml:space="preserve"> </w:t>
+      </w:r>
+      <w:r>
+        <w:rPr>
+          <w:rStyle w:val="VerbatimChar"/>
+        </w:rPr>
+        <w:t xml:space="preserve">infrastructure.rendering</w:t>
+      </w:r>
+      <w:r>
+        <w:t xml:space="preserve">.</w:t>
       </w:r>
     </w:p>
     <w:p>
@@ -12527,90 +12358,173 @@
       </w:pPr>
       <w:r>
         <w:rPr>
-          <w:rStyle w:val="VerbatimChar"/>
           <w:b/>
           <w:bCs/>
         </w:rPr>
-        <w:t xml:space="preserve">tests</w:t>
-      </w:r>
-      <w:r>
-        <w:rPr>
-          <w:b/>
-          <w:bCs/>
-        </w:rPr>
-        <w:t xml:space="preserve"> </w:t>
-      </w:r>
-      <w:r>
-        <w:rPr>
-          <w:b/>
-          <w:bCs/>
-        </w:rPr>
-        <w:t xml:space="preserve">Integrity</w:t>
-      </w:r>
-      <w:r>
-        <w:t xml:space="preserve">: Established absolute logical hermeticity through a comprehensive integration and infrastructure validation suite operating continuously.</w:t>
-      </w:r>
-    </w:p>
-    <w:p>
-      <w:pPr>
-        <w:pStyle w:val="Compact"/>
-        <w:numPr>
-          <w:ilvl w:val="0"/>
-          <w:numId w:val="1020"/>
-        </w:numPr>
-      </w:pPr>
-      <w:r>
-        <w:rPr>
-          <w:rStyle w:val="VerbatimChar"/>
-          <w:b/>
-          <w:bCs/>
-        </w:rPr>
-        <w:t xml:space="preserve">docs</w:t>
-      </w:r>
-      <w:r>
-        <w:rPr>
-          <w:b/>
-          <w:bCs/>
-        </w:rPr>
-        <w:t xml:space="preserve"> </w:t>
-      </w:r>
-      <w:r>
-        <w:rPr>
-          <w:b/>
-          <w:bCs/>
-        </w:rPr>
-        <w:t xml:space="preserve">Knowledge Operations</w:t>
-      </w:r>
-      <w:r>
-        <w:t xml:space="preserve">: Adhered structurally to the RASP methodology, producing verified, accessible output spanning from documentation indices to the final LLM-assisted publication configurations.</w:t>
+        <w:t xml:space="preserve">Numerical accuracy</w:t>
+      </w:r>
+      <w:r>
+        <w:t xml:space="preserve"> </w:t>
+      </w:r>
+      <w:r>
+        <w:t xml:space="preserve">checks verified systematically using PyTest.</w:t>
+      </w:r>
+    </w:p>
+    <w:p>
+      <w:pPr>
+        <w:pStyle w:val="FirstParagraph"/>
+      </w:pPr>
+      <w:r>
+        <w:t xml:space="preserve">Passing the declared suite and its 90% coverage floor provides evidence for the tested core logic, convergence detection, and logging pathways. It does not prove correctness for every input or replace scientific validation.</w:t>
       </w:r>
     </w:p>
     <w:p>
       <w:pPr>
         <w:pStyle w:val="Heading2"/>
       </w:pPr>
-      <w:bookmarkStart w:id="106" w:name="_6e8c175903d8fdfc52dfc5aa44bbf84dacbc7d8"/>
-      <w:r>
-        <w:t xml:space="preserve">Technical Contributions</w:t>
-      </w:r>
-      <w:bookmarkEnd w:id="106"/>
-    </w:p>
-    <w:p>
-      <w:pPr>
-        <w:pStyle w:val="Heading3"/>
-      </w:pPr>
-      <w:bookmarkStart w:id="107" w:name="_a7ffebd7cded9137539a0d5590a90e816a99ac0"/>
-      <w:r>
-        <w:t xml:space="preserve">Test Coverage Strategy</w:t>
-      </w:r>
-      <w:bookmarkEnd w:id="107"/>
+      <w:bookmarkStart w:id="103" w:name="_discussion"/>
+      <w:r>
+        <w:t xml:space="preserve">Discussion</w:t>
+      </w:r>
+      <w:bookmarkEnd w:id="103"/>
     </w:p>
     <w:p>
       <w:pPr>
         <w:pStyle w:val="FirstParagraph"/>
       </w:pPr>
       <w:r>
-        <w:t xml:space="preserve">The hallmark of this implementation is the test matrix:</w:t>
+        <w:t xml:space="preserve">The configured results distinguish convergence, iteration-cap termination, and non-finite updates. Iteration counts are not monotonic in step size: the unit-Hessian contraction factor</w:t>
+      </w:r>
+      <w:r>
+        <w:t xml:space="preserve"> </w:t>
+      </w:r>
+      <m:oMath>
+        <m:r>
+          <m:t>ρ</m:t>
+        </m:r>
+        <m:r>
+          <m:rPr>
+            <m:sty m:val="p"/>
+          </m:rPr>
+          <m:t>(</m:t>
+        </m:r>
+        <m:r>
+          <m:t>α</m:t>
+        </m:r>
+        <m:r>
+          <m:rPr>
+            <m:sty m:val="p"/>
+          </m:rPr>
+          <m:t>)</m:t>
+        </m:r>
+        <m:r>
+          <m:rPr>
+            <m:sty m:val="p"/>
+          </m:rPr>
+          <m:t>=</m:t>
+        </m:r>
+        <m:r>
+          <m:rPr>
+            <m:sty m:val="p"/>
+          </m:rPr>
+          <m:t>|</m:t>
+        </m:r>
+        <m:r>
+          <m:t>1</m:t>
+        </m:r>
+        <m:r>
+          <m:rPr>
+            <m:sty m:val="p"/>
+          </m:rPr>
+          <m:t>−</m:t>
+        </m:r>
+        <m:r>
+          <m:t>α</m:t>
+        </m:r>
+        <m:r>
+          <m:rPr>
+            <m:sty m:val="p"/>
+          </m:rPr>
+          <m:t>|</m:t>
+        </m:r>
+      </m:oMath>
+      <w:r>
+        <w:t xml:space="preserve"> </w:t>
+      </w:r>
+      <w:r>
+        <w:t xml:space="preserve">decreases toward</w:t>
+      </w:r>
+      <w:r>
+        <w:t xml:space="preserve"> </w:t>
+      </w:r>
+      <m:oMath>
+        <m:r>
+          <m:t>α</m:t>
+        </m:r>
+        <m:r>
+          <m:rPr>
+            <m:sty m:val="p"/>
+          </m:rPr>
+          <m:t>=</m:t>
+        </m:r>
+        <m:r>
+          <m:t>1</m:t>
+        </m:r>
+      </m:oMath>
+      <w:r>
+        <w:t xml:space="preserve"> </w:t>
+      </w:r>
+      <w:r>
+        <w:t xml:space="preserve">and increases afterward. Accuracy claims apply to converged rows; capped and unstable runs must retain their termination status. The generated table and figures document this finite sweep, not all possible objectives or parameter choices. The analysis pipeline integrates those results into manuscript outputs through the declared configuration and variable injection.</w:t>
+      </w:r>
+    </w:p>
+    <w:p>
+      <w:pPr>
+        <w:pStyle w:val="BodyText"/>
+      </w:pPr>
+      <w:r>
+        <w:t xml:space="preserve">Successful generation and reference resolution establish this artifact path for the tested candidate; they do not establish absolute renderer reliability or replace visual inspection of its output.</w:t>
+      </w:r>
+    </w:p>
+    <w:p>
+      <w:r>
+        <w:br w:type="page"/>
+      </w:r>
+    </w:p>
+    <w:p>
+      <w:pPr>
+        <w:pStyle w:val="Heading1"/>
+      </w:pPr>
+      <w:bookmarkStart w:id="104" w:name="_0cf7f8e9027f9f9352f3019b4ede1d43d537ff7"/>
+      <w:r>
+        <w:t xml:space="preserve">Conclusion</w:t>
+      </w:r>
+      <w:bookmarkEnd w:id="104"/>
+    </w:p>
+    <w:p>
+      <w:pPr>
+        <w:pStyle w:val="FirstParagraph"/>
+      </w:pPr>
+      <w:r>
+        <w:t xml:space="preserve">This study demonstrated a complete computational research pipeline from algorithmic implementation through uncompromising testing, automated analysis, and zero-intervention manuscript generation. Ultimately, it validates the proposition that high-quality mathematical research software benefits from production-tier engineering practices.</w:t>
+      </w:r>
+    </w:p>
+    <w:p>
+      <w:pPr>
+        <w:pStyle w:val="Heading2"/>
+      </w:pPr>
+      <w:bookmarkStart w:id="105" w:name="_b1ac82cf59849a44edffc3601842544aa7feb2e"/>
+      <w:r>
+        <w:t xml:space="preserve">Exemplar Project Achievements</w:t>
+      </w:r>
+      <w:bookmarkEnd w:id="105"/>
+    </w:p>
+    <w:p>
+      <w:pPr>
+        <w:pStyle w:val="FirstParagraph"/>
+      </w:pPr>
+      <w:r>
+        <w:t xml:space="preserve">Operating as the representative exemplar for the Generalized Research Template methodology, the project successfully deployed the three foundational pillars:</w:t>
       </w:r>
     </w:p>
     <w:p>
@@ -12622,7 +12536,29 @@
         </w:numPr>
       </w:pPr>
       <w:r>
-        <w:t xml:space="preserve">Comprehensive tests traversing execution pipelines, integration flows, and algorithmic bounds.</w:t>
+        <w:rPr>
+          <w:rStyle w:val="VerbatimChar"/>
+          <w:b/>
+          <w:bCs/>
+        </w:rPr>
+        <w:t xml:space="preserve">infrastructure</w:t>
+      </w:r>
+      <w:r>
+        <w:rPr>
+          <w:b/>
+          <w:bCs/>
+        </w:rPr>
+        <w:t xml:space="preserve"> </w:t>
+      </w:r>
+      <w:r>
+        <w:rPr>
+          <w:b/>
+          <w:bCs/>
+        </w:rPr>
+        <w:t xml:space="preserve">Ecosystem</w:t>
+      </w:r>
+      <w:r>
+        <w:t xml:space="preserve">: Fully leveraged the measured infrastructure package cluster to handle scientific benchmarking, rendering, prose review, literature search, BibTeX validation, and reporting.</w:t>
       </w:r>
     </w:p>
     <w:p>
@@ -12634,7 +12570,29 @@
         </w:numPr>
       </w:pPr>
       <w:r>
-        <w:t xml:space="preserve">Strict enforcement of zero-mock policies guaranteeing real execution dynamics.</w:t>
+        <w:rPr>
+          <w:rStyle w:val="VerbatimChar"/>
+          <w:b/>
+          <w:bCs/>
+        </w:rPr>
+        <w:t xml:space="preserve">tests</w:t>
+      </w:r>
+      <w:r>
+        <w:rPr>
+          <w:b/>
+          <w:bCs/>
+        </w:rPr>
+        <w:t xml:space="preserve"> </w:t>
+      </w:r>
+      <w:r>
+        <w:rPr>
+          <w:b/>
+          <w:bCs/>
+        </w:rPr>
+        <w:t xml:space="preserve">Integrity</w:t>
+      </w:r>
+      <w:r>
+        <w:t xml:space="preserve">: Established absolute logical hermeticity through a comprehensive integration and infrastructure validation suite operating continuously.</w:t>
       </w:r>
     </w:p>
     <w:p>
@@ -12646,18 +12604,58 @@
         </w:numPr>
       </w:pPr>
       <w:r>
-        <w:t xml:space="preserve">CI/CD validation gates requiring ≥90% statement coverage before progression.</w:t>
-      </w:r>
+        <w:rPr>
+          <w:rStyle w:val="VerbatimChar"/>
+          <w:b/>
+          <w:bCs/>
+        </w:rPr>
+        <w:t xml:space="preserve">docs</w:t>
+      </w:r>
+      <w:r>
+        <w:rPr>
+          <w:b/>
+          <w:bCs/>
+        </w:rPr>
+        <w:t xml:space="preserve"> </w:t>
+      </w:r>
+      <w:r>
+        <w:rPr>
+          <w:b/>
+          <w:bCs/>
+        </w:rPr>
+        <w:t xml:space="preserve">Knowledge Operations</w:t>
+      </w:r>
+      <w:r>
+        <w:t xml:space="preserve">: Adhered structurally to the RASP methodology, producing verified, accessible output spanning from documentation indices to the final LLM-assisted publication configurations.</w:t>
+      </w:r>
+    </w:p>
+    <w:p>
+      <w:pPr>
+        <w:pStyle w:val="Heading2"/>
+      </w:pPr>
+      <w:bookmarkStart w:id="106" w:name="_6e8c175903d8fdfc52dfc5aa44bbf84dacbc7d8"/>
+      <w:r>
+        <w:t xml:space="preserve">Technical Contributions</w:t>
+      </w:r>
+      <w:bookmarkEnd w:id="106"/>
     </w:p>
     <w:p>
       <w:pPr>
         <w:pStyle w:val="Heading3"/>
       </w:pPr>
-      <w:bookmarkStart w:id="108" w:name="_be3792b637ffab5a42ace99b1a582939cfda35a"/>
-      <w:r>
-        <w:t xml:space="preserve">Infrastructure-Backed Capabilities</w:t>
-      </w:r>
-      <w:bookmarkEnd w:id="108"/>
+      <w:bookmarkStart w:id="107" w:name="_a7ffebd7cded9137539a0d5590a90e816a99ac0"/>
+      <w:r>
+        <w:t xml:space="preserve">Test Coverage Strategy</w:t>
+      </w:r>
+      <w:bookmarkEnd w:id="107"/>
+    </w:p>
+    <w:p>
+      <w:pPr>
+        <w:pStyle w:val="FirstParagraph"/>
+      </w:pPr>
+      <w:r>
+        <w:t xml:space="preserve">The hallmark of this implementation is the test matrix:</w:t>
+      </w:r>
     </w:p>
     <w:p>
       <w:pPr>
@@ -12668,50 +12666,7 @@
         </w:numPr>
       </w:pPr>
       <w:r>
-        <w:rPr>
-          <w:b/>
-          <w:bCs/>
-        </w:rPr>
-        <w:t xml:space="preserve">Analytical Automation</w:t>
-      </w:r>
-      <w:r>
-        <w:t xml:space="preserve">:</w:t>
-      </w:r>
-      <w:r>
-        <w:t xml:space="preserve"> </w:t>
-      </w:r>
-      <w:r>
-        <w:rPr>
-          <w:rStyle w:val="VerbatimChar"/>
-        </w:rPr>
-        <w:t xml:space="preserve">infrastructure.core.progress</w:t>
-      </w:r>
-      <w:r>
-        <w:t xml:space="preserve"> </w:t>
-      </w:r>
-      <w:r>
-        <w:t xml:space="preserve">(</w:t>
-      </w:r>
-      <w:r>
-        <w:rPr>
-          <w:rStyle w:val="VerbatimChar"/>
-        </w:rPr>
-        <w:t xml:space="preserve">ProgressBar</w:t>
-      </w:r>
-      <w:r>
-        <w:t xml:space="preserve">,</w:t>
-      </w:r>
-      <w:r>
-        <w:t xml:space="preserve"> </w:t>
-      </w:r>
-      <w:r>
-        <w:rPr>
-          <w:rStyle w:val="VerbatimChar"/>
-        </w:rPr>
-        <w:t xml:space="preserve">SubStageProgress</w:t>
-      </w:r>
-      <w:r>
-        <w:t xml:space="preserve">) executing deterministic optimization experiments.</w:t>
+        <w:t xml:space="preserve">Comprehensive tests traversing execution pipelines, integration flows, and algorithmic bounds.</w:t>
       </w:r>
     </w:p>
     <w:p>
@@ -12723,44 +12678,7 @@
         </w:numPr>
       </w:pPr>
       <w:r>
-        <w:rPr>
-          <w:b/>
-          <w:bCs/>
-        </w:rPr>
-        <w:t xml:space="preserve">Reporting &amp; Integrity</w:t>
-      </w:r>
-      <w:r>
-        <w:t xml:space="preserve">: the supported</w:t>
-      </w:r>
-      <w:r>
-        <w:t xml:space="preserve"> </w:t>
-      </w:r>
-      <w:r>
-        <w:rPr>
-          <w:rStyle w:val="VerbatimChar"/>
-        </w:rPr>
-        <w:t xml:space="preserve">infrastructure.reporting</w:t>
-      </w:r>
-      <w:r>
-        <w:t xml:space="preserve"> </w:t>
-      </w:r>
-      <w:r>
-        <w:t xml:space="preserve">summary API and</w:t>
-      </w:r>
-      <w:r>
-        <w:t xml:space="preserve"> </w:t>
-      </w:r>
-      <w:r>
-        <w:rPr>
-          <w:rStyle w:val="VerbatimChar"/>
-        </w:rPr>
-        <w:t xml:space="preserve">infrastructure.validation.output.validator</w:t>
-      </w:r>
-      <w:r>
-        <w:t xml:space="preserve"> </w:t>
-      </w:r>
-      <w:r>
-        <w:t xml:space="preserve">for output diagnostics.</w:t>
+        <w:t xml:space="preserve">Strict enforcement of zero-mock policies guaranteeing real execution dynamics.</w:t>
       </w:r>
     </w:p>
     <w:p>
@@ -12772,72 +12690,18 @@
         </w:numPr>
       </w:pPr>
       <w:r>
-        <w:rPr>
-          <w:b/>
-          <w:bCs/>
-        </w:rPr>
-        <w:t xml:space="preserve">Visual Cryptography</w:t>
-      </w:r>
-      <w:r>
-        <w:t xml:space="preserve">: Publication-ready graphics compiled by</w:t>
-      </w:r>
-      <w:r>
-        <w:t xml:space="preserve"> </w:t>
-      </w:r>
-      <w:r>
-        <w:rPr>
-          <w:rStyle w:val="VerbatimChar"/>
-        </w:rPr>
-        <w:t xml:space="preserve">infrastructure.rendering.pdf_renderer.py</w:t>
-      </w:r>
-      <w:r>
-        <w:t xml:space="preserve"> </w:t>
-      </w:r>
-      <w:r>
-        <w:t xml:space="preserve">using metadata from</w:t>
-      </w:r>
-      <w:r>
-        <w:t xml:space="preserve"> </w:t>
-      </w:r>
-      <w:r>
-        <w:rPr>
-          <w:rStyle w:val="VerbatimChar"/>
-        </w:rPr>
-        <w:t xml:space="preserve">projects/templates/template_code_project/manuscript/config.yaml</w:t>
-      </w:r>
-      <w:r>
-        <w:t xml:space="preserve">, automatically linked via the LaTeX configuration in</w:t>
-      </w:r>
-      <w:r>
-        <w:t xml:space="preserve"> </w:t>
-      </w:r>
-      <w:r>
-        <w:rPr>
-          <w:rStyle w:val="VerbatimChar"/>
-        </w:rPr>
-        <w:t xml:space="preserve">projects/templates/template_code_project/manuscript/preamble.md</w:t>
-      </w:r>
-      <w:r>
-        <w:t xml:space="preserve">.</w:t>
-      </w:r>
-    </w:p>
-    <w:p>
-      <w:pPr>
-        <w:pStyle w:val="Heading2"/>
-      </w:pPr>
-      <w:bookmarkStart w:id="109" w:name="_23afeb4a205ab50f569ea64373dec2371b0a396"/>
-      <w:r>
-        <w:t xml:space="preserve">Research Pipeline Validation</w:t>
-      </w:r>
-      <w:bookmarkEnd w:id="109"/>
-    </w:p>
-    <w:p>
-      <w:pPr>
-        <w:pStyle w:val="FirstParagraph"/>
-      </w:pPr>
-      <w:r>
-        <w:t xml:space="preserve">The project validates the research template’s ability to handle operations seamlessly across disciplines:</w:t>
-      </w:r>
+        <w:t xml:space="preserve">CI/CD validation gates requiring ≥90% statement coverage before progression.</w:t>
+      </w:r>
+    </w:p>
+    <w:p>
+      <w:pPr>
+        <w:pStyle w:val="Heading3"/>
+      </w:pPr>
+      <w:bookmarkStart w:id="108" w:name="_be3792b637ffab5a42ace99b1a582939cfda35a"/>
+      <w:r>
+        <w:t xml:space="preserve">Infrastructure-Backed Capabilities</w:t>
+      </w:r>
+      <w:bookmarkEnd w:id="108"/>
     </w:p>
     <w:p>
       <w:pPr>
@@ -12852,10 +12716,46 @@
           <w:b/>
           <w:bCs/>
         </w:rPr>
-        <w:t xml:space="preserve">Mathematical fidelity</w:t>
-      </w:r>
-      <w:r>
-        <w:t xml:space="preserve">: Zero-mock gradients and bounds checks solving problems dynamically.</w:t>
+        <w:t xml:space="preserve">Analytical Automation</w:t>
+      </w:r>
+      <w:r>
+        <w:t xml:space="preserve">:</w:t>
+      </w:r>
+      <w:r>
+        <w:t xml:space="preserve"> </w:t>
+      </w:r>
+      <w:r>
+        <w:rPr>
+          <w:rStyle w:val="VerbatimChar"/>
+        </w:rPr>
+        <w:t xml:space="preserve">infrastructure.core.progress</w:t>
+      </w:r>
+      <w:r>
+        <w:t xml:space="preserve"> </w:t>
+      </w:r>
+      <w:r>
+        <w:t xml:space="preserve">(</w:t>
+      </w:r>
+      <w:r>
+        <w:rPr>
+          <w:rStyle w:val="VerbatimChar"/>
+        </w:rPr>
+        <w:t xml:space="preserve">ProgressBar</w:t>
+      </w:r>
+      <w:r>
+        <w:t xml:space="preserve">,</w:t>
+      </w:r>
+      <w:r>
+        <w:t xml:space="preserve"> </w:t>
+      </w:r>
+      <w:r>
+        <w:rPr>
+          <w:rStyle w:val="VerbatimChar"/>
+        </w:rPr>
+        <w:t xml:space="preserve">SubStageProgress</w:t>
+      </w:r>
+      <w:r>
+        <w:t xml:space="preserve">) executing deterministic optimization experiments.</w:t>
       </w:r>
     </w:p>
     <w:p>
@@ -12871,10 +12771,40 @@
           <w:b/>
           <w:bCs/>
         </w:rPr>
-        <w:t xml:space="preserve">Reporting architecture</w:t>
-      </w:r>
-      <w:r>
-        <w:t xml:space="preserve">: Cross-project and local metrics compiled rapidly into dashboards.</w:t>
+        <w:t xml:space="preserve">Reporting &amp; Integrity</w:t>
+      </w:r>
+      <w:r>
+        <w:t xml:space="preserve">: the supported</w:t>
+      </w:r>
+      <w:r>
+        <w:t xml:space="preserve"> </w:t>
+      </w:r>
+      <w:r>
+        <w:rPr>
+          <w:rStyle w:val="VerbatimChar"/>
+        </w:rPr>
+        <w:t xml:space="preserve">infrastructure.reporting</w:t>
+      </w:r>
+      <w:r>
+        <w:t xml:space="preserve"> </w:t>
+      </w:r>
+      <w:r>
+        <w:t xml:space="preserve">summary API and</w:t>
+      </w:r>
+      <w:r>
+        <w:t xml:space="preserve"> </w:t>
+      </w:r>
+      <w:r>
+        <w:rPr>
+          <w:rStyle w:val="VerbatimChar"/>
+        </w:rPr>
+        <w:t xml:space="preserve">infrastructure.validation.output.validator</w:t>
+      </w:r>
+      <w:r>
+        <w:t xml:space="preserve"> </w:t>
+      </w:r>
+      <w:r>
+        <w:t xml:space="preserve">for output diagnostics.</w:t>
       </w:r>
     </w:p>
     <w:p>
@@ -12890,40 +12820,68 @@
           <w:b/>
           <w:bCs/>
         </w:rPr>
-        <w:t xml:space="preserve">Multi-format scaling</w:t>
-      </w:r>
-      <w:r>
-        <w:t xml:space="preserve">: Effortless conversion from semantic Markdown files to LaTeX-structured PDFs.</w:t>
-      </w:r>
-    </w:p>
-    <w:p>
-      <w:pPr>
-        <w:pStyle w:val="Compact"/>
-        <w:numPr>
-          <w:ilvl w:val="0"/>
-          <w:numId w:val="1023"/>
-        </w:numPr>
-      </w:pPr>
-      <w:r>
-        <w:rPr>
-          <w:b/>
-          <w:bCs/>
-        </w:rPr>
-        <w:t xml:space="preserve">Intelligent Verification</w:t>
-      </w:r>
-      <w:r>
-        <w:t xml:space="preserve">: LLM integration analyzing output completeness contextually without degrading hermetic logic.</w:t>
+        <w:t xml:space="preserve">Visual Cryptography</w:t>
+      </w:r>
+      <w:r>
+        <w:t xml:space="preserve">: Publication-ready graphics compiled by</w:t>
+      </w:r>
+      <w:r>
+        <w:t xml:space="preserve"> </w:t>
+      </w:r>
+      <w:r>
+        <w:rPr>
+          <w:rStyle w:val="VerbatimChar"/>
+        </w:rPr>
+        <w:t xml:space="preserve">infrastructure.rendering.pdf_renderer.py</w:t>
+      </w:r>
+      <w:r>
+        <w:t xml:space="preserve"> </w:t>
+      </w:r>
+      <w:r>
+        <w:t xml:space="preserve">using metadata from</w:t>
+      </w:r>
+      <w:r>
+        <w:t xml:space="preserve"> </w:t>
+      </w:r>
+      <w:r>
+        <w:rPr>
+          <w:rStyle w:val="VerbatimChar"/>
+        </w:rPr>
+        <w:t xml:space="preserve">projects/templates/template_code_project/manuscript/config.yaml</w:t>
+      </w:r>
+      <w:r>
+        <w:t xml:space="preserve">, automatically linked via the LaTeX configuration in</w:t>
+      </w:r>
+      <w:r>
+        <w:t xml:space="preserve"> </w:t>
+      </w:r>
+      <w:r>
+        <w:rPr>
+          <w:rStyle w:val="VerbatimChar"/>
+        </w:rPr>
+        <w:t xml:space="preserve">projects/templates/template_code_project/manuscript/preamble.md</w:t>
+      </w:r>
+      <w:r>
+        <w:t xml:space="preserve">.</w:t>
       </w:r>
     </w:p>
     <w:p>
       <w:pPr>
         <w:pStyle w:val="Heading2"/>
       </w:pPr>
-      <w:bookmarkStart w:id="110" w:name="_38c68401c6a868408df8f6e93ee0261d7396797"/>
-      <w:r>
-        <w:t xml:space="preserve">Key Insights</w:t>
-      </w:r>
-      <w:bookmarkEnd w:id="110"/>
+      <w:bookmarkStart w:id="109" w:name="_23afeb4a205ab50f569ea64373dec2371b0a396"/>
+      <w:r>
+        <w:t xml:space="preserve">Research Pipeline Validation</w:t>
+      </w:r>
+      <w:bookmarkEnd w:id="109"/>
+    </w:p>
+    <w:p>
+      <w:pPr>
+        <w:pStyle w:val="FirstParagraph"/>
+      </w:pPr>
+      <w:r>
+        <w:t xml:space="preserve">The project validates the research template’s ability to handle operations seamlessly across disciplines:</w:t>
+      </w:r>
     </w:p>
     <w:p>
       <w:pPr>
@@ -12938,10 +12896,10 @@
           <w:b/>
           <w:bCs/>
         </w:rPr>
-        <w:t xml:space="preserve">Mathematical Accuracy Requires Testing Fidelity</w:t>
-      </w:r>
-      <w:r>
-        <w:t xml:space="preserve">: Real execution data, unpolluted by mocks, exposes actual computational limits fast.</w:t>
+        <w:t xml:space="preserve">Mathematical fidelity</w:t>
+      </w:r>
+      <w:r>
+        <w:t xml:space="preserve">: Zero-mock gradients and bounds checks solving problems dynamically.</w:t>
       </w:r>
     </w:p>
     <w:p>
@@ -12957,34 +12915,10 @@
           <w:b/>
           <w:bCs/>
         </w:rPr>
-        <w:t xml:space="preserve">Infrastructure Abstraction</w:t>
-      </w:r>
-      <w:r>
-        <w:t xml:space="preserve">: By delegating tracking to the underlying</w:t>
-      </w:r>
-      <w:r>
-        <w:t xml:space="preserve"> </w:t>
-      </w:r>
-      <w:r>
-        <w:rPr>
-          <w:rStyle w:val="VerbatimChar"/>
-        </w:rPr>
-        <w:t xml:space="preserve">infrastructure</w:t>
-      </w:r>
-      <w:r>
-        <w:t xml:space="preserve">, scientists remain hyper-focused on their</w:t>
-      </w:r>
-      <w:r>
-        <w:t xml:space="preserve"> </w:t>
-      </w:r>
-      <w:r>
-        <w:rPr>
-          <w:rStyle w:val="VerbatimChar"/>
-        </w:rPr>
-        <w:t xml:space="preserve">algorithm</w:t>
-      </w:r>
-      <w:r>
-        <w:t xml:space="preserve">.</w:t>
+        <w:t xml:space="preserve">Reporting architecture</w:t>
+      </w:r>
+      <w:r>
+        <w:t xml:space="preserve">: Cross-project and local metrics compiled rapidly into dashboards.</w:t>
       </w:r>
     </w:p>
     <w:p>
@@ -13000,29 +12934,40 @@
           <w:b/>
           <w:bCs/>
         </w:rPr>
-        <w:t xml:space="preserve">Automated Consistency</w:t>
-      </w:r>
-      <w:r>
-        <w:t xml:space="preserve">: Re-compiling the pipeline enforces an immutable bond between algorithm version and final visual reporting.</w:t>
+        <w:t xml:space="preserve">Multi-format scaling</w:t>
+      </w:r>
+      <w:r>
+        <w:t xml:space="preserve">: Effortless conversion from semantic Markdown files to LaTeX-structured PDFs.</w:t>
+      </w:r>
+    </w:p>
+    <w:p>
+      <w:pPr>
+        <w:pStyle w:val="Compact"/>
+        <w:numPr>
+          <w:ilvl w:val="0"/>
+          <w:numId w:val="1024"/>
+        </w:numPr>
+      </w:pPr>
+      <w:r>
+        <w:rPr>
+          <w:b/>
+          <w:bCs/>
+        </w:rPr>
+        <w:t xml:space="preserve">Intelligent Verification</w:t>
+      </w:r>
+      <w:r>
+        <w:t xml:space="preserve">: LLM integration analyzing output completeness contextually without degrading hermetic logic.</w:t>
       </w:r>
     </w:p>
     <w:p>
       <w:pPr>
         <w:pStyle w:val="Heading2"/>
       </w:pPr>
-      <w:bookmarkStart w:id="111" w:name="_24ca540b4ce4a452b002ede7c66af228647cf58"/>
-      <w:r>
-        <w:t xml:space="preserve">Future Extensions</w:t>
-      </w:r>
-      <w:bookmarkEnd w:id="111"/>
-    </w:p>
-    <w:p>
-      <w:pPr>
-        <w:pStyle w:val="FirstParagraph"/>
-      </w:pPr>
-      <w:r>
-        <w:t xml:space="preserve">This foundation could be extended to:</w:t>
-      </w:r>
+      <w:bookmarkStart w:id="110" w:name="_38c68401c6a868408df8f6e93ee0261d7396797"/>
+      <w:r>
+        <w:t xml:space="preserve">Key Insights</w:t>
+      </w:r>
+      <w:bookmarkEnd w:id="110"/>
     </w:p>
     <w:p>
       <w:pPr>
@@ -13037,10 +12982,10 @@
           <w:b/>
           <w:bCs/>
         </w:rPr>
-        <w:t xml:space="preserve">Advanced algorithms</w:t>
-      </w:r>
-      <w:r>
-        <w:t xml:space="preserve">: Newton methods, quasi-Newton approaches</w:t>
+        <w:t xml:space="preserve">Mathematical Accuracy Requires Testing Fidelity</w:t>
+      </w:r>
+      <w:r>
+        <w:t xml:space="preserve">: Real execution data, unpolluted by mocks, exposes actual computational limits fast.</w:t>
       </w:r>
     </w:p>
     <w:p>
@@ -13056,10 +13001,34 @@
           <w:b/>
           <w:bCs/>
         </w:rPr>
-        <w:t xml:space="preserve">Constrained optimization</w:t>
-      </w:r>
-      <w:r>
-        <w:t xml:space="preserve">: Handling inequality constraints</w:t>
+        <w:t xml:space="preserve">Infrastructure Abstraction</w:t>
+      </w:r>
+      <w:r>
+        <w:t xml:space="preserve">: By delegating tracking to the underlying</w:t>
+      </w:r>
+      <w:r>
+        <w:t xml:space="preserve"> </w:t>
+      </w:r>
+      <w:r>
+        <w:rPr>
+          <w:rStyle w:val="VerbatimChar"/>
+        </w:rPr>
+        <w:t xml:space="preserve">infrastructure</w:t>
+      </w:r>
+      <w:r>
+        <w:t xml:space="preserve">, scientists remain hyper-focused on their</w:t>
+      </w:r>
+      <w:r>
+        <w:t xml:space="preserve"> </w:t>
+      </w:r>
+      <w:r>
+        <w:rPr>
+          <w:rStyle w:val="VerbatimChar"/>
+        </w:rPr>
+        <w:t xml:space="preserve">algorithm</w:t>
+      </w:r>
+      <w:r>
+        <w:t xml:space="preserve">.</w:t>
       </w:r>
     </w:p>
     <w:p>
@@ -13075,16 +13044,28 @@
           <w:b/>
           <w:bCs/>
         </w:rPr>
-        <w:t xml:space="preserve">Stochastic methods</w:t>
-      </w:r>
-      <w:r>
-        <w:t xml:space="preserve">: Mini-batch and online learning variants, including adaptive optimization algorithms such as Adam</w:t>
-      </w:r>
-      <w:r>
-        <w:t xml:space="preserve"> </w:t>
-      </w:r>
-      <w:r>
-        <w:t xml:space="preserve">(Kingma and Ba 2015)</w:t>
+        <w:t xml:space="preserve">Automated Consistency</w:t>
+      </w:r>
+      <w:r>
+        <w:t xml:space="preserve">: Re-compiling the pipeline enforces an immutable bond between algorithm version and final visual reporting.</w:t>
+      </w:r>
+    </w:p>
+    <w:p>
+      <w:pPr>
+        <w:pStyle w:val="Heading2"/>
+      </w:pPr>
+      <w:bookmarkStart w:id="111" w:name="_24ca540b4ce4a452b002ede7c66af228647cf58"/>
+      <w:r>
+        <w:t xml:space="preserve">Future Extensions</w:t>
+      </w:r>
+      <w:bookmarkEnd w:id="111"/>
+    </w:p>
+    <w:p>
+      <w:pPr>
+        <w:pStyle w:val="FirstParagraph"/>
+      </w:pPr>
+      <w:r>
+        <w:t xml:space="preserve">This foundation could be extended to:</w:t>
       </w:r>
     </w:p>
     <w:p>
@@ -13092,7 +13073,70 @@
         <w:pStyle w:val="Compact"/>
         <w:numPr>
           <w:ilvl w:val="0"/>
-          <w:numId w:val="1025"/>
+          <w:numId w:val="1026"/>
+        </w:numPr>
+      </w:pPr>
+      <w:r>
+        <w:rPr>
+          <w:b/>
+          <w:bCs/>
+        </w:rPr>
+        <w:t xml:space="preserve">Advanced algorithms</w:t>
+      </w:r>
+      <w:r>
+        <w:t xml:space="preserve">: Newton methods, quasi-Newton approaches</w:t>
+      </w:r>
+    </w:p>
+    <w:p>
+      <w:pPr>
+        <w:pStyle w:val="Compact"/>
+        <w:numPr>
+          <w:ilvl w:val="0"/>
+          <w:numId w:val="1026"/>
+        </w:numPr>
+      </w:pPr>
+      <w:r>
+        <w:rPr>
+          <w:b/>
+          <w:bCs/>
+        </w:rPr>
+        <w:t xml:space="preserve">Constrained optimization</w:t>
+      </w:r>
+      <w:r>
+        <w:t xml:space="preserve">: Handling inequality constraints</w:t>
+      </w:r>
+    </w:p>
+    <w:p>
+      <w:pPr>
+        <w:pStyle w:val="Compact"/>
+        <w:numPr>
+          <w:ilvl w:val="0"/>
+          <w:numId w:val="1026"/>
+        </w:numPr>
+      </w:pPr>
+      <w:r>
+        <w:rPr>
+          <w:b/>
+          <w:bCs/>
+        </w:rPr>
+        <w:t xml:space="preserve">Stochastic methods</w:t>
+      </w:r>
+      <w:r>
+        <w:t xml:space="preserve">: Mini-batch and online learning variants, including adaptive optimization algorithms such as Adam</w:t>
+      </w:r>
+      <w:r>
+        <w:t xml:space="preserve"> </w:t>
+      </w:r>
+      <w:r>
+        <w:t xml:space="preserve">(Kingma and Ba 2015)</w:t>
+      </w:r>
+    </w:p>
+    <w:p>
+      <w:pPr>
+        <w:pStyle w:val="Compact"/>
+        <w:numPr>
+          <w:ilvl w:val="0"/>
+          <w:numId w:val="1026"/>
         </w:numPr>
       </w:pPr>
       <w:r>
@@ -13622,7 +13666,7 @@
         <w:pStyle w:val="Compact"/>
         <w:numPr>
           <w:ilvl w:val="0"/>
-          <w:numId w:val="1026"/>
+          <w:numId w:val="1027"/>
         </w:numPr>
       </w:pPr>
       <m:oMath>
@@ -13651,7 +13695,7 @@
         <w:pStyle w:val="Compact"/>
         <w:numPr>
           <w:ilvl w:val="0"/>
-          <w:numId w:val="1026"/>
+          <w:numId w:val="1027"/>
         </w:numPr>
       </w:pPr>
       <m:oMath>
@@ -13680,7 +13724,7 @@
         <w:pStyle w:val="Compact"/>
         <w:numPr>
           <w:ilvl w:val="0"/>
-          <w:numId w:val="1026"/>
+          <w:numId w:val="1027"/>
         </w:numPr>
       </w:pPr>
       <m:oMath>
@@ -13709,7 +13753,7 @@
         <w:pStyle w:val="Compact"/>
         <w:numPr>
           <w:ilvl w:val="0"/>
-          <w:numId w:val="1026"/>
+          <w:numId w:val="1027"/>
         </w:numPr>
       </w:pPr>
       <m:oMath>
@@ -13738,7 +13782,7 @@
         <w:pStyle w:val="Compact"/>
         <w:numPr>
           <w:ilvl w:val="0"/>
-          <w:numId w:val="1026"/>
+          <w:numId w:val="1027"/>
         </w:numPr>
       </w:pPr>
       <m:oMath>
@@ -13767,7 +13811,7 @@
         <w:pStyle w:val="Compact"/>
         <w:numPr>
           <w:ilvl w:val="0"/>
-          <w:numId w:val="1026"/>
+          <w:numId w:val="1027"/>
         </w:numPr>
       </w:pPr>
       <m:oMath>
@@ -14123,7 +14167,7 @@
         <w:pStyle w:val="Compact"/>
         <w:numPr>
           <w:ilvl w:val="0"/>
-          <w:numId w:val="1027"/>
+          <w:numId w:val="1028"/>
         </w:numPr>
       </w:pPr>
       <w:r>
@@ -14135,111 +14179,6 @@
       </w:r>
       <w:r>
         <w:t xml:space="preserve">: 3.14.8</w:t>
-      </w:r>
-    </w:p>
-    <w:p>
-      <w:pPr>
-        <w:pStyle w:val="Compact"/>
-        <w:numPr>
-          <w:ilvl w:val="0"/>
-          <w:numId w:val="1027"/>
-        </w:numPr>
-      </w:pPr>
-      <w:r>
-        <w:rPr>
-          <w:b/>
-          <w:bCs/>
-        </w:rPr>
-        <w:t xml:space="preserve">NumPy</w:t>
-      </w:r>
-      <w:r>
-        <w:t xml:space="preserve">: 2.4.2</w:t>
-      </w:r>
-    </w:p>
-    <w:p>
-      <w:pPr>
-        <w:pStyle w:val="Compact"/>
-        <w:numPr>
-          <w:ilvl w:val="0"/>
-          <w:numId w:val="1027"/>
-        </w:numPr>
-      </w:pPr>
-      <w:r>
-        <w:rPr>
-          <w:b/>
-          <w:bCs/>
-        </w:rPr>
-        <w:t xml:space="preserve">Platform</w:t>
-      </w:r>
-      <w:r>
-        <w:t xml:space="preserve">: Darwin arm64</w:t>
-      </w:r>
-    </w:p>
-    <w:p>
-      <w:pPr>
-        <w:pStyle w:val="Compact"/>
-        <w:numPr>
-          <w:ilvl w:val="0"/>
-          <w:numId w:val="1027"/>
-        </w:numPr>
-      </w:pPr>
-      <w:r>
-        <w:rPr>
-          <w:b/>
-          <w:bCs/>
-        </w:rPr>
-        <w:t xml:space="preserve">Generated</w:t>
-      </w:r>
-      <w:r>
-        <w:t xml:space="preserve">: 2026-10-22T17:22:44Z</w:t>
-      </w:r>
-    </w:p>
-    <w:p>
-      <w:pPr>
-        <w:pStyle w:val="Heading2"/>
-      </w:pPr>
-      <w:bookmarkStart w:id="120" w:name="_c0bdf268a00be518db8208d76da5f861b68d87a"/>
-      <w:r>
-        <w:t xml:space="preserve">Pipeline ordering</w:t>
-      </w:r>
-      <w:bookmarkEnd w:id="120"/>
-    </w:p>
-    <w:p>
-      <w:pPr>
-        <w:pStyle w:val="FirstParagraph"/>
-      </w:pPr>
-      <w:r>
-        <w:t xml:space="preserve">Typical</w:t>
-      </w:r>
-      <w:r>
-        <w:t xml:space="preserve"> </w:t>
-      </w:r>
-      <w:r>
-        <w:rPr>
-          <w:rStyle w:val="VerbatimChar"/>
-        </w:rPr>
-        <w:t xml:space="preserve">template_code_project</w:t>
-      </w:r>
-      <w:r>
-        <w:t xml:space="preserve"> </w:t>
-      </w:r>
-      <w:r>
-        <w:t xml:space="preserve">analysis order (see</w:t>
-      </w:r>
-      <w:r>
-        <w:t xml:space="preserve"> </w:t>
-      </w:r>
-      <w:r>
-        <w:rPr>
-          <w:rStyle w:val="VerbatimChar"/>
-        </w:rPr>
-        <w:t xml:space="preserve">scripts/pipeline/stage_02_analysis.py</w:t>
-      </w:r>
-      <w:r>
-        <w:t xml:space="preserve"> </w:t>
-      </w:r>
-      <w:r>
-        <w:t xml:space="preserve">discovery) is:</w:t>
       </w:r>
     </w:p>
     <w:p>
@@ -14252,51 +14191,13 @@
       </w:pPr>
       <w:r>
         <w:rPr>
-          <w:rStyle w:val="VerbatimChar"/>
-        </w:rPr>
-        <w:t xml:space="preserve">optimization_analysis.py</w:t>
-      </w:r>
-      <w:r>
-        <w:t xml:space="preserve"> </w:t>
-      </w:r>
-      <w:r>
-        <w:t xml:space="preserve">— writes</w:t>
-      </w:r>
-      <w:r>
-        <w:t xml:space="preserve"> </w:t>
-      </w:r>
-      <w:r>
-        <w:rPr>
-          <w:rStyle w:val="VerbatimChar"/>
-        </w:rPr>
-        <w:t xml:space="preserve">output/data/optimization_results.csv</w:t>
-      </w:r>
-      <w:r>
-        <w:t xml:space="preserve">,</w:t>
-      </w:r>
-      <w:r>
-        <w:t xml:space="preserve"> </w:t>
-      </w:r>
-      <w:r>
-        <w:rPr>
-          <w:rStyle w:val="VerbatimChar"/>
-        </w:rPr>
-        <w:t xml:space="preserve">../figures/*.png</w:t>
-      </w:r>
-      <w:r>
-        <w:t xml:space="preserve">, and JSON reports under</w:t>
-      </w:r>
-      <w:r>
-        <w:t xml:space="preserve"> </w:t>
-      </w:r>
-      <w:r>
-        <w:rPr>
-          <w:rStyle w:val="VerbatimChar"/>
-        </w:rPr>
-        <w:t xml:space="preserve">output/reports/</w:t>
-      </w:r>
-      <w:r>
-        <w:t xml:space="preserve">.</w:t>
+          <w:b/>
+          <w:bCs/>
+        </w:rPr>
+        <w:t xml:space="preserve">NumPy</w:t>
+      </w:r>
+      <w:r>
+        <w:t xml:space="preserve">: 2.4.2</w:t>
       </w:r>
     </w:p>
     <w:p>
@@ -14309,42 +14210,13 @@
       </w:pPr>
       <w:r>
         <w:rPr>
-          <w:rStyle w:val="VerbatimChar"/>
-        </w:rPr>
-        <w:t xml:space="preserve">z_generate_manuscript_variables.py</w:t>
-      </w:r>
-      <w:r>
-        <w:t xml:space="preserve"> </w:t>
-      </w:r>
-      <w:r>
-        <w:t xml:space="preserve">— reads the CSV and YAML, emits</w:t>
-      </w:r>
-      <w:r>
-        <w:t xml:space="preserve"> </w:t>
-      </w:r>
-      <w:r>
-        <w:rPr>
-          <w:rStyle w:val="VerbatimChar"/>
-        </w:rPr>
-        <w:t xml:space="preserve">output/data/manuscript_variables.json</w:t>
-      </w:r>
-      <w:r>
-        <w:t xml:space="preserve">, and writes substituted copies to</w:t>
-      </w:r>
-      <w:r>
-        <w:t xml:space="preserve"> </w:t>
-      </w:r>
-      <w:r>
-        <w:rPr>
-          <w:rStyle w:val="VerbatimChar"/>
-        </w:rPr>
-        <w:t xml:space="preserve">output/manuscript/</w:t>
-      </w:r>
-      <w:r>
-        <w:t xml:space="preserve"> </w:t>
-      </w:r>
-      <w:r>
-        <w:t xml:space="preserve">for rendering.</w:t>
+          <w:b/>
+          <w:bCs/>
+        </w:rPr>
+        <w:t xml:space="preserve">Platform</w:t>
+      </w:r>
+      <w:r>
+        <w:t xml:space="preserve">: Darwin arm64</w:t>
       </w:r>
     </w:p>
     <w:p>
@@ -14353,6 +14225,178 @@
         <w:numPr>
           <w:ilvl w:val="0"/>
           <w:numId w:val="1028"/>
+        </w:numPr>
+      </w:pPr>
+      <w:r>
+        <w:rPr>
+          <w:b/>
+          <w:bCs/>
+        </w:rPr>
+        <w:t xml:space="preserve">Generated</w:t>
+      </w:r>
+      <w:r>
+        <w:t xml:space="preserve">: 2026-10-22T20:31:52Z</w:t>
+      </w:r>
+    </w:p>
+    <w:p>
+      <w:pPr>
+        <w:pStyle w:val="Heading2"/>
+      </w:pPr>
+      <w:bookmarkStart w:id="120" w:name="_c0bdf268a00be518db8208d76da5f861b68d87a"/>
+      <w:r>
+        <w:t xml:space="preserve">Pipeline ordering</w:t>
+      </w:r>
+      <w:bookmarkEnd w:id="120"/>
+    </w:p>
+    <w:p>
+      <w:pPr>
+        <w:pStyle w:val="FirstParagraph"/>
+      </w:pPr>
+      <w:r>
+        <w:t xml:space="preserve">Typical</w:t>
+      </w:r>
+      <w:r>
+        <w:t xml:space="preserve"> </w:t>
+      </w:r>
+      <w:r>
+        <w:rPr>
+          <w:rStyle w:val="VerbatimChar"/>
+        </w:rPr>
+        <w:t xml:space="preserve">template_code_project</w:t>
+      </w:r>
+      <w:r>
+        <w:t xml:space="preserve"> </w:t>
+      </w:r>
+      <w:r>
+        <w:t xml:space="preserve">analysis order (see</w:t>
+      </w:r>
+      <w:r>
+        <w:t xml:space="preserve"> </w:t>
+      </w:r>
+      <w:r>
+        <w:rPr>
+          <w:rStyle w:val="VerbatimChar"/>
+        </w:rPr>
+        <w:t xml:space="preserve">scripts/pipeline/stage_02_analysis.py</w:t>
+      </w:r>
+      <w:r>
+        <w:t xml:space="preserve"> </w:t>
+      </w:r>
+      <w:r>
+        <w:t xml:space="preserve">discovery) is:</w:t>
+      </w:r>
+    </w:p>
+    <w:p>
+      <w:pPr>
+        <w:pStyle w:val="Compact"/>
+        <w:numPr>
+          <w:ilvl w:val="0"/>
+          <w:numId w:val="1029"/>
+        </w:numPr>
+      </w:pPr>
+      <w:r>
+        <w:rPr>
+          <w:rStyle w:val="VerbatimChar"/>
+        </w:rPr>
+        <w:t xml:space="preserve">optimization_analysis.py</w:t>
+      </w:r>
+      <w:r>
+        <w:t xml:space="preserve"> </w:t>
+      </w:r>
+      <w:r>
+        <w:t xml:space="preserve">— writes</w:t>
+      </w:r>
+      <w:r>
+        <w:t xml:space="preserve"> </w:t>
+      </w:r>
+      <w:r>
+        <w:rPr>
+          <w:rStyle w:val="VerbatimChar"/>
+        </w:rPr>
+        <w:t xml:space="preserve">output/data/optimization_results.csv</w:t>
+      </w:r>
+      <w:r>
+        <w:t xml:space="preserve">,</w:t>
+      </w:r>
+      <w:r>
+        <w:t xml:space="preserve"> </w:t>
+      </w:r>
+      <w:r>
+        <w:rPr>
+          <w:rStyle w:val="VerbatimChar"/>
+        </w:rPr>
+        <w:t xml:space="preserve">../figures/*.png</w:t>
+      </w:r>
+      <w:r>
+        <w:t xml:space="preserve">, and JSON reports under</w:t>
+      </w:r>
+      <w:r>
+        <w:t xml:space="preserve"> </w:t>
+      </w:r>
+      <w:r>
+        <w:rPr>
+          <w:rStyle w:val="VerbatimChar"/>
+        </w:rPr>
+        <w:t xml:space="preserve">output/reports/</w:t>
+      </w:r>
+      <w:r>
+        <w:t xml:space="preserve">.</w:t>
+      </w:r>
+    </w:p>
+    <w:p>
+      <w:pPr>
+        <w:pStyle w:val="Compact"/>
+        <w:numPr>
+          <w:ilvl w:val="0"/>
+          <w:numId w:val="1029"/>
+        </w:numPr>
+      </w:pPr>
+      <w:r>
+        <w:rPr>
+          <w:rStyle w:val="VerbatimChar"/>
+        </w:rPr>
+        <w:t xml:space="preserve">z_generate_manuscript_variables.py</w:t>
+      </w:r>
+      <w:r>
+        <w:t xml:space="preserve"> </w:t>
+      </w:r>
+      <w:r>
+        <w:t xml:space="preserve">— reads the CSV and YAML, emits</w:t>
+      </w:r>
+      <w:r>
+        <w:t xml:space="preserve"> </w:t>
+      </w:r>
+      <w:r>
+        <w:rPr>
+          <w:rStyle w:val="VerbatimChar"/>
+        </w:rPr>
+        <w:t xml:space="preserve">output/data/manuscript_variables.json</w:t>
+      </w:r>
+      <w:r>
+        <w:t xml:space="preserve">, and writes substituted copies to</w:t>
+      </w:r>
+      <w:r>
+        <w:t xml:space="preserve"> </w:t>
+      </w:r>
+      <w:r>
+        <w:rPr>
+          <w:rStyle w:val="VerbatimChar"/>
+        </w:rPr>
+        <w:t xml:space="preserve">output/manuscript/</w:t>
+      </w:r>
+      <w:r>
+        <w:t xml:space="preserve"> </w:t>
+      </w:r>
+      <w:r>
+        <w:t xml:space="preserve">for rendering.</w:t>
+      </w:r>
+    </w:p>
+    <w:p>
+      <w:pPr>
+        <w:pStyle w:val="Compact"/>
+        <w:numPr>
+          <w:ilvl w:val="0"/>
+          <w:numId w:val="1029"/>
         </w:numPr>
       </w:pPr>
       <w:r>
@@ -15217,329 +15261,11 @@
         <w:pStyle w:val="Compact"/>
         <w:numPr>
           <w:ilvl w:val="0"/>
-          <w:numId w:val="1029"/>
+          <w:numId w:val="1030"/>
         </w:numPr>
       </w:pPr>
       <w:r>
         <w:t xml:space="preserve">Converged step sizes: 0.1, 0.5, 1.0, 1.5</w:t>
-      </w:r>
-    </w:p>
-    <w:p>
-      <w:pPr>
-        <w:pStyle w:val="Compact"/>
-        <w:numPr>
-          <w:ilvl w:val="0"/>
-          <w:numId w:val="1029"/>
-        </w:numPr>
-      </w:pPr>
-      <w:r>
-        <w:t xml:space="preserve">Non-convergent or hit-iteration-cap step sizes: 0.01, 2.5</w:t>
-      </w:r>
-    </w:p>
-    <w:p>
-      <w:pPr>
-        <w:pStyle w:val="Compact"/>
-        <w:numPr>
-          <w:ilvl w:val="0"/>
-          <w:numId w:val="1029"/>
-        </w:numPr>
-      </w:pPr>
-      <w:r>
-        <w:t xml:space="preserve">Smallest recorded iteration count: 1 (at</w:t>
-      </w:r>
-      <w:r>
-        <w:t xml:space="preserve"> </w:t>
-      </w:r>
-      <m:oMath>
-        <m:r>
-          <m:t>α</m:t>
-        </m:r>
-        <m:r>
-          <m:rPr>
-            <m:sty m:val="p"/>
-          </m:rPr>
-          <m:t>=</m:t>
-        </m:r>
-        <m:r>
-          <m:t>1.0</m:t>
-        </m:r>
-      </m:oMath>
-      <w:r>
-        <w:t xml:space="preserve">)</w:t>
-      </w:r>
-    </w:p>
-    <w:p>
-      <w:pPr>
-        <w:pStyle w:val="Compact"/>
-        <w:numPr>
-          <w:ilvl w:val="0"/>
-          <w:numId w:val="1029"/>
-        </w:numPr>
-      </w:pPr>
-      <w:r>
-        <w:t xml:space="preserve">Largest recorded iteration count: 1000 (at</w:t>
-      </w:r>
-      <w:r>
-        <w:t xml:space="preserve"> </w:t>
-      </w:r>
-      <m:oMath>
-        <m:r>
-          <m:t>α</m:t>
-        </m:r>
-        <m:r>
-          <m:rPr>
-            <m:sty m:val="p"/>
-          </m:rPr>
-          <m:t>=</m:t>
-        </m:r>
-        <m:r>
-          <m:t>0.01</m:t>
-        </m:r>
-      </m:oMath>
-      <w:r>
-        <w:t xml:space="preserve">)</w:t>
-      </w:r>
-    </w:p>
-    <w:p>
-      <w:pPr>
-        <w:pStyle w:val="Compact"/>
-        <w:numPr>
-          <w:ilvl w:val="0"/>
-          <w:numId w:val="1029"/>
-        </w:numPr>
-      </w:pPr>
-      <w:r>
-        <w:t xml:space="preserve">Mean iterations across all rows: 351</w:t>
-      </w:r>
-    </w:p>
-    <w:p>
-      <w:pPr>
-        <w:pStyle w:val="Heading3"/>
-      </w:pPr>
-      <w:bookmarkStart w:id="127" w:name="_a2edcaa346316b0bdc1134fa14e0ff53f35209c"/>
-      <w:r>
-        <w:t xml:space="preserve">Numerical Stability</w:t>
-      </w:r>
-      <w:bookmarkEnd w:id="127"/>
-    </w:p>
-    <w:p>
-      <w:pPr>
-        <w:pStyle w:val="FirstParagraph"/>
-      </w:pPr>
-      <w:r>
-        <w:t xml:space="preserve">Stability score from</w:t>
-      </w:r>
-      <w:r>
-        <w:t xml:space="preserve"> </w:t>
-      </w:r>
-      <w:r>
-        <w:rPr>
-          <w:rStyle w:val="VerbatimChar"/>
-        </w:rPr>
-        <w:t xml:space="preserve">infrastructure.scientific.stability</w:t>
-      </w:r>
-      <w:r>
-        <w:t xml:space="preserve">:</w:t>
-      </w:r>
-      <w:r>
-        <w:t xml:space="preserve"> </w:t>
-      </w:r>
-      <w:r>
-        <w:rPr>
-          <w:b/>
-          <w:bCs/>
-        </w:rPr>
-        <w:t xml:space="preserve">1.00</w:t>
-      </w:r>
-      <w:r>
-        <w:t xml:space="preserve"> </w:t>
-      </w:r>
-      <w:r>
-        <w:t xml:space="preserve">(out of 1.00)</w:t>
-      </w:r>
-    </w:p>
-    <w:p>
-      <w:pPr>
-        <w:pStyle w:val="BodyText"/>
-      </w:pPr>
-      <w:r>
-        <w:t xml:space="preserve">The stability analysis tested 48 parameter combinations (8 starting points</w:t>
-      </w:r>
-      <w:r>
-        <w:t xml:space="preserve"> </w:t>
-      </w:r>
-      <m:oMath>
-        <m:r>
-          <m:rPr>
-            <m:sty m:val="p"/>
-          </m:rPr>
-          <m:t>×</m:t>
-        </m:r>
-      </m:oMath>
-      <w:r>
-        <w:t xml:space="preserve"> </w:t>
-      </w:r>
-      <w:r>
-        <w:t xml:space="preserve">6 step sizes), recording termination accuracy across this finite gradient-descent grid. This is distinct from the reported stability score, which checks scalar objective evaluations and does not certify convergence of every optimization trajectory.</w:t>
-      </w:r>
-    </w:p>
-    <w:p>
-      <w:pPr>
-        <w:pStyle w:val="Heading3"/>
-      </w:pPr>
-      <w:bookmarkStart w:id="128" w:name="_6c42cec90fe9908a3afc8180d256cd7126ebccf"/>
-      <w:r>
-        <w:t xml:space="preserve">Benchmark Demonstration</w:t>
-      </w:r>
-      <w:bookmarkEnd w:id="128"/>
-    </w:p>
-    <w:p>
-      <w:pPr>
-        <w:pStyle w:val="FirstParagraph"/>
-      </w:pPr>
-      <w:r>
-        <w:t xml:space="preserve">This exemplar also demonstrates</w:t>
-      </w:r>
-      <w:r>
-        <w:t xml:space="preserve"> </w:t>
-      </w:r>
-      <w:r>
-        <w:rPr>
-          <w:rStyle w:val="VerbatimChar"/>
-        </w:rPr>
-        <w:t xml:space="preserve">infrastructure.benchmark</w:t>
-      </w:r>
-      <w:r>
-        <w:t xml:space="preserve">. The thin orchestrator</w:t>
-      </w:r>
-      <w:r>
-        <w:t xml:space="preserve"> </w:t>
-      </w:r>
-      <w:r>
-        <w:rPr>
-          <w:rStyle w:val="VerbatimChar"/>
-        </w:rPr>
-        <w:t xml:space="preserve">scripts/04_benchmark_stage.py</w:t>
-      </w:r>
-      <w:r>
-        <w:t xml:space="preserve"> </w:t>
-      </w:r>
-      <w:r>
-        <w:t xml:space="preserve">calls</w:t>
-      </w:r>
-      <w:r>
-        <w:t xml:space="preserve"> </w:t>
-      </w:r>
-      <w:r>
-        <w:rPr>
-          <w:rStyle w:val="VerbatimChar"/>
-        </w:rPr>
-        <w:t xml:space="preserve">src/template_code_project/core/benchmark_support.py</w:t>
-      </w:r>
-      <w:r>
-        <w:t xml:space="preserve">, which evaluates the pure</w:t>
-      </w:r>
-      <w:r>
-        <w:t xml:space="preserve"> </w:t>
-      </w:r>
-      <w:r>
-        <w:rPr>
-          <w:rStyle w:val="VerbatimChar"/>
-        </w:rPr>
-        <w:t xml:space="preserve">quadratic_function</w:t>
-      </w:r>
-      <w:r>
-        <w:t xml:space="preserve"> </w:t>
-      </w:r>
-      <w:r>
-        <w:t xml:space="preserve">across fixed seeded inputs and turns reproducible completion, finiteness, and output-stability facts into boolean rubric checks. Those checks are scored through</w:t>
-      </w:r>
-      <w:r>
-        <w:t xml:space="preserve"> </w:t>
-      </w:r>
-      <w:r>
-        <w:rPr>
-          <w:rStyle w:val="VerbatimChar"/>
-        </w:rPr>
-        <w:t xml:space="preserve">infrastructure.benchmark.score_rubric</w:t>
-      </w:r>
-      <w:r>
-        <w:t xml:space="preserve"> </w:t>
-      </w:r>
-      <w:r>
-        <w:t xml:space="preserve">against a weighted</w:t>
-      </w:r>
-      <w:r>
-        <w:t xml:space="preserve"> </w:t>
-      </w:r>
-      <w:r>
-        <w:rPr>
-          <w:rStyle w:val="VerbatimChar"/>
-        </w:rPr>
-        <w:t xml:space="preserve">RubricSet</w:t>
-      </w:r>
-      <w:r>
-        <w:t xml:space="preserve">, then rendered with</w:t>
-      </w:r>
-      <w:r>
-        <w:t xml:space="preserve"> </w:t>
-      </w:r>
-      <w:r>
-        <w:rPr>
-          <w:rStyle w:val="VerbatimChar"/>
-        </w:rPr>
-        <w:t xml:space="preserve">scores_to_markdown</w:t>
-      </w:r>
-      <w:r>
-        <w:t xml:space="preserve"> </w:t>
-      </w:r>
-      <w:r>
-        <w:t xml:space="preserve">into the byte-stable</w:t>
-      </w:r>
-      <w:r>
-        <w:t xml:space="preserve"> </w:t>
-      </w:r>
-      <w:r>
-        <w:rPr>
-          <w:rStyle w:val="VerbatimChar"/>
-        </w:rPr>
-        <w:t xml:space="preserve">output/reports/benchmark_report.json</w:t>
-      </w:r>
-      <w:r>
-        <w:t xml:space="preserve"> </w:t>
-      </w:r>
-      <w:r>
-        <w:t xml:space="preserve">with a deterministic objective-value figure. Real timing still executes as a runtime diagnostic, but it is not serialized into tracked evidence.</w:t>
-      </w:r>
-    </w:p>
-    <w:p>
-      <w:pPr>
-        <w:pStyle w:val="Heading2"/>
-      </w:pPr>
-      <w:bookmarkStart w:id="129" w:name="_564408ffc851f75235d2c44bd009977523cbdc8"/>
-      <w:r>
-        <w:t xml:space="preserve">Madlib Injection Verification</w:t>
-      </w:r>
-      <w:bookmarkEnd w:id="129"/>
-    </w:p>
-    <w:p>
-      <w:pPr>
-        <w:pStyle w:val="FirstParagraph"/>
-      </w:pPr>
-      <w:r>
-        <w:t xml:space="preserve">This manuscript demonstrates the template’s</w:t>
-      </w:r>
-      <w:r>
-        <w:t xml:space="preserve"> </w:t>
-      </w:r>
-      <w:r>
-        <w:t xml:space="preserve">“madlib”</w:t>
-      </w:r>
-      <w:r>
-        <w:t xml:space="preserve"> </w:t>
-      </w:r>
-      <w:r>
-        <w:t xml:space="preserve">capability: every quantitative claim is injected from computed data at render time. The substitution system processed the following variables:</w:t>
       </w:r>
     </w:p>
     <w:p>
@@ -15551,41 +15277,7 @@
         </w:numPr>
       </w:pPr>
       <w:r>
-        <w:rPr>
-          <w:b/>
-          <w:bCs/>
-        </w:rPr>
-        <w:t xml:space="preserve">Configuration variables</w:t>
-      </w:r>
-      <w:r>
-        <w:t xml:space="preserve">: Drawn from</w:t>
-      </w:r>
-      <w:r>
-        <w:t xml:space="preserve"> </w:t>
-      </w:r>
-      <w:r>
-        <w:rPr>
-          <w:rStyle w:val="VerbatimChar"/>
-        </w:rPr>
-        <w:t xml:space="preserve">manuscript/config.yaml</w:t>
-      </w:r>
-      <w:r>
-        <w:t xml:space="preserve"> </w:t>
-      </w:r>
-      <w:r>
-        <w:t xml:space="preserve">(</w:t>
-      </w:r>
-      <w:r>
-        <w:rPr>
-          <w:rStyle w:val="VerbatimChar"/>
-        </w:rPr>
-        <w:t xml:space="preserve">experiment:</w:t>
-      </w:r>
-      <w:r>
-        <w:t xml:space="preserve"> </w:t>
-      </w:r>
-      <w:r>
-        <w:t xml:space="preserve">section)</w:t>
+        <w:t xml:space="preserve">Non-convergent or hit-iteration-cap step sizes: 0.01, 2.5</w:t>
       </w:r>
     </w:p>
     <w:p>
@@ -15597,23 +15289,27 @@
         </w:numPr>
       </w:pPr>
       <w:r>
-        <w:rPr>
-          <w:b/>
-          <w:bCs/>
-        </w:rPr>
-        <w:t xml:space="preserve">Result variables</w:t>
-      </w:r>
-      <w:r>
-        <w:t xml:space="preserve">: Computed from</w:t>
-      </w:r>
-      <w:r>
-        <w:t xml:space="preserve"> </w:t>
-      </w:r>
-      <w:r>
-        <w:rPr>
-          <w:rStyle w:val="VerbatimChar"/>
-        </w:rPr>
-        <w:t xml:space="preserve">output/data/optimization_results.csv</w:t>
+        <w:t xml:space="preserve">Smallest recorded iteration count: 1 (at</w:t>
+      </w:r>
+      <w:r>
+        <w:t xml:space="preserve"> </w:t>
+      </w:r>
+      <m:oMath>
+        <m:r>
+          <m:t>α</m:t>
+        </m:r>
+        <m:r>
+          <m:rPr>
+            <m:sty m:val="p"/>
+          </m:rPr>
+          <m:t>=</m:t>
+        </m:r>
+        <m:r>
+          <m:t>1.0</m:t>
+        </m:r>
+      </m:oMath>
+      <w:r>
+        <w:t xml:space="preserve">)</w:t>
       </w:r>
     </w:p>
     <w:p>
@@ -15625,23 +15321,27 @@
         </w:numPr>
       </w:pPr>
       <w:r>
-        <w:rPr>
-          <w:b/>
-          <w:bCs/>
-        </w:rPr>
-        <w:t xml:space="preserve">Stability variables</w:t>
-      </w:r>
-      <w:r>
-        <w:t xml:space="preserve">: Extracted from</w:t>
-      </w:r>
-      <w:r>
-        <w:t xml:space="preserve"> </w:t>
-      </w:r>
-      <w:r>
-        <w:rPr>
-          <w:rStyle w:val="VerbatimChar"/>
-        </w:rPr>
-        <w:t xml:space="preserve">output/reports/stability_analysis.json</w:t>
+        <w:t xml:space="preserve">Largest recorded iteration count: 1000 (at</w:t>
+      </w:r>
+      <w:r>
+        <w:t xml:space="preserve"> </w:t>
+      </w:r>
+      <m:oMath>
+        <m:r>
+          <m:t>α</m:t>
+        </m:r>
+        <m:r>
+          <m:rPr>
+            <m:sty m:val="p"/>
+          </m:rPr>
+          <m:t>=</m:t>
+        </m:r>
+        <m:r>
+          <m:t>0.01</m:t>
+        </m:r>
+      </m:oMath>
+      <w:r>
+        <w:t xml:space="preserve">)</w:t>
       </w:r>
     </w:p>
     <w:p>
@@ -15653,329 +15353,238 @@
         </w:numPr>
       </w:pPr>
       <w:r>
+        <w:t xml:space="preserve">Mean iterations across all rows: 351</w:t>
+      </w:r>
+    </w:p>
+    <w:p>
+      <w:pPr>
+        <w:pStyle w:val="Heading3"/>
+      </w:pPr>
+      <w:bookmarkStart w:id="127" w:name="_a2edcaa346316b0bdc1134fa14e0ff53f35209c"/>
+      <w:r>
+        <w:t xml:space="preserve">Numerical Stability</w:t>
+      </w:r>
+      <w:bookmarkEnd w:id="127"/>
+    </w:p>
+    <w:p>
+      <w:pPr>
+        <w:pStyle w:val="FirstParagraph"/>
+      </w:pPr>
+      <w:r>
+        <w:t xml:space="preserve">Stability score from</w:t>
+      </w:r>
+      <w:r>
+        <w:t xml:space="preserve"> </w:t>
+      </w:r>
+      <w:r>
+        <w:rPr>
+          <w:rStyle w:val="VerbatimChar"/>
+        </w:rPr>
+        <w:t xml:space="preserve">infrastructure.scientific.stability</w:t>
+      </w:r>
+      <w:r>
+        <w:t xml:space="preserve">:</w:t>
+      </w:r>
+      <w:r>
+        <w:t xml:space="preserve"> </w:t>
+      </w:r>
+      <w:r>
         <w:rPr>
           <w:b/>
           <w:bCs/>
         </w:rPr>
-        <w:t xml:space="preserve">Provenance variables</w:t>
-      </w:r>
-      <w:r>
-        <w:t xml:space="preserve">: Generated at substitution time (timestamps, hashes, versions)</w:t>
-      </w:r>
+        <w:t xml:space="preserve">1.00</w:t>
+      </w:r>
+      <w:r>
+        <w:t xml:space="preserve"> </w:t>
+      </w:r>
+      <w:r>
+        <w:t xml:space="preserve">(out of 1.00)</w:t>
+      </w:r>
+    </w:p>
+    <w:p>
+      <w:pPr>
+        <w:pStyle w:val="BodyText"/>
+      </w:pPr>
+      <w:r>
+        <w:t xml:space="preserve">The stability analysis tested 48 parameter combinations (8 starting points</w:t>
+      </w:r>
+      <w:r>
+        <w:t xml:space="preserve"> </w:t>
+      </w:r>
+      <m:oMath>
+        <m:r>
+          <m:rPr>
+            <m:sty m:val="p"/>
+          </m:rPr>
+          <m:t>×</m:t>
+        </m:r>
+      </m:oMath>
+      <w:r>
+        <w:t xml:space="preserve"> </w:t>
+      </w:r>
+      <w:r>
+        <w:t xml:space="preserve">6 step sizes), recording termination accuracy across this finite gradient-descent grid. This is distinct from the reported stability score, which checks scalar objective evaluations and does not certify convergence of every optimization trajectory.</w:t>
+      </w:r>
+    </w:p>
+    <w:p>
+      <w:pPr>
+        <w:pStyle w:val="Heading3"/>
+      </w:pPr>
+      <w:bookmarkStart w:id="128" w:name="_6c42cec90fe9908a3afc8180d256cd7126ebccf"/>
+      <w:r>
+        <w:t xml:space="preserve">Benchmark Demonstration</w:t>
+      </w:r>
+      <w:bookmarkEnd w:id="128"/>
     </w:p>
     <w:p>
       <w:pPr>
         <w:pStyle w:val="FirstParagraph"/>
       </w:pPr>
       <w:r>
-        <w:t xml:space="preserve">To verify: modifying any value in</w:t>
-      </w:r>
-      <w:r>
-        <w:t xml:space="preserve"> </w:t>
-      </w:r>
-      <w:r>
-        <w:rPr>
-          <w:rStyle w:val="VerbatimChar"/>
-        </w:rPr>
-        <w:t xml:space="preserve">config.yaml</w:t>
-      </w:r>
-      <w:r>
-        <w:t xml:space="preserve"> </w:t>
-      </w:r>
-      <w:r>
-        <w:t xml:space="preserve">and re-running the pipeline will automatically update every corresponding claim in this document. No manual transcription is required or permitted.</w:t>
-      </w:r>
-    </w:p>
-    <w:p>
-      <w:r>
-        <w:br w:type="page"/>
-      </w:r>
-    </w:p>
-    <w:p>
-      <w:pPr>
-        <w:pStyle w:val="Heading1"/>
-      </w:pPr>
-      <w:bookmarkStart w:id="130" w:name="_b2eb09406cdf2fc718e9f5f7396436686210cad"/>
-      <w:r>
-        <w:t xml:space="preserve">Scope, Related Work, and Positioning</w:t>
-      </w:r>
-      <w:bookmarkEnd w:id="130"/>
+        <w:t xml:space="preserve">This exemplar also demonstrates</w:t>
+      </w:r>
+      <w:r>
+        <w:t xml:space="preserve"> </w:t>
+      </w:r>
+      <w:r>
+        <w:rPr>
+          <w:rStyle w:val="VerbatimChar"/>
+        </w:rPr>
+        <w:t xml:space="preserve">infrastructure.benchmark</w:t>
+      </w:r>
+      <w:r>
+        <w:t xml:space="preserve">. The thin orchestrator</w:t>
+      </w:r>
+      <w:r>
+        <w:t xml:space="preserve"> </w:t>
+      </w:r>
+      <w:r>
+        <w:rPr>
+          <w:rStyle w:val="VerbatimChar"/>
+        </w:rPr>
+        <w:t xml:space="preserve">scripts/04_benchmark_stage.py</w:t>
+      </w:r>
+      <w:r>
+        <w:t xml:space="preserve"> </w:t>
+      </w:r>
+      <w:r>
+        <w:t xml:space="preserve">calls</w:t>
+      </w:r>
+      <w:r>
+        <w:t xml:space="preserve"> </w:t>
+      </w:r>
+      <w:r>
+        <w:rPr>
+          <w:rStyle w:val="VerbatimChar"/>
+        </w:rPr>
+        <w:t xml:space="preserve">src/template_code_project/core/benchmark_support.py</w:t>
+      </w:r>
+      <w:r>
+        <w:t xml:space="preserve">, which evaluates the pure</w:t>
+      </w:r>
+      <w:r>
+        <w:t xml:space="preserve"> </w:t>
+      </w:r>
+      <w:r>
+        <w:rPr>
+          <w:rStyle w:val="VerbatimChar"/>
+        </w:rPr>
+        <w:t xml:space="preserve">quadratic_function</w:t>
+      </w:r>
+      <w:r>
+        <w:t xml:space="preserve"> </w:t>
+      </w:r>
+      <w:r>
+        <w:t xml:space="preserve">across fixed seeded inputs and turns reproducible completion, finiteness, and output-stability facts into boolean rubric checks. Those checks are scored through</w:t>
+      </w:r>
+      <w:r>
+        <w:t xml:space="preserve"> </w:t>
+      </w:r>
+      <w:r>
+        <w:rPr>
+          <w:rStyle w:val="VerbatimChar"/>
+        </w:rPr>
+        <w:t xml:space="preserve">infrastructure.benchmark.score_rubric</w:t>
+      </w:r>
+      <w:r>
+        <w:t xml:space="preserve"> </w:t>
+      </w:r>
+      <w:r>
+        <w:t xml:space="preserve">against a weighted</w:t>
+      </w:r>
+      <w:r>
+        <w:t xml:space="preserve"> </w:t>
+      </w:r>
+      <w:r>
+        <w:rPr>
+          <w:rStyle w:val="VerbatimChar"/>
+        </w:rPr>
+        <w:t xml:space="preserve">RubricSet</w:t>
+      </w:r>
+      <w:r>
+        <w:t xml:space="preserve">, then rendered with</w:t>
+      </w:r>
+      <w:r>
+        <w:t xml:space="preserve"> </w:t>
+      </w:r>
+      <w:r>
+        <w:rPr>
+          <w:rStyle w:val="VerbatimChar"/>
+        </w:rPr>
+        <w:t xml:space="preserve">scores_to_markdown</w:t>
+      </w:r>
+      <w:r>
+        <w:t xml:space="preserve"> </w:t>
+      </w:r>
+      <w:r>
+        <w:t xml:space="preserve">into the byte-stable</w:t>
+      </w:r>
+      <w:r>
+        <w:t xml:space="preserve"> </w:t>
+      </w:r>
+      <w:r>
+        <w:rPr>
+          <w:rStyle w:val="VerbatimChar"/>
+        </w:rPr>
+        <w:t xml:space="preserve">output/reports/benchmark_report.json</w:t>
+      </w:r>
+      <w:r>
+        <w:t xml:space="preserve"> </w:t>
+      </w:r>
+      <w:r>
+        <w:t xml:space="preserve">with a deterministic objective-value figure. Real timing still executes as a runtime diagnostic, but it is not serialized into tracked evidence.</w:t>
+      </w:r>
+    </w:p>
+    <w:p>
+      <w:pPr>
+        <w:pStyle w:val="Heading2"/>
+      </w:pPr>
+      <w:bookmarkStart w:id="129" w:name="_564408ffc851f75235d2c44bd009977523cbdc8"/>
+      <w:r>
+        <w:t xml:space="preserve">Madlib Injection Verification</w:t>
+      </w:r>
+      <w:bookmarkEnd w:id="129"/>
     </w:p>
     <w:p>
       <w:pPr>
         <w:pStyle w:val="FirstParagraph"/>
       </w:pPr>
       <w:r>
-        <w:t xml:space="preserve">This section situates the exemplar scientifically and states explicit boundaries. The goal is not to compete with monographs on nonlinear programming</w:t>
-      </w:r>
-      <w:r>
-        <w:t xml:space="preserve"> </w:t>
-      </w:r>
-      <w:r>
-        <w:t xml:space="preserve">(Nocedal and Wright 2006; Bertsekas 1999)</w:t>
-      </w:r>
-      <w:r>
-        <w:t xml:space="preserve">, but to show how a minimal, test-backed optimization story fits the template’s reproducibility and rendering stack</w:t>
-      </w:r>
-      <w:r>
-        <w:t xml:space="preserve"> </w:t>
-      </w:r>
-      <w:r>
-        <w:t xml:space="preserve">(Peng 2011)</w:t>
-      </w:r>
-      <w:r>
-        <w:t xml:space="preserve">.</w:t>
-      </w:r>
-    </w:p>
-    <w:p>
-      <w:pPr>
-        <w:pStyle w:val="Heading2"/>
-      </w:pPr>
-      <w:bookmarkStart w:id="131" w:name="_ac53267b030ea524116bfa017547ef5a584ea85"/>
-      <w:r>
-        <w:t xml:space="preserve">Classical gradient methods</w:t>
-      </w:r>
-      <w:bookmarkEnd w:id="131"/>
-    </w:p>
-    <w:p>
-      <w:pPr>
-        <w:pStyle w:val="FirstParagraph"/>
-      </w:pPr>
-      <w:r>
-        <w:t xml:space="preserve">Smooth unconstrained minimization via first-order updates has a long lineage, from Cauchy’s early descent perspective</w:t>
-      </w:r>
-      <w:r>
-        <w:t xml:space="preserve"> </w:t>
-      </w:r>
-      <w:r>
-        <w:t xml:space="preserve">(Cauchy 1847)</w:t>
-      </w:r>
-      <w:r>
-        <w:t xml:space="preserve"> </w:t>
-      </w:r>
-      <w:r>
-        <w:t xml:space="preserve">to modern treatments of convex problems</w:t>
-      </w:r>
-      <w:r>
-        <w:t xml:space="preserve"> </w:t>
-      </w:r>
-      <w:r>
-        <w:t xml:space="preserve">(Boyd and Vandenberghe 2004)</w:t>
-      </w:r>
-      <w:r>
-        <w:t xml:space="preserve"> </w:t>
-      </w:r>
-      <w:r>
-        <w:t xml:space="preserve">and accelerated gradient schemes</w:t>
-      </w:r>
-      <w:r>
-        <w:t xml:space="preserve"> </w:t>
-      </w:r>
-      <w:r>
-        <w:t xml:space="preserve">(Nesterov 2013)</w:t>
-      </w:r>
-      <w:r>
-        <w:t xml:space="preserve">. Polyak’s classical discussion of gradient convergence factors remains relevant when interpreting empirical iteration counts</w:t>
-      </w:r>
-      <w:r>
-        <w:t xml:space="preserve"> </w:t>
-      </w:r>
-      <w:r>
-        <w:t xml:space="preserve">(Polyak 1964)</w:t>
-      </w:r>
-      <w:r>
-        <w:t xml:space="preserve">. The present manuscript restricts attention to</w:t>
-      </w:r>
-      <w:r>
-        <w:t xml:space="preserve"> </w:t>
-      </w:r>
-      <w:r>
-        <w:rPr>
-          <w:b/>
-          <w:bCs/>
-        </w:rPr>
-        <w:t xml:space="preserve">fixed-step</w:t>
-      </w:r>
-      <w:r>
-        <w:t xml:space="preserve"> </w:t>
-      </w:r>
-      <w:r>
-        <w:t xml:space="preserve">gradient descent on a</w:t>
-      </w:r>
-      <w:r>
-        <w:t xml:space="preserve"> </w:t>
-      </w:r>
-      <w:r>
-        <w:rPr>
-          <w:b/>
-          <w:bCs/>
-        </w:rPr>
-        <w:t xml:space="preserve">convex quadratic</w:t>
-      </w:r>
-      <w:r>
-        <w:t xml:space="preserve">, where rates reduce to scalar linear recurrences in the error (sec. 4, eq. 4).</w:t>
-      </w:r>
-    </w:p>
-    <w:p>
-      <w:pPr>
-        <w:pStyle w:val="Heading2"/>
-      </w:pPr>
-      <w:bookmarkStart w:id="132" w:name="_05ac0fb7f764cd7504cce46d53f44b6e6097ba8"/>
-      <w:r>
-        <w:t xml:space="preserve">Adaptive and stochastic extensions</w:t>
-      </w:r>
-      <w:bookmarkEnd w:id="132"/>
-    </w:p>
-    <w:p>
-      <w:pPr>
-        <w:pStyle w:val="FirstParagraph"/>
-      </w:pPr>
-      <w:r>
-        <w:t xml:space="preserve">Practical machine-learning optimizers (e.g., Adam</w:t>
-      </w:r>
-      <w:r>
-        <w:t xml:space="preserve"> </w:t>
-      </w:r>
-      <w:r>
-        <w:t xml:space="preserve">(Kingma and Ba 2015)</w:t>
-      </w:r>
-      <w:r>
-        <w:t xml:space="preserve">) introduce momentum, adaptive preconditioning, or noise from minibatching. Those methods are</w:t>
-      </w:r>
-      <w:r>
-        <w:t xml:space="preserve"> </w:t>
-      </w:r>
-      <w:r>
-        <w:rPr>
-          <w:b/>
-          <w:bCs/>
-        </w:rPr>
-        <w:t xml:space="preserve">out of scope</w:t>
-      </w:r>
-      <w:r>
-        <w:t xml:space="preserve"> </w:t>
-      </w:r>
-      <w:r>
-        <w:t xml:space="preserve">for</w:t>
-      </w:r>
-      <w:r>
-        <w:t xml:space="preserve"> </w:t>
-      </w:r>
-      <w:r>
-        <w:rPr>
-          <w:rStyle w:val="VerbatimChar"/>
-        </w:rPr>
-        <w:t xml:space="preserve">template_code_project</w:t>
-      </w:r>
-      <w:r>
-        <w:t xml:space="preserve">: the exemplar deliberately keeps the algorithm minimal so that failures (divergent</w:t>
-      </w:r>
-      <w:r>
-        <w:t xml:space="preserve"> </w:t>
-      </w:r>
-      <m:oMath>
-        <m:r>
-          <m:t>α</m:t>
-        </m:r>
-      </m:oMath>
-      <w:r>
-        <w:t xml:space="preserve">, iteration caps) are interpretable without confounding from stochastic sampling or line-search logic.</w:t>
-      </w:r>
-    </w:p>
-    <w:p>
-      <w:pPr>
-        <w:pStyle w:val="Heading2"/>
-      </w:pPr>
-      <w:bookmarkStart w:id="133" w:name="_3bc48e80992a743b1055962b61fae9f317fec48"/>
-      <w:r>
-        <w:t xml:space="preserve">What this project proves about the template</w:t>
-      </w:r>
-      <w:bookmarkEnd w:id="133"/>
-    </w:p>
-    <w:p>
-      <w:pPr>
-        <w:pStyle w:val="FirstParagraph"/>
-      </w:pPr>
-      <w:r>
-        <w:t xml:space="preserve">The scientific claims through sec. 2, sec. 3, and sec. 4 are standard textbook material. The</w:t>
-      </w:r>
-      <w:r>
-        <w:t xml:space="preserve"> </w:t>
-      </w:r>
-      <w:r>
-        <w:rPr>
-          <w:b/>
-          <w:bCs/>
-        </w:rPr>
-        <w:t xml:space="preserve">non-standard</w:t>
-      </w:r>
-      <w:r>
-        <w:t xml:space="preserve"> </w:t>
-      </w:r>
-      <w:r>
-        <w:t xml:space="preserve">contribution is procedural: configuration in</w:t>
-      </w:r>
-      <w:r>
-        <w:t xml:space="preserve"> </w:t>
-      </w:r>
-      <w:r>
-        <w:rPr>
-          <w:rStyle w:val="VerbatimChar"/>
-        </w:rPr>
-        <w:t xml:space="preserve">manuscript/config.yaml</w:t>
-      </w:r>
-      <w:r>
-        <w:t xml:space="preserve"> </w:t>
-      </w:r>
-      <w:r>
-        <w:t xml:space="preserve">drives</w:t>
-      </w:r>
-      <w:r>
-        <w:t xml:space="preserve"> </w:t>
-      </w:r>
-      <w:r>
-        <w:rPr>
-          <w:rStyle w:val="VerbatimChar"/>
-        </w:rPr>
-        <w:t xml:space="preserve">run_convergence_experiment()</w:t>
-      </w:r>
-      <w:r>
-        <w:t xml:space="preserve">, figures, CSV exports, and</w:t>
-      </w:r>
-      <w:r>
-        <w:t xml:space="preserve"> </w:t>
-      </w:r>
-      <w:r>
-        <w:rPr>
-          <w:rStyle w:val="VerbatimChar"/>
-        </w:rPr>
-        <w:t xml:space="preserve">RESULT_*</w:t>
-      </w:r>
-      <w:r>
-        <w:t xml:space="preserve"> </w:t>
-      </w:r>
-      <w:r>
-        <w:t xml:space="preserve">token substitution (</w:t>
-      </w:r>
-      <w:r>
-        <w:rPr>
-          <w:rStyle w:val="VerbatimChar"/>
-        </w:rPr>
-        <w:t xml:space="preserve">scripts/z_generate_manuscript_variables.py</w:t>
-      </w:r>
-      <w:r>
-        <w:t xml:space="preserve">) so that PDF, HTML, and validation logs refer to the same numbers. That pattern is what downstream projects should copy—whether the domain is optimization, differential equations, or Bayesian workflows.</w:t>
-      </w:r>
-    </w:p>
-    <w:p>
-      <w:pPr>
-        <w:pStyle w:val="Heading2"/>
-      </w:pPr>
-      <w:bookmarkStart w:id="134" w:name="_a42444e030917023aae22b567c432c36f1ec4dd"/>
-      <w:r>
-        <w:t xml:space="preserve">Explicit limitations</w:t>
-      </w:r>
-      <w:bookmarkEnd w:id="134"/>
+        <w:t xml:space="preserve">This manuscript demonstrates the template’s</w:t>
+      </w:r>
+      <w:r>
+        <w:t xml:space="preserve"> </w:t>
+      </w:r>
+      <w:r>
+        <w:t xml:space="preserve">“madlib”</w:t>
+      </w:r>
+      <w:r>
+        <w:t xml:space="preserve"> </w:t>
+      </w:r>
+      <w:r>
+        <w:t xml:space="preserve">capability: every quantitative claim is injected from computed data at render time. The substitution system processed the following variables:</w:t>
+      </w:r>
     </w:p>
     <w:p>
       <w:pPr>
@@ -15990,79 +15599,37 @@
           <w:b/>
           <w:bCs/>
         </w:rPr>
-        <w:t xml:space="preserve">Dimensionality</w:t>
-      </w:r>
-      <w:r>
-        <w:t xml:space="preserve">: Default experiments emphasize</w:t>
-      </w:r>
-      <w:r>
-        <w:t xml:space="preserve"> </w:t>
-      </w:r>
-      <m:oMath>
-        <m:r>
-          <m:t>d</m:t>
-        </m:r>
-        <m:r>
-          <m:rPr>
-            <m:sty m:val="p"/>
-          </m:rPr>
-          <m:t>=</m:t>
-        </m:r>
-        <m:r>
-          <m:t>1</m:t>
-        </m:r>
-      </m:oMath>
-      <w:r>
-        <w:t xml:space="preserve"> </w:t>
-      </w:r>
-      <w:r>
-        <w:t xml:space="preserve">with</w:t>
-      </w:r>
-      <w:r>
-        <w:t xml:space="preserve"> </w:t>
-      </w:r>
-      <m:oMath>
-        <m:r>
-          <m:t>A</m:t>
-        </m:r>
-        <m:r>
-          <m:rPr>
-            <m:sty m:val="p"/>
-          </m:rPr>
-          <m:t>=</m:t>
-        </m:r>
-        <m:r>
-          <m:t>I</m:t>
-        </m:r>
-      </m:oMath>
-      <w:r>
-        <w:t xml:space="preserve"> </w:t>
-      </w:r>
-      <w:r>
-        <w:t xml:space="preserve">for transparent plotting; the benchmark figure explores</w:t>
-      </w:r>
-      <w:r>
-        <w:t xml:space="preserve"> </w:t>
-      </w:r>
-      <m:oMath>
-        <m:r>
-          <m:t>d</m:t>
-        </m:r>
-        <m:r>
-          <m:rPr>
-            <m:sty m:val="p"/>
-          </m:rPr>
-          <m:t>&gt;</m:t>
-        </m:r>
-        <m:r>
-          <m:t>1</m:t>
-        </m:r>
-      </m:oMath>
-      <w:r>
-        <w:t xml:space="preserve"> </w:t>
-      </w:r>
-      <w:r>
-        <w:t xml:space="preserve">only with identity Hessians, so no ill-conditioning effects appear.</w:t>
+        <w:t xml:space="preserve">Configuration variables</w:t>
+      </w:r>
+      <w:r>
+        <w:t xml:space="preserve">: Drawn from</w:t>
+      </w:r>
+      <w:r>
+        <w:t xml:space="preserve"> </w:t>
+      </w:r>
+      <w:r>
+        <w:rPr>
+          <w:rStyle w:val="VerbatimChar"/>
+        </w:rPr>
+        <w:t xml:space="preserve">manuscript/config.yaml</w:t>
+      </w:r>
+      <w:r>
+        <w:t xml:space="preserve"> </w:t>
+      </w:r>
+      <w:r>
+        <w:t xml:space="preserve">(</w:t>
+      </w:r>
+      <w:r>
+        <w:rPr>
+          <w:rStyle w:val="VerbatimChar"/>
+        </w:rPr>
+        <w:t xml:space="preserve">experiment:</w:t>
+      </w:r>
+      <w:r>
+        <w:t xml:space="preserve"> </w:t>
+      </w:r>
+      <w:r>
+        <w:t xml:space="preserve">section)</w:t>
       </w:r>
     </w:p>
     <w:p>
@@ -16078,36 +15645,19 @@
           <w:b/>
           <w:bCs/>
         </w:rPr>
-        <w:t xml:space="preserve">Step-size policy</w:t>
-      </w:r>
-      <w:r>
-        <w:t xml:space="preserve">: Only constant</w:t>
-      </w:r>
-      <w:r>
-        <w:t xml:space="preserve"> </w:t>
-      </w:r>
-      <m:oMath>
-        <m:r>
-          <m:t>α</m:t>
-        </m:r>
-      </m:oMath>
-      <w:r>
-        <w:t xml:space="preserve"> </w:t>
-      </w:r>
-      <w:r>
-        <w:t xml:space="preserve">is implemented in</w:t>
-      </w:r>
-      <w:r>
-        <w:t xml:space="preserve"> </w:t>
-      </w:r>
-      <w:r>
-        <w:rPr>
-          <w:rStyle w:val="VerbatimChar"/>
-        </w:rPr>
-        <w:t xml:space="preserve">src/template_code_project/core/optimizer.py</w:t>
-      </w:r>
-      <w:r>
-        <w:t xml:space="preserve">; there is no Wolfe or Armijo backtracking.</w:t>
+        <w:t xml:space="preserve">Result variables</w:t>
+      </w:r>
+      <w:r>
+        <w:t xml:space="preserve">: Computed from</w:t>
+      </w:r>
+      <w:r>
+        <w:t xml:space="preserve"> </w:t>
+      </w:r>
+      <w:r>
+        <w:rPr>
+          <w:rStyle w:val="VerbatimChar"/>
+        </w:rPr>
+        <w:t xml:space="preserve">output/data/optimization_results.csv</w:t>
       </w:r>
     </w:p>
     <w:p>
@@ -16123,10 +15673,19 @@
           <w:b/>
           <w:bCs/>
         </w:rPr>
-        <w:t xml:space="preserve">Global optimization</w:t>
-      </w:r>
-      <w:r>
-        <w:t xml:space="preserve">: Convexity is assumed; no basin-hopping or restarts are studied.</w:t>
+        <w:t xml:space="preserve">Stability variables</w:t>
+      </w:r>
+      <w:r>
+        <w:t xml:space="preserve">: Extracted from</w:t>
+      </w:r>
+      <w:r>
+        <w:t xml:space="preserve"> </w:t>
+      </w:r>
+      <w:r>
+        <w:rPr>
+          <w:rStyle w:val="VerbatimChar"/>
+        </w:rPr>
+        <w:t xml:space="preserve">output/reports/stability_analysis.json</w:t>
       </w:r>
     </w:p>
     <w:p>
@@ -16135,6 +15694,491 @@
         <w:numPr>
           <w:ilvl w:val="0"/>
           <w:numId w:val="1031"/>
+        </w:numPr>
+      </w:pPr>
+      <w:r>
+        <w:rPr>
+          <w:b/>
+          <w:bCs/>
+        </w:rPr>
+        <w:t xml:space="preserve">Provenance variables</w:t>
+      </w:r>
+      <w:r>
+        <w:t xml:space="preserve">: Generated at substitution time (timestamps, hashes, versions)</w:t>
+      </w:r>
+    </w:p>
+    <w:p>
+      <w:pPr>
+        <w:pStyle w:val="FirstParagraph"/>
+      </w:pPr>
+      <w:r>
+        <w:t xml:space="preserve">To verify: modifying any value in</w:t>
+      </w:r>
+      <w:r>
+        <w:t xml:space="preserve"> </w:t>
+      </w:r>
+      <w:r>
+        <w:rPr>
+          <w:rStyle w:val="VerbatimChar"/>
+        </w:rPr>
+        <w:t xml:space="preserve">config.yaml</w:t>
+      </w:r>
+      <w:r>
+        <w:t xml:space="preserve"> </w:t>
+      </w:r>
+      <w:r>
+        <w:t xml:space="preserve">and re-running the pipeline will automatically update every corresponding claim in this document. No manual transcription is required or permitted.</w:t>
+      </w:r>
+    </w:p>
+    <w:p>
+      <w:r>
+        <w:br w:type="page"/>
+      </w:r>
+    </w:p>
+    <w:p>
+      <w:pPr>
+        <w:pStyle w:val="Heading1"/>
+      </w:pPr>
+      <w:bookmarkStart w:id="130" w:name="_b2eb09406cdf2fc718e9f5f7396436686210cad"/>
+      <w:r>
+        <w:t xml:space="preserve">Scope, Related Work, and Positioning</w:t>
+      </w:r>
+      <w:bookmarkEnd w:id="130"/>
+    </w:p>
+    <w:p>
+      <w:pPr>
+        <w:pStyle w:val="FirstParagraph"/>
+      </w:pPr>
+      <w:r>
+        <w:t xml:space="preserve">This section situates the exemplar scientifically and states explicit boundaries. The goal is not to compete with monographs on nonlinear programming</w:t>
+      </w:r>
+      <w:r>
+        <w:t xml:space="preserve"> </w:t>
+      </w:r>
+      <w:r>
+        <w:t xml:space="preserve">(Nocedal and Wright 2006; Bertsekas 1999)</w:t>
+      </w:r>
+      <w:r>
+        <w:t xml:space="preserve">, but to show how a minimal, test-backed optimization story fits the template’s reproducibility and rendering stack</w:t>
+      </w:r>
+      <w:r>
+        <w:t xml:space="preserve"> </w:t>
+      </w:r>
+      <w:r>
+        <w:t xml:space="preserve">(Peng 2011)</w:t>
+      </w:r>
+      <w:r>
+        <w:t xml:space="preserve">.</w:t>
+      </w:r>
+    </w:p>
+    <w:p>
+      <w:pPr>
+        <w:pStyle w:val="Heading2"/>
+      </w:pPr>
+      <w:bookmarkStart w:id="131" w:name="_ac53267b030ea524116bfa017547ef5a584ea85"/>
+      <w:r>
+        <w:t xml:space="preserve">Classical gradient methods</w:t>
+      </w:r>
+      <w:bookmarkEnd w:id="131"/>
+    </w:p>
+    <w:p>
+      <w:pPr>
+        <w:pStyle w:val="FirstParagraph"/>
+      </w:pPr>
+      <w:r>
+        <w:t xml:space="preserve">Smooth unconstrained minimization via first-order updates has a long lineage, from Cauchy’s early descent perspective</w:t>
+      </w:r>
+      <w:r>
+        <w:t xml:space="preserve"> </w:t>
+      </w:r>
+      <w:r>
+        <w:t xml:space="preserve">(Cauchy 1847)</w:t>
+      </w:r>
+      <w:r>
+        <w:t xml:space="preserve"> </w:t>
+      </w:r>
+      <w:r>
+        <w:t xml:space="preserve">to modern treatments of convex problems</w:t>
+      </w:r>
+      <w:r>
+        <w:t xml:space="preserve"> </w:t>
+      </w:r>
+      <w:r>
+        <w:t xml:space="preserve">(Boyd and Vandenberghe 2004)</w:t>
+      </w:r>
+      <w:r>
+        <w:t xml:space="preserve"> </w:t>
+      </w:r>
+      <w:r>
+        <w:t xml:space="preserve">and accelerated gradient schemes</w:t>
+      </w:r>
+      <w:r>
+        <w:t xml:space="preserve"> </w:t>
+      </w:r>
+      <w:r>
+        <w:t xml:space="preserve">(Nesterov 2013)</w:t>
+      </w:r>
+      <w:r>
+        <w:t xml:space="preserve">. Polyak’s classical discussion of gradient convergence factors remains relevant when interpreting empirical iteration counts</w:t>
+      </w:r>
+      <w:r>
+        <w:t xml:space="preserve"> </w:t>
+      </w:r>
+      <w:r>
+        <w:t xml:space="preserve">(Polyak 1964)</w:t>
+      </w:r>
+      <w:r>
+        <w:t xml:space="preserve">. The present manuscript restricts attention to</w:t>
+      </w:r>
+      <w:r>
+        <w:t xml:space="preserve"> </w:t>
+      </w:r>
+      <w:r>
+        <w:rPr>
+          <w:b/>
+          <w:bCs/>
+        </w:rPr>
+        <w:t xml:space="preserve">fixed-step</w:t>
+      </w:r>
+      <w:r>
+        <w:t xml:space="preserve"> </w:t>
+      </w:r>
+      <w:r>
+        <w:t xml:space="preserve">gradient descent on a</w:t>
+      </w:r>
+      <w:r>
+        <w:t xml:space="preserve"> </w:t>
+      </w:r>
+      <w:r>
+        <w:rPr>
+          <w:b/>
+          <w:bCs/>
+        </w:rPr>
+        <w:t xml:space="preserve">convex quadratic</w:t>
+      </w:r>
+      <w:r>
+        <w:t xml:space="preserve">, where rates reduce to scalar linear recurrences in the error (sec. 4, eq. 4).</w:t>
+      </w:r>
+    </w:p>
+    <w:p>
+      <w:pPr>
+        <w:pStyle w:val="Heading2"/>
+      </w:pPr>
+      <w:bookmarkStart w:id="132" w:name="_05ac0fb7f764cd7504cce46d53f44b6e6097ba8"/>
+      <w:r>
+        <w:t xml:space="preserve">Adaptive and stochastic extensions</w:t>
+      </w:r>
+      <w:bookmarkEnd w:id="132"/>
+    </w:p>
+    <w:p>
+      <w:pPr>
+        <w:pStyle w:val="FirstParagraph"/>
+      </w:pPr>
+      <w:r>
+        <w:t xml:space="preserve">Practical machine-learning optimizers (e.g., Adam</w:t>
+      </w:r>
+      <w:r>
+        <w:t xml:space="preserve"> </w:t>
+      </w:r>
+      <w:r>
+        <w:t xml:space="preserve">(Kingma and Ba 2015)</w:t>
+      </w:r>
+      <w:r>
+        <w:t xml:space="preserve">) introduce momentum, adaptive preconditioning, or noise from minibatching. Those methods are</w:t>
+      </w:r>
+      <w:r>
+        <w:t xml:space="preserve"> </w:t>
+      </w:r>
+      <w:r>
+        <w:rPr>
+          <w:b/>
+          <w:bCs/>
+        </w:rPr>
+        <w:t xml:space="preserve">out of scope</w:t>
+      </w:r>
+      <w:r>
+        <w:t xml:space="preserve"> </w:t>
+      </w:r>
+      <w:r>
+        <w:t xml:space="preserve">for</w:t>
+      </w:r>
+      <w:r>
+        <w:t xml:space="preserve"> </w:t>
+      </w:r>
+      <w:r>
+        <w:rPr>
+          <w:rStyle w:val="VerbatimChar"/>
+        </w:rPr>
+        <w:t xml:space="preserve">template_code_project</w:t>
+      </w:r>
+      <w:r>
+        <w:t xml:space="preserve">: the exemplar deliberately keeps the algorithm minimal so that failures (divergent</w:t>
+      </w:r>
+      <w:r>
+        <w:t xml:space="preserve"> </w:t>
+      </w:r>
+      <m:oMath>
+        <m:r>
+          <m:t>α</m:t>
+        </m:r>
+      </m:oMath>
+      <w:r>
+        <w:t xml:space="preserve">, iteration caps) are interpretable without confounding from stochastic sampling or line-search logic.</w:t>
+      </w:r>
+    </w:p>
+    <w:p>
+      <w:pPr>
+        <w:pStyle w:val="Heading2"/>
+      </w:pPr>
+      <w:bookmarkStart w:id="133" w:name="_3bc48e80992a743b1055962b61fae9f317fec48"/>
+      <w:r>
+        <w:t xml:space="preserve">What this project proves about the template</w:t>
+      </w:r>
+      <w:bookmarkEnd w:id="133"/>
+    </w:p>
+    <w:p>
+      <w:pPr>
+        <w:pStyle w:val="FirstParagraph"/>
+      </w:pPr>
+      <w:r>
+        <w:t xml:space="preserve">The scientific claims through sec. 2, sec. 3, and sec. 4 are standard textbook material. The</w:t>
+      </w:r>
+      <w:r>
+        <w:t xml:space="preserve"> </w:t>
+      </w:r>
+      <w:r>
+        <w:rPr>
+          <w:b/>
+          <w:bCs/>
+        </w:rPr>
+        <w:t xml:space="preserve">non-standard</w:t>
+      </w:r>
+      <w:r>
+        <w:t xml:space="preserve"> </w:t>
+      </w:r>
+      <w:r>
+        <w:t xml:space="preserve">contribution is procedural: configuration in</w:t>
+      </w:r>
+      <w:r>
+        <w:t xml:space="preserve"> </w:t>
+      </w:r>
+      <w:r>
+        <w:rPr>
+          <w:rStyle w:val="VerbatimChar"/>
+        </w:rPr>
+        <w:t xml:space="preserve">manuscript/config.yaml</w:t>
+      </w:r>
+      <w:r>
+        <w:t xml:space="preserve"> </w:t>
+      </w:r>
+      <w:r>
+        <w:t xml:space="preserve">drives</w:t>
+      </w:r>
+      <w:r>
+        <w:t xml:space="preserve"> </w:t>
+      </w:r>
+      <w:r>
+        <w:rPr>
+          <w:rStyle w:val="VerbatimChar"/>
+        </w:rPr>
+        <w:t xml:space="preserve">run_convergence_experiment()</w:t>
+      </w:r>
+      <w:r>
+        <w:t xml:space="preserve">, figures, CSV exports, and</w:t>
+      </w:r>
+      <w:r>
+        <w:t xml:space="preserve"> </w:t>
+      </w:r>
+      <w:r>
+        <w:rPr>
+          <w:rStyle w:val="VerbatimChar"/>
+        </w:rPr>
+        <w:t xml:space="preserve">RESULT_*</w:t>
+      </w:r>
+      <w:r>
+        <w:t xml:space="preserve"> </w:t>
+      </w:r>
+      <w:r>
+        <w:t xml:space="preserve">token substitution (</w:t>
+      </w:r>
+      <w:r>
+        <w:rPr>
+          <w:rStyle w:val="VerbatimChar"/>
+        </w:rPr>
+        <w:t xml:space="preserve">scripts/z_generate_manuscript_variables.py</w:t>
+      </w:r>
+      <w:r>
+        <w:t xml:space="preserve">) so that PDF, HTML, and validation logs refer to the same numbers. That pattern is what downstream projects should copy—whether the domain is optimization, differential equations, or Bayesian workflows.</w:t>
+      </w:r>
+    </w:p>
+    <w:p>
+      <w:pPr>
+        <w:pStyle w:val="Heading2"/>
+      </w:pPr>
+      <w:bookmarkStart w:id="134" w:name="_a42444e030917023aae22b567c432c36f1ec4dd"/>
+      <w:r>
+        <w:t xml:space="preserve">Explicit limitations</w:t>
+      </w:r>
+      <w:bookmarkEnd w:id="134"/>
+    </w:p>
+    <w:p>
+      <w:pPr>
+        <w:pStyle w:val="Compact"/>
+        <w:numPr>
+          <w:ilvl w:val="0"/>
+          <w:numId w:val="1032"/>
+        </w:numPr>
+      </w:pPr>
+      <w:r>
+        <w:rPr>
+          <w:b/>
+          <w:bCs/>
+        </w:rPr>
+        <w:t xml:space="preserve">Dimensionality</w:t>
+      </w:r>
+      <w:r>
+        <w:t xml:space="preserve">: Default experiments emphasize</w:t>
+      </w:r>
+      <w:r>
+        <w:t xml:space="preserve"> </w:t>
+      </w:r>
+      <m:oMath>
+        <m:r>
+          <m:t>d</m:t>
+        </m:r>
+        <m:r>
+          <m:rPr>
+            <m:sty m:val="p"/>
+          </m:rPr>
+          <m:t>=</m:t>
+        </m:r>
+        <m:r>
+          <m:t>1</m:t>
+        </m:r>
+      </m:oMath>
+      <w:r>
+        <w:t xml:space="preserve"> </w:t>
+      </w:r>
+      <w:r>
+        <w:t xml:space="preserve">with</w:t>
+      </w:r>
+      <w:r>
+        <w:t xml:space="preserve"> </w:t>
+      </w:r>
+      <m:oMath>
+        <m:r>
+          <m:t>A</m:t>
+        </m:r>
+        <m:r>
+          <m:rPr>
+            <m:sty m:val="p"/>
+          </m:rPr>
+          <m:t>=</m:t>
+        </m:r>
+        <m:r>
+          <m:t>I</m:t>
+        </m:r>
+      </m:oMath>
+      <w:r>
+        <w:t xml:space="preserve"> </w:t>
+      </w:r>
+      <w:r>
+        <w:t xml:space="preserve">for transparent plotting; the benchmark figure explores</w:t>
+      </w:r>
+      <w:r>
+        <w:t xml:space="preserve"> </w:t>
+      </w:r>
+      <m:oMath>
+        <m:r>
+          <m:t>d</m:t>
+        </m:r>
+        <m:r>
+          <m:rPr>
+            <m:sty m:val="p"/>
+          </m:rPr>
+          <m:t>&gt;</m:t>
+        </m:r>
+        <m:r>
+          <m:t>1</m:t>
+        </m:r>
+      </m:oMath>
+      <w:r>
+        <w:t xml:space="preserve"> </w:t>
+      </w:r>
+      <w:r>
+        <w:t xml:space="preserve">only with identity Hessians, so no ill-conditioning effects appear.</w:t>
+      </w:r>
+    </w:p>
+    <w:p>
+      <w:pPr>
+        <w:pStyle w:val="Compact"/>
+        <w:numPr>
+          <w:ilvl w:val="0"/>
+          <w:numId w:val="1032"/>
+        </w:numPr>
+      </w:pPr>
+      <w:r>
+        <w:rPr>
+          <w:b/>
+          <w:bCs/>
+        </w:rPr>
+        <w:t xml:space="preserve">Step-size policy</w:t>
+      </w:r>
+      <w:r>
+        <w:t xml:space="preserve">: Only constant</w:t>
+      </w:r>
+      <w:r>
+        <w:t xml:space="preserve"> </w:t>
+      </w:r>
+      <m:oMath>
+        <m:r>
+          <m:t>α</m:t>
+        </m:r>
+      </m:oMath>
+      <w:r>
+        <w:t xml:space="preserve"> </w:t>
+      </w:r>
+      <w:r>
+        <w:t xml:space="preserve">is implemented in</w:t>
+      </w:r>
+      <w:r>
+        <w:t xml:space="preserve"> </w:t>
+      </w:r>
+      <w:r>
+        <w:rPr>
+          <w:rStyle w:val="VerbatimChar"/>
+        </w:rPr>
+        <w:t xml:space="preserve">src/template_code_project/core/optimizer.py</w:t>
+      </w:r>
+      <w:r>
+        <w:t xml:space="preserve">; there is no Wolfe or Armijo backtracking.</w:t>
+      </w:r>
+    </w:p>
+    <w:p>
+      <w:pPr>
+        <w:pStyle w:val="Compact"/>
+        <w:numPr>
+          <w:ilvl w:val="0"/>
+          <w:numId w:val="1032"/>
+        </w:numPr>
+      </w:pPr>
+      <w:r>
+        <w:rPr>
+          <w:b/>
+          <w:bCs/>
+        </w:rPr>
+        <w:t xml:space="preserve">Global optimization</w:t>
+      </w:r>
+      <w:r>
+        <w:t xml:space="preserve">: Convexity is assumed; no basin-hopping or restarts are studied.</w:t>
+      </w:r>
+    </w:p>
+    <w:p>
+      <w:pPr>
+        <w:pStyle w:val="Compact"/>
+        <w:numPr>
+          <w:ilvl w:val="0"/>
+          <w:numId w:val="1032"/>
         </w:numPr>
       </w:pPr>
       <w:r>
@@ -17311,6 +17355,9 @@
     <w:abstractNumId w:val="991"/>
   </w:num>
   <w:num w:numId="1020">
+    <w:abstractNumId w:val="991"/>
+  </w:num>
+  <w:num w:numId="1021">
     <w:abstractNumId w:val="99411"/>
     <w:lvlOverride w:ilvl="0">
       <w:startOverride w:val="1"/>
@@ -17340,9 +17387,6 @@
       <w:startOverride w:val="1"/>
     </w:lvlOverride>
   </w:num>
-  <w:num w:numId="1021">
-    <w:abstractNumId w:val="991"/>
-  </w:num>
   <w:num w:numId="1022">
     <w:abstractNumId w:val="991"/>
   </w:num>
@@ -17350,6 +17394,9 @@
     <w:abstractNumId w:val="991"/>
   </w:num>
   <w:num w:numId="1024">
+    <w:abstractNumId w:val="991"/>
+  </w:num>
+  <w:num w:numId="1025">
     <w:abstractNumId w:val="99411"/>
     <w:lvlOverride w:ilvl="0">
       <w:startOverride w:val="1"/>
@@ -17379,9 +17426,6 @@
       <w:startOverride w:val="1"/>
     </w:lvlOverride>
   </w:num>
-  <w:num w:numId="1025">
-    <w:abstractNumId w:val="991"/>
-  </w:num>
   <w:num w:numId="1026">
     <w:abstractNumId w:val="991"/>
   </w:num>
@@ -17389,6 +17433,9 @@
     <w:abstractNumId w:val="991"/>
   </w:num>
   <w:num w:numId="1028">
+    <w:abstractNumId w:val="991"/>
+  </w:num>
+  <w:num w:numId="1029">
     <w:abstractNumId w:val="99411"/>
     <w:lvlOverride w:ilvl="0">
       <w:startOverride w:val="1"/>
@@ -17418,13 +17465,13 @@
       <w:startOverride w:val="1"/>
     </w:lvlOverride>
   </w:num>
-  <w:num w:numId="1029">
-    <w:abstractNumId w:val="991"/>
-  </w:num>
   <w:num w:numId="1030">
     <w:abstractNumId w:val="991"/>
   </w:num>
   <w:num w:numId="1031">
+    <w:abstractNumId w:val="991"/>
+  </w:num>
+  <w:num w:numId="1032">
     <w:abstractNumId w:val="99411"/>
     <w:lvlOverride w:ilvl="0">
       <w:startOverride w:val="1"/>

--- a/projects/templates/template_code_project/output/docx/template_code_project_combined.docx
+++ b/projects/templates/template_code_project/output/docx/template_code_project_combined.docx
@@ -14235,7 +14235,7 @@
         <w:t xml:space="preserve">Generated</w:t>
       </w:r>
       <w:r>
-        <w:t xml:space="preserve">: 2026-10-22T20:31:52Z</w:t>
+        <w:t xml:space="preserve">: 2026-10-22T22:54:54Z</w:t>
       </w:r>
     </w:p>
     <w:p>

--- a/projects/templates/template_code_project/output/docx/template_code_project_combined.docx
+++ b/projects/templates/template_code_project/output/docx/template_code_project_combined.docx
@@ -14235,7 +14235,7 @@
         <w:t xml:space="preserve">Generated</w:t>
       </w:r>
       <w:r>
-        <w:t xml:space="preserve">: 2026-10-22T22:54:54Z</w:t>
+        <w:t xml:space="preserve">: 2026-10-23T00:44:50Z</w:t>
       </w:r>
     </w:p>
     <w:p>

--- a/projects/templates/template_code_project/output/docx/template_code_project_combined.docx
+++ b/projects/templates/template_code_project/output/docx/template_code_project_combined.docx
@@ -14178,7 +14178,7 @@
         <w:t xml:space="preserve">Python</w:t>
       </w:r>
       <w:r>
-        <w:t xml:space="preserve">: 3.14.8</w:t>
+        <w:t xml:space="preserve">: 3.14.9</w:t>
       </w:r>
     </w:p>
     <w:p>
@@ -14197,7 +14197,7 @@
         <w:t xml:space="preserve">NumPy</w:t>
       </w:r>
       <w:r>
-        <w:t xml:space="preserve">: 2.4.2</w:t>
+        <w:t xml:space="preserve">: 2.5.4</w:t>
       </w:r>
     </w:p>
     <w:p>
@@ -14235,7 +14235,7 @@
         <w:t xml:space="preserve">Generated</w:t>
       </w:r>
       <w:r>
-        <w:t xml:space="preserve">: 2026-10-23T00:44:50Z</w:t>
+        <w:t xml:space="preserve">: 2026-10-28T21:24:42Z</w:t>
       </w:r>
     </w:p>
     <w:p>
@@ -14881,7 +14881,7 @@
               <w:rPr>
                 <w:rStyle w:val="VerbatimChar"/>
               </w:rPr>
-              <w:t xml:space="preserve">4bc0e13a7db36799</w:t>
+              <w:t xml:space="preserve">4bab2327e6fbe051</w:t>
             </w:r>
           </w:p>
         </w:tc>

--- a/projects/templates/template_code_project/output/docx/template_code_project_combined.docx
+++ b/projects/templates/template_code_project/output/docx/template_code_project_combined.docx
@@ -14235,7 +14235,7 @@
         <w:t xml:space="preserve">Generated</w:t>
       </w:r>
       <w:r>
-        <w:t xml:space="preserve">: 2026-10-28T21:24:42Z</w:t>
+        <w:t xml:space="preserve">: 2026-10-28T22:22:30Z</w:t>
       </w:r>
     </w:p>
     <w:p>

--- a/projects/templates/template_code_project/output/docx/template_code_project_combined.docx
+++ b/projects/templates/template_code_project/output/docx/template_code_project_combined.docx
@@ -14235,7 +14235,7 @@
         <w:t xml:space="preserve">Generated</w:t>
       </w:r>
       <w:r>
-        <w:t xml:space="preserve">: 2026-10-28T22:22:30Z</w:t>
+        <w:t xml:space="preserve">: 2026-10-29T02:26:54Z</w:t>
       </w:r>
     </w:p>
     <w:p>

--- a/projects/templates/template_code_project/output/docx/template_code_project_combined.docx
+++ b/projects/templates/template_code_project/output/docx/template_code_project_combined.docx
@@ -14235,7 +14235,7 @@
         <w:t xml:space="preserve">Generated</w:t>
       </w:r>
       <w:r>
-        <w:t xml:space="preserve">: 2026-10-29T02:26:54Z</w:t>
+        <w:t xml:space="preserve">: 2026-10-29T15:39:02Z</w:t>
       </w:r>
     </w:p>
     <w:p>

--- a/projects/templates/template_code_project/output/docx/template_code_project_combined.docx
+++ b/projects/templates/template_code_project/output/docx/template_code_project_combined.docx
@@ -14235,7 +14235,7 @@
         <w:t xml:space="preserve">Generated</w:t>
       </w:r>
       <w:r>
-        <w:t xml:space="preserve">: 2026-10-29T15:39:02Z</w:t>
+        <w:t xml:space="preserve">: 2026-10-29T15:48:39Z</w:t>
       </w:r>
     </w:p>
     <w:p>

--- a/projects/templates/template_code_project/output/docx/template_code_project_combined.docx
+++ b/projects/templates/template_code_project/output/docx/template_code_project_combined.docx
@@ -14235,7 +14235,7 @@
         <w:t xml:space="preserve">Generated</w:t>
       </w:r>
       <w:r>
-        <w:t xml:space="preserve">: 2026-10-29T15:48:39Z</w:t>
+        <w:t xml:space="preserve">: 2026-10-29T16:03:30Z</w:t>
       </w:r>
     </w:p>
     <w:p>

--- a/projects/templates/template_code_project/output/docx/template_code_project_combined.docx
+++ b/projects/templates/template_code_project/output/docx/template_code_project_combined.docx
@@ -14235,7 +14235,7 @@
         <w:t xml:space="preserve">Generated</w:t>
       </w:r>
       <w:r>
-        <w:t xml:space="preserve">: 2026-10-29T16:03:30Z</w:t>
+        <w:t xml:space="preserve">: 2026-10-29T18:15:46Z</w:t>
       </w:r>
     </w:p>
     <w:p>

--- a/projects/templates/template_code_project/output/docx/template_code_project_combined.docx
+++ b/projects/templates/template_code_project/output/docx/template_code_project_combined.docx
@@ -14235,7 +14235,7 @@
         <w:t xml:space="preserve">Generated</w:t>
       </w:r>
       <w:r>
-        <w:t xml:space="preserve">: 2026-10-29T18:15:46Z</w:t>
+        <w:t xml:space="preserve">: 2026-10-29T19:19:20Z</w:t>
       </w:r>
     </w:p>
     <w:p>
@@ -14881,7 +14881,7 @@
               <w:rPr>
                 <w:rStyle w:val="VerbatimChar"/>
               </w:rPr>
-              <w:t xml:space="preserve">4bab2327e6fbe051</w:t>
+              <w:t xml:space="preserve">90af55804b33d331</w:t>
             </w:r>
           </w:p>
         </w:tc>

--- a/projects/templates/template_code_project/output/docx/template_code_project_combined.docx
+++ b/projects/templates/template_code_project/output/docx/template_code_project_combined.docx
@@ -14178,7 +14178,7 @@
         <w:t xml:space="preserve">Python</w:t>
       </w:r>
       <w:r>
-        <w:t xml:space="preserve">: 3.14.9</w:t>
+        <w:t xml:space="preserve">: 3.15.1</w:t>
       </w:r>
     </w:p>
     <w:p>
@@ -14235,7 +14235,7 @@
         <w:t xml:space="preserve">Generated</w:t>
       </w:r>
       <w:r>
-        <w:t xml:space="preserve">: 2026-10-29T19:19:20Z</w:t>
+        <w:t xml:space="preserve">: 2026-10-29T20:01:36Z</w:t>
       </w:r>
     </w:p>
     <w:p>

--- a/projects/templates/template_code_project/output/docx/template_code_project_combined.docx
+++ b/projects/templates/template_code_project/output/docx/template_code_project_combined.docx
@@ -14235,7 +14235,7 @@
         <w:t xml:space="preserve">Generated</w:t>
       </w:r>
       <w:r>
-        <w:t xml:space="preserve">: 2026-10-29T20:01:36Z</w:t>
+        <w:t xml:space="preserve">: 2026-10-29T21:28:46Z</w:t>
       </w:r>
     </w:p>
     <w:p>

--- a/projects/templates/template_code_project/output/docx/template_code_project_combined.docx
+++ b/projects/templates/template_code_project/output/docx/template_code_project_combined.docx
@@ -14235,7 +14235,7 @@
         <w:t xml:space="preserve">Generated</w:t>
       </w:r>
       <w:r>
-        <w:t xml:space="preserve">: 2026-10-29T21:28:46Z</w:t>
+        <w:t xml:space="preserve">: 2026-10-29T21:56:17Z</w:t>
       </w:r>
     </w:p>
     <w:p>

--- a/projects/templates/template_code_project/output/docx/template_code_project_combined.docx
+++ b/projects/templates/template_code_project/output/docx/template_code_project_combined.docx
@@ -9981,7 +9981,7 @@
       <w:r>
         <w:drawing>
           <wp:inline>
-            <wp:extent cx="5334000" cy="6237349"/>
+            <wp:extent cx="5334000" cy="6235846"/>
             <wp:effectExtent b="0" l="0" r="0" t="0"/>
             <wp:docPr descr="Figure 4: Six-panel diagnostic from generate_complexity_visualization() (3×2 grid)." title="" id="88" name="Picture"/>
             <a:graphic>
@@ -10002,7 +10002,7 @@
                   <pic:spPr bwMode="auto">
                     <a:xfrm>
                       <a:off x="0" y="0"/>
-                      <a:ext cx="5334000" cy="6237349"/>
+                      <a:ext cx="5334000" cy="6235846"/>
                     </a:xfrm>
                     <a:prstGeom prst="rect">
                       <a:avLst/>
@@ -11159,7 +11159,7 @@
       <w:r>
         <w:drawing>
           <wp:inline>
-            <wp:extent cx="5334000" cy="2251305"/>
+            <wp:extent cx="5334000" cy="2250763"/>
             <wp:effectExtent b="0" l="0" r="0" t="0"/>
             <wp:docPr descr="Figure 5: Deterministic dimensional benchmark from generate_benchmark_visualization(). Dimensions d \in \{1, 2, 5, 10, 20, 50\} run on identity-Hessian quadratics with \alpha=0.1 and gradient tolerance 10^{-10}. Left: the implementation-independent work proxy d \times \text{iterations}, proportional to scalar elements processed by the dense matrix-vector update. Right: exact iterations to convergence. Wall-clock microseconds are intentionally excluded because they vary with hardware and host load. The similar iteration counts are expected because \kappa(I_d)=1 and the contraction factor \rho=|1-\alpha|=0.9 is dimension-independent." title="" id="93" name="Picture"/>
             <a:graphic>
@@ -11180,7 +11180,7 @@
                   <pic:spPr bwMode="auto">
                     <a:xfrm>
                       <a:off x="0" y="0"/>
-                      <a:ext cx="5334000" cy="2251305"/>
+                      <a:ext cx="5334000" cy="2250763"/>
                     </a:xfrm>
                     <a:prstGeom prst="rect">
                       <a:avLst/>
@@ -14178,7 +14178,7 @@
         <w:t xml:space="preserve">Python</w:t>
       </w:r>
       <w:r>
-        <w:t xml:space="preserve">: 3.15.1</w:t>
+        <w:t xml:space="preserve">: 3.14.9</w:t>
       </w:r>
     </w:p>
     <w:p>
@@ -14235,7 +14235,7 @@
         <w:t xml:space="preserve">Generated</w:t>
       </w:r>
       <w:r>
-        <w:t xml:space="preserve">: 2026-10-29T21:56:17Z</w:t>
+        <w:t xml:space="preserve">: 2026-10-30T20:28:00Z</w:t>
       </w:r>
     </w:p>
     <w:p>
@@ -14881,7 +14881,7 @@
               <w:rPr>
                 <w:rStyle w:val="VerbatimChar"/>
               </w:rPr>
-              <w:t xml:space="preserve">90af55804b33d331</w:t>
+              <w:t xml:space="preserve">4022289be2025fec</w:t>
             </w:r>
           </w:p>
         </w:tc>

--- a/projects/templates/template_code_project/output/docx/template_code_project_combined.docx
+++ b/projects/templates/template_code_project/output/docx/template_code_project_combined.docx
@@ -14235,7 +14235,7 @@
         <w:t xml:space="preserve">Generated</w:t>
       </w:r>
       <w:r>
-        <w:t xml:space="preserve">: 2026-10-30T20:28:00Z</w:t>
+        <w:t xml:space="preserve">: 2026-10-30T21:53:23Z</w:t>
       </w:r>
     </w:p>
     <w:p>

--- a/projects/templates/template_code_project/output/docx/template_code_project_combined.docx
+++ b/projects/templates/template_code_project/output/docx/template_code_project_combined.docx
@@ -14235,7 +14235,7 @@
         <w:t xml:space="preserve">Generated</w:t>
       </w:r>
       <w:r>
-        <w:t xml:space="preserve">: 2026-10-30T21:53:23Z</w:t>
+        <w:t xml:space="preserve">: 2026-10-31T02:22:03Z</w:t>
       </w:r>
     </w:p>
     <w:p>
@@ -14881,7 +14881,7 @@
               <w:rPr>
                 <w:rStyle w:val="VerbatimChar"/>
               </w:rPr>
-              <w:t xml:space="preserve">4022289be2025fec</w:t>
+              <w:t xml:space="preserve">768fd92fa8cb45a7</w:t>
             </w:r>
           </w:p>
         </w:tc>

--- a/projects/templates/template_code_project/output/docx/template_code_project_combined.docx
+++ b/projects/templates/template_code_project/output/docx/template_code_project_combined.docx
@@ -14235,7 +14235,7 @@
         <w:t xml:space="preserve">Generated</w:t>
       </w:r>
       <w:r>
-        <w:t xml:space="preserve">: 2026-10-31T02:22:03Z</w:t>
+        <w:t xml:space="preserve">: 2026-10-31T05:06:21Z</w:t>
       </w:r>
     </w:p>
     <w:p>
